--- a/1_Documentazione/Diario/David/Diario-David.docx
+++ b/1_Documentazione/Diario/David/Diario-David.docx
@@ -1,6 +1,6 @@
 
 <file path=word/document.xml><?xml version="1.0" encoding="utf-8"?>
-<w:document xmlns:wpc="http://schemas.microsoft.com/office/word/2010/wordprocessingCanvas" xmlns:cx="http://schemas.microsoft.com/office/drawing/2014/chartex" xmlns:cx1="http://schemas.microsoft.com/office/drawing/2015/9/8/chartex" xmlns:cx2="http://schemas.microsoft.com/office/drawing/2015/10/21/chartex" xmlns:cx3="http://schemas.microsoft.com/office/drawing/2016/5/9/chartex" xmlns:cx4="http://schemas.microsoft.com/office/drawing/2016/5/10/chartex" xmlns:cx5="http://schemas.microsoft.com/office/drawing/2016/5/11/chartex" xmlns:cx6="http://schemas.microsoft.com/office/drawing/2016/5/12/chartex" xmlns:cx7="http://schemas.microsoft.com/office/drawing/2016/5/13/chartex" xmlns:cx8="http://schemas.microsoft.com/office/drawing/2016/5/14/chartex" xmlns:mc="http://schemas.openxmlformats.org/markup-compatibility/2006" xmlns:aink="http://schemas.microsoft.com/office/drawing/2016/ink" xmlns:am3d="http://schemas.microsoft.com/office/drawing/2017/model3d" xmlns:o="urn:schemas-microsoft-com:office:office" xmlns:oel="http://schemas.microsoft.com/office/2019/extlst" xmlns:r="http://schemas.openxmlformats.org/officeDocument/2006/relationships" xmlns:m="http://schemas.openxmlformats.org/officeDocument/2006/math" xmlns:v="urn:schemas-microsoft-com:vml" xmlns:wp14="http://schemas.microsoft.com/office/word/2010/wordprocessingDrawing" xmlns:wp="http://schemas.openxmlformats.org/drawingml/2006/wordprocessingDrawing" xmlns:w10="urn:schemas-microsoft-com:office:word" xmlns:w="http://schemas.openxmlformats.org/wordprocessingml/2006/main" xmlns:w14="http://schemas.microsoft.com/office/word/2010/wordml" xmlns:w15="http://schemas.microsoft.com/office/word/2012/wordml" xmlns:w16cex="http://schemas.microsoft.com/office/word/2018/wordml/cex" xmlns:w16cid="http://schemas.microsoft.com/office/word/2016/wordml/cid" xmlns:w16="http://schemas.microsoft.com/office/word/2018/wordml" xmlns:w16sdtdh="http://schemas.microsoft.com/office/word/2020/wordml/sdtdatahash" xmlns:w16se="http://schemas.microsoft.com/office/word/2015/wordml/symex" xmlns:wpg="http://schemas.microsoft.com/office/word/2010/wordprocessingGroup" xmlns:wpi="http://schemas.microsoft.com/office/word/2010/wordprocessingInk" xmlns:wne="http://schemas.microsoft.com/office/word/2006/wordml" xmlns:wps="http://schemas.microsoft.com/office/word/2010/wordprocessingShape" mc:Ignorable="w14 w15 w16se w16cid w16 w16cex w16sdtdh wp14">
+<w:document xmlns:wpc="http://schemas.microsoft.com/office/word/2010/wordprocessingCanvas" xmlns:cx="http://schemas.microsoft.com/office/drawing/2014/chartex" xmlns:cx1="http://schemas.microsoft.com/office/drawing/2015/9/8/chartex" xmlns:cx2="http://schemas.microsoft.com/office/drawing/2015/10/21/chartex" xmlns:cx3="http://schemas.microsoft.com/office/drawing/2016/5/9/chartex" xmlns:cx4="http://schemas.microsoft.com/office/drawing/2016/5/10/chartex" xmlns:cx5="http://schemas.microsoft.com/office/drawing/2016/5/11/chartex" xmlns:cx6="http://schemas.microsoft.com/office/drawing/2016/5/12/chartex" xmlns:cx7="http://schemas.microsoft.com/office/drawing/2016/5/13/chartex" xmlns:cx8="http://schemas.microsoft.com/office/drawing/2016/5/14/chartex" xmlns:mc="http://schemas.openxmlformats.org/markup-compatibility/2006" xmlns:aink="http://schemas.microsoft.com/office/drawing/2016/ink" xmlns:am3d="http://schemas.microsoft.com/office/drawing/2017/model3d" xmlns:o="urn:schemas-microsoft-com:office:office" xmlns:oel="http://schemas.microsoft.com/office/2019/extlst" xmlns:r="http://schemas.openxmlformats.org/officeDocument/2006/relationships" xmlns:m="http://schemas.openxmlformats.org/officeDocument/2006/math" xmlns:v="urn:schemas-microsoft-com:vml" xmlns:wp14="http://schemas.microsoft.com/office/word/2010/wordprocessingDrawing" xmlns:wp="http://schemas.openxmlformats.org/drawingml/2006/wordprocessingDrawing" xmlns:w10="urn:schemas-microsoft-com:office:word" xmlns:w="http://schemas.openxmlformats.org/wordprocessingml/2006/main" xmlns:w14="http://schemas.microsoft.com/office/word/2010/wordml" xmlns:w15="http://schemas.microsoft.com/office/word/2012/wordml" xmlns:w16cex="http://schemas.microsoft.com/office/word/2018/wordml/cex" xmlns:w16cid="http://schemas.microsoft.com/office/word/2016/wordml/cid" xmlns:w16="http://schemas.microsoft.com/office/word/2018/wordml" xmlns:w16du="http://schemas.microsoft.com/office/word/2023/wordml/word16du" xmlns:w16sdtdh="http://schemas.microsoft.com/office/word/2020/wordml/sdtdatahash" xmlns:w16sdtfl="http://schemas.microsoft.com/office/word/2024/wordml/sdtformatlock" xmlns:w16se="http://schemas.microsoft.com/office/word/2015/wordml/symex" xmlns:wpg="http://schemas.microsoft.com/office/word/2010/wordprocessingGroup" xmlns:wpi="http://schemas.microsoft.com/office/word/2010/wordprocessingInk" xmlns:wne="http://schemas.microsoft.com/office/word/2006/wordml" xmlns:wps="http://schemas.microsoft.com/office/word/2010/wordprocessingShape" mc:Ignorable="w14 w15 w16se w16cid w16 w16cex w16sdtdh w16sdtfl w16du wp14">
   <w:body>
     <w:p>
       <w:pPr>
@@ -250,7 +250,7 @@
               <w:pStyle w:val="Paragrafoelenco"/>
               <w:numPr>
                 <w:ilvl w:val="0"/>
-                <w:numId w:val="56"/>
+                <w:numId w:val="1"/>
               </w:numPr>
               <w:rPr>
                 <w:rFonts w:ascii="Arial" w:hAnsi="Arial" w:cs="Arial"/>
@@ -819,7 +819,7 @@
               <w:pStyle w:val="Paragrafoelenco"/>
               <w:numPr>
                 <w:ilvl w:val="0"/>
-                <w:numId w:val="56"/>
+                <w:numId w:val="1"/>
               </w:numPr>
               <w:rPr>
                 <w:rFonts w:ascii="Arial" w:hAnsi="Arial" w:cs="Arial"/>
@@ -1923,7 +1923,7 @@
               <w:pStyle w:val="Paragrafoelenco"/>
               <w:numPr>
                 <w:ilvl w:val="0"/>
-                <w:numId w:val="56"/>
+                <w:numId w:val="1"/>
               </w:numPr>
               <w:rPr>
                 <w:rFonts w:ascii="Arial" w:hAnsi="Arial" w:cs="Arial"/>
@@ -3000,7 +3000,7 @@
               <w:pStyle w:val="Paragrafoelenco"/>
               <w:numPr>
                 <w:ilvl w:val="0"/>
-                <w:numId w:val="56"/>
+                <w:numId w:val="1"/>
               </w:numPr>
               <w:rPr>
                 <w:rFonts w:ascii="Arial" w:hAnsi="Arial" w:cs="Arial"/>
@@ -4080,7 +4080,7 @@
               <w:pStyle w:val="Paragrafoelenco"/>
               <w:numPr>
                 <w:ilvl w:val="0"/>
-                <w:numId w:val="56"/>
+                <w:numId w:val="1"/>
               </w:numPr>
               <w:rPr>
                 <w:rFonts w:ascii="Arial" w:hAnsi="Arial" w:cs="Arial"/>
@@ -5160,7 +5160,7 @@
               <w:pStyle w:val="Paragrafoelenco"/>
               <w:numPr>
                 <w:ilvl w:val="0"/>
-                <w:numId w:val="56"/>
+                <w:numId w:val="1"/>
               </w:numPr>
               <w:rPr>
                 <w:rFonts w:ascii="Arial" w:hAnsi="Arial" w:cs="Arial"/>
@@ -5184,8 +5184,16 @@
               <w:rPr>
                 <w:rFonts w:ascii="Arial" w:hAnsi="Arial" w:cs="Arial"/>
               </w:rPr>
-              <w:t>Stile, impostazioni, ecc</w:t>
+              <w:t xml:space="preserve">Stile, impostazioni, </w:t>
             </w:r>
+            <w:proofErr w:type="spellStart"/>
+            <w:r>
+              <w:rPr>
+                <w:rFonts w:ascii="Arial" w:hAnsi="Arial" w:cs="Arial"/>
+              </w:rPr>
+              <w:t>ecc</w:t>
+            </w:r>
+            <w:proofErr w:type="spellEnd"/>
           </w:p>
         </w:tc>
       </w:tr>
@@ -6129,31 +6137,7 @@
               <w:rPr>
                 <w:rFonts w:ascii="Arial" w:hAnsi="Arial" w:cs="Arial"/>
               </w:rPr>
-              <w:t>0</w:t>
-            </w:r>
-            <w:r>
-              <w:rPr>
-                <w:rFonts w:ascii="Arial" w:hAnsi="Arial" w:cs="Arial"/>
-              </w:rPr>
-              <w:t>5</w:t>
-            </w:r>
-            <w:r>
-              <w:rPr>
-                <w:rFonts w:ascii="Arial" w:hAnsi="Arial" w:cs="Arial"/>
-              </w:rPr>
-              <w:t>.0</w:t>
-            </w:r>
-            <w:r>
-              <w:rPr>
-                <w:rFonts w:ascii="Arial" w:hAnsi="Arial" w:cs="Arial"/>
-              </w:rPr>
-              <w:t>6</w:t>
-            </w:r>
-            <w:r>
-              <w:rPr>
-                <w:rFonts w:ascii="Arial" w:hAnsi="Arial" w:cs="Arial"/>
-              </w:rPr>
-              <w:t>.2026</w:t>
+              <w:t>05.06.2026</w:t>
             </w:r>
           </w:p>
         </w:tc>
@@ -6228,31 +6212,7 @@
               <w:rPr>
                 <w:rFonts w:ascii="Arial" w:hAnsi="Arial" w:cs="Arial"/>
               </w:rPr>
-              <w:t>1</w:t>
-            </w:r>
-            <w:r>
-              <w:rPr>
-                <w:rFonts w:ascii="Arial" w:hAnsi="Arial" w:cs="Arial"/>
-              </w:rPr>
-              <w:t>6</w:t>
-            </w:r>
-            <w:r>
-              <w:rPr>
-                <w:rFonts w:ascii="Arial" w:hAnsi="Arial" w:cs="Arial"/>
-              </w:rPr>
-              <w:t>:</w:t>
-            </w:r>
-            <w:r>
-              <w:rPr>
-                <w:rFonts w:ascii="Arial" w:hAnsi="Arial" w:cs="Arial"/>
-              </w:rPr>
-              <w:t>00</w:t>
-            </w:r>
-            <w:r>
-              <w:rPr>
-                <w:rFonts w:ascii="Arial" w:hAnsi="Arial" w:cs="Arial"/>
-              </w:rPr>
-              <w:t>-16:30</w:t>
+              <w:t>16:00-16:30</w:t>
             </w:r>
           </w:p>
         </w:tc>
@@ -6306,6 +6266,10 @@
           <w:p>
             <w:pPr>
               <w:pStyle w:val="Paragrafoelenco"/>
+              <w:numPr>
+                <w:ilvl w:val="0"/>
+                <w:numId w:val="1"/>
+              </w:numPr>
               <w:rPr>
                 <w:rFonts w:ascii="Arial" w:hAnsi="Arial" w:cs="Arial"/>
               </w:rPr>
@@ -6314,7 +6278,7 @@
               <w:rPr>
                 <w:rFonts w:ascii="Arial" w:hAnsi="Arial" w:cs="Arial"/>
               </w:rPr>
-              <w:t>DEMO</w:t>
+              <w:t>Creazione Demo dell’app completa</w:t>
             </w:r>
           </w:p>
         </w:tc>
@@ -6636,6 +6600,1101 @@
           <w:rFonts w:ascii="Arial" w:hAnsi="Arial" w:cs="Arial"/>
         </w:rPr>
       </w:pPr>
+      <w:r>
+        <w:rPr>
+          <w:rFonts w:ascii="Arial" w:hAnsi="Arial" w:cs="Arial"/>
+        </w:rPr>
+        <w:br w:type="page"/>
+      </w:r>
+    </w:p>
+    <w:tbl>
+      <w:tblPr>
+        <w:tblStyle w:val="Grigliatabella"/>
+        <w:tblW w:w="5000" w:type="pct"/>
+        <w:tblLook w:val="04A0" w:firstRow="1" w:lastRow="0" w:firstColumn="1" w:lastColumn="0" w:noHBand="0" w:noVBand="1"/>
+      </w:tblPr>
+      <w:tblGrid>
+        <w:gridCol w:w="2407"/>
+        <w:gridCol w:w="2407"/>
+        <w:gridCol w:w="2407"/>
+        <w:gridCol w:w="2407"/>
+      </w:tblGrid>
+      <w:tr>
+        <w:trPr>
+          <w:trHeight w:val="199"/>
+        </w:trPr>
+        <w:tc>
+          <w:tcPr>
+            <w:tcW w:w="1250" w:type="pct"/>
+            <w:vAlign w:val="center"/>
+          </w:tcPr>
+          <w:p>
+            <w:pPr>
+              <w:rPr>
+                <w:rFonts w:ascii="Arial" w:hAnsi="Arial" w:cs="Arial"/>
+              </w:rPr>
+            </w:pPr>
+            <w:r>
+              <w:rPr>
+                <w:rFonts w:ascii="Arial" w:hAnsi="Arial" w:cs="Arial"/>
+              </w:rPr>
+              <w:lastRenderedPageBreak/>
+              <w:t>Luogo</w:t>
+            </w:r>
+          </w:p>
+        </w:tc>
+        <w:tc>
+          <w:tcPr>
+            <w:tcW w:w="3750" w:type="pct"/>
+            <w:gridSpan w:val="3"/>
+            <w:vAlign w:val="center"/>
+          </w:tcPr>
+          <w:p>
+            <w:pPr>
+              <w:rPr>
+                <w:rFonts w:ascii="Arial" w:hAnsi="Arial" w:cs="Arial"/>
+              </w:rPr>
+            </w:pPr>
+            <w:r>
+              <w:rPr>
+                <w:rFonts w:ascii="Arial" w:hAnsi="Arial" w:cs="Arial"/>
+              </w:rPr>
+              <w:t>Casa</w:t>
+            </w:r>
+          </w:p>
+        </w:tc>
+      </w:tr>
+      <w:tr>
+        <w:trPr>
+          <w:trHeight w:val="196"/>
+        </w:trPr>
+        <w:tc>
+          <w:tcPr>
+            <w:tcW w:w="1250" w:type="pct"/>
+            <w:vAlign w:val="center"/>
+          </w:tcPr>
+          <w:p>
+            <w:pPr>
+              <w:rPr>
+                <w:rFonts w:ascii="Arial" w:hAnsi="Arial" w:cs="Arial"/>
+              </w:rPr>
+            </w:pPr>
+            <w:r>
+              <w:rPr>
+                <w:rFonts w:ascii="Arial" w:hAnsi="Arial" w:cs="Arial"/>
+              </w:rPr>
+              <w:t>Data</w:t>
+            </w:r>
+          </w:p>
+        </w:tc>
+        <w:tc>
+          <w:tcPr>
+            <w:tcW w:w="3750" w:type="pct"/>
+            <w:gridSpan w:val="3"/>
+            <w:vAlign w:val="center"/>
+          </w:tcPr>
+          <w:p>
+            <w:pPr>
+              <w:rPr>
+                <w:rFonts w:ascii="Arial" w:hAnsi="Arial" w:cs="Arial"/>
+              </w:rPr>
+            </w:pPr>
+            <w:r>
+              <w:rPr>
+                <w:rFonts w:ascii="Arial" w:hAnsi="Arial" w:cs="Arial"/>
+              </w:rPr>
+              <w:t>09.06.2026</w:t>
+            </w:r>
+          </w:p>
+        </w:tc>
+      </w:tr>
+      <w:tr>
+        <w:trPr>
+          <w:trHeight w:val="250"/>
+        </w:trPr>
+        <w:tc>
+          <w:tcPr>
+            <w:tcW w:w="1250" w:type="pct"/>
+            <w:vAlign w:val="center"/>
+          </w:tcPr>
+          <w:p>
+            <w:pPr>
+              <w:rPr>
+                <w:rFonts w:ascii="Arial" w:hAnsi="Arial" w:cs="Arial"/>
+              </w:rPr>
+            </w:pPr>
+            <w:r>
+              <w:rPr>
+                <w:rFonts w:ascii="Arial" w:hAnsi="Arial" w:cs="Arial"/>
+              </w:rPr>
+              <w:t>Mattino</w:t>
+            </w:r>
+          </w:p>
+        </w:tc>
+        <w:tc>
+          <w:tcPr>
+            <w:tcW w:w="1250" w:type="pct"/>
+            <w:vAlign w:val="center"/>
+          </w:tcPr>
+          <w:p>
+            <w:pPr>
+              <w:rPr>
+                <w:rFonts w:ascii="Arial" w:hAnsi="Arial" w:cs="Arial"/>
+              </w:rPr>
+            </w:pPr>
+          </w:p>
+        </w:tc>
+        <w:tc>
+          <w:tcPr>
+            <w:tcW w:w="1250" w:type="pct"/>
+            <w:vAlign w:val="center"/>
+          </w:tcPr>
+          <w:p>
+            <w:pPr>
+              <w:rPr>
+                <w:rFonts w:ascii="Arial" w:hAnsi="Arial" w:cs="Arial"/>
+              </w:rPr>
+            </w:pPr>
+            <w:r>
+              <w:rPr>
+                <w:rFonts w:ascii="Arial" w:hAnsi="Arial" w:cs="Arial"/>
+              </w:rPr>
+              <w:t>Pomeriggio</w:t>
+            </w:r>
+          </w:p>
+        </w:tc>
+        <w:tc>
+          <w:tcPr>
+            <w:tcW w:w="1250" w:type="pct"/>
+            <w:vAlign w:val="center"/>
+          </w:tcPr>
+          <w:p>
+            <w:pPr>
+              <w:rPr>
+                <w:rFonts w:ascii="Arial" w:hAnsi="Arial" w:cs="Arial"/>
+              </w:rPr>
+            </w:pPr>
+            <w:r>
+              <w:rPr>
+                <w:rFonts w:ascii="Arial" w:hAnsi="Arial" w:cs="Arial"/>
+              </w:rPr>
+              <w:t>21-22</w:t>
+            </w:r>
+          </w:p>
+        </w:tc>
+      </w:tr>
+    </w:tbl>
+    <w:p>
+      <w:pPr>
+        <w:rPr>
+          <w:rFonts w:ascii="Arial" w:hAnsi="Arial" w:cs="Arial"/>
+        </w:rPr>
+      </w:pPr>
+    </w:p>
+    <w:tbl>
+      <w:tblPr>
+        <w:tblStyle w:val="Grigliatabella"/>
+        <w:tblW w:w="0" w:type="auto"/>
+        <w:tblLook w:val="04A0" w:firstRow="1" w:lastRow="0" w:firstColumn="1" w:lastColumn="0" w:noHBand="0" w:noVBand="1"/>
+      </w:tblPr>
+      <w:tblGrid>
+        <w:gridCol w:w="9628"/>
+      </w:tblGrid>
+      <w:tr>
+        <w:tc>
+          <w:tcPr>
+            <w:tcW w:w="9854" w:type="dxa"/>
+            <w:shd w:val="clear" w:color="auto" w:fill="D9D9D9" w:themeFill="background1" w:themeFillShade="D9"/>
+          </w:tcPr>
+          <w:p>
+            <w:pPr>
+              <w:rPr>
+                <w:rFonts w:ascii="Arial" w:hAnsi="Arial" w:cs="Arial"/>
+              </w:rPr>
+            </w:pPr>
+            <w:r>
+              <w:rPr>
+                <w:rFonts w:ascii="Arial" w:hAnsi="Arial" w:cs="Arial"/>
+              </w:rPr>
+              <w:t>Lavori svolti</w:t>
+            </w:r>
+          </w:p>
+        </w:tc>
+      </w:tr>
+      <w:tr>
+        <w:trPr>
+          <w:trHeight w:val="4050"/>
+        </w:trPr>
+        <w:tc>
+          <w:tcPr>
+            <w:tcW w:w="9854" w:type="dxa"/>
+          </w:tcPr>
+          <w:p>
+            <w:pPr>
+              <w:pStyle w:val="Paragrafoelenco"/>
+              <w:numPr>
+                <w:ilvl w:val="0"/>
+                <w:numId w:val="1"/>
+              </w:numPr>
+              <w:rPr>
+                <w:rFonts w:ascii="Arial" w:hAnsi="Arial" w:cs="Arial"/>
+              </w:rPr>
+            </w:pPr>
+            <w:r>
+              <w:rPr>
+                <w:rFonts w:ascii="Arial" w:hAnsi="Arial" w:cs="Arial"/>
+              </w:rPr>
+              <w:t>Creazione p</w:t>
+            </w:r>
+            <w:r>
+              <w:rPr>
+                <w:rFonts w:ascii="Arial" w:hAnsi="Arial" w:cs="Arial"/>
+              </w:rPr>
+              <w:t xml:space="preserve">resentazione </w:t>
+            </w:r>
+            <w:r>
+              <w:rPr>
+                <w:rFonts w:ascii="Arial" w:hAnsi="Arial" w:cs="Arial"/>
+              </w:rPr>
+              <w:t xml:space="preserve">con </w:t>
+            </w:r>
+            <w:r>
+              <w:rPr>
+                <w:rFonts w:ascii="Arial" w:hAnsi="Arial" w:cs="Arial"/>
+              </w:rPr>
+              <w:t>PowerPoint</w:t>
+            </w:r>
+          </w:p>
+        </w:tc>
+      </w:tr>
+    </w:tbl>
+    <w:p>
+      <w:pPr>
+        <w:rPr>
+          <w:rFonts w:ascii="Arial" w:hAnsi="Arial" w:cs="Arial"/>
+        </w:rPr>
+      </w:pPr>
+    </w:p>
+    <w:tbl>
+      <w:tblPr>
+        <w:tblStyle w:val="Grigliatabella"/>
+        <w:tblW w:w="0" w:type="auto"/>
+        <w:tblLook w:val="04A0" w:firstRow="1" w:lastRow="0" w:firstColumn="1" w:lastColumn="0" w:noHBand="0" w:noVBand="1"/>
+      </w:tblPr>
+      <w:tblGrid>
+        <w:gridCol w:w="9628"/>
+      </w:tblGrid>
+      <w:tr>
+        <w:tc>
+          <w:tcPr>
+            <w:tcW w:w="9854" w:type="dxa"/>
+            <w:shd w:val="clear" w:color="auto" w:fill="D9D9D9" w:themeFill="background1" w:themeFillShade="D9"/>
+          </w:tcPr>
+          <w:p>
+            <w:pPr>
+              <w:rPr>
+                <w:rFonts w:ascii="Arial" w:hAnsi="Arial" w:cs="Arial"/>
+              </w:rPr>
+            </w:pPr>
+            <w:r>
+              <w:rPr>
+                <w:rFonts w:ascii="Arial" w:hAnsi="Arial" w:cs="Arial"/>
+              </w:rPr>
+              <w:t>Problemi riscontrati e soluzioni adottate</w:t>
+            </w:r>
+          </w:p>
+        </w:tc>
+      </w:tr>
+      <w:tr>
+        <w:tc>
+          <w:tcPr>
+            <w:tcW w:w="9854" w:type="dxa"/>
+          </w:tcPr>
+          <w:p>
+            <w:pPr>
+              <w:rPr>
+                <w:rFonts w:ascii="Arial" w:hAnsi="Arial" w:cs="Arial"/>
+              </w:rPr>
+            </w:pPr>
+          </w:p>
+        </w:tc>
+      </w:tr>
+    </w:tbl>
+    <w:p>
+      <w:pPr>
+        <w:rPr>
+          <w:rFonts w:ascii="Arial" w:hAnsi="Arial" w:cs="Arial"/>
+        </w:rPr>
+      </w:pPr>
+      <w:r>
+        <w:rPr>
+          <w:rFonts w:ascii="Arial" w:hAnsi="Arial" w:cs="Arial"/>
+        </w:rPr>
+        <w:t xml:space="preserve"> </w:t>
+      </w:r>
+    </w:p>
+    <w:tbl>
+      <w:tblPr>
+        <w:tblStyle w:val="Grigliatabella"/>
+        <w:tblW w:w="0" w:type="auto"/>
+        <w:tblLook w:val="04A0" w:firstRow="1" w:lastRow="0" w:firstColumn="1" w:lastColumn="0" w:noHBand="0" w:noVBand="1"/>
+      </w:tblPr>
+      <w:tblGrid>
+        <w:gridCol w:w="9628"/>
+      </w:tblGrid>
+      <w:tr>
+        <w:tc>
+          <w:tcPr>
+            <w:tcW w:w="9854" w:type="dxa"/>
+            <w:shd w:val="clear" w:color="auto" w:fill="D9D9D9" w:themeFill="background1" w:themeFillShade="D9"/>
+          </w:tcPr>
+          <w:p>
+            <w:pPr>
+              <w:rPr>
+                <w:rFonts w:ascii="Arial" w:hAnsi="Arial" w:cs="Arial"/>
+              </w:rPr>
+            </w:pPr>
+            <w:r>
+              <w:rPr>
+                <w:rFonts w:ascii="Arial" w:hAnsi="Arial" w:cs="Arial"/>
+              </w:rPr>
+              <w:t>Punto della situazione rispetto alla pianificazione</w:t>
+            </w:r>
+          </w:p>
+        </w:tc>
+      </w:tr>
+      <w:tr>
+        <w:tc>
+          <w:tcPr>
+            <w:tcW w:w="9854" w:type="dxa"/>
+          </w:tcPr>
+          <w:p>
+            <w:pPr>
+              <w:rPr>
+                <w:rFonts w:ascii="Arial" w:hAnsi="Arial" w:cs="Arial"/>
+              </w:rPr>
+            </w:pPr>
+          </w:p>
+        </w:tc>
+      </w:tr>
+    </w:tbl>
+    <w:p>
+      <w:pPr>
+        <w:rPr>
+          <w:rFonts w:ascii="Arial" w:hAnsi="Arial" w:cs="Arial"/>
+        </w:rPr>
+      </w:pPr>
+    </w:p>
+    <w:tbl>
+      <w:tblPr>
+        <w:tblStyle w:val="Grigliatabella"/>
+        <w:tblW w:w="0" w:type="auto"/>
+        <w:tblLook w:val="04A0" w:firstRow="1" w:lastRow="0" w:firstColumn="1" w:lastColumn="0" w:noHBand="0" w:noVBand="1"/>
+      </w:tblPr>
+      <w:tblGrid>
+        <w:gridCol w:w="9628"/>
+      </w:tblGrid>
+      <w:tr>
+        <w:tc>
+          <w:tcPr>
+            <w:tcW w:w="9854" w:type="dxa"/>
+            <w:shd w:val="clear" w:color="auto" w:fill="D9D9D9" w:themeFill="background1" w:themeFillShade="D9"/>
+          </w:tcPr>
+          <w:p>
+            <w:pPr>
+              <w:rPr>
+                <w:rFonts w:ascii="Arial" w:hAnsi="Arial" w:cs="Arial"/>
+              </w:rPr>
+            </w:pPr>
+            <w:r>
+              <w:rPr>
+                <w:rFonts w:ascii="Arial" w:hAnsi="Arial" w:cs="Arial"/>
+              </w:rPr>
+              <w:t>Programma di massima per la prossima giornata di lavoro</w:t>
+            </w:r>
+          </w:p>
+        </w:tc>
+      </w:tr>
+      <w:tr>
+        <w:tc>
+          <w:tcPr>
+            <w:tcW w:w="9854" w:type="dxa"/>
+          </w:tcPr>
+          <w:p>
+            <w:pPr>
+              <w:rPr>
+                <w:rFonts w:ascii="Arial" w:hAnsi="Arial" w:cs="Arial"/>
+              </w:rPr>
+            </w:pPr>
+          </w:p>
+        </w:tc>
+      </w:tr>
+    </w:tbl>
+    <w:p>
+      <w:pPr>
+        <w:rPr>
+          <w:rFonts w:ascii="Arial" w:hAnsi="Arial" w:cs="Arial"/>
+        </w:rPr>
+      </w:pPr>
+    </w:p>
+    <w:p>
+      <w:pPr>
+        <w:rPr>
+          <w:rFonts w:ascii="Arial" w:hAnsi="Arial" w:cs="Arial"/>
+        </w:rPr>
+      </w:pPr>
+      <w:r>
+        <w:rPr>
+          <w:rFonts w:ascii="Arial" w:hAnsi="Arial" w:cs="Arial"/>
+        </w:rPr>
+        <w:br w:type="page"/>
+      </w:r>
+    </w:p>
+    <w:p>
+      <w:pPr>
+        <w:pStyle w:val="Titolo2"/>
+        <w:pBdr>
+          <w:bottom w:val="single" w:sz="4" w:space="1" w:color="auto"/>
+        </w:pBdr>
+      </w:pPr>
+      <w:r>
+        <w:lastRenderedPageBreak/>
+        <w:t>Utilizzo Intelligenza Artificiale</w:t>
+      </w:r>
+      <w:r>
+        <w:t xml:space="preserve"> nella giornata</w:t>
+      </w:r>
+    </w:p>
+    <w:p>
+      <w:pPr>
+        <w:pStyle w:val="Nessunaspaziatura"/>
+        <w:rPr>
+          <w:rFonts w:ascii="Arial" w:hAnsi="Arial" w:cs="Arial"/>
+          <w:b/>
+          <w:bCs/>
+        </w:rPr>
+      </w:pPr>
+    </w:p>
+    <w:p>
+      <w:pPr>
+        <w:pStyle w:val="Nessunaspaziatura"/>
+        <w:rPr>
+          <w:rFonts w:ascii="Arial" w:hAnsi="Arial" w:cs="Arial"/>
+        </w:rPr>
+      </w:pPr>
+      <w:sdt>
+        <w:sdtPr>
+          <w:rPr>
+            <w:rFonts w:ascii="Segoe UI Symbol" w:hAnsi="Segoe UI Symbol" w:cs="Segoe UI Symbol"/>
+          </w:rPr>
+          <w:id w:val="-1638101750"/>
+          <w14:checkbox>
+            <w14:checked w14:val="0"/>
+            <w14:checkedState w14:val="2612" w14:font="MS Gothic"/>
+            <w14:uncheckedState w14:val="2610" w14:font="MS Gothic"/>
+          </w14:checkbox>
+        </w:sdtPr>
+        <w:sdtContent>
+          <w:r>
+            <w:rPr>
+              <w:rFonts w:ascii="MS Gothic" w:eastAsia="MS Gothic" w:hAnsi="MS Gothic" w:cs="Segoe UI Symbol" w:hint="eastAsia"/>
+            </w:rPr>
+            <w:t>☐</w:t>
+          </w:r>
+        </w:sdtContent>
+      </w:sdt>
+      <w:r>
+        <w:rPr>
+          <w:rFonts w:ascii="Arial" w:hAnsi="Arial" w:cs="Arial"/>
+        </w:rPr>
+        <w:t xml:space="preserve"> Nessuno</w:t>
+      </w:r>
+      <w:r>
+        <w:br/>
+      </w:r>
+      <w:sdt>
+        <w:sdtPr>
+          <w:rPr>
+            <w:rFonts w:ascii="Segoe UI Symbol" w:hAnsi="Segoe UI Symbol" w:cs="Segoe UI Symbol"/>
+          </w:rPr>
+          <w:id w:val="465014689"/>
+          <w14:checkbox>
+            <w14:checked w14:val="0"/>
+            <w14:checkedState w14:val="2612" w14:font="MS Gothic"/>
+            <w14:uncheckedState w14:val="2610" w14:font="MS Gothic"/>
+          </w14:checkbox>
+        </w:sdtPr>
+        <w:sdtContent>
+          <w:r>
+            <w:rPr>
+              <w:rFonts w:ascii="MS Gothic" w:eastAsia="MS Gothic" w:hAnsi="MS Gothic" w:cs="Segoe UI Symbol" w:hint="eastAsia"/>
+            </w:rPr>
+            <w:t>☐</w:t>
+          </w:r>
+        </w:sdtContent>
+      </w:sdt>
+      <w:r>
+        <w:rPr>
+          <w:rFonts w:ascii="Arial" w:hAnsi="Arial" w:cs="Arial"/>
+        </w:rPr>
+        <w:t xml:space="preserve"> Occasionale</w:t>
+      </w:r>
+      <w:r>
+        <w:br/>
+      </w:r>
+      <w:sdt>
+        <w:sdtPr>
+          <w:rPr>
+            <w:rFonts w:ascii="Segoe UI Symbol" w:hAnsi="Segoe UI Symbol" w:cs="Segoe UI Symbol"/>
+          </w:rPr>
+          <w:id w:val="1902483651"/>
+          <w14:checkbox>
+            <w14:checked w14:val="1"/>
+            <w14:checkedState w14:val="2612" w14:font="MS Gothic"/>
+            <w14:uncheckedState w14:val="2610" w14:font="MS Gothic"/>
+          </w14:checkbox>
+        </w:sdtPr>
+        <w:sdtContent>
+          <w:r>
+            <w:rPr>
+              <w:rFonts w:ascii="MS Gothic" w:eastAsia="MS Gothic" w:hAnsi="MS Gothic" w:cs="Segoe UI Symbol" w:hint="eastAsia"/>
+            </w:rPr>
+            <w:t>☒</w:t>
+          </w:r>
+        </w:sdtContent>
+      </w:sdt>
+      <w:r>
+        <w:rPr>
+          <w:rFonts w:ascii="Arial" w:hAnsi="Arial" w:cs="Arial"/>
+        </w:rPr>
+        <w:t xml:space="preserve"> Frequente</w:t>
+      </w:r>
+    </w:p>
+    <w:p>
+      <w:pPr>
+        <w:pStyle w:val="Nessunaspaziatura"/>
+        <w:rPr>
+          <w:rFonts w:ascii="Arial" w:hAnsi="Arial" w:cs="Arial"/>
+        </w:rPr>
+      </w:pPr>
+    </w:p>
+    <w:p>
+      <w:pPr>
+        <w:pStyle w:val="Nessunaspaziatura"/>
+        <w:spacing w:line="276" w:lineRule="auto"/>
+        <w:rPr>
+          <w:rFonts w:ascii="Arial" w:hAnsi="Arial" w:cs="Arial"/>
+        </w:rPr>
+      </w:pPr>
+      <w:r>
+        <w:rPr>
+          <w:rFonts w:ascii="Arial" w:hAnsi="Arial" w:cs="Arial"/>
+          <w:b/>
+          <w:bCs/>
+        </w:rPr>
+        <w:t>Strumento/i utilizzato/i</w:t>
+      </w:r>
+      <w:r>
+        <w:rPr>
+          <w:rFonts w:ascii="Arial" w:hAnsi="Arial" w:cs="Arial"/>
+          <w:b/>
+          <w:bCs/>
+        </w:rPr>
+        <w:t xml:space="preserve"> </w:t>
+      </w:r>
+      <w:r>
+        <w:rPr>
+          <w:rFonts w:ascii="Arial" w:hAnsi="Arial" w:cs="Arial"/>
+        </w:rPr>
+        <w:t>(es. ChatGPT)</w:t>
+      </w:r>
+      <w:r>
+        <w:rPr>
+          <w:rFonts w:ascii="Arial" w:hAnsi="Arial" w:cs="Arial"/>
+        </w:rPr>
+        <w:t xml:space="preserve">: </w:t>
+      </w:r>
+      <w:sdt>
+        <w:sdtPr>
+          <w:rPr>
+            <w:rFonts w:ascii="Arial" w:hAnsi="Arial" w:cs="Arial"/>
+          </w:rPr>
+          <w:id w:val="-502969693"/>
+          <w:placeholder>
+            <w:docPart w:val="51028FF6E3514601A9F661C768C71AF8"/>
+          </w:placeholder>
+        </w:sdtPr>
+        <w:sdtContent>
+          <w:r>
+            <w:rPr>
+              <w:rFonts w:ascii="Arial" w:hAnsi="Arial" w:cs="Arial"/>
+            </w:rPr>
+            <w:t>ChatGPT</w:t>
+          </w:r>
+        </w:sdtContent>
+      </w:sdt>
+    </w:p>
+    <w:p>
+      <w:pPr>
+        <w:pStyle w:val="Nessunaspaziatura"/>
+        <w:rPr>
+          <w:rFonts w:ascii="Arial" w:hAnsi="Arial" w:cs="Arial"/>
+        </w:rPr>
+      </w:pPr>
+    </w:p>
+    <w:p>
+      <w:pPr>
+        <w:pStyle w:val="Nessunaspaziatura"/>
+        <w:rPr>
+          <w:rFonts w:ascii="Arial" w:hAnsi="Arial" w:cs="Arial"/>
+        </w:rPr>
+      </w:pPr>
+      <w:r>
+        <w:rPr>
+          <w:rFonts w:ascii="Arial" w:hAnsi="Arial" w:cs="Arial"/>
+          <w:b/>
+          <w:bCs/>
+        </w:rPr>
+        <w:t>Per cosa l’ho usata oggi</w:t>
+      </w:r>
+      <w:r>
+        <w:br/>
+      </w:r>
+      <w:sdt>
+        <w:sdtPr>
+          <w:rPr>
+            <w:rFonts w:ascii="Segoe UI Symbol" w:hAnsi="Segoe UI Symbol" w:cs="Segoe UI Symbol"/>
+          </w:rPr>
+          <w:id w:val="-1652364957"/>
+          <w14:checkbox>
+            <w14:checked w14:val="1"/>
+            <w14:checkedState w14:val="2612" w14:font="MS Gothic"/>
+            <w14:uncheckedState w14:val="2610" w14:font="MS Gothic"/>
+          </w14:checkbox>
+        </w:sdtPr>
+        <w:sdtContent>
+          <w:r>
+            <w:rPr>
+              <w:rFonts w:ascii="MS Gothic" w:eastAsia="MS Gothic" w:hAnsi="MS Gothic" w:cs="Segoe UI Symbol" w:hint="eastAsia"/>
+            </w:rPr>
+            <w:t>☒</w:t>
+          </w:r>
+        </w:sdtContent>
+      </w:sdt>
+      <w:r>
+        <w:rPr>
+          <w:rFonts w:ascii="Arial" w:hAnsi="Arial" w:cs="Arial"/>
+        </w:rPr>
+        <w:t xml:space="preserve"> Chiarire concetti</w:t>
+      </w:r>
+      <w:r>
+        <w:br/>
+      </w:r>
+      <w:sdt>
+        <w:sdtPr>
+          <w:rPr>
+            <w:rFonts w:ascii="Segoe UI Symbol" w:hAnsi="Segoe UI Symbol" w:cs="Segoe UI Symbol"/>
+          </w:rPr>
+          <w:id w:val="-668246260"/>
+          <w14:checkbox>
+            <w14:checked w14:val="0"/>
+            <w14:checkedState w14:val="2612" w14:font="MS Gothic"/>
+            <w14:uncheckedState w14:val="2610" w14:font="MS Gothic"/>
+          </w14:checkbox>
+        </w:sdtPr>
+        <w:sdtContent>
+          <w:r>
+            <w:rPr>
+              <w:rFonts w:ascii="MS Gothic" w:eastAsia="MS Gothic" w:hAnsi="MS Gothic" w:cs="Segoe UI Symbol" w:hint="eastAsia"/>
+            </w:rPr>
+            <w:t>☐</w:t>
+          </w:r>
+        </w:sdtContent>
+      </w:sdt>
+      <w:r>
+        <w:rPr>
+          <w:rFonts w:ascii="Arial" w:hAnsi="Arial" w:cs="Arial"/>
+        </w:rPr>
+        <w:t xml:space="preserve"> Supporto al codice</w:t>
+      </w:r>
+      <w:r>
+        <w:br/>
+      </w:r>
+      <w:sdt>
+        <w:sdtPr>
+          <w:rPr>
+            <w:rFonts w:ascii="Segoe UI Symbol" w:hAnsi="Segoe UI Symbol" w:cs="Segoe UI Symbol"/>
+          </w:rPr>
+          <w:id w:val="-1628461743"/>
+          <w14:checkbox>
+            <w14:checked w14:val="0"/>
+            <w14:checkedState w14:val="2612" w14:font="MS Gothic"/>
+            <w14:uncheckedState w14:val="2610" w14:font="MS Gothic"/>
+          </w14:checkbox>
+        </w:sdtPr>
+        <w:sdtContent>
+          <w:r>
+            <w:rPr>
+              <w:rFonts w:ascii="MS Gothic" w:eastAsia="MS Gothic" w:hAnsi="MS Gothic" w:cs="Segoe UI Symbol" w:hint="eastAsia"/>
+            </w:rPr>
+            <w:t>☐</w:t>
+          </w:r>
+        </w:sdtContent>
+      </w:sdt>
+      <w:r>
+        <w:rPr>
+          <w:rFonts w:ascii="Arial" w:hAnsi="Arial" w:cs="Arial"/>
+        </w:rPr>
+        <w:t xml:space="preserve"> Debug</w:t>
+      </w:r>
+      <w:r>
+        <w:br/>
+      </w:r>
+      <w:sdt>
+        <w:sdtPr>
+          <w:rPr>
+            <w:rFonts w:ascii="Segoe UI Symbol" w:hAnsi="Segoe UI Symbol" w:cs="Segoe UI Symbol"/>
+          </w:rPr>
+          <w:id w:val="1876654698"/>
+          <w14:checkbox>
+            <w14:checked w14:val="0"/>
+            <w14:checkedState w14:val="2612" w14:font="MS Gothic"/>
+            <w14:uncheckedState w14:val="2610" w14:font="MS Gothic"/>
+          </w14:checkbox>
+        </w:sdtPr>
+        <w:sdtContent>
+          <w:r>
+            <w:rPr>
+              <w:rFonts w:ascii="MS Gothic" w:eastAsia="MS Gothic" w:hAnsi="MS Gothic" w:cs="Segoe UI Symbol" w:hint="eastAsia"/>
+            </w:rPr>
+            <w:t>☐</w:t>
+          </w:r>
+        </w:sdtContent>
+      </w:sdt>
+      <w:r>
+        <w:rPr>
+          <w:rFonts w:ascii="Arial" w:hAnsi="Arial" w:cs="Arial"/>
+        </w:rPr>
+        <w:t xml:space="preserve"> Riorganizzare idee / testi</w:t>
+      </w:r>
+      <w:r>
+        <w:br/>
+      </w:r>
+      <w:sdt>
+        <w:sdtPr>
+          <w:rPr>
+            <w:rFonts w:ascii="Segoe UI Symbol" w:hAnsi="Segoe UI Symbol" w:cs="Segoe UI Symbol"/>
+          </w:rPr>
+          <w:id w:val="-1743247867"/>
+          <w14:checkbox>
+            <w14:checked w14:val="0"/>
+            <w14:checkedState w14:val="2612" w14:font="MS Gothic"/>
+            <w14:uncheckedState w14:val="2610" w14:font="MS Gothic"/>
+          </w14:checkbox>
+        </w:sdtPr>
+        <w:sdtContent>
+          <w:r>
+            <w:rPr>
+              <w:rFonts w:ascii="MS Gothic" w:eastAsia="MS Gothic" w:hAnsi="MS Gothic" w:cs="Segoe UI Symbol"/>
+            </w:rPr>
+            <w:t>☐</w:t>
+          </w:r>
+        </w:sdtContent>
+      </w:sdt>
+      <w:r>
+        <w:rPr>
+          <w:rFonts w:ascii="Arial" w:hAnsi="Arial" w:cs="Arial"/>
+        </w:rPr>
+        <w:t xml:space="preserve"> Altro: …</w:t>
+      </w:r>
+    </w:p>
+    <w:p>
+      <w:pPr>
+        <w:pStyle w:val="Nessunaspaziatura"/>
+        <w:rPr>
+          <w:rFonts w:ascii="Arial" w:hAnsi="Arial" w:cs="Arial"/>
+        </w:rPr>
+      </w:pPr>
+    </w:p>
+    <w:p>
+      <w:pPr>
+        <w:pStyle w:val="Nessunaspaziatura"/>
+        <w:rPr>
+          <w:rFonts w:ascii="Arial" w:hAnsi="Arial" w:cs="Arial"/>
+          <w:b/>
+          <w:bCs/>
+        </w:rPr>
+      </w:pPr>
+      <w:r>
+        <w:rPr>
+          <w:rFonts w:ascii="Arial" w:hAnsi="Arial" w:cs="Arial"/>
+          <w:b/>
+          <w:bCs/>
+        </w:rPr>
+        <w:t>Esempio significativo di utilizzo (UNO SOLO)</w:t>
+      </w:r>
+    </w:p>
+    <w:p>
+      <w:pPr>
+        <w:pStyle w:val="Nessunaspaziatura"/>
+        <w:rPr>
+          <w:rFonts w:ascii="Arial" w:hAnsi="Arial" w:cs="Arial"/>
+        </w:rPr>
+      </w:pPr>
+      <w:r>
+        <w:rPr>
+          <w:rFonts w:ascii="Arial" w:hAnsi="Arial" w:cs="Arial"/>
+        </w:rPr>
+        <w:t xml:space="preserve">Richieste spiegazioni di alcuni argomenti </w:t>
+      </w:r>
+    </w:p>
+    <w:p>
+      <w:pPr>
+        <w:pStyle w:val="Nessunaspaziatura"/>
+        <w:rPr>
+          <w:rFonts w:ascii="Arial" w:hAnsi="Arial" w:cs="Arial"/>
+        </w:rPr>
+      </w:pPr>
+    </w:p>
+    <w:p>
+      <w:pPr>
+        <w:pStyle w:val="Nessunaspaziatura"/>
+        <w:rPr>
+          <w:rFonts w:ascii="Arial" w:hAnsi="Arial" w:cs="Arial"/>
+        </w:rPr>
+      </w:pPr>
+      <w:r>
+        <w:rPr>
+          <w:rFonts w:ascii="Arial" w:hAnsi="Arial" w:cs="Arial"/>
+          <w:b/>
+          <w:bCs/>
+        </w:rPr>
+        <w:t>Cosa mi ha dato l’AI</w:t>
+      </w:r>
+    </w:p>
+    <w:p>
+      <w:pPr>
+        <w:pStyle w:val="Nessunaspaziatura"/>
+        <w:rPr>
+          <w:rFonts w:ascii="Arial" w:hAnsi="Arial" w:cs="Arial"/>
+        </w:rPr>
+      </w:pPr>
+      <w:r>
+        <w:rPr>
+          <w:rFonts w:ascii="Arial" w:hAnsi="Arial" w:cs="Arial"/>
+        </w:rPr>
+        <w:t>Ha spiegato chiaramente il concetto</w:t>
+      </w:r>
+    </w:p>
+    <w:p>
+      <w:pPr>
+        <w:pStyle w:val="Nessunaspaziatura"/>
+        <w:rPr>
+          <w:rFonts w:ascii="Arial" w:hAnsi="Arial" w:cs="Arial"/>
+        </w:rPr>
+      </w:pPr>
+    </w:p>
+    <w:p>
+      <w:pPr>
+        <w:pStyle w:val="Nessunaspaziatura"/>
+        <w:rPr>
+          <w:rFonts w:ascii="Arial" w:hAnsi="Arial" w:cs="Arial"/>
+        </w:rPr>
+      </w:pPr>
+      <w:r>
+        <w:rPr>
+          <w:rFonts w:ascii="Arial" w:hAnsi="Arial" w:cs="Arial"/>
+          <w:b/>
+          <w:bCs/>
+        </w:rPr>
+        <w:t>Come l’ho usato io</w:t>
+      </w:r>
+      <w:r>
+        <w:rPr>
+          <w:rFonts w:ascii="Arial" w:hAnsi="Arial" w:cs="Arial"/>
+        </w:rPr>
+        <w:br/>
+      </w:r>
+      <w:sdt>
+        <w:sdtPr>
+          <w:rPr>
+            <w:rFonts w:ascii="Segoe UI Symbol" w:hAnsi="Segoe UI Symbol" w:cs="Segoe UI Symbol"/>
+          </w:rPr>
+          <w:id w:val="-472219852"/>
+          <w14:checkbox>
+            <w14:checked w14:val="0"/>
+            <w14:checkedState w14:val="2612" w14:font="MS Gothic"/>
+            <w14:uncheckedState w14:val="2610" w14:font="MS Gothic"/>
+          </w14:checkbox>
+        </w:sdtPr>
+        <w:sdtContent>
+          <w:r>
+            <w:rPr>
+              <w:rFonts w:ascii="MS Gothic" w:eastAsia="MS Gothic" w:hAnsi="MS Gothic" w:cs="Segoe UI Symbol" w:hint="eastAsia"/>
+            </w:rPr>
+            <w:t>☐</w:t>
+          </w:r>
+        </w:sdtContent>
+      </w:sdt>
+      <w:r>
+        <w:rPr>
+          <w:rFonts w:ascii="Arial" w:hAnsi="Arial" w:cs="Arial"/>
+        </w:rPr>
+        <w:t xml:space="preserve"> Copiato</w:t>
+      </w:r>
+      <w:r>
+        <w:rPr>
+          <w:rFonts w:ascii="Arial" w:hAnsi="Arial" w:cs="Arial"/>
+        </w:rPr>
+        <w:br/>
+      </w:r>
+      <w:sdt>
+        <w:sdtPr>
+          <w:rPr>
+            <w:rFonts w:ascii="Segoe UI Symbol" w:hAnsi="Segoe UI Symbol" w:cs="Segoe UI Symbol"/>
+          </w:rPr>
+          <w:id w:val="1545714662"/>
+          <w14:checkbox>
+            <w14:checked w14:val="0"/>
+            <w14:checkedState w14:val="2612" w14:font="MS Gothic"/>
+            <w14:uncheckedState w14:val="2610" w14:font="MS Gothic"/>
+          </w14:checkbox>
+        </w:sdtPr>
+        <w:sdtContent>
+          <w:r>
+            <w:rPr>
+              <w:rFonts w:ascii="MS Gothic" w:eastAsia="MS Gothic" w:hAnsi="MS Gothic" w:cs="Segoe UI Symbol" w:hint="eastAsia"/>
+            </w:rPr>
+            <w:t>☐</w:t>
+          </w:r>
+        </w:sdtContent>
+      </w:sdt>
+      <w:r>
+        <w:rPr>
+          <w:rFonts w:ascii="Arial" w:hAnsi="Arial" w:cs="Arial"/>
+        </w:rPr>
+        <w:t xml:space="preserve"> Adattato</w:t>
+      </w:r>
+      <w:r>
+        <w:rPr>
+          <w:rFonts w:ascii="Arial" w:hAnsi="Arial" w:cs="Arial"/>
+        </w:rPr>
+        <w:br/>
+      </w:r>
+      <w:sdt>
+        <w:sdtPr>
+          <w:rPr>
+            <w:rFonts w:ascii="Segoe UI Symbol" w:hAnsi="Segoe UI Symbol" w:cs="Segoe UI Symbol"/>
+          </w:rPr>
+          <w:id w:val="-922798637"/>
+          <w14:checkbox>
+            <w14:checked w14:val="1"/>
+            <w14:checkedState w14:val="2612" w14:font="MS Gothic"/>
+            <w14:uncheckedState w14:val="2610" w14:font="MS Gothic"/>
+          </w14:checkbox>
+        </w:sdtPr>
+        <w:sdtContent>
+          <w:r>
+            <w:rPr>
+              <w:rFonts w:ascii="MS Gothic" w:eastAsia="MS Gothic" w:hAnsi="MS Gothic" w:cs="Segoe UI Symbol" w:hint="eastAsia"/>
+            </w:rPr>
+            <w:t>☒</w:t>
+          </w:r>
+        </w:sdtContent>
+      </w:sdt>
+      <w:r>
+        <w:rPr>
+          <w:rFonts w:ascii="Arial" w:hAnsi="Arial" w:cs="Arial"/>
+        </w:rPr>
+        <w:t xml:space="preserve"> Usato solo per capire</w:t>
+      </w:r>
+      <w:r>
+        <w:rPr>
+          <w:rFonts w:ascii="Arial" w:hAnsi="Arial" w:cs="Arial"/>
+        </w:rPr>
+        <w:br/>
+      </w:r>
+      <w:sdt>
+        <w:sdtPr>
+          <w:rPr>
+            <w:rFonts w:ascii="Segoe UI Symbol" w:hAnsi="Segoe UI Symbol" w:cs="Segoe UI Symbol"/>
+          </w:rPr>
+          <w:id w:val="663755660"/>
+          <w14:checkbox>
+            <w14:checked w14:val="0"/>
+            <w14:checkedState w14:val="2612" w14:font="MS Gothic"/>
+            <w14:uncheckedState w14:val="2610" w14:font="MS Gothic"/>
+          </w14:checkbox>
+        </w:sdtPr>
+        <w:sdtContent>
+          <w:r>
+            <w:rPr>
+              <w:rFonts w:ascii="MS Gothic" w:eastAsia="MS Gothic" w:hAnsi="MS Gothic" w:cs="Segoe UI Symbol" w:hint="eastAsia"/>
+            </w:rPr>
+            <w:t>☐</w:t>
+          </w:r>
+        </w:sdtContent>
+      </w:sdt>
+      <w:r>
+        <w:rPr>
+          <w:rFonts w:ascii="Arial" w:hAnsi="Arial" w:cs="Arial"/>
+        </w:rPr>
+        <w:t xml:space="preserve"> Scartato</w:t>
+      </w:r>
+    </w:p>
+    <w:p>
+      <w:pPr>
+        <w:pStyle w:val="Nessunaspaziatura"/>
+        <w:rPr>
+          <w:rFonts w:ascii="Arial" w:hAnsi="Arial" w:cs="Arial"/>
+        </w:rPr>
+      </w:pPr>
+    </w:p>
+    <w:p>
+      <w:pPr>
+        <w:pStyle w:val="Nessunaspaziatura"/>
+        <w:rPr>
+          <w:rFonts w:ascii="Arial" w:hAnsi="Arial" w:cs="Arial"/>
+        </w:rPr>
+      </w:pPr>
+    </w:p>
+    <w:p>
+      <w:pPr>
+        <w:pStyle w:val="Nessunaspaziatura"/>
+        <w:rPr>
+          <w:rFonts w:ascii="Arial" w:hAnsi="Arial" w:cs="Arial"/>
+        </w:rPr>
+      </w:pPr>
+      <w:r>
+        <w:rPr>
+          <w:rFonts w:ascii="Arial" w:hAnsi="Arial" w:cs="Arial"/>
+          <w:b/>
+          <w:bCs/>
+        </w:rPr>
+        <w:t>Cosa avrei fatto senza AI?</w:t>
+      </w:r>
+    </w:p>
+    <w:p>
+      <w:pPr>
+        <w:pStyle w:val="Nessunaspaziatura"/>
+        <w:spacing w:line="276" w:lineRule="auto"/>
+        <w:rPr>
+          <w:rFonts w:ascii="Arial" w:hAnsi="Arial" w:cs="Arial"/>
+        </w:rPr>
+      </w:pPr>
+      <w:r>
+        <w:rPr>
+          <w:rFonts w:ascii="Arial" w:hAnsi="Arial" w:cs="Arial"/>
+        </w:rPr>
+        <w:t>Non avrei capito alcune parti della presentazione</w:t>
+      </w:r>
+    </w:p>
+    <w:p>
+      <w:pPr>
+        <w:rPr>
+          <w:rFonts w:ascii="Arial" w:hAnsi="Arial" w:cs="Arial"/>
+        </w:rPr>
+      </w:pPr>
     </w:p>
     <w:sectPr>
       <w:headerReference w:type="default" r:id="rId8"/>
@@ -6650,7 +7709,7 @@
 </file>
 
 <file path=word/endnotes.xml><?xml version="1.0" encoding="utf-8"?>
-<w:endnotes xmlns:wpc="http://schemas.microsoft.com/office/word/2010/wordprocessingCanvas" xmlns:cx="http://schemas.microsoft.com/office/drawing/2014/chartex" xmlns:cx1="http://schemas.microsoft.com/office/drawing/2015/9/8/chartex" xmlns:cx2="http://schemas.microsoft.com/office/drawing/2015/10/21/chartex" xmlns:cx3="http://schemas.microsoft.com/office/drawing/2016/5/9/chartex" xmlns:cx4="http://schemas.microsoft.com/office/drawing/2016/5/10/chartex" xmlns:cx5="http://schemas.microsoft.com/office/drawing/2016/5/11/chartex" xmlns:cx6="http://schemas.microsoft.com/office/drawing/2016/5/12/chartex" xmlns:cx7="http://schemas.microsoft.com/office/drawing/2016/5/13/chartex" xmlns:cx8="http://schemas.microsoft.com/office/drawing/2016/5/14/chartex" xmlns:mc="http://schemas.openxmlformats.org/markup-compatibility/2006" xmlns:aink="http://schemas.microsoft.com/office/drawing/2016/ink" xmlns:am3d="http://schemas.microsoft.com/office/drawing/2017/model3d" xmlns:o="urn:schemas-microsoft-com:office:office" xmlns:oel="http://schemas.microsoft.com/office/2019/extlst" xmlns:r="http://schemas.openxmlformats.org/officeDocument/2006/relationships" xmlns:m="http://schemas.openxmlformats.org/officeDocument/2006/math" xmlns:v="urn:schemas-microsoft-com:vml" xmlns:wp14="http://schemas.microsoft.com/office/word/2010/wordprocessingDrawing" xmlns:wp="http://schemas.openxmlformats.org/drawingml/2006/wordprocessingDrawing" xmlns:w10="urn:schemas-microsoft-com:office:word" xmlns:w="http://schemas.openxmlformats.org/wordprocessingml/2006/main" xmlns:w14="http://schemas.microsoft.com/office/word/2010/wordml" xmlns:w15="http://schemas.microsoft.com/office/word/2012/wordml" xmlns:w16cex="http://schemas.microsoft.com/office/word/2018/wordml/cex" xmlns:w16cid="http://schemas.microsoft.com/office/word/2016/wordml/cid" xmlns:w16="http://schemas.microsoft.com/office/word/2018/wordml" xmlns:w16sdtdh="http://schemas.microsoft.com/office/word/2020/wordml/sdtdatahash" xmlns:w16se="http://schemas.microsoft.com/office/word/2015/wordml/symex" xmlns:wpg="http://schemas.microsoft.com/office/word/2010/wordprocessingGroup" xmlns:wpi="http://schemas.microsoft.com/office/word/2010/wordprocessingInk" xmlns:wne="http://schemas.microsoft.com/office/word/2006/wordml" xmlns:wps="http://schemas.microsoft.com/office/word/2010/wordprocessingShape" mc:Ignorable="w14 w15 w16se w16cid w16 w16cex w16sdtdh wp14">
+<w:endnotes xmlns:wpc="http://schemas.microsoft.com/office/word/2010/wordprocessingCanvas" xmlns:cx="http://schemas.microsoft.com/office/drawing/2014/chartex" xmlns:cx1="http://schemas.microsoft.com/office/drawing/2015/9/8/chartex" xmlns:cx2="http://schemas.microsoft.com/office/drawing/2015/10/21/chartex" xmlns:cx3="http://schemas.microsoft.com/office/drawing/2016/5/9/chartex" xmlns:cx4="http://schemas.microsoft.com/office/drawing/2016/5/10/chartex" xmlns:cx5="http://schemas.microsoft.com/office/drawing/2016/5/11/chartex" xmlns:cx6="http://schemas.microsoft.com/office/drawing/2016/5/12/chartex" xmlns:cx7="http://schemas.microsoft.com/office/drawing/2016/5/13/chartex" xmlns:cx8="http://schemas.microsoft.com/office/drawing/2016/5/14/chartex" xmlns:mc="http://schemas.openxmlformats.org/markup-compatibility/2006" xmlns:aink="http://schemas.microsoft.com/office/drawing/2016/ink" xmlns:am3d="http://schemas.microsoft.com/office/drawing/2017/model3d" xmlns:o="urn:schemas-microsoft-com:office:office" xmlns:oel="http://schemas.microsoft.com/office/2019/extlst" xmlns:r="http://schemas.openxmlformats.org/officeDocument/2006/relationships" xmlns:m="http://schemas.openxmlformats.org/officeDocument/2006/math" xmlns:v="urn:schemas-microsoft-com:vml" xmlns:wp14="http://schemas.microsoft.com/office/word/2010/wordprocessingDrawing" xmlns:wp="http://schemas.openxmlformats.org/drawingml/2006/wordprocessingDrawing" xmlns:w10="urn:schemas-microsoft-com:office:word" xmlns:w="http://schemas.openxmlformats.org/wordprocessingml/2006/main" xmlns:w14="http://schemas.microsoft.com/office/word/2010/wordml" xmlns:w15="http://schemas.microsoft.com/office/word/2012/wordml" xmlns:w16cex="http://schemas.microsoft.com/office/word/2018/wordml/cex" xmlns:w16cid="http://schemas.microsoft.com/office/word/2016/wordml/cid" xmlns:w16="http://schemas.microsoft.com/office/word/2018/wordml" xmlns:w16du="http://schemas.microsoft.com/office/word/2023/wordml/word16du" xmlns:w16sdtdh="http://schemas.microsoft.com/office/word/2020/wordml/sdtdatahash" xmlns:w16sdtfl="http://schemas.microsoft.com/office/word/2024/wordml/sdtformatlock" xmlns:w16se="http://schemas.microsoft.com/office/word/2015/wordml/symex" xmlns:wpg="http://schemas.microsoft.com/office/word/2010/wordprocessingGroup" xmlns:wpi="http://schemas.microsoft.com/office/word/2010/wordprocessingInk" xmlns:wne="http://schemas.microsoft.com/office/word/2006/wordml" xmlns:wps="http://schemas.microsoft.com/office/word/2010/wordprocessingShape" mc:Ignorable="w14 w15 w16se w16cid w16 w16cex w16sdtdh w16sdtfl w16du wp14">
   <w:endnote w:type="separator" w:id="-1">
     <w:p>
       <w:pPr>
@@ -6679,7 +7738,7 @@
 </file>
 
 <file path=word/footer1.xml><?xml version="1.0" encoding="utf-8"?>
-<w:ftr xmlns:wpc="http://schemas.microsoft.com/office/word/2010/wordprocessingCanvas" xmlns:cx="http://schemas.microsoft.com/office/drawing/2014/chartex" xmlns:cx1="http://schemas.microsoft.com/office/drawing/2015/9/8/chartex" xmlns:cx2="http://schemas.microsoft.com/office/drawing/2015/10/21/chartex" xmlns:cx3="http://schemas.microsoft.com/office/drawing/2016/5/9/chartex" xmlns:cx4="http://schemas.microsoft.com/office/drawing/2016/5/10/chartex" xmlns:cx5="http://schemas.microsoft.com/office/drawing/2016/5/11/chartex" xmlns:cx6="http://schemas.microsoft.com/office/drawing/2016/5/12/chartex" xmlns:cx7="http://schemas.microsoft.com/office/drawing/2016/5/13/chartex" xmlns:cx8="http://schemas.microsoft.com/office/drawing/2016/5/14/chartex" xmlns:mc="http://schemas.openxmlformats.org/markup-compatibility/2006" xmlns:aink="http://schemas.microsoft.com/office/drawing/2016/ink" xmlns:am3d="http://schemas.microsoft.com/office/drawing/2017/model3d" xmlns:o="urn:schemas-microsoft-com:office:office" xmlns:oel="http://schemas.microsoft.com/office/2019/extlst" xmlns:r="http://schemas.openxmlformats.org/officeDocument/2006/relationships" xmlns:m="http://schemas.openxmlformats.org/officeDocument/2006/math" xmlns:v="urn:schemas-microsoft-com:vml" xmlns:wp14="http://schemas.microsoft.com/office/word/2010/wordprocessingDrawing" xmlns:wp="http://schemas.openxmlformats.org/drawingml/2006/wordprocessingDrawing" xmlns:w10="urn:schemas-microsoft-com:office:word" xmlns:w="http://schemas.openxmlformats.org/wordprocessingml/2006/main" xmlns:w14="http://schemas.microsoft.com/office/word/2010/wordml" xmlns:w15="http://schemas.microsoft.com/office/word/2012/wordml" xmlns:w16cex="http://schemas.microsoft.com/office/word/2018/wordml/cex" xmlns:w16cid="http://schemas.microsoft.com/office/word/2016/wordml/cid" xmlns:w16="http://schemas.microsoft.com/office/word/2018/wordml" xmlns:w16sdtdh="http://schemas.microsoft.com/office/word/2020/wordml/sdtdatahash" xmlns:w16se="http://schemas.microsoft.com/office/word/2015/wordml/symex" xmlns:wpg="http://schemas.microsoft.com/office/word/2010/wordprocessingGroup" xmlns:wpi="http://schemas.microsoft.com/office/word/2010/wordprocessingInk" xmlns:wne="http://schemas.microsoft.com/office/word/2006/wordml" xmlns:wps="http://schemas.microsoft.com/office/word/2010/wordprocessingShape" mc:Ignorable="w14 w15 w16se w16cid w16 w16cex w16sdtdh wp14">
+<w:ftr xmlns:wpc="http://schemas.microsoft.com/office/word/2010/wordprocessingCanvas" xmlns:cx="http://schemas.microsoft.com/office/drawing/2014/chartex" xmlns:cx1="http://schemas.microsoft.com/office/drawing/2015/9/8/chartex" xmlns:cx2="http://schemas.microsoft.com/office/drawing/2015/10/21/chartex" xmlns:cx3="http://schemas.microsoft.com/office/drawing/2016/5/9/chartex" xmlns:cx4="http://schemas.microsoft.com/office/drawing/2016/5/10/chartex" xmlns:cx5="http://schemas.microsoft.com/office/drawing/2016/5/11/chartex" xmlns:cx6="http://schemas.microsoft.com/office/drawing/2016/5/12/chartex" xmlns:cx7="http://schemas.microsoft.com/office/drawing/2016/5/13/chartex" xmlns:cx8="http://schemas.microsoft.com/office/drawing/2016/5/14/chartex" xmlns:mc="http://schemas.openxmlformats.org/markup-compatibility/2006" xmlns:aink="http://schemas.microsoft.com/office/drawing/2016/ink" xmlns:am3d="http://schemas.microsoft.com/office/drawing/2017/model3d" xmlns:o="urn:schemas-microsoft-com:office:office" xmlns:oel="http://schemas.microsoft.com/office/2019/extlst" xmlns:r="http://schemas.openxmlformats.org/officeDocument/2006/relationships" xmlns:m="http://schemas.openxmlformats.org/officeDocument/2006/math" xmlns:v="urn:schemas-microsoft-com:vml" xmlns:wp14="http://schemas.microsoft.com/office/word/2010/wordprocessingDrawing" xmlns:wp="http://schemas.openxmlformats.org/drawingml/2006/wordprocessingDrawing" xmlns:w10="urn:schemas-microsoft-com:office:word" xmlns:w="http://schemas.openxmlformats.org/wordprocessingml/2006/main" xmlns:w14="http://schemas.microsoft.com/office/word/2010/wordml" xmlns:w15="http://schemas.microsoft.com/office/word/2012/wordml" xmlns:w16cex="http://schemas.microsoft.com/office/word/2018/wordml/cex" xmlns:w16cid="http://schemas.microsoft.com/office/word/2016/wordml/cid" xmlns:w16="http://schemas.microsoft.com/office/word/2018/wordml" xmlns:w16du="http://schemas.microsoft.com/office/word/2023/wordml/word16du" xmlns:w16sdtdh="http://schemas.microsoft.com/office/word/2020/wordml/sdtdatahash" xmlns:w16sdtfl="http://schemas.microsoft.com/office/word/2024/wordml/sdtformatlock" xmlns:w16se="http://schemas.microsoft.com/office/word/2015/wordml/symex" xmlns:wpg="http://schemas.microsoft.com/office/word/2010/wordprocessingGroup" xmlns:wpi="http://schemas.microsoft.com/office/word/2010/wordprocessingInk" xmlns:wne="http://schemas.microsoft.com/office/word/2006/wordml" xmlns:wps="http://schemas.microsoft.com/office/word/2010/wordprocessingShape" mc:Ignorable="w14 w15 w16se w16cid w16 w16cex w16sdtdh w16sdtfl w16du wp14">
   <w:p>
     <w:pPr>
       <w:tabs>
@@ -6715,12 +7774,14 @@
           </w:rPr>
           <w:t xml:space="preserve"> </w:t>
         </w:r>
+        <w:proofErr w:type="spellStart"/>
         <w:r>
           <w:rPr>
             <w:rFonts w:ascii="Arial" w:hAnsi="Arial" w:cs="Arial"/>
           </w:rPr>
           <w:t>MyAgenda</w:t>
         </w:r>
+        <w:proofErr w:type="spellEnd"/>
       </w:sdtContent>
     </w:sdt>
     <w:r>
@@ -6823,7 +7884,7 @@
 </file>
 
 <file path=word/footnotes.xml><?xml version="1.0" encoding="utf-8"?>
-<w:footnotes xmlns:wpc="http://schemas.microsoft.com/office/word/2010/wordprocessingCanvas" xmlns:cx="http://schemas.microsoft.com/office/drawing/2014/chartex" xmlns:cx1="http://schemas.microsoft.com/office/drawing/2015/9/8/chartex" xmlns:cx2="http://schemas.microsoft.com/office/drawing/2015/10/21/chartex" xmlns:cx3="http://schemas.microsoft.com/office/drawing/2016/5/9/chartex" xmlns:cx4="http://schemas.microsoft.com/office/drawing/2016/5/10/chartex" xmlns:cx5="http://schemas.microsoft.com/office/drawing/2016/5/11/chartex" xmlns:cx6="http://schemas.microsoft.com/office/drawing/2016/5/12/chartex" xmlns:cx7="http://schemas.microsoft.com/office/drawing/2016/5/13/chartex" xmlns:cx8="http://schemas.microsoft.com/office/drawing/2016/5/14/chartex" xmlns:mc="http://schemas.openxmlformats.org/markup-compatibility/2006" xmlns:aink="http://schemas.microsoft.com/office/drawing/2016/ink" xmlns:am3d="http://schemas.microsoft.com/office/drawing/2017/model3d" xmlns:o="urn:schemas-microsoft-com:office:office" xmlns:oel="http://schemas.microsoft.com/office/2019/extlst" xmlns:r="http://schemas.openxmlformats.org/officeDocument/2006/relationships" xmlns:m="http://schemas.openxmlformats.org/officeDocument/2006/math" xmlns:v="urn:schemas-microsoft-com:vml" xmlns:wp14="http://schemas.microsoft.com/office/word/2010/wordprocessingDrawing" xmlns:wp="http://schemas.openxmlformats.org/drawingml/2006/wordprocessingDrawing" xmlns:w10="urn:schemas-microsoft-com:office:word" xmlns:w="http://schemas.openxmlformats.org/wordprocessingml/2006/main" xmlns:w14="http://schemas.microsoft.com/office/word/2010/wordml" xmlns:w15="http://schemas.microsoft.com/office/word/2012/wordml" xmlns:w16cex="http://schemas.microsoft.com/office/word/2018/wordml/cex" xmlns:w16cid="http://schemas.microsoft.com/office/word/2016/wordml/cid" xmlns:w16="http://schemas.microsoft.com/office/word/2018/wordml" xmlns:w16sdtdh="http://schemas.microsoft.com/office/word/2020/wordml/sdtdatahash" xmlns:w16se="http://schemas.microsoft.com/office/word/2015/wordml/symex" xmlns:wpg="http://schemas.microsoft.com/office/word/2010/wordprocessingGroup" xmlns:wpi="http://schemas.microsoft.com/office/word/2010/wordprocessingInk" xmlns:wne="http://schemas.microsoft.com/office/word/2006/wordml" xmlns:wps="http://schemas.microsoft.com/office/word/2010/wordprocessingShape" mc:Ignorable="w14 w15 w16se w16cid w16 w16cex w16sdtdh wp14">
+<w:footnotes xmlns:wpc="http://schemas.microsoft.com/office/word/2010/wordprocessingCanvas" xmlns:cx="http://schemas.microsoft.com/office/drawing/2014/chartex" xmlns:cx1="http://schemas.microsoft.com/office/drawing/2015/9/8/chartex" xmlns:cx2="http://schemas.microsoft.com/office/drawing/2015/10/21/chartex" xmlns:cx3="http://schemas.microsoft.com/office/drawing/2016/5/9/chartex" xmlns:cx4="http://schemas.microsoft.com/office/drawing/2016/5/10/chartex" xmlns:cx5="http://schemas.microsoft.com/office/drawing/2016/5/11/chartex" xmlns:cx6="http://schemas.microsoft.com/office/drawing/2016/5/12/chartex" xmlns:cx7="http://schemas.microsoft.com/office/drawing/2016/5/13/chartex" xmlns:cx8="http://schemas.microsoft.com/office/drawing/2016/5/14/chartex" xmlns:mc="http://schemas.openxmlformats.org/markup-compatibility/2006" xmlns:aink="http://schemas.microsoft.com/office/drawing/2016/ink" xmlns:am3d="http://schemas.microsoft.com/office/drawing/2017/model3d" xmlns:o="urn:schemas-microsoft-com:office:office" xmlns:oel="http://schemas.microsoft.com/office/2019/extlst" xmlns:r="http://schemas.openxmlformats.org/officeDocument/2006/relationships" xmlns:m="http://schemas.openxmlformats.org/officeDocument/2006/math" xmlns:v="urn:schemas-microsoft-com:vml" xmlns:wp14="http://schemas.microsoft.com/office/word/2010/wordprocessingDrawing" xmlns:wp="http://schemas.openxmlformats.org/drawingml/2006/wordprocessingDrawing" xmlns:w10="urn:schemas-microsoft-com:office:word" xmlns:w="http://schemas.openxmlformats.org/wordprocessingml/2006/main" xmlns:w14="http://schemas.microsoft.com/office/word/2010/wordml" xmlns:w15="http://schemas.microsoft.com/office/word/2012/wordml" xmlns:w16cex="http://schemas.microsoft.com/office/word/2018/wordml/cex" xmlns:w16cid="http://schemas.microsoft.com/office/word/2016/wordml/cid" xmlns:w16="http://schemas.microsoft.com/office/word/2018/wordml" xmlns:w16du="http://schemas.microsoft.com/office/word/2023/wordml/word16du" xmlns:w16sdtdh="http://schemas.microsoft.com/office/word/2020/wordml/sdtdatahash" xmlns:w16sdtfl="http://schemas.microsoft.com/office/word/2024/wordml/sdtformatlock" xmlns:w16se="http://schemas.microsoft.com/office/word/2015/wordml/symex" xmlns:wpg="http://schemas.microsoft.com/office/word/2010/wordprocessingGroup" xmlns:wpi="http://schemas.microsoft.com/office/word/2010/wordprocessingInk" xmlns:wne="http://schemas.microsoft.com/office/word/2006/wordml" xmlns:wps="http://schemas.microsoft.com/office/word/2010/wordprocessingShape" mc:Ignorable="w14 w15 w16se w16cid w16 w16cex w16sdtdh w16sdtfl w16du wp14">
   <w:footnote w:type="separator" w:id="-1">
     <w:p>
       <w:pPr>
@@ -6852,7 +7913,7 @@
 </file>
 
 <file path=word/header1.xml><?xml version="1.0" encoding="utf-8"?>
-<w:hdr xmlns:wpc="http://schemas.microsoft.com/office/word/2010/wordprocessingCanvas" xmlns:cx="http://schemas.microsoft.com/office/drawing/2014/chartex" xmlns:cx1="http://schemas.microsoft.com/office/drawing/2015/9/8/chartex" xmlns:cx2="http://schemas.microsoft.com/office/drawing/2015/10/21/chartex" xmlns:cx3="http://schemas.microsoft.com/office/drawing/2016/5/9/chartex" xmlns:cx4="http://schemas.microsoft.com/office/drawing/2016/5/10/chartex" xmlns:cx5="http://schemas.microsoft.com/office/drawing/2016/5/11/chartex" xmlns:cx6="http://schemas.microsoft.com/office/drawing/2016/5/12/chartex" xmlns:cx7="http://schemas.microsoft.com/office/drawing/2016/5/13/chartex" xmlns:cx8="http://schemas.microsoft.com/office/drawing/2016/5/14/chartex" xmlns:mc="http://schemas.openxmlformats.org/markup-compatibility/2006" xmlns:aink="http://schemas.microsoft.com/office/drawing/2016/ink" xmlns:am3d="http://schemas.microsoft.com/office/drawing/2017/model3d" xmlns:o="urn:schemas-microsoft-com:office:office" xmlns:oel="http://schemas.microsoft.com/office/2019/extlst" xmlns:r="http://schemas.openxmlformats.org/officeDocument/2006/relationships" xmlns:m="http://schemas.openxmlformats.org/officeDocument/2006/math" xmlns:v="urn:schemas-microsoft-com:vml" xmlns:wp14="http://schemas.microsoft.com/office/word/2010/wordprocessingDrawing" xmlns:wp="http://schemas.openxmlformats.org/drawingml/2006/wordprocessingDrawing" xmlns:w10="urn:schemas-microsoft-com:office:word" xmlns:w="http://schemas.openxmlformats.org/wordprocessingml/2006/main" xmlns:w14="http://schemas.microsoft.com/office/word/2010/wordml" xmlns:w15="http://schemas.microsoft.com/office/word/2012/wordml" xmlns:w16cex="http://schemas.microsoft.com/office/word/2018/wordml/cex" xmlns:w16cid="http://schemas.microsoft.com/office/word/2016/wordml/cid" xmlns:w16="http://schemas.microsoft.com/office/word/2018/wordml" xmlns:w16sdtdh="http://schemas.microsoft.com/office/word/2020/wordml/sdtdatahash" xmlns:w16se="http://schemas.microsoft.com/office/word/2015/wordml/symex" xmlns:wpg="http://schemas.microsoft.com/office/word/2010/wordprocessingGroup" xmlns:wpi="http://schemas.microsoft.com/office/word/2010/wordprocessingInk" xmlns:wne="http://schemas.microsoft.com/office/word/2006/wordml" xmlns:wps="http://schemas.microsoft.com/office/word/2010/wordprocessingShape" mc:Ignorable="w14 w15 w16se w16cid w16 w16cex w16sdtdh wp14">
+<w:hdr xmlns:wpc="http://schemas.microsoft.com/office/word/2010/wordprocessingCanvas" xmlns:cx="http://schemas.microsoft.com/office/drawing/2014/chartex" xmlns:cx1="http://schemas.microsoft.com/office/drawing/2015/9/8/chartex" xmlns:cx2="http://schemas.microsoft.com/office/drawing/2015/10/21/chartex" xmlns:cx3="http://schemas.microsoft.com/office/drawing/2016/5/9/chartex" xmlns:cx4="http://schemas.microsoft.com/office/drawing/2016/5/10/chartex" xmlns:cx5="http://schemas.microsoft.com/office/drawing/2016/5/11/chartex" xmlns:cx6="http://schemas.microsoft.com/office/drawing/2016/5/12/chartex" xmlns:cx7="http://schemas.microsoft.com/office/drawing/2016/5/13/chartex" xmlns:cx8="http://schemas.microsoft.com/office/drawing/2016/5/14/chartex" xmlns:mc="http://schemas.openxmlformats.org/markup-compatibility/2006" xmlns:aink="http://schemas.microsoft.com/office/drawing/2016/ink" xmlns:am3d="http://schemas.microsoft.com/office/drawing/2017/model3d" xmlns:o="urn:schemas-microsoft-com:office:office" xmlns:oel="http://schemas.microsoft.com/office/2019/extlst" xmlns:r="http://schemas.openxmlformats.org/officeDocument/2006/relationships" xmlns:m="http://schemas.openxmlformats.org/officeDocument/2006/math" xmlns:v="urn:schemas-microsoft-com:vml" xmlns:wp14="http://schemas.microsoft.com/office/word/2010/wordprocessingDrawing" xmlns:wp="http://schemas.openxmlformats.org/drawingml/2006/wordprocessingDrawing" xmlns:w10="urn:schemas-microsoft-com:office:word" xmlns:w="http://schemas.openxmlformats.org/wordprocessingml/2006/main" xmlns:w14="http://schemas.microsoft.com/office/word/2010/wordml" xmlns:w15="http://schemas.microsoft.com/office/word/2012/wordml" xmlns:w16cex="http://schemas.microsoft.com/office/word/2018/wordml/cex" xmlns:w16cid="http://schemas.microsoft.com/office/word/2016/wordml/cid" xmlns:w16="http://schemas.microsoft.com/office/word/2018/wordml" xmlns:w16du="http://schemas.microsoft.com/office/word/2023/wordml/word16du" xmlns:w16sdtdh="http://schemas.microsoft.com/office/word/2020/wordml/sdtdatahash" xmlns:w16sdtfl="http://schemas.microsoft.com/office/word/2024/wordml/sdtformatlock" xmlns:w16se="http://schemas.microsoft.com/office/word/2015/wordml/symex" xmlns:wpg="http://schemas.microsoft.com/office/word/2010/wordprocessingGroup" xmlns:wpi="http://schemas.microsoft.com/office/word/2010/wordprocessingInk" xmlns:wne="http://schemas.microsoft.com/office/word/2006/wordml" xmlns:wps="http://schemas.microsoft.com/office/word/2010/wordprocessingShape" mc:Ignorable="w14 w15 w16se w16cid w16 w16cex w16sdtdh w16sdtfl w16du wp14">
   <w:p>
     <w:pPr>
       <w:rPr>
@@ -6922,11 +7983,11 @@
 </file>
 
 <file path=word/numbering.xml><?xml version="1.0" encoding="utf-8"?>
-<w:numbering xmlns:wpc="http://schemas.microsoft.com/office/word/2010/wordprocessingCanvas" xmlns:cx="http://schemas.microsoft.com/office/drawing/2014/chartex" xmlns:cx1="http://schemas.microsoft.com/office/drawing/2015/9/8/chartex" xmlns:cx2="http://schemas.microsoft.com/office/drawing/2015/10/21/chartex" xmlns:cx3="http://schemas.microsoft.com/office/drawing/2016/5/9/chartex" xmlns:cx4="http://schemas.microsoft.com/office/drawing/2016/5/10/chartex" xmlns:cx5="http://schemas.microsoft.com/office/drawing/2016/5/11/chartex" xmlns:cx6="http://schemas.microsoft.com/office/drawing/2016/5/12/chartex" xmlns:cx7="http://schemas.microsoft.com/office/drawing/2016/5/13/chartex" xmlns:cx8="http://schemas.microsoft.com/office/drawing/2016/5/14/chartex" xmlns:mc="http://schemas.openxmlformats.org/markup-compatibility/2006" xmlns:aink="http://schemas.microsoft.com/office/drawing/2016/ink" xmlns:am3d="http://schemas.microsoft.com/office/drawing/2017/model3d" xmlns:o="urn:schemas-microsoft-com:office:office" xmlns:oel="http://schemas.microsoft.com/office/2019/extlst" xmlns:r="http://schemas.openxmlformats.org/officeDocument/2006/relationships" xmlns:m="http://schemas.openxmlformats.org/officeDocument/2006/math" xmlns:v="urn:schemas-microsoft-com:vml" xmlns:wp14="http://schemas.microsoft.com/office/word/2010/wordprocessingDrawing" xmlns:wp="http://schemas.openxmlformats.org/drawingml/2006/wordprocessingDrawing" xmlns:w10="urn:schemas-microsoft-com:office:word" xmlns:w="http://schemas.openxmlformats.org/wordprocessingml/2006/main" xmlns:w14="http://schemas.microsoft.com/office/word/2010/wordml" xmlns:w15="http://schemas.microsoft.com/office/word/2012/wordml" xmlns:w16cex="http://schemas.microsoft.com/office/word/2018/wordml/cex" xmlns:w16cid="http://schemas.microsoft.com/office/word/2016/wordml/cid" xmlns:w16="http://schemas.microsoft.com/office/word/2018/wordml" xmlns:w16sdtdh="http://schemas.microsoft.com/office/word/2020/wordml/sdtdatahash" xmlns:w16se="http://schemas.microsoft.com/office/word/2015/wordml/symex" xmlns:wpg="http://schemas.microsoft.com/office/word/2010/wordprocessingGroup" xmlns:wpi="http://schemas.microsoft.com/office/word/2010/wordprocessingInk" xmlns:wne="http://schemas.microsoft.com/office/word/2006/wordml" xmlns:wps="http://schemas.microsoft.com/office/word/2010/wordprocessingShape" mc:Ignorable="w14 w15 w16se w16cid w16 w16cex w16sdtdh wp14">
+<w:numbering xmlns:wpc="http://schemas.microsoft.com/office/word/2010/wordprocessingCanvas" xmlns:cx="http://schemas.microsoft.com/office/drawing/2014/chartex" xmlns:cx1="http://schemas.microsoft.com/office/drawing/2015/9/8/chartex" xmlns:cx2="http://schemas.microsoft.com/office/drawing/2015/10/21/chartex" xmlns:cx3="http://schemas.microsoft.com/office/drawing/2016/5/9/chartex" xmlns:cx4="http://schemas.microsoft.com/office/drawing/2016/5/10/chartex" xmlns:cx5="http://schemas.microsoft.com/office/drawing/2016/5/11/chartex" xmlns:cx6="http://schemas.microsoft.com/office/drawing/2016/5/12/chartex" xmlns:cx7="http://schemas.microsoft.com/office/drawing/2016/5/13/chartex" xmlns:cx8="http://schemas.microsoft.com/office/drawing/2016/5/14/chartex" xmlns:mc="http://schemas.openxmlformats.org/markup-compatibility/2006" xmlns:aink="http://schemas.microsoft.com/office/drawing/2016/ink" xmlns:am3d="http://schemas.microsoft.com/office/drawing/2017/model3d" xmlns:o="urn:schemas-microsoft-com:office:office" xmlns:oel="http://schemas.microsoft.com/office/2019/extlst" xmlns:r="http://schemas.openxmlformats.org/officeDocument/2006/relationships" xmlns:m="http://schemas.openxmlformats.org/officeDocument/2006/math" xmlns:v="urn:schemas-microsoft-com:vml" xmlns:wp14="http://schemas.microsoft.com/office/word/2010/wordprocessingDrawing" xmlns:wp="http://schemas.openxmlformats.org/drawingml/2006/wordprocessingDrawing" xmlns:w10="urn:schemas-microsoft-com:office:word" xmlns:w="http://schemas.openxmlformats.org/wordprocessingml/2006/main" xmlns:w14="http://schemas.microsoft.com/office/word/2010/wordml" xmlns:w15="http://schemas.microsoft.com/office/word/2012/wordml" xmlns:w16cex="http://schemas.microsoft.com/office/word/2018/wordml/cex" xmlns:w16cid="http://schemas.microsoft.com/office/word/2016/wordml/cid" xmlns:w16="http://schemas.microsoft.com/office/word/2018/wordml" xmlns:w16du="http://schemas.microsoft.com/office/word/2023/wordml/word16du" xmlns:w16sdtdh="http://schemas.microsoft.com/office/word/2020/wordml/sdtdatahash" xmlns:w16sdtfl="http://schemas.microsoft.com/office/word/2024/wordml/sdtformatlock" xmlns:w16se="http://schemas.microsoft.com/office/word/2015/wordml/symex" xmlns:wpg="http://schemas.microsoft.com/office/word/2010/wordprocessingGroup" xmlns:wpi="http://schemas.microsoft.com/office/word/2010/wordprocessingInk" xmlns:wne="http://schemas.microsoft.com/office/word/2006/wordml" xmlns:wps="http://schemas.microsoft.com/office/word/2010/wordprocessingShape" mc:Ignorable="w14 w15 w16se w16cid w16 w16cex w16sdtdh w16sdtfl w16du wp14">
   <w:abstractNum w:abstractNumId="0" w15:restartNumberingAfterBreak="0">
-    <w:nsid w:val="0220268C"/>
+    <w:nsid w:val="45494E8D"/>
     <w:multiLevelType w:val="hybridMultilevel"/>
-    <w:tmpl w:val="E5E2D63C"/>
+    <w:tmpl w:val="B20E4A72"/>
     <w:lvl w:ilvl="0" w:tplc="08100001">
       <w:start w:val="1"/>
       <w:numFmt w:val="bullet"/>
@@ -7036,6630 +8097,15 @@
       </w:rPr>
     </w:lvl>
   </w:abstractNum>
-  <w:abstractNum w:abstractNumId="1" w15:restartNumberingAfterBreak="0">
-    <w:nsid w:val="0A645CF0"/>
-    <w:multiLevelType w:val="hybridMultilevel"/>
-    <w:tmpl w:val="717074FE"/>
-    <w:lvl w:ilvl="0" w:tplc="08100001">
-      <w:start w:val="1"/>
-      <w:numFmt w:val="bullet"/>
-      <w:lvlText w:val=""/>
-      <w:lvlJc w:val="left"/>
-      <w:pPr>
-        <w:ind w:left="720" w:hanging="360"/>
-      </w:pPr>
-      <w:rPr>
-        <w:rFonts w:ascii="Symbol" w:hAnsi="Symbol" w:hint="default"/>
-      </w:rPr>
-    </w:lvl>
-    <w:lvl w:ilvl="1" w:tplc="08100003" w:tentative="1">
-      <w:start w:val="1"/>
-      <w:numFmt w:val="bullet"/>
-      <w:lvlText w:val="o"/>
-      <w:lvlJc w:val="left"/>
-      <w:pPr>
-        <w:ind w:left="1440" w:hanging="360"/>
-      </w:pPr>
-      <w:rPr>
-        <w:rFonts w:ascii="Courier New" w:hAnsi="Courier New" w:cs="Courier New" w:hint="default"/>
-      </w:rPr>
-    </w:lvl>
-    <w:lvl w:ilvl="2" w:tplc="08100005" w:tentative="1">
-      <w:start w:val="1"/>
-      <w:numFmt w:val="bullet"/>
-      <w:lvlText w:val=""/>
-      <w:lvlJc w:val="left"/>
-      <w:pPr>
-        <w:ind w:left="2160" w:hanging="360"/>
-      </w:pPr>
-      <w:rPr>
-        <w:rFonts w:ascii="Wingdings" w:hAnsi="Wingdings" w:hint="default"/>
-      </w:rPr>
-    </w:lvl>
-    <w:lvl w:ilvl="3" w:tplc="08100001" w:tentative="1">
-      <w:start w:val="1"/>
-      <w:numFmt w:val="bullet"/>
-      <w:lvlText w:val=""/>
-      <w:lvlJc w:val="left"/>
-      <w:pPr>
-        <w:ind w:left="2880" w:hanging="360"/>
-      </w:pPr>
-      <w:rPr>
-        <w:rFonts w:ascii="Symbol" w:hAnsi="Symbol" w:hint="default"/>
-      </w:rPr>
-    </w:lvl>
-    <w:lvl w:ilvl="4" w:tplc="08100003" w:tentative="1">
-      <w:start w:val="1"/>
-      <w:numFmt w:val="bullet"/>
-      <w:lvlText w:val="o"/>
-      <w:lvlJc w:val="left"/>
-      <w:pPr>
-        <w:ind w:left="3600" w:hanging="360"/>
-      </w:pPr>
-      <w:rPr>
-        <w:rFonts w:ascii="Courier New" w:hAnsi="Courier New" w:cs="Courier New" w:hint="default"/>
-      </w:rPr>
-    </w:lvl>
-    <w:lvl w:ilvl="5" w:tplc="08100005" w:tentative="1">
-      <w:start w:val="1"/>
-      <w:numFmt w:val="bullet"/>
-      <w:lvlText w:val=""/>
-      <w:lvlJc w:val="left"/>
-      <w:pPr>
-        <w:ind w:left="4320" w:hanging="360"/>
-      </w:pPr>
-      <w:rPr>
-        <w:rFonts w:ascii="Wingdings" w:hAnsi="Wingdings" w:hint="default"/>
-      </w:rPr>
-    </w:lvl>
-    <w:lvl w:ilvl="6" w:tplc="08100001" w:tentative="1">
-      <w:start w:val="1"/>
-      <w:numFmt w:val="bullet"/>
-      <w:lvlText w:val=""/>
-      <w:lvlJc w:val="left"/>
-      <w:pPr>
-        <w:ind w:left="5040" w:hanging="360"/>
-      </w:pPr>
-      <w:rPr>
-        <w:rFonts w:ascii="Symbol" w:hAnsi="Symbol" w:hint="default"/>
-      </w:rPr>
-    </w:lvl>
-    <w:lvl w:ilvl="7" w:tplc="08100003" w:tentative="1">
-      <w:start w:val="1"/>
-      <w:numFmt w:val="bullet"/>
-      <w:lvlText w:val="o"/>
-      <w:lvlJc w:val="left"/>
-      <w:pPr>
-        <w:ind w:left="5760" w:hanging="360"/>
-      </w:pPr>
-      <w:rPr>
-        <w:rFonts w:ascii="Courier New" w:hAnsi="Courier New" w:cs="Courier New" w:hint="default"/>
-      </w:rPr>
-    </w:lvl>
-    <w:lvl w:ilvl="8" w:tplc="08100005" w:tentative="1">
-      <w:start w:val="1"/>
-      <w:numFmt w:val="bullet"/>
-      <w:lvlText w:val=""/>
-      <w:lvlJc w:val="left"/>
-      <w:pPr>
-        <w:ind w:left="6480" w:hanging="360"/>
-      </w:pPr>
-      <w:rPr>
-        <w:rFonts w:ascii="Wingdings" w:hAnsi="Wingdings" w:hint="default"/>
-      </w:rPr>
-    </w:lvl>
-  </w:abstractNum>
-  <w:abstractNum w:abstractNumId="2" w15:restartNumberingAfterBreak="0">
-    <w:nsid w:val="0D62287E"/>
-    <w:multiLevelType w:val="hybridMultilevel"/>
-    <w:tmpl w:val="933263A0"/>
-    <w:lvl w:ilvl="0" w:tplc="08100001">
-      <w:start w:val="1"/>
-      <w:numFmt w:val="bullet"/>
-      <w:lvlText w:val=""/>
-      <w:lvlJc w:val="left"/>
-      <w:pPr>
-        <w:ind w:left="720" w:hanging="360"/>
-      </w:pPr>
-      <w:rPr>
-        <w:rFonts w:ascii="Symbol" w:hAnsi="Symbol" w:hint="default"/>
-      </w:rPr>
-    </w:lvl>
-    <w:lvl w:ilvl="1" w:tplc="08100003" w:tentative="1">
-      <w:start w:val="1"/>
-      <w:numFmt w:val="bullet"/>
-      <w:lvlText w:val="o"/>
-      <w:lvlJc w:val="left"/>
-      <w:pPr>
-        <w:ind w:left="1440" w:hanging="360"/>
-      </w:pPr>
-      <w:rPr>
-        <w:rFonts w:ascii="Courier New" w:hAnsi="Courier New" w:cs="Courier New" w:hint="default"/>
-      </w:rPr>
-    </w:lvl>
-    <w:lvl w:ilvl="2" w:tplc="08100005" w:tentative="1">
-      <w:start w:val="1"/>
-      <w:numFmt w:val="bullet"/>
-      <w:lvlText w:val=""/>
-      <w:lvlJc w:val="left"/>
-      <w:pPr>
-        <w:ind w:left="2160" w:hanging="360"/>
-      </w:pPr>
-      <w:rPr>
-        <w:rFonts w:ascii="Wingdings" w:hAnsi="Wingdings" w:hint="default"/>
-      </w:rPr>
-    </w:lvl>
-    <w:lvl w:ilvl="3" w:tplc="08100001" w:tentative="1">
-      <w:start w:val="1"/>
-      <w:numFmt w:val="bullet"/>
-      <w:lvlText w:val=""/>
-      <w:lvlJc w:val="left"/>
-      <w:pPr>
-        <w:ind w:left="2880" w:hanging="360"/>
-      </w:pPr>
-      <w:rPr>
-        <w:rFonts w:ascii="Symbol" w:hAnsi="Symbol" w:hint="default"/>
-      </w:rPr>
-    </w:lvl>
-    <w:lvl w:ilvl="4" w:tplc="08100003" w:tentative="1">
-      <w:start w:val="1"/>
-      <w:numFmt w:val="bullet"/>
-      <w:lvlText w:val="o"/>
-      <w:lvlJc w:val="left"/>
-      <w:pPr>
-        <w:ind w:left="3600" w:hanging="360"/>
-      </w:pPr>
-      <w:rPr>
-        <w:rFonts w:ascii="Courier New" w:hAnsi="Courier New" w:cs="Courier New" w:hint="default"/>
-      </w:rPr>
-    </w:lvl>
-    <w:lvl w:ilvl="5" w:tplc="08100005" w:tentative="1">
-      <w:start w:val="1"/>
-      <w:numFmt w:val="bullet"/>
-      <w:lvlText w:val=""/>
-      <w:lvlJc w:val="left"/>
-      <w:pPr>
-        <w:ind w:left="4320" w:hanging="360"/>
-      </w:pPr>
-      <w:rPr>
-        <w:rFonts w:ascii="Wingdings" w:hAnsi="Wingdings" w:hint="default"/>
-      </w:rPr>
-    </w:lvl>
-    <w:lvl w:ilvl="6" w:tplc="08100001" w:tentative="1">
-      <w:start w:val="1"/>
-      <w:numFmt w:val="bullet"/>
-      <w:lvlText w:val=""/>
-      <w:lvlJc w:val="left"/>
-      <w:pPr>
-        <w:ind w:left="5040" w:hanging="360"/>
-      </w:pPr>
-      <w:rPr>
-        <w:rFonts w:ascii="Symbol" w:hAnsi="Symbol" w:hint="default"/>
-      </w:rPr>
-    </w:lvl>
-    <w:lvl w:ilvl="7" w:tplc="08100003" w:tentative="1">
-      <w:start w:val="1"/>
-      <w:numFmt w:val="bullet"/>
-      <w:lvlText w:val="o"/>
-      <w:lvlJc w:val="left"/>
-      <w:pPr>
-        <w:ind w:left="5760" w:hanging="360"/>
-      </w:pPr>
-      <w:rPr>
-        <w:rFonts w:ascii="Courier New" w:hAnsi="Courier New" w:cs="Courier New" w:hint="default"/>
-      </w:rPr>
-    </w:lvl>
-    <w:lvl w:ilvl="8" w:tplc="08100005" w:tentative="1">
-      <w:start w:val="1"/>
-      <w:numFmt w:val="bullet"/>
-      <w:lvlText w:val=""/>
-      <w:lvlJc w:val="left"/>
-      <w:pPr>
-        <w:ind w:left="6480" w:hanging="360"/>
-      </w:pPr>
-      <w:rPr>
-        <w:rFonts w:ascii="Wingdings" w:hAnsi="Wingdings" w:hint="default"/>
-      </w:rPr>
-    </w:lvl>
-  </w:abstractNum>
-  <w:abstractNum w:abstractNumId="3" w15:restartNumberingAfterBreak="0">
-    <w:nsid w:val="116501D0"/>
-    <w:multiLevelType w:val="multilevel"/>
-    <w:tmpl w:val="52A636E8"/>
-    <w:lvl w:ilvl="0">
-      <w:start w:val="1"/>
-      <w:numFmt w:val="bullet"/>
-      <w:lvlText w:val=""/>
-      <w:lvlJc w:val="left"/>
-      <w:pPr>
-        <w:tabs>
-          <w:tab w:val="num" w:pos="720"/>
-        </w:tabs>
-        <w:ind w:left="720" w:hanging="360"/>
-      </w:pPr>
-      <w:rPr>
-        <w:rFonts w:ascii="Symbol" w:hAnsi="Symbol" w:hint="default"/>
-        <w:sz w:val="20"/>
-      </w:rPr>
-    </w:lvl>
-    <w:lvl w:ilvl="1" w:tentative="1">
-      <w:start w:val="1"/>
-      <w:numFmt w:val="bullet"/>
-      <w:lvlText w:val="o"/>
-      <w:lvlJc w:val="left"/>
-      <w:pPr>
-        <w:tabs>
-          <w:tab w:val="num" w:pos="1440"/>
-        </w:tabs>
-        <w:ind w:left="1440" w:hanging="360"/>
-      </w:pPr>
-      <w:rPr>
-        <w:rFonts w:ascii="Courier New" w:hAnsi="Courier New" w:hint="default"/>
-        <w:sz w:val="20"/>
-      </w:rPr>
-    </w:lvl>
-    <w:lvl w:ilvl="2" w:tentative="1">
-      <w:start w:val="1"/>
-      <w:numFmt w:val="bullet"/>
-      <w:lvlText w:val=""/>
-      <w:lvlJc w:val="left"/>
-      <w:pPr>
-        <w:tabs>
-          <w:tab w:val="num" w:pos="2160"/>
-        </w:tabs>
-        <w:ind w:left="2160" w:hanging="360"/>
-      </w:pPr>
-      <w:rPr>
-        <w:rFonts w:ascii="Wingdings" w:hAnsi="Wingdings" w:hint="default"/>
-        <w:sz w:val="20"/>
-      </w:rPr>
-    </w:lvl>
-    <w:lvl w:ilvl="3" w:tentative="1">
-      <w:start w:val="1"/>
-      <w:numFmt w:val="bullet"/>
-      <w:lvlText w:val=""/>
-      <w:lvlJc w:val="left"/>
-      <w:pPr>
-        <w:tabs>
-          <w:tab w:val="num" w:pos="2880"/>
-        </w:tabs>
-        <w:ind w:left="2880" w:hanging="360"/>
-      </w:pPr>
-      <w:rPr>
-        <w:rFonts w:ascii="Wingdings" w:hAnsi="Wingdings" w:hint="default"/>
-        <w:sz w:val="20"/>
-      </w:rPr>
-    </w:lvl>
-    <w:lvl w:ilvl="4" w:tentative="1">
-      <w:start w:val="1"/>
-      <w:numFmt w:val="bullet"/>
-      <w:lvlText w:val=""/>
-      <w:lvlJc w:val="left"/>
-      <w:pPr>
-        <w:tabs>
-          <w:tab w:val="num" w:pos="3600"/>
-        </w:tabs>
-        <w:ind w:left="3600" w:hanging="360"/>
-      </w:pPr>
-      <w:rPr>
-        <w:rFonts w:ascii="Wingdings" w:hAnsi="Wingdings" w:hint="default"/>
-        <w:sz w:val="20"/>
-      </w:rPr>
-    </w:lvl>
-    <w:lvl w:ilvl="5" w:tentative="1">
-      <w:start w:val="1"/>
-      <w:numFmt w:val="bullet"/>
-      <w:lvlText w:val=""/>
-      <w:lvlJc w:val="left"/>
-      <w:pPr>
-        <w:tabs>
-          <w:tab w:val="num" w:pos="4320"/>
-        </w:tabs>
-        <w:ind w:left="4320" w:hanging="360"/>
-      </w:pPr>
-      <w:rPr>
-        <w:rFonts w:ascii="Wingdings" w:hAnsi="Wingdings" w:hint="default"/>
-        <w:sz w:val="20"/>
-      </w:rPr>
-    </w:lvl>
-    <w:lvl w:ilvl="6" w:tentative="1">
-      <w:start w:val="1"/>
-      <w:numFmt w:val="bullet"/>
-      <w:lvlText w:val=""/>
-      <w:lvlJc w:val="left"/>
-      <w:pPr>
-        <w:tabs>
-          <w:tab w:val="num" w:pos="5040"/>
-        </w:tabs>
-        <w:ind w:left="5040" w:hanging="360"/>
-      </w:pPr>
-      <w:rPr>
-        <w:rFonts w:ascii="Wingdings" w:hAnsi="Wingdings" w:hint="default"/>
-        <w:sz w:val="20"/>
-      </w:rPr>
-    </w:lvl>
-    <w:lvl w:ilvl="7" w:tentative="1">
-      <w:start w:val="1"/>
-      <w:numFmt w:val="bullet"/>
-      <w:lvlText w:val=""/>
-      <w:lvlJc w:val="left"/>
-      <w:pPr>
-        <w:tabs>
-          <w:tab w:val="num" w:pos="5760"/>
-        </w:tabs>
-        <w:ind w:left="5760" w:hanging="360"/>
-      </w:pPr>
-      <w:rPr>
-        <w:rFonts w:ascii="Wingdings" w:hAnsi="Wingdings" w:hint="default"/>
-        <w:sz w:val="20"/>
-      </w:rPr>
-    </w:lvl>
-    <w:lvl w:ilvl="8" w:tentative="1">
-      <w:start w:val="1"/>
-      <w:numFmt w:val="bullet"/>
-      <w:lvlText w:val=""/>
-      <w:lvlJc w:val="left"/>
-      <w:pPr>
-        <w:tabs>
-          <w:tab w:val="num" w:pos="6480"/>
-        </w:tabs>
-        <w:ind w:left="6480" w:hanging="360"/>
-      </w:pPr>
-      <w:rPr>
-        <w:rFonts w:ascii="Wingdings" w:hAnsi="Wingdings" w:hint="default"/>
-        <w:sz w:val="20"/>
-      </w:rPr>
-    </w:lvl>
-  </w:abstractNum>
-  <w:abstractNum w:abstractNumId="4" w15:restartNumberingAfterBreak="0">
-    <w:nsid w:val="135C64C9"/>
-    <w:multiLevelType w:val="hybridMultilevel"/>
-    <w:tmpl w:val="6E44B826"/>
-    <w:lvl w:ilvl="0" w:tplc="08100001">
-      <w:start w:val="1"/>
-      <w:numFmt w:val="bullet"/>
-      <w:lvlText w:val=""/>
-      <w:lvlJc w:val="left"/>
-      <w:pPr>
-        <w:ind w:left="720" w:hanging="360"/>
-      </w:pPr>
-      <w:rPr>
-        <w:rFonts w:ascii="Symbol" w:hAnsi="Symbol" w:hint="default"/>
-      </w:rPr>
-    </w:lvl>
-    <w:lvl w:ilvl="1" w:tplc="08100003" w:tentative="1">
-      <w:start w:val="1"/>
-      <w:numFmt w:val="bullet"/>
-      <w:lvlText w:val="o"/>
-      <w:lvlJc w:val="left"/>
-      <w:pPr>
-        <w:ind w:left="1440" w:hanging="360"/>
-      </w:pPr>
-      <w:rPr>
-        <w:rFonts w:ascii="Courier New" w:hAnsi="Courier New" w:cs="Courier New" w:hint="default"/>
-      </w:rPr>
-    </w:lvl>
-    <w:lvl w:ilvl="2" w:tplc="08100005" w:tentative="1">
-      <w:start w:val="1"/>
-      <w:numFmt w:val="bullet"/>
-      <w:lvlText w:val=""/>
-      <w:lvlJc w:val="left"/>
-      <w:pPr>
-        <w:ind w:left="2160" w:hanging="360"/>
-      </w:pPr>
-      <w:rPr>
-        <w:rFonts w:ascii="Wingdings" w:hAnsi="Wingdings" w:hint="default"/>
-      </w:rPr>
-    </w:lvl>
-    <w:lvl w:ilvl="3" w:tplc="08100001" w:tentative="1">
-      <w:start w:val="1"/>
-      <w:numFmt w:val="bullet"/>
-      <w:lvlText w:val=""/>
-      <w:lvlJc w:val="left"/>
-      <w:pPr>
-        <w:ind w:left="2880" w:hanging="360"/>
-      </w:pPr>
-      <w:rPr>
-        <w:rFonts w:ascii="Symbol" w:hAnsi="Symbol" w:hint="default"/>
-      </w:rPr>
-    </w:lvl>
-    <w:lvl w:ilvl="4" w:tplc="08100003" w:tentative="1">
-      <w:start w:val="1"/>
-      <w:numFmt w:val="bullet"/>
-      <w:lvlText w:val="o"/>
-      <w:lvlJc w:val="left"/>
-      <w:pPr>
-        <w:ind w:left="3600" w:hanging="360"/>
-      </w:pPr>
-      <w:rPr>
-        <w:rFonts w:ascii="Courier New" w:hAnsi="Courier New" w:cs="Courier New" w:hint="default"/>
-      </w:rPr>
-    </w:lvl>
-    <w:lvl w:ilvl="5" w:tplc="08100005" w:tentative="1">
-      <w:start w:val="1"/>
-      <w:numFmt w:val="bullet"/>
-      <w:lvlText w:val=""/>
-      <w:lvlJc w:val="left"/>
-      <w:pPr>
-        <w:ind w:left="4320" w:hanging="360"/>
-      </w:pPr>
-      <w:rPr>
-        <w:rFonts w:ascii="Wingdings" w:hAnsi="Wingdings" w:hint="default"/>
-      </w:rPr>
-    </w:lvl>
-    <w:lvl w:ilvl="6" w:tplc="08100001" w:tentative="1">
-      <w:start w:val="1"/>
-      <w:numFmt w:val="bullet"/>
-      <w:lvlText w:val=""/>
-      <w:lvlJc w:val="left"/>
-      <w:pPr>
-        <w:ind w:left="5040" w:hanging="360"/>
-      </w:pPr>
-      <w:rPr>
-        <w:rFonts w:ascii="Symbol" w:hAnsi="Symbol" w:hint="default"/>
-      </w:rPr>
-    </w:lvl>
-    <w:lvl w:ilvl="7" w:tplc="08100003" w:tentative="1">
-      <w:start w:val="1"/>
-      <w:numFmt w:val="bullet"/>
-      <w:lvlText w:val="o"/>
-      <w:lvlJc w:val="left"/>
-      <w:pPr>
-        <w:ind w:left="5760" w:hanging="360"/>
-      </w:pPr>
-      <w:rPr>
-        <w:rFonts w:ascii="Courier New" w:hAnsi="Courier New" w:cs="Courier New" w:hint="default"/>
-      </w:rPr>
-    </w:lvl>
-    <w:lvl w:ilvl="8" w:tplc="08100005" w:tentative="1">
-      <w:start w:val="1"/>
-      <w:numFmt w:val="bullet"/>
-      <w:lvlText w:val=""/>
-      <w:lvlJc w:val="left"/>
-      <w:pPr>
-        <w:ind w:left="6480" w:hanging="360"/>
-      </w:pPr>
-      <w:rPr>
-        <w:rFonts w:ascii="Wingdings" w:hAnsi="Wingdings" w:hint="default"/>
-      </w:rPr>
-    </w:lvl>
-  </w:abstractNum>
-  <w:abstractNum w:abstractNumId="5" w15:restartNumberingAfterBreak="0">
-    <w:nsid w:val="1891181A"/>
-    <w:multiLevelType w:val="hybridMultilevel"/>
-    <w:tmpl w:val="A3FC97FE"/>
-    <w:lvl w:ilvl="0" w:tplc="08100001">
-      <w:start w:val="1"/>
-      <w:numFmt w:val="bullet"/>
-      <w:lvlText w:val=""/>
-      <w:lvlJc w:val="left"/>
-      <w:pPr>
-        <w:ind w:left="720" w:hanging="360"/>
-      </w:pPr>
-      <w:rPr>
-        <w:rFonts w:ascii="Symbol" w:hAnsi="Symbol" w:hint="default"/>
-      </w:rPr>
-    </w:lvl>
-    <w:lvl w:ilvl="1" w:tplc="08100003" w:tentative="1">
-      <w:start w:val="1"/>
-      <w:numFmt w:val="bullet"/>
-      <w:lvlText w:val="o"/>
-      <w:lvlJc w:val="left"/>
-      <w:pPr>
-        <w:ind w:left="1440" w:hanging="360"/>
-      </w:pPr>
-      <w:rPr>
-        <w:rFonts w:ascii="Courier New" w:hAnsi="Courier New" w:cs="Courier New" w:hint="default"/>
-      </w:rPr>
-    </w:lvl>
-    <w:lvl w:ilvl="2" w:tplc="08100005" w:tentative="1">
-      <w:start w:val="1"/>
-      <w:numFmt w:val="bullet"/>
-      <w:lvlText w:val=""/>
-      <w:lvlJc w:val="left"/>
-      <w:pPr>
-        <w:ind w:left="2160" w:hanging="360"/>
-      </w:pPr>
-      <w:rPr>
-        <w:rFonts w:ascii="Wingdings" w:hAnsi="Wingdings" w:hint="default"/>
-      </w:rPr>
-    </w:lvl>
-    <w:lvl w:ilvl="3" w:tplc="08100001" w:tentative="1">
-      <w:start w:val="1"/>
-      <w:numFmt w:val="bullet"/>
-      <w:lvlText w:val=""/>
-      <w:lvlJc w:val="left"/>
-      <w:pPr>
-        <w:ind w:left="2880" w:hanging="360"/>
-      </w:pPr>
-      <w:rPr>
-        <w:rFonts w:ascii="Symbol" w:hAnsi="Symbol" w:hint="default"/>
-      </w:rPr>
-    </w:lvl>
-    <w:lvl w:ilvl="4" w:tplc="08100003" w:tentative="1">
-      <w:start w:val="1"/>
-      <w:numFmt w:val="bullet"/>
-      <w:lvlText w:val="o"/>
-      <w:lvlJc w:val="left"/>
-      <w:pPr>
-        <w:ind w:left="3600" w:hanging="360"/>
-      </w:pPr>
-      <w:rPr>
-        <w:rFonts w:ascii="Courier New" w:hAnsi="Courier New" w:cs="Courier New" w:hint="default"/>
-      </w:rPr>
-    </w:lvl>
-    <w:lvl w:ilvl="5" w:tplc="08100005" w:tentative="1">
-      <w:start w:val="1"/>
-      <w:numFmt w:val="bullet"/>
-      <w:lvlText w:val=""/>
-      <w:lvlJc w:val="left"/>
-      <w:pPr>
-        <w:ind w:left="4320" w:hanging="360"/>
-      </w:pPr>
-      <w:rPr>
-        <w:rFonts w:ascii="Wingdings" w:hAnsi="Wingdings" w:hint="default"/>
-      </w:rPr>
-    </w:lvl>
-    <w:lvl w:ilvl="6" w:tplc="08100001" w:tentative="1">
-      <w:start w:val="1"/>
-      <w:numFmt w:val="bullet"/>
-      <w:lvlText w:val=""/>
-      <w:lvlJc w:val="left"/>
-      <w:pPr>
-        <w:ind w:left="5040" w:hanging="360"/>
-      </w:pPr>
-      <w:rPr>
-        <w:rFonts w:ascii="Symbol" w:hAnsi="Symbol" w:hint="default"/>
-      </w:rPr>
-    </w:lvl>
-    <w:lvl w:ilvl="7" w:tplc="08100003" w:tentative="1">
-      <w:start w:val="1"/>
-      <w:numFmt w:val="bullet"/>
-      <w:lvlText w:val="o"/>
-      <w:lvlJc w:val="left"/>
-      <w:pPr>
-        <w:ind w:left="5760" w:hanging="360"/>
-      </w:pPr>
-      <w:rPr>
-        <w:rFonts w:ascii="Courier New" w:hAnsi="Courier New" w:cs="Courier New" w:hint="default"/>
-      </w:rPr>
-    </w:lvl>
-    <w:lvl w:ilvl="8" w:tplc="08100005" w:tentative="1">
-      <w:start w:val="1"/>
-      <w:numFmt w:val="bullet"/>
-      <w:lvlText w:val=""/>
-      <w:lvlJc w:val="left"/>
-      <w:pPr>
-        <w:ind w:left="6480" w:hanging="360"/>
-      </w:pPr>
-      <w:rPr>
-        <w:rFonts w:ascii="Wingdings" w:hAnsi="Wingdings" w:hint="default"/>
-      </w:rPr>
-    </w:lvl>
-  </w:abstractNum>
-  <w:abstractNum w:abstractNumId="6" w15:restartNumberingAfterBreak="0">
-    <w:nsid w:val="1AC113DD"/>
-    <w:multiLevelType w:val="hybridMultilevel"/>
-    <w:tmpl w:val="7F14AF36"/>
-    <w:lvl w:ilvl="0" w:tplc="CE88C290">
-      <w:numFmt w:val="bullet"/>
-      <w:lvlText w:val="-"/>
-      <w:lvlJc w:val="left"/>
-      <w:pPr>
-        <w:ind w:left="720" w:hanging="360"/>
-      </w:pPr>
-      <w:rPr>
-        <w:rFonts w:ascii="Calibri" w:eastAsiaTheme="minorHAnsi" w:hAnsi="Calibri" w:cstheme="minorBidi" w:hint="default"/>
-      </w:rPr>
-    </w:lvl>
-    <w:lvl w:ilvl="1" w:tplc="08100003" w:tentative="1">
-      <w:start w:val="1"/>
-      <w:numFmt w:val="bullet"/>
-      <w:lvlText w:val="o"/>
-      <w:lvlJc w:val="left"/>
-      <w:pPr>
-        <w:ind w:left="1440" w:hanging="360"/>
-      </w:pPr>
-      <w:rPr>
-        <w:rFonts w:ascii="Courier New" w:hAnsi="Courier New" w:cs="Courier New" w:hint="default"/>
-      </w:rPr>
-    </w:lvl>
-    <w:lvl w:ilvl="2" w:tplc="08100005" w:tentative="1">
-      <w:start w:val="1"/>
-      <w:numFmt w:val="bullet"/>
-      <w:lvlText w:val=""/>
-      <w:lvlJc w:val="left"/>
-      <w:pPr>
-        <w:ind w:left="2160" w:hanging="360"/>
-      </w:pPr>
-      <w:rPr>
-        <w:rFonts w:ascii="Wingdings" w:hAnsi="Wingdings" w:hint="default"/>
-      </w:rPr>
-    </w:lvl>
-    <w:lvl w:ilvl="3" w:tplc="08100001" w:tentative="1">
-      <w:start w:val="1"/>
-      <w:numFmt w:val="bullet"/>
-      <w:lvlText w:val=""/>
-      <w:lvlJc w:val="left"/>
-      <w:pPr>
-        <w:ind w:left="2880" w:hanging="360"/>
-      </w:pPr>
-      <w:rPr>
-        <w:rFonts w:ascii="Symbol" w:hAnsi="Symbol" w:hint="default"/>
-      </w:rPr>
-    </w:lvl>
-    <w:lvl w:ilvl="4" w:tplc="08100003" w:tentative="1">
-      <w:start w:val="1"/>
-      <w:numFmt w:val="bullet"/>
-      <w:lvlText w:val="o"/>
-      <w:lvlJc w:val="left"/>
-      <w:pPr>
-        <w:ind w:left="3600" w:hanging="360"/>
-      </w:pPr>
-      <w:rPr>
-        <w:rFonts w:ascii="Courier New" w:hAnsi="Courier New" w:cs="Courier New" w:hint="default"/>
-      </w:rPr>
-    </w:lvl>
-    <w:lvl w:ilvl="5" w:tplc="08100005" w:tentative="1">
-      <w:start w:val="1"/>
-      <w:numFmt w:val="bullet"/>
-      <w:lvlText w:val=""/>
-      <w:lvlJc w:val="left"/>
-      <w:pPr>
-        <w:ind w:left="4320" w:hanging="360"/>
-      </w:pPr>
-      <w:rPr>
-        <w:rFonts w:ascii="Wingdings" w:hAnsi="Wingdings" w:hint="default"/>
-      </w:rPr>
-    </w:lvl>
-    <w:lvl w:ilvl="6" w:tplc="08100001" w:tentative="1">
-      <w:start w:val="1"/>
-      <w:numFmt w:val="bullet"/>
-      <w:lvlText w:val=""/>
-      <w:lvlJc w:val="left"/>
-      <w:pPr>
-        <w:ind w:left="5040" w:hanging="360"/>
-      </w:pPr>
-      <w:rPr>
-        <w:rFonts w:ascii="Symbol" w:hAnsi="Symbol" w:hint="default"/>
-      </w:rPr>
-    </w:lvl>
-    <w:lvl w:ilvl="7" w:tplc="08100003" w:tentative="1">
-      <w:start w:val="1"/>
-      <w:numFmt w:val="bullet"/>
-      <w:lvlText w:val="o"/>
-      <w:lvlJc w:val="left"/>
-      <w:pPr>
-        <w:ind w:left="5760" w:hanging="360"/>
-      </w:pPr>
-      <w:rPr>
-        <w:rFonts w:ascii="Courier New" w:hAnsi="Courier New" w:cs="Courier New" w:hint="default"/>
-      </w:rPr>
-    </w:lvl>
-    <w:lvl w:ilvl="8" w:tplc="08100005" w:tentative="1">
-      <w:start w:val="1"/>
-      <w:numFmt w:val="bullet"/>
-      <w:lvlText w:val=""/>
-      <w:lvlJc w:val="left"/>
-      <w:pPr>
-        <w:ind w:left="6480" w:hanging="360"/>
-      </w:pPr>
-      <w:rPr>
-        <w:rFonts w:ascii="Wingdings" w:hAnsi="Wingdings" w:hint="default"/>
-      </w:rPr>
-    </w:lvl>
-  </w:abstractNum>
-  <w:abstractNum w:abstractNumId="7" w15:restartNumberingAfterBreak="0">
-    <w:nsid w:val="1BCB71CB"/>
-    <w:multiLevelType w:val="hybridMultilevel"/>
-    <w:tmpl w:val="B4EE8F5A"/>
-    <w:lvl w:ilvl="0" w:tplc="08100001">
-      <w:start w:val="1"/>
-      <w:numFmt w:val="bullet"/>
-      <w:lvlText w:val=""/>
-      <w:lvlJc w:val="left"/>
-      <w:pPr>
-        <w:ind w:left="720" w:hanging="360"/>
-      </w:pPr>
-      <w:rPr>
-        <w:rFonts w:ascii="Symbol" w:hAnsi="Symbol" w:hint="default"/>
-      </w:rPr>
-    </w:lvl>
-    <w:lvl w:ilvl="1" w:tplc="08100003" w:tentative="1">
-      <w:start w:val="1"/>
-      <w:numFmt w:val="bullet"/>
-      <w:lvlText w:val="o"/>
-      <w:lvlJc w:val="left"/>
-      <w:pPr>
-        <w:ind w:left="1440" w:hanging="360"/>
-      </w:pPr>
-      <w:rPr>
-        <w:rFonts w:ascii="Courier New" w:hAnsi="Courier New" w:cs="Courier New" w:hint="default"/>
-      </w:rPr>
-    </w:lvl>
-    <w:lvl w:ilvl="2" w:tplc="08100005" w:tentative="1">
-      <w:start w:val="1"/>
-      <w:numFmt w:val="bullet"/>
-      <w:lvlText w:val=""/>
-      <w:lvlJc w:val="left"/>
-      <w:pPr>
-        <w:ind w:left="2160" w:hanging="360"/>
-      </w:pPr>
-      <w:rPr>
-        <w:rFonts w:ascii="Wingdings" w:hAnsi="Wingdings" w:hint="default"/>
-      </w:rPr>
-    </w:lvl>
-    <w:lvl w:ilvl="3" w:tplc="08100001" w:tentative="1">
-      <w:start w:val="1"/>
-      <w:numFmt w:val="bullet"/>
-      <w:lvlText w:val=""/>
-      <w:lvlJc w:val="left"/>
-      <w:pPr>
-        <w:ind w:left="2880" w:hanging="360"/>
-      </w:pPr>
-      <w:rPr>
-        <w:rFonts w:ascii="Symbol" w:hAnsi="Symbol" w:hint="default"/>
-      </w:rPr>
-    </w:lvl>
-    <w:lvl w:ilvl="4" w:tplc="08100003" w:tentative="1">
-      <w:start w:val="1"/>
-      <w:numFmt w:val="bullet"/>
-      <w:lvlText w:val="o"/>
-      <w:lvlJc w:val="left"/>
-      <w:pPr>
-        <w:ind w:left="3600" w:hanging="360"/>
-      </w:pPr>
-      <w:rPr>
-        <w:rFonts w:ascii="Courier New" w:hAnsi="Courier New" w:cs="Courier New" w:hint="default"/>
-      </w:rPr>
-    </w:lvl>
-    <w:lvl w:ilvl="5" w:tplc="08100005" w:tentative="1">
-      <w:start w:val="1"/>
-      <w:numFmt w:val="bullet"/>
-      <w:lvlText w:val=""/>
-      <w:lvlJc w:val="left"/>
-      <w:pPr>
-        <w:ind w:left="4320" w:hanging="360"/>
-      </w:pPr>
-      <w:rPr>
-        <w:rFonts w:ascii="Wingdings" w:hAnsi="Wingdings" w:hint="default"/>
-      </w:rPr>
-    </w:lvl>
-    <w:lvl w:ilvl="6" w:tplc="08100001" w:tentative="1">
-      <w:start w:val="1"/>
-      <w:numFmt w:val="bullet"/>
-      <w:lvlText w:val=""/>
-      <w:lvlJc w:val="left"/>
-      <w:pPr>
-        <w:ind w:left="5040" w:hanging="360"/>
-      </w:pPr>
-      <w:rPr>
-        <w:rFonts w:ascii="Symbol" w:hAnsi="Symbol" w:hint="default"/>
-      </w:rPr>
-    </w:lvl>
-    <w:lvl w:ilvl="7" w:tplc="08100003" w:tentative="1">
-      <w:start w:val="1"/>
-      <w:numFmt w:val="bullet"/>
-      <w:lvlText w:val="o"/>
-      <w:lvlJc w:val="left"/>
-      <w:pPr>
-        <w:ind w:left="5760" w:hanging="360"/>
-      </w:pPr>
-      <w:rPr>
-        <w:rFonts w:ascii="Courier New" w:hAnsi="Courier New" w:cs="Courier New" w:hint="default"/>
-      </w:rPr>
-    </w:lvl>
-    <w:lvl w:ilvl="8" w:tplc="08100005" w:tentative="1">
-      <w:start w:val="1"/>
-      <w:numFmt w:val="bullet"/>
-      <w:lvlText w:val=""/>
-      <w:lvlJc w:val="left"/>
-      <w:pPr>
-        <w:ind w:left="6480" w:hanging="360"/>
-      </w:pPr>
-      <w:rPr>
-        <w:rFonts w:ascii="Wingdings" w:hAnsi="Wingdings" w:hint="default"/>
-      </w:rPr>
-    </w:lvl>
-  </w:abstractNum>
-  <w:abstractNum w:abstractNumId="8" w15:restartNumberingAfterBreak="0">
-    <w:nsid w:val="1C046F97"/>
-    <w:multiLevelType w:val="hybridMultilevel"/>
-    <w:tmpl w:val="6658BBF8"/>
-    <w:lvl w:ilvl="0" w:tplc="08100001">
-      <w:start w:val="1"/>
-      <w:numFmt w:val="bullet"/>
-      <w:lvlText w:val=""/>
-      <w:lvlJc w:val="left"/>
-      <w:pPr>
-        <w:ind w:left="720" w:hanging="360"/>
-      </w:pPr>
-      <w:rPr>
-        <w:rFonts w:ascii="Symbol" w:hAnsi="Symbol" w:hint="default"/>
-      </w:rPr>
-    </w:lvl>
-    <w:lvl w:ilvl="1" w:tplc="08100003" w:tentative="1">
-      <w:start w:val="1"/>
-      <w:numFmt w:val="bullet"/>
-      <w:lvlText w:val="o"/>
-      <w:lvlJc w:val="left"/>
-      <w:pPr>
-        <w:ind w:left="1440" w:hanging="360"/>
-      </w:pPr>
-      <w:rPr>
-        <w:rFonts w:ascii="Courier New" w:hAnsi="Courier New" w:cs="Courier New" w:hint="default"/>
-      </w:rPr>
-    </w:lvl>
-    <w:lvl w:ilvl="2" w:tplc="08100005" w:tentative="1">
-      <w:start w:val="1"/>
-      <w:numFmt w:val="bullet"/>
-      <w:lvlText w:val=""/>
-      <w:lvlJc w:val="left"/>
-      <w:pPr>
-        <w:ind w:left="2160" w:hanging="360"/>
-      </w:pPr>
-      <w:rPr>
-        <w:rFonts w:ascii="Wingdings" w:hAnsi="Wingdings" w:hint="default"/>
-      </w:rPr>
-    </w:lvl>
-    <w:lvl w:ilvl="3" w:tplc="08100001" w:tentative="1">
-      <w:start w:val="1"/>
-      <w:numFmt w:val="bullet"/>
-      <w:lvlText w:val=""/>
-      <w:lvlJc w:val="left"/>
-      <w:pPr>
-        <w:ind w:left="2880" w:hanging="360"/>
-      </w:pPr>
-      <w:rPr>
-        <w:rFonts w:ascii="Symbol" w:hAnsi="Symbol" w:hint="default"/>
-      </w:rPr>
-    </w:lvl>
-    <w:lvl w:ilvl="4" w:tplc="08100003" w:tentative="1">
-      <w:start w:val="1"/>
-      <w:numFmt w:val="bullet"/>
-      <w:lvlText w:val="o"/>
-      <w:lvlJc w:val="left"/>
-      <w:pPr>
-        <w:ind w:left="3600" w:hanging="360"/>
-      </w:pPr>
-      <w:rPr>
-        <w:rFonts w:ascii="Courier New" w:hAnsi="Courier New" w:cs="Courier New" w:hint="default"/>
-      </w:rPr>
-    </w:lvl>
-    <w:lvl w:ilvl="5" w:tplc="08100005" w:tentative="1">
-      <w:start w:val="1"/>
-      <w:numFmt w:val="bullet"/>
-      <w:lvlText w:val=""/>
-      <w:lvlJc w:val="left"/>
-      <w:pPr>
-        <w:ind w:left="4320" w:hanging="360"/>
-      </w:pPr>
-      <w:rPr>
-        <w:rFonts w:ascii="Wingdings" w:hAnsi="Wingdings" w:hint="default"/>
-      </w:rPr>
-    </w:lvl>
-    <w:lvl w:ilvl="6" w:tplc="08100001" w:tentative="1">
-      <w:start w:val="1"/>
-      <w:numFmt w:val="bullet"/>
-      <w:lvlText w:val=""/>
-      <w:lvlJc w:val="left"/>
-      <w:pPr>
-        <w:ind w:left="5040" w:hanging="360"/>
-      </w:pPr>
-      <w:rPr>
-        <w:rFonts w:ascii="Symbol" w:hAnsi="Symbol" w:hint="default"/>
-      </w:rPr>
-    </w:lvl>
-    <w:lvl w:ilvl="7" w:tplc="08100003" w:tentative="1">
-      <w:start w:val="1"/>
-      <w:numFmt w:val="bullet"/>
-      <w:lvlText w:val="o"/>
-      <w:lvlJc w:val="left"/>
-      <w:pPr>
-        <w:ind w:left="5760" w:hanging="360"/>
-      </w:pPr>
-      <w:rPr>
-        <w:rFonts w:ascii="Courier New" w:hAnsi="Courier New" w:cs="Courier New" w:hint="default"/>
-      </w:rPr>
-    </w:lvl>
-    <w:lvl w:ilvl="8" w:tplc="08100005" w:tentative="1">
-      <w:start w:val="1"/>
-      <w:numFmt w:val="bullet"/>
-      <w:lvlText w:val=""/>
-      <w:lvlJc w:val="left"/>
-      <w:pPr>
-        <w:ind w:left="6480" w:hanging="360"/>
-      </w:pPr>
-      <w:rPr>
-        <w:rFonts w:ascii="Wingdings" w:hAnsi="Wingdings" w:hint="default"/>
-      </w:rPr>
-    </w:lvl>
-  </w:abstractNum>
-  <w:abstractNum w:abstractNumId="9" w15:restartNumberingAfterBreak="0">
-    <w:nsid w:val="1DFB51AB"/>
-    <w:multiLevelType w:val="hybridMultilevel"/>
-    <w:tmpl w:val="BFACE39E"/>
-    <w:lvl w:ilvl="0" w:tplc="08100001">
-      <w:start w:val="1"/>
-      <w:numFmt w:val="bullet"/>
-      <w:lvlText w:val=""/>
-      <w:lvlJc w:val="left"/>
-      <w:pPr>
-        <w:ind w:left="720" w:hanging="360"/>
-      </w:pPr>
-      <w:rPr>
-        <w:rFonts w:ascii="Symbol" w:hAnsi="Symbol" w:hint="default"/>
-      </w:rPr>
-    </w:lvl>
-    <w:lvl w:ilvl="1" w:tplc="08100003" w:tentative="1">
-      <w:start w:val="1"/>
-      <w:numFmt w:val="bullet"/>
-      <w:lvlText w:val="o"/>
-      <w:lvlJc w:val="left"/>
-      <w:pPr>
-        <w:ind w:left="1440" w:hanging="360"/>
-      </w:pPr>
-      <w:rPr>
-        <w:rFonts w:ascii="Courier New" w:hAnsi="Courier New" w:cs="Courier New" w:hint="default"/>
-      </w:rPr>
-    </w:lvl>
-    <w:lvl w:ilvl="2" w:tplc="08100005" w:tentative="1">
-      <w:start w:val="1"/>
-      <w:numFmt w:val="bullet"/>
-      <w:lvlText w:val=""/>
-      <w:lvlJc w:val="left"/>
-      <w:pPr>
-        <w:ind w:left="2160" w:hanging="360"/>
-      </w:pPr>
-      <w:rPr>
-        <w:rFonts w:ascii="Wingdings" w:hAnsi="Wingdings" w:hint="default"/>
-      </w:rPr>
-    </w:lvl>
-    <w:lvl w:ilvl="3" w:tplc="08100001" w:tentative="1">
-      <w:start w:val="1"/>
-      <w:numFmt w:val="bullet"/>
-      <w:lvlText w:val=""/>
-      <w:lvlJc w:val="left"/>
-      <w:pPr>
-        <w:ind w:left="2880" w:hanging="360"/>
-      </w:pPr>
-      <w:rPr>
-        <w:rFonts w:ascii="Symbol" w:hAnsi="Symbol" w:hint="default"/>
-      </w:rPr>
-    </w:lvl>
-    <w:lvl w:ilvl="4" w:tplc="08100003" w:tentative="1">
-      <w:start w:val="1"/>
-      <w:numFmt w:val="bullet"/>
-      <w:lvlText w:val="o"/>
-      <w:lvlJc w:val="left"/>
-      <w:pPr>
-        <w:ind w:left="3600" w:hanging="360"/>
-      </w:pPr>
-      <w:rPr>
-        <w:rFonts w:ascii="Courier New" w:hAnsi="Courier New" w:cs="Courier New" w:hint="default"/>
-      </w:rPr>
-    </w:lvl>
-    <w:lvl w:ilvl="5" w:tplc="08100005" w:tentative="1">
-      <w:start w:val="1"/>
-      <w:numFmt w:val="bullet"/>
-      <w:lvlText w:val=""/>
-      <w:lvlJc w:val="left"/>
-      <w:pPr>
-        <w:ind w:left="4320" w:hanging="360"/>
-      </w:pPr>
-      <w:rPr>
-        <w:rFonts w:ascii="Wingdings" w:hAnsi="Wingdings" w:hint="default"/>
-      </w:rPr>
-    </w:lvl>
-    <w:lvl w:ilvl="6" w:tplc="08100001" w:tentative="1">
-      <w:start w:val="1"/>
-      <w:numFmt w:val="bullet"/>
-      <w:lvlText w:val=""/>
-      <w:lvlJc w:val="left"/>
-      <w:pPr>
-        <w:ind w:left="5040" w:hanging="360"/>
-      </w:pPr>
-      <w:rPr>
-        <w:rFonts w:ascii="Symbol" w:hAnsi="Symbol" w:hint="default"/>
-      </w:rPr>
-    </w:lvl>
-    <w:lvl w:ilvl="7" w:tplc="08100003" w:tentative="1">
-      <w:start w:val="1"/>
-      <w:numFmt w:val="bullet"/>
-      <w:lvlText w:val="o"/>
-      <w:lvlJc w:val="left"/>
-      <w:pPr>
-        <w:ind w:left="5760" w:hanging="360"/>
-      </w:pPr>
-      <w:rPr>
-        <w:rFonts w:ascii="Courier New" w:hAnsi="Courier New" w:cs="Courier New" w:hint="default"/>
-      </w:rPr>
-    </w:lvl>
-    <w:lvl w:ilvl="8" w:tplc="08100005" w:tentative="1">
-      <w:start w:val="1"/>
-      <w:numFmt w:val="bullet"/>
-      <w:lvlText w:val=""/>
-      <w:lvlJc w:val="left"/>
-      <w:pPr>
-        <w:ind w:left="6480" w:hanging="360"/>
-      </w:pPr>
-      <w:rPr>
-        <w:rFonts w:ascii="Wingdings" w:hAnsi="Wingdings" w:hint="default"/>
-      </w:rPr>
-    </w:lvl>
-  </w:abstractNum>
-  <w:abstractNum w:abstractNumId="10" w15:restartNumberingAfterBreak="0">
-    <w:nsid w:val="20AA465E"/>
-    <w:multiLevelType w:val="hybridMultilevel"/>
-    <w:tmpl w:val="A7F61F74"/>
-    <w:lvl w:ilvl="0" w:tplc="08100001">
-      <w:start w:val="1"/>
-      <w:numFmt w:val="bullet"/>
-      <w:lvlText w:val=""/>
-      <w:lvlJc w:val="left"/>
-      <w:pPr>
-        <w:ind w:left="720" w:hanging="360"/>
-      </w:pPr>
-      <w:rPr>
-        <w:rFonts w:ascii="Symbol" w:hAnsi="Symbol" w:hint="default"/>
-      </w:rPr>
-    </w:lvl>
-    <w:lvl w:ilvl="1" w:tplc="08100003" w:tentative="1">
-      <w:start w:val="1"/>
-      <w:numFmt w:val="bullet"/>
-      <w:lvlText w:val="o"/>
-      <w:lvlJc w:val="left"/>
-      <w:pPr>
-        <w:ind w:left="1440" w:hanging="360"/>
-      </w:pPr>
-      <w:rPr>
-        <w:rFonts w:ascii="Courier New" w:hAnsi="Courier New" w:cs="Courier New" w:hint="default"/>
-      </w:rPr>
-    </w:lvl>
-    <w:lvl w:ilvl="2" w:tplc="08100005" w:tentative="1">
-      <w:start w:val="1"/>
-      <w:numFmt w:val="bullet"/>
-      <w:lvlText w:val=""/>
-      <w:lvlJc w:val="left"/>
-      <w:pPr>
-        <w:ind w:left="2160" w:hanging="360"/>
-      </w:pPr>
-      <w:rPr>
-        <w:rFonts w:ascii="Wingdings" w:hAnsi="Wingdings" w:hint="default"/>
-      </w:rPr>
-    </w:lvl>
-    <w:lvl w:ilvl="3" w:tplc="08100001" w:tentative="1">
-      <w:start w:val="1"/>
-      <w:numFmt w:val="bullet"/>
-      <w:lvlText w:val=""/>
-      <w:lvlJc w:val="left"/>
-      <w:pPr>
-        <w:ind w:left="2880" w:hanging="360"/>
-      </w:pPr>
-      <w:rPr>
-        <w:rFonts w:ascii="Symbol" w:hAnsi="Symbol" w:hint="default"/>
-      </w:rPr>
-    </w:lvl>
-    <w:lvl w:ilvl="4" w:tplc="08100003" w:tentative="1">
-      <w:start w:val="1"/>
-      <w:numFmt w:val="bullet"/>
-      <w:lvlText w:val="o"/>
-      <w:lvlJc w:val="left"/>
-      <w:pPr>
-        <w:ind w:left="3600" w:hanging="360"/>
-      </w:pPr>
-      <w:rPr>
-        <w:rFonts w:ascii="Courier New" w:hAnsi="Courier New" w:cs="Courier New" w:hint="default"/>
-      </w:rPr>
-    </w:lvl>
-    <w:lvl w:ilvl="5" w:tplc="08100005" w:tentative="1">
-      <w:start w:val="1"/>
-      <w:numFmt w:val="bullet"/>
-      <w:lvlText w:val=""/>
-      <w:lvlJc w:val="left"/>
-      <w:pPr>
-        <w:ind w:left="4320" w:hanging="360"/>
-      </w:pPr>
-      <w:rPr>
-        <w:rFonts w:ascii="Wingdings" w:hAnsi="Wingdings" w:hint="default"/>
-      </w:rPr>
-    </w:lvl>
-    <w:lvl w:ilvl="6" w:tplc="08100001" w:tentative="1">
-      <w:start w:val="1"/>
-      <w:numFmt w:val="bullet"/>
-      <w:lvlText w:val=""/>
-      <w:lvlJc w:val="left"/>
-      <w:pPr>
-        <w:ind w:left="5040" w:hanging="360"/>
-      </w:pPr>
-      <w:rPr>
-        <w:rFonts w:ascii="Symbol" w:hAnsi="Symbol" w:hint="default"/>
-      </w:rPr>
-    </w:lvl>
-    <w:lvl w:ilvl="7" w:tplc="08100003" w:tentative="1">
-      <w:start w:val="1"/>
-      <w:numFmt w:val="bullet"/>
-      <w:lvlText w:val="o"/>
-      <w:lvlJc w:val="left"/>
-      <w:pPr>
-        <w:ind w:left="5760" w:hanging="360"/>
-      </w:pPr>
-      <w:rPr>
-        <w:rFonts w:ascii="Courier New" w:hAnsi="Courier New" w:cs="Courier New" w:hint="default"/>
-      </w:rPr>
-    </w:lvl>
-    <w:lvl w:ilvl="8" w:tplc="08100005" w:tentative="1">
-      <w:start w:val="1"/>
-      <w:numFmt w:val="bullet"/>
-      <w:lvlText w:val=""/>
-      <w:lvlJc w:val="left"/>
-      <w:pPr>
-        <w:ind w:left="6480" w:hanging="360"/>
-      </w:pPr>
-      <w:rPr>
-        <w:rFonts w:ascii="Wingdings" w:hAnsi="Wingdings" w:hint="default"/>
-      </w:rPr>
-    </w:lvl>
-  </w:abstractNum>
-  <w:abstractNum w:abstractNumId="11" w15:restartNumberingAfterBreak="0">
-    <w:nsid w:val="29072CD0"/>
-    <w:multiLevelType w:val="hybridMultilevel"/>
-    <w:tmpl w:val="D130BF86"/>
-    <w:lvl w:ilvl="0" w:tplc="08100001">
-      <w:start w:val="1"/>
-      <w:numFmt w:val="bullet"/>
-      <w:lvlText w:val=""/>
-      <w:lvlJc w:val="left"/>
-      <w:pPr>
-        <w:ind w:left="720" w:hanging="360"/>
-      </w:pPr>
-      <w:rPr>
-        <w:rFonts w:ascii="Symbol" w:hAnsi="Symbol" w:hint="default"/>
-      </w:rPr>
-    </w:lvl>
-    <w:lvl w:ilvl="1" w:tplc="08100003" w:tentative="1">
-      <w:start w:val="1"/>
-      <w:numFmt w:val="bullet"/>
-      <w:lvlText w:val="o"/>
-      <w:lvlJc w:val="left"/>
-      <w:pPr>
-        <w:ind w:left="1440" w:hanging="360"/>
-      </w:pPr>
-      <w:rPr>
-        <w:rFonts w:ascii="Courier New" w:hAnsi="Courier New" w:cs="Courier New" w:hint="default"/>
-      </w:rPr>
-    </w:lvl>
-    <w:lvl w:ilvl="2" w:tplc="08100005" w:tentative="1">
-      <w:start w:val="1"/>
-      <w:numFmt w:val="bullet"/>
-      <w:lvlText w:val=""/>
-      <w:lvlJc w:val="left"/>
-      <w:pPr>
-        <w:ind w:left="2160" w:hanging="360"/>
-      </w:pPr>
-      <w:rPr>
-        <w:rFonts w:ascii="Wingdings" w:hAnsi="Wingdings" w:hint="default"/>
-      </w:rPr>
-    </w:lvl>
-    <w:lvl w:ilvl="3" w:tplc="08100001" w:tentative="1">
-      <w:start w:val="1"/>
-      <w:numFmt w:val="bullet"/>
-      <w:lvlText w:val=""/>
-      <w:lvlJc w:val="left"/>
-      <w:pPr>
-        <w:ind w:left="2880" w:hanging="360"/>
-      </w:pPr>
-      <w:rPr>
-        <w:rFonts w:ascii="Symbol" w:hAnsi="Symbol" w:hint="default"/>
-      </w:rPr>
-    </w:lvl>
-    <w:lvl w:ilvl="4" w:tplc="08100003" w:tentative="1">
-      <w:start w:val="1"/>
-      <w:numFmt w:val="bullet"/>
-      <w:lvlText w:val="o"/>
-      <w:lvlJc w:val="left"/>
-      <w:pPr>
-        <w:ind w:left="3600" w:hanging="360"/>
-      </w:pPr>
-      <w:rPr>
-        <w:rFonts w:ascii="Courier New" w:hAnsi="Courier New" w:cs="Courier New" w:hint="default"/>
-      </w:rPr>
-    </w:lvl>
-    <w:lvl w:ilvl="5" w:tplc="08100005" w:tentative="1">
-      <w:start w:val="1"/>
-      <w:numFmt w:val="bullet"/>
-      <w:lvlText w:val=""/>
-      <w:lvlJc w:val="left"/>
-      <w:pPr>
-        <w:ind w:left="4320" w:hanging="360"/>
-      </w:pPr>
-      <w:rPr>
-        <w:rFonts w:ascii="Wingdings" w:hAnsi="Wingdings" w:hint="default"/>
-      </w:rPr>
-    </w:lvl>
-    <w:lvl w:ilvl="6" w:tplc="08100001" w:tentative="1">
-      <w:start w:val="1"/>
-      <w:numFmt w:val="bullet"/>
-      <w:lvlText w:val=""/>
-      <w:lvlJc w:val="left"/>
-      <w:pPr>
-        <w:ind w:left="5040" w:hanging="360"/>
-      </w:pPr>
-      <w:rPr>
-        <w:rFonts w:ascii="Symbol" w:hAnsi="Symbol" w:hint="default"/>
-      </w:rPr>
-    </w:lvl>
-    <w:lvl w:ilvl="7" w:tplc="08100003" w:tentative="1">
-      <w:start w:val="1"/>
-      <w:numFmt w:val="bullet"/>
-      <w:lvlText w:val="o"/>
-      <w:lvlJc w:val="left"/>
-      <w:pPr>
-        <w:ind w:left="5760" w:hanging="360"/>
-      </w:pPr>
-      <w:rPr>
-        <w:rFonts w:ascii="Courier New" w:hAnsi="Courier New" w:cs="Courier New" w:hint="default"/>
-      </w:rPr>
-    </w:lvl>
-    <w:lvl w:ilvl="8" w:tplc="08100005" w:tentative="1">
-      <w:start w:val="1"/>
-      <w:numFmt w:val="bullet"/>
-      <w:lvlText w:val=""/>
-      <w:lvlJc w:val="left"/>
-      <w:pPr>
-        <w:ind w:left="6480" w:hanging="360"/>
-      </w:pPr>
-      <w:rPr>
-        <w:rFonts w:ascii="Wingdings" w:hAnsi="Wingdings" w:hint="default"/>
-      </w:rPr>
-    </w:lvl>
-  </w:abstractNum>
-  <w:abstractNum w:abstractNumId="12" w15:restartNumberingAfterBreak="0">
-    <w:nsid w:val="2D5E3497"/>
-    <w:multiLevelType w:val="hybridMultilevel"/>
-    <w:tmpl w:val="5F70E39C"/>
-    <w:lvl w:ilvl="0" w:tplc="08100001">
-      <w:start w:val="1"/>
-      <w:numFmt w:val="bullet"/>
-      <w:lvlText w:val=""/>
-      <w:lvlJc w:val="left"/>
-      <w:pPr>
-        <w:ind w:left="720" w:hanging="360"/>
-      </w:pPr>
-      <w:rPr>
-        <w:rFonts w:ascii="Symbol" w:hAnsi="Symbol" w:hint="default"/>
-      </w:rPr>
-    </w:lvl>
-    <w:lvl w:ilvl="1" w:tplc="08100003" w:tentative="1">
-      <w:start w:val="1"/>
-      <w:numFmt w:val="bullet"/>
-      <w:lvlText w:val="o"/>
-      <w:lvlJc w:val="left"/>
-      <w:pPr>
-        <w:ind w:left="1440" w:hanging="360"/>
-      </w:pPr>
-      <w:rPr>
-        <w:rFonts w:ascii="Courier New" w:hAnsi="Courier New" w:cs="Courier New" w:hint="default"/>
-      </w:rPr>
-    </w:lvl>
-    <w:lvl w:ilvl="2" w:tplc="08100005" w:tentative="1">
-      <w:start w:val="1"/>
-      <w:numFmt w:val="bullet"/>
-      <w:lvlText w:val=""/>
-      <w:lvlJc w:val="left"/>
-      <w:pPr>
-        <w:ind w:left="2160" w:hanging="360"/>
-      </w:pPr>
-      <w:rPr>
-        <w:rFonts w:ascii="Wingdings" w:hAnsi="Wingdings" w:hint="default"/>
-      </w:rPr>
-    </w:lvl>
-    <w:lvl w:ilvl="3" w:tplc="08100001" w:tentative="1">
-      <w:start w:val="1"/>
-      <w:numFmt w:val="bullet"/>
-      <w:lvlText w:val=""/>
-      <w:lvlJc w:val="left"/>
-      <w:pPr>
-        <w:ind w:left="2880" w:hanging="360"/>
-      </w:pPr>
-      <w:rPr>
-        <w:rFonts w:ascii="Symbol" w:hAnsi="Symbol" w:hint="default"/>
-      </w:rPr>
-    </w:lvl>
-    <w:lvl w:ilvl="4" w:tplc="08100003" w:tentative="1">
-      <w:start w:val="1"/>
-      <w:numFmt w:val="bullet"/>
-      <w:lvlText w:val="o"/>
-      <w:lvlJc w:val="left"/>
-      <w:pPr>
-        <w:ind w:left="3600" w:hanging="360"/>
-      </w:pPr>
-      <w:rPr>
-        <w:rFonts w:ascii="Courier New" w:hAnsi="Courier New" w:cs="Courier New" w:hint="default"/>
-      </w:rPr>
-    </w:lvl>
-    <w:lvl w:ilvl="5" w:tplc="08100005" w:tentative="1">
-      <w:start w:val="1"/>
-      <w:numFmt w:val="bullet"/>
-      <w:lvlText w:val=""/>
-      <w:lvlJc w:val="left"/>
-      <w:pPr>
-        <w:ind w:left="4320" w:hanging="360"/>
-      </w:pPr>
-      <w:rPr>
-        <w:rFonts w:ascii="Wingdings" w:hAnsi="Wingdings" w:hint="default"/>
-      </w:rPr>
-    </w:lvl>
-    <w:lvl w:ilvl="6" w:tplc="08100001" w:tentative="1">
-      <w:start w:val="1"/>
-      <w:numFmt w:val="bullet"/>
-      <w:lvlText w:val=""/>
-      <w:lvlJc w:val="left"/>
-      <w:pPr>
-        <w:ind w:left="5040" w:hanging="360"/>
-      </w:pPr>
-      <w:rPr>
-        <w:rFonts w:ascii="Symbol" w:hAnsi="Symbol" w:hint="default"/>
-      </w:rPr>
-    </w:lvl>
-    <w:lvl w:ilvl="7" w:tplc="08100003" w:tentative="1">
-      <w:start w:val="1"/>
-      <w:numFmt w:val="bullet"/>
-      <w:lvlText w:val="o"/>
-      <w:lvlJc w:val="left"/>
-      <w:pPr>
-        <w:ind w:left="5760" w:hanging="360"/>
-      </w:pPr>
-      <w:rPr>
-        <w:rFonts w:ascii="Courier New" w:hAnsi="Courier New" w:cs="Courier New" w:hint="default"/>
-      </w:rPr>
-    </w:lvl>
-    <w:lvl w:ilvl="8" w:tplc="08100005" w:tentative="1">
-      <w:start w:val="1"/>
-      <w:numFmt w:val="bullet"/>
-      <w:lvlText w:val=""/>
-      <w:lvlJc w:val="left"/>
-      <w:pPr>
-        <w:ind w:left="6480" w:hanging="360"/>
-      </w:pPr>
-      <w:rPr>
-        <w:rFonts w:ascii="Wingdings" w:hAnsi="Wingdings" w:hint="default"/>
-      </w:rPr>
-    </w:lvl>
-  </w:abstractNum>
-  <w:abstractNum w:abstractNumId="13" w15:restartNumberingAfterBreak="0">
-    <w:nsid w:val="319603FB"/>
-    <w:multiLevelType w:val="hybridMultilevel"/>
-    <w:tmpl w:val="2006DCB8"/>
-    <w:lvl w:ilvl="0" w:tplc="08100001">
-      <w:start w:val="1"/>
-      <w:numFmt w:val="bullet"/>
-      <w:lvlText w:val=""/>
-      <w:lvlJc w:val="left"/>
-      <w:pPr>
-        <w:ind w:left="720" w:hanging="360"/>
-      </w:pPr>
-      <w:rPr>
-        <w:rFonts w:ascii="Symbol" w:hAnsi="Symbol" w:hint="default"/>
-      </w:rPr>
-    </w:lvl>
-    <w:lvl w:ilvl="1" w:tplc="08100003" w:tentative="1">
-      <w:start w:val="1"/>
-      <w:numFmt w:val="bullet"/>
-      <w:lvlText w:val="o"/>
-      <w:lvlJc w:val="left"/>
-      <w:pPr>
-        <w:ind w:left="1440" w:hanging="360"/>
-      </w:pPr>
-      <w:rPr>
-        <w:rFonts w:ascii="Courier New" w:hAnsi="Courier New" w:cs="Courier New" w:hint="default"/>
-      </w:rPr>
-    </w:lvl>
-    <w:lvl w:ilvl="2" w:tplc="08100005" w:tentative="1">
-      <w:start w:val="1"/>
-      <w:numFmt w:val="bullet"/>
-      <w:lvlText w:val=""/>
-      <w:lvlJc w:val="left"/>
-      <w:pPr>
-        <w:ind w:left="2160" w:hanging="360"/>
-      </w:pPr>
-      <w:rPr>
-        <w:rFonts w:ascii="Wingdings" w:hAnsi="Wingdings" w:hint="default"/>
-      </w:rPr>
-    </w:lvl>
-    <w:lvl w:ilvl="3" w:tplc="08100001" w:tentative="1">
-      <w:start w:val="1"/>
-      <w:numFmt w:val="bullet"/>
-      <w:lvlText w:val=""/>
-      <w:lvlJc w:val="left"/>
-      <w:pPr>
-        <w:ind w:left="2880" w:hanging="360"/>
-      </w:pPr>
-      <w:rPr>
-        <w:rFonts w:ascii="Symbol" w:hAnsi="Symbol" w:hint="default"/>
-      </w:rPr>
-    </w:lvl>
-    <w:lvl w:ilvl="4" w:tplc="08100003" w:tentative="1">
-      <w:start w:val="1"/>
-      <w:numFmt w:val="bullet"/>
-      <w:lvlText w:val="o"/>
-      <w:lvlJc w:val="left"/>
-      <w:pPr>
-        <w:ind w:left="3600" w:hanging="360"/>
-      </w:pPr>
-      <w:rPr>
-        <w:rFonts w:ascii="Courier New" w:hAnsi="Courier New" w:cs="Courier New" w:hint="default"/>
-      </w:rPr>
-    </w:lvl>
-    <w:lvl w:ilvl="5" w:tplc="08100005" w:tentative="1">
-      <w:start w:val="1"/>
-      <w:numFmt w:val="bullet"/>
-      <w:lvlText w:val=""/>
-      <w:lvlJc w:val="left"/>
-      <w:pPr>
-        <w:ind w:left="4320" w:hanging="360"/>
-      </w:pPr>
-      <w:rPr>
-        <w:rFonts w:ascii="Wingdings" w:hAnsi="Wingdings" w:hint="default"/>
-      </w:rPr>
-    </w:lvl>
-    <w:lvl w:ilvl="6" w:tplc="08100001" w:tentative="1">
-      <w:start w:val="1"/>
-      <w:numFmt w:val="bullet"/>
-      <w:lvlText w:val=""/>
-      <w:lvlJc w:val="left"/>
-      <w:pPr>
-        <w:ind w:left="5040" w:hanging="360"/>
-      </w:pPr>
-      <w:rPr>
-        <w:rFonts w:ascii="Symbol" w:hAnsi="Symbol" w:hint="default"/>
-      </w:rPr>
-    </w:lvl>
-    <w:lvl w:ilvl="7" w:tplc="08100003" w:tentative="1">
-      <w:start w:val="1"/>
-      <w:numFmt w:val="bullet"/>
-      <w:lvlText w:val="o"/>
-      <w:lvlJc w:val="left"/>
-      <w:pPr>
-        <w:ind w:left="5760" w:hanging="360"/>
-      </w:pPr>
-      <w:rPr>
-        <w:rFonts w:ascii="Courier New" w:hAnsi="Courier New" w:cs="Courier New" w:hint="default"/>
-      </w:rPr>
-    </w:lvl>
-    <w:lvl w:ilvl="8" w:tplc="08100005" w:tentative="1">
-      <w:start w:val="1"/>
-      <w:numFmt w:val="bullet"/>
-      <w:lvlText w:val=""/>
-      <w:lvlJc w:val="left"/>
-      <w:pPr>
-        <w:ind w:left="6480" w:hanging="360"/>
-      </w:pPr>
-      <w:rPr>
-        <w:rFonts w:ascii="Wingdings" w:hAnsi="Wingdings" w:hint="default"/>
-      </w:rPr>
-    </w:lvl>
-  </w:abstractNum>
-  <w:abstractNum w:abstractNumId="14" w15:restartNumberingAfterBreak="0">
-    <w:nsid w:val="36E11DF4"/>
-    <w:multiLevelType w:val="hybridMultilevel"/>
-    <w:tmpl w:val="1856E4BE"/>
-    <w:lvl w:ilvl="0" w:tplc="566AB8B8">
-      <w:numFmt w:val="bullet"/>
-      <w:lvlText w:val="-"/>
-      <w:lvlJc w:val="left"/>
-      <w:pPr>
-        <w:ind w:left="720" w:hanging="360"/>
-      </w:pPr>
-      <w:rPr>
-        <w:rFonts w:ascii="Calibri" w:eastAsiaTheme="minorHAnsi" w:hAnsi="Calibri" w:cstheme="minorBidi" w:hint="default"/>
-      </w:rPr>
-    </w:lvl>
-    <w:lvl w:ilvl="1" w:tplc="08100003" w:tentative="1">
-      <w:start w:val="1"/>
-      <w:numFmt w:val="bullet"/>
-      <w:lvlText w:val="o"/>
-      <w:lvlJc w:val="left"/>
-      <w:pPr>
-        <w:ind w:left="1440" w:hanging="360"/>
-      </w:pPr>
-      <w:rPr>
-        <w:rFonts w:ascii="Courier New" w:hAnsi="Courier New" w:cs="Courier New" w:hint="default"/>
-      </w:rPr>
-    </w:lvl>
-    <w:lvl w:ilvl="2" w:tplc="08100005" w:tentative="1">
-      <w:start w:val="1"/>
-      <w:numFmt w:val="bullet"/>
-      <w:lvlText w:val=""/>
-      <w:lvlJc w:val="left"/>
-      <w:pPr>
-        <w:ind w:left="2160" w:hanging="360"/>
-      </w:pPr>
-      <w:rPr>
-        <w:rFonts w:ascii="Wingdings" w:hAnsi="Wingdings" w:hint="default"/>
-      </w:rPr>
-    </w:lvl>
-    <w:lvl w:ilvl="3" w:tplc="08100001" w:tentative="1">
-      <w:start w:val="1"/>
-      <w:numFmt w:val="bullet"/>
-      <w:lvlText w:val=""/>
-      <w:lvlJc w:val="left"/>
-      <w:pPr>
-        <w:ind w:left="2880" w:hanging="360"/>
-      </w:pPr>
-      <w:rPr>
-        <w:rFonts w:ascii="Symbol" w:hAnsi="Symbol" w:hint="default"/>
-      </w:rPr>
-    </w:lvl>
-    <w:lvl w:ilvl="4" w:tplc="08100003" w:tentative="1">
-      <w:start w:val="1"/>
-      <w:numFmt w:val="bullet"/>
-      <w:lvlText w:val="o"/>
-      <w:lvlJc w:val="left"/>
-      <w:pPr>
-        <w:ind w:left="3600" w:hanging="360"/>
-      </w:pPr>
-      <w:rPr>
-        <w:rFonts w:ascii="Courier New" w:hAnsi="Courier New" w:cs="Courier New" w:hint="default"/>
-      </w:rPr>
-    </w:lvl>
-    <w:lvl w:ilvl="5" w:tplc="08100005" w:tentative="1">
-      <w:start w:val="1"/>
-      <w:numFmt w:val="bullet"/>
-      <w:lvlText w:val=""/>
-      <w:lvlJc w:val="left"/>
-      <w:pPr>
-        <w:ind w:left="4320" w:hanging="360"/>
-      </w:pPr>
-      <w:rPr>
-        <w:rFonts w:ascii="Wingdings" w:hAnsi="Wingdings" w:hint="default"/>
-      </w:rPr>
-    </w:lvl>
-    <w:lvl w:ilvl="6" w:tplc="08100001" w:tentative="1">
-      <w:start w:val="1"/>
-      <w:numFmt w:val="bullet"/>
-      <w:lvlText w:val=""/>
-      <w:lvlJc w:val="left"/>
-      <w:pPr>
-        <w:ind w:left="5040" w:hanging="360"/>
-      </w:pPr>
-      <w:rPr>
-        <w:rFonts w:ascii="Symbol" w:hAnsi="Symbol" w:hint="default"/>
-      </w:rPr>
-    </w:lvl>
-    <w:lvl w:ilvl="7" w:tplc="08100003" w:tentative="1">
-      <w:start w:val="1"/>
-      <w:numFmt w:val="bullet"/>
-      <w:lvlText w:val="o"/>
-      <w:lvlJc w:val="left"/>
-      <w:pPr>
-        <w:ind w:left="5760" w:hanging="360"/>
-      </w:pPr>
-      <w:rPr>
-        <w:rFonts w:ascii="Courier New" w:hAnsi="Courier New" w:cs="Courier New" w:hint="default"/>
-      </w:rPr>
-    </w:lvl>
-    <w:lvl w:ilvl="8" w:tplc="08100005" w:tentative="1">
-      <w:start w:val="1"/>
-      <w:numFmt w:val="bullet"/>
-      <w:lvlText w:val=""/>
-      <w:lvlJc w:val="left"/>
-      <w:pPr>
-        <w:ind w:left="6480" w:hanging="360"/>
-      </w:pPr>
-      <w:rPr>
-        <w:rFonts w:ascii="Wingdings" w:hAnsi="Wingdings" w:hint="default"/>
-      </w:rPr>
-    </w:lvl>
-  </w:abstractNum>
-  <w:abstractNum w:abstractNumId="15" w15:restartNumberingAfterBreak="0">
-    <w:nsid w:val="386A675A"/>
-    <w:multiLevelType w:val="hybridMultilevel"/>
-    <w:tmpl w:val="52561B00"/>
-    <w:lvl w:ilvl="0" w:tplc="08100001">
-      <w:start w:val="1"/>
-      <w:numFmt w:val="bullet"/>
-      <w:lvlText w:val=""/>
-      <w:lvlJc w:val="left"/>
-      <w:pPr>
-        <w:ind w:left="720" w:hanging="360"/>
-      </w:pPr>
-      <w:rPr>
-        <w:rFonts w:ascii="Symbol" w:hAnsi="Symbol" w:hint="default"/>
-      </w:rPr>
-    </w:lvl>
-    <w:lvl w:ilvl="1" w:tplc="08100003" w:tentative="1">
-      <w:start w:val="1"/>
-      <w:numFmt w:val="bullet"/>
-      <w:lvlText w:val="o"/>
-      <w:lvlJc w:val="left"/>
-      <w:pPr>
-        <w:ind w:left="1440" w:hanging="360"/>
-      </w:pPr>
-      <w:rPr>
-        <w:rFonts w:ascii="Courier New" w:hAnsi="Courier New" w:cs="Courier New" w:hint="default"/>
-      </w:rPr>
-    </w:lvl>
-    <w:lvl w:ilvl="2" w:tplc="08100005" w:tentative="1">
-      <w:start w:val="1"/>
-      <w:numFmt w:val="bullet"/>
-      <w:lvlText w:val=""/>
-      <w:lvlJc w:val="left"/>
-      <w:pPr>
-        <w:ind w:left="2160" w:hanging="360"/>
-      </w:pPr>
-      <w:rPr>
-        <w:rFonts w:ascii="Wingdings" w:hAnsi="Wingdings" w:hint="default"/>
-      </w:rPr>
-    </w:lvl>
-    <w:lvl w:ilvl="3" w:tplc="08100001" w:tentative="1">
-      <w:start w:val="1"/>
-      <w:numFmt w:val="bullet"/>
-      <w:lvlText w:val=""/>
-      <w:lvlJc w:val="left"/>
-      <w:pPr>
-        <w:ind w:left="2880" w:hanging="360"/>
-      </w:pPr>
-      <w:rPr>
-        <w:rFonts w:ascii="Symbol" w:hAnsi="Symbol" w:hint="default"/>
-      </w:rPr>
-    </w:lvl>
-    <w:lvl w:ilvl="4" w:tplc="08100003" w:tentative="1">
-      <w:start w:val="1"/>
-      <w:numFmt w:val="bullet"/>
-      <w:lvlText w:val="o"/>
-      <w:lvlJc w:val="left"/>
-      <w:pPr>
-        <w:ind w:left="3600" w:hanging="360"/>
-      </w:pPr>
-      <w:rPr>
-        <w:rFonts w:ascii="Courier New" w:hAnsi="Courier New" w:cs="Courier New" w:hint="default"/>
-      </w:rPr>
-    </w:lvl>
-    <w:lvl w:ilvl="5" w:tplc="08100005" w:tentative="1">
-      <w:start w:val="1"/>
-      <w:numFmt w:val="bullet"/>
-      <w:lvlText w:val=""/>
-      <w:lvlJc w:val="left"/>
-      <w:pPr>
-        <w:ind w:left="4320" w:hanging="360"/>
-      </w:pPr>
-      <w:rPr>
-        <w:rFonts w:ascii="Wingdings" w:hAnsi="Wingdings" w:hint="default"/>
-      </w:rPr>
-    </w:lvl>
-    <w:lvl w:ilvl="6" w:tplc="08100001" w:tentative="1">
-      <w:start w:val="1"/>
-      <w:numFmt w:val="bullet"/>
-      <w:lvlText w:val=""/>
-      <w:lvlJc w:val="left"/>
-      <w:pPr>
-        <w:ind w:left="5040" w:hanging="360"/>
-      </w:pPr>
-      <w:rPr>
-        <w:rFonts w:ascii="Symbol" w:hAnsi="Symbol" w:hint="default"/>
-      </w:rPr>
-    </w:lvl>
-    <w:lvl w:ilvl="7" w:tplc="08100003" w:tentative="1">
-      <w:start w:val="1"/>
-      <w:numFmt w:val="bullet"/>
-      <w:lvlText w:val="o"/>
-      <w:lvlJc w:val="left"/>
-      <w:pPr>
-        <w:ind w:left="5760" w:hanging="360"/>
-      </w:pPr>
-      <w:rPr>
-        <w:rFonts w:ascii="Courier New" w:hAnsi="Courier New" w:cs="Courier New" w:hint="default"/>
-      </w:rPr>
-    </w:lvl>
-    <w:lvl w:ilvl="8" w:tplc="08100005" w:tentative="1">
-      <w:start w:val="1"/>
-      <w:numFmt w:val="bullet"/>
-      <w:lvlText w:val=""/>
-      <w:lvlJc w:val="left"/>
-      <w:pPr>
-        <w:ind w:left="6480" w:hanging="360"/>
-      </w:pPr>
-      <w:rPr>
-        <w:rFonts w:ascii="Wingdings" w:hAnsi="Wingdings" w:hint="default"/>
-      </w:rPr>
-    </w:lvl>
-  </w:abstractNum>
-  <w:abstractNum w:abstractNumId="16" w15:restartNumberingAfterBreak="0">
-    <w:nsid w:val="38D87BB3"/>
-    <w:multiLevelType w:val="hybridMultilevel"/>
-    <w:tmpl w:val="A3B03ACE"/>
-    <w:lvl w:ilvl="0" w:tplc="08100001">
-      <w:start w:val="1"/>
-      <w:numFmt w:val="bullet"/>
-      <w:lvlText w:val=""/>
-      <w:lvlJc w:val="left"/>
-      <w:pPr>
-        <w:ind w:left="720" w:hanging="360"/>
-      </w:pPr>
-      <w:rPr>
-        <w:rFonts w:ascii="Symbol" w:hAnsi="Symbol" w:hint="default"/>
-      </w:rPr>
-    </w:lvl>
-    <w:lvl w:ilvl="1" w:tplc="08100003" w:tentative="1">
-      <w:start w:val="1"/>
-      <w:numFmt w:val="bullet"/>
-      <w:lvlText w:val="o"/>
-      <w:lvlJc w:val="left"/>
-      <w:pPr>
-        <w:ind w:left="1440" w:hanging="360"/>
-      </w:pPr>
-      <w:rPr>
-        <w:rFonts w:ascii="Courier New" w:hAnsi="Courier New" w:cs="Courier New" w:hint="default"/>
-      </w:rPr>
-    </w:lvl>
-    <w:lvl w:ilvl="2" w:tplc="08100005" w:tentative="1">
-      <w:start w:val="1"/>
-      <w:numFmt w:val="bullet"/>
-      <w:lvlText w:val=""/>
-      <w:lvlJc w:val="left"/>
-      <w:pPr>
-        <w:ind w:left="2160" w:hanging="360"/>
-      </w:pPr>
-      <w:rPr>
-        <w:rFonts w:ascii="Wingdings" w:hAnsi="Wingdings" w:hint="default"/>
-      </w:rPr>
-    </w:lvl>
-    <w:lvl w:ilvl="3" w:tplc="08100001" w:tentative="1">
-      <w:start w:val="1"/>
-      <w:numFmt w:val="bullet"/>
-      <w:lvlText w:val=""/>
-      <w:lvlJc w:val="left"/>
-      <w:pPr>
-        <w:ind w:left="2880" w:hanging="360"/>
-      </w:pPr>
-      <w:rPr>
-        <w:rFonts w:ascii="Symbol" w:hAnsi="Symbol" w:hint="default"/>
-      </w:rPr>
-    </w:lvl>
-    <w:lvl w:ilvl="4" w:tplc="08100003" w:tentative="1">
-      <w:start w:val="1"/>
-      <w:numFmt w:val="bullet"/>
-      <w:lvlText w:val="o"/>
-      <w:lvlJc w:val="left"/>
-      <w:pPr>
-        <w:ind w:left="3600" w:hanging="360"/>
-      </w:pPr>
-      <w:rPr>
-        <w:rFonts w:ascii="Courier New" w:hAnsi="Courier New" w:cs="Courier New" w:hint="default"/>
-      </w:rPr>
-    </w:lvl>
-    <w:lvl w:ilvl="5" w:tplc="08100005" w:tentative="1">
-      <w:start w:val="1"/>
-      <w:numFmt w:val="bullet"/>
-      <w:lvlText w:val=""/>
-      <w:lvlJc w:val="left"/>
-      <w:pPr>
-        <w:ind w:left="4320" w:hanging="360"/>
-      </w:pPr>
-      <w:rPr>
-        <w:rFonts w:ascii="Wingdings" w:hAnsi="Wingdings" w:hint="default"/>
-      </w:rPr>
-    </w:lvl>
-    <w:lvl w:ilvl="6" w:tplc="08100001" w:tentative="1">
-      <w:start w:val="1"/>
-      <w:numFmt w:val="bullet"/>
-      <w:lvlText w:val=""/>
-      <w:lvlJc w:val="left"/>
-      <w:pPr>
-        <w:ind w:left="5040" w:hanging="360"/>
-      </w:pPr>
-      <w:rPr>
-        <w:rFonts w:ascii="Symbol" w:hAnsi="Symbol" w:hint="default"/>
-      </w:rPr>
-    </w:lvl>
-    <w:lvl w:ilvl="7" w:tplc="08100003" w:tentative="1">
-      <w:start w:val="1"/>
-      <w:numFmt w:val="bullet"/>
-      <w:lvlText w:val="o"/>
-      <w:lvlJc w:val="left"/>
-      <w:pPr>
-        <w:ind w:left="5760" w:hanging="360"/>
-      </w:pPr>
-      <w:rPr>
-        <w:rFonts w:ascii="Courier New" w:hAnsi="Courier New" w:cs="Courier New" w:hint="default"/>
-      </w:rPr>
-    </w:lvl>
-    <w:lvl w:ilvl="8" w:tplc="08100005" w:tentative="1">
-      <w:start w:val="1"/>
-      <w:numFmt w:val="bullet"/>
-      <w:lvlText w:val=""/>
-      <w:lvlJc w:val="left"/>
-      <w:pPr>
-        <w:ind w:left="6480" w:hanging="360"/>
-      </w:pPr>
-      <w:rPr>
-        <w:rFonts w:ascii="Wingdings" w:hAnsi="Wingdings" w:hint="default"/>
-      </w:rPr>
-    </w:lvl>
-  </w:abstractNum>
-  <w:abstractNum w:abstractNumId="17" w15:restartNumberingAfterBreak="0">
-    <w:nsid w:val="39646B1A"/>
-    <w:multiLevelType w:val="hybridMultilevel"/>
-    <w:tmpl w:val="B4140EC6"/>
-    <w:lvl w:ilvl="0" w:tplc="08100001">
-      <w:start w:val="1"/>
-      <w:numFmt w:val="bullet"/>
-      <w:lvlText w:val=""/>
-      <w:lvlJc w:val="left"/>
-      <w:pPr>
-        <w:ind w:left="720" w:hanging="360"/>
-      </w:pPr>
-      <w:rPr>
-        <w:rFonts w:ascii="Symbol" w:hAnsi="Symbol" w:hint="default"/>
-      </w:rPr>
-    </w:lvl>
-    <w:lvl w:ilvl="1" w:tplc="08100003">
-      <w:start w:val="1"/>
-      <w:numFmt w:val="bullet"/>
-      <w:lvlText w:val="o"/>
-      <w:lvlJc w:val="left"/>
-      <w:pPr>
-        <w:ind w:left="1440" w:hanging="360"/>
-      </w:pPr>
-      <w:rPr>
-        <w:rFonts w:ascii="Courier New" w:hAnsi="Courier New" w:cs="Courier New" w:hint="default"/>
-      </w:rPr>
-    </w:lvl>
-    <w:lvl w:ilvl="2" w:tplc="08100005" w:tentative="1">
-      <w:start w:val="1"/>
-      <w:numFmt w:val="bullet"/>
-      <w:lvlText w:val=""/>
-      <w:lvlJc w:val="left"/>
-      <w:pPr>
-        <w:ind w:left="2160" w:hanging="360"/>
-      </w:pPr>
-      <w:rPr>
-        <w:rFonts w:ascii="Wingdings" w:hAnsi="Wingdings" w:hint="default"/>
-      </w:rPr>
-    </w:lvl>
-    <w:lvl w:ilvl="3" w:tplc="08100001" w:tentative="1">
-      <w:start w:val="1"/>
-      <w:numFmt w:val="bullet"/>
-      <w:lvlText w:val=""/>
-      <w:lvlJc w:val="left"/>
-      <w:pPr>
-        <w:ind w:left="2880" w:hanging="360"/>
-      </w:pPr>
-      <w:rPr>
-        <w:rFonts w:ascii="Symbol" w:hAnsi="Symbol" w:hint="default"/>
-      </w:rPr>
-    </w:lvl>
-    <w:lvl w:ilvl="4" w:tplc="08100003" w:tentative="1">
-      <w:start w:val="1"/>
-      <w:numFmt w:val="bullet"/>
-      <w:lvlText w:val="o"/>
-      <w:lvlJc w:val="left"/>
-      <w:pPr>
-        <w:ind w:left="3600" w:hanging="360"/>
-      </w:pPr>
-      <w:rPr>
-        <w:rFonts w:ascii="Courier New" w:hAnsi="Courier New" w:cs="Courier New" w:hint="default"/>
-      </w:rPr>
-    </w:lvl>
-    <w:lvl w:ilvl="5" w:tplc="08100005" w:tentative="1">
-      <w:start w:val="1"/>
-      <w:numFmt w:val="bullet"/>
-      <w:lvlText w:val=""/>
-      <w:lvlJc w:val="left"/>
-      <w:pPr>
-        <w:ind w:left="4320" w:hanging="360"/>
-      </w:pPr>
-      <w:rPr>
-        <w:rFonts w:ascii="Wingdings" w:hAnsi="Wingdings" w:hint="default"/>
-      </w:rPr>
-    </w:lvl>
-    <w:lvl w:ilvl="6" w:tplc="08100001" w:tentative="1">
-      <w:start w:val="1"/>
-      <w:numFmt w:val="bullet"/>
-      <w:lvlText w:val=""/>
-      <w:lvlJc w:val="left"/>
-      <w:pPr>
-        <w:ind w:left="5040" w:hanging="360"/>
-      </w:pPr>
-      <w:rPr>
-        <w:rFonts w:ascii="Symbol" w:hAnsi="Symbol" w:hint="default"/>
-      </w:rPr>
-    </w:lvl>
-    <w:lvl w:ilvl="7" w:tplc="08100003" w:tentative="1">
-      <w:start w:val="1"/>
-      <w:numFmt w:val="bullet"/>
-      <w:lvlText w:val="o"/>
-      <w:lvlJc w:val="left"/>
-      <w:pPr>
-        <w:ind w:left="5760" w:hanging="360"/>
-      </w:pPr>
-      <w:rPr>
-        <w:rFonts w:ascii="Courier New" w:hAnsi="Courier New" w:cs="Courier New" w:hint="default"/>
-      </w:rPr>
-    </w:lvl>
-    <w:lvl w:ilvl="8" w:tplc="08100005" w:tentative="1">
-      <w:start w:val="1"/>
-      <w:numFmt w:val="bullet"/>
-      <w:lvlText w:val=""/>
-      <w:lvlJc w:val="left"/>
-      <w:pPr>
-        <w:ind w:left="6480" w:hanging="360"/>
-      </w:pPr>
-      <w:rPr>
-        <w:rFonts w:ascii="Wingdings" w:hAnsi="Wingdings" w:hint="default"/>
-      </w:rPr>
-    </w:lvl>
-  </w:abstractNum>
-  <w:abstractNum w:abstractNumId="18" w15:restartNumberingAfterBreak="0">
-    <w:nsid w:val="3AFA4BF8"/>
-    <w:multiLevelType w:val="hybridMultilevel"/>
-    <w:tmpl w:val="EF1C99B4"/>
-    <w:lvl w:ilvl="0" w:tplc="DADA6B22">
-      <w:numFmt w:val="bullet"/>
-      <w:lvlText w:val="-"/>
-      <w:lvlJc w:val="left"/>
-      <w:pPr>
-        <w:ind w:left="720" w:hanging="360"/>
-      </w:pPr>
-      <w:rPr>
-        <w:rFonts w:ascii="Calibri" w:eastAsiaTheme="minorHAnsi" w:hAnsi="Calibri" w:cstheme="minorBidi" w:hint="default"/>
-      </w:rPr>
-    </w:lvl>
-    <w:lvl w:ilvl="1" w:tplc="08100003" w:tentative="1">
-      <w:start w:val="1"/>
-      <w:numFmt w:val="bullet"/>
-      <w:lvlText w:val="o"/>
-      <w:lvlJc w:val="left"/>
-      <w:pPr>
-        <w:ind w:left="1440" w:hanging="360"/>
-      </w:pPr>
-      <w:rPr>
-        <w:rFonts w:ascii="Courier New" w:hAnsi="Courier New" w:cs="Courier New" w:hint="default"/>
-      </w:rPr>
-    </w:lvl>
-    <w:lvl w:ilvl="2" w:tplc="08100005" w:tentative="1">
-      <w:start w:val="1"/>
-      <w:numFmt w:val="bullet"/>
-      <w:lvlText w:val=""/>
-      <w:lvlJc w:val="left"/>
-      <w:pPr>
-        <w:ind w:left="2160" w:hanging="360"/>
-      </w:pPr>
-      <w:rPr>
-        <w:rFonts w:ascii="Wingdings" w:hAnsi="Wingdings" w:hint="default"/>
-      </w:rPr>
-    </w:lvl>
-    <w:lvl w:ilvl="3" w:tplc="08100001" w:tentative="1">
-      <w:start w:val="1"/>
-      <w:numFmt w:val="bullet"/>
-      <w:lvlText w:val=""/>
-      <w:lvlJc w:val="left"/>
-      <w:pPr>
-        <w:ind w:left="2880" w:hanging="360"/>
-      </w:pPr>
-      <w:rPr>
-        <w:rFonts w:ascii="Symbol" w:hAnsi="Symbol" w:hint="default"/>
-      </w:rPr>
-    </w:lvl>
-    <w:lvl w:ilvl="4" w:tplc="08100003" w:tentative="1">
-      <w:start w:val="1"/>
-      <w:numFmt w:val="bullet"/>
-      <w:lvlText w:val="o"/>
-      <w:lvlJc w:val="left"/>
-      <w:pPr>
-        <w:ind w:left="3600" w:hanging="360"/>
-      </w:pPr>
-      <w:rPr>
-        <w:rFonts w:ascii="Courier New" w:hAnsi="Courier New" w:cs="Courier New" w:hint="default"/>
-      </w:rPr>
-    </w:lvl>
-    <w:lvl w:ilvl="5" w:tplc="08100005" w:tentative="1">
-      <w:start w:val="1"/>
-      <w:numFmt w:val="bullet"/>
-      <w:lvlText w:val=""/>
-      <w:lvlJc w:val="left"/>
-      <w:pPr>
-        <w:ind w:left="4320" w:hanging="360"/>
-      </w:pPr>
-      <w:rPr>
-        <w:rFonts w:ascii="Wingdings" w:hAnsi="Wingdings" w:hint="default"/>
-      </w:rPr>
-    </w:lvl>
-    <w:lvl w:ilvl="6" w:tplc="08100001" w:tentative="1">
-      <w:start w:val="1"/>
-      <w:numFmt w:val="bullet"/>
-      <w:lvlText w:val=""/>
-      <w:lvlJc w:val="left"/>
-      <w:pPr>
-        <w:ind w:left="5040" w:hanging="360"/>
-      </w:pPr>
-      <w:rPr>
-        <w:rFonts w:ascii="Symbol" w:hAnsi="Symbol" w:hint="default"/>
-      </w:rPr>
-    </w:lvl>
-    <w:lvl w:ilvl="7" w:tplc="08100003" w:tentative="1">
-      <w:start w:val="1"/>
-      <w:numFmt w:val="bullet"/>
-      <w:lvlText w:val="o"/>
-      <w:lvlJc w:val="left"/>
-      <w:pPr>
-        <w:ind w:left="5760" w:hanging="360"/>
-      </w:pPr>
-      <w:rPr>
-        <w:rFonts w:ascii="Courier New" w:hAnsi="Courier New" w:cs="Courier New" w:hint="default"/>
-      </w:rPr>
-    </w:lvl>
-    <w:lvl w:ilvl="8" w:tplc="08100005" w:tentative="1">
-      <w:start w:val="1"/>
-      <w:numFmt w:val="bullet"/>
-      <w:lvlText w:val=""/>
-      <w:lvlJc w:val="left"/>
-      <w:pPr>
-        <w:ind w:left="6480" w:hanging="360"/>
-      </w:pPr>
-      <w:rPr>
-        <w:rFonts w:ascii="Wingdings" w:hAnsi="Wingdings" w:hint="default"/>
-      </w:rPr>
-    </w:lvl>
-  </w:abstractNum>
-  <w:abstractNum w:abstractNumId="19" w15:restartNumberingAfterBreak="0">
-    <w:nsid w:val="3D4C551D"/>
-    <w:multiLevelType w:val="hybridMultilevel"/>
-    <w:tmpl w:val="1D629A34"/>
-    <w:lvl w:ilvl="0" w:tplc="08100001">
-      <w:start w:val="1"/>
-      <w:numFmt w:val="bullet"/>
-      <w:lvlText w:val=""/>
-      <w:lvlJc w:val="left"/>
-      <w:pPr>
-        <w:ind w:left="720" w:hanging="360"/>
-      </w:pPr>
-      <w:rPr>
-        <w:rFonts w:ascii="Symbol" w:hAnsi="Symbol" w:hint="default"/>
-      </w:rPr>
-    </w:lvl>
-    <w:lvl w:ilvl="1" w:tplc="08100001">
-      <w:start w:val="1"/>
-      <w:numFmt w:val="bullet"/>
-      <w:lvlText w:val=""/>
-      <w:lvlJc w:val="left"/>
-      <w:pPr>
-        <w:ind w:left="1440" w:hanging="360"/>
-      </w:pPr>
-      <w:rPr>
-        <w:rFonts w:ascii="Symbol" w:hAnsi="Symbol" w:hint="default"/>
-      </w:rPr>
-    </w:lvl>
-    <w:lvl w:ilvl="2" w:tplc="08100001">
-      <w:start w:val="1"/>
-      <w:numFmt w:val="bullet"/>
-      <w:lvlText w:val=""/>
-      <w:lvlJc w:val="left"/>
-      <w:pPr>
-        <w:ind w:left="2160" w:hanging="360"/>
-      </w:pPr>
-      <w:rPr>
-        <w:rFonts w:ascii="Symbol" w:hAnsi="Symbol" w:hint="default"/>
-      </w:rPr>
-    </w:lvl>
-    <w:lvl w:ilvl="3" w:tplc="08100001" w:tentative="1">
-      <w:start w:val="1"/>
-      <w:numFmt w:val="bullet"/>
-      <w:lvlText w:val=""/>
-      <w:lvlJc w:val="left"/>
-      <w:pPr>
-        <w:ind w:left="2880" w:hanging="360"/>
-      </w:pPr>
-      <w:rPr>
-        <w:rFonts w:ascii="Symbol" w:hAnsi="Symbol" w:hint="default"/>
-      </w:rPr>
-    </w:lvl>
-    <w:lvl w:ilvl="4" w:tplc="08100003" w:tentative="1">
-      <w:start w:val="1"/>
-      <w:numFmt w:val="bullet"/>
-      <w:lvlText w:val="o"/>
-      <w:lvlJc w:val="left"/>
-      <w:pPr>
-        <w:ind w:left="3600" w:hanging="360"/>
-      </w:pPr>
-      <w:rPr>
-        <w:rFonts w:ascii="Courier New" w:hAnsi="Courier New" w:cs="Courier New" w:hint="default"/>
-      </w:rPr>
-    </w:lvl>
-    <w:lvl w:ilvl="5" w:tplc="08100005" w:tentative="1">
-      <w:start w:val="1"/>
-      <w:numFmt w:val="bullet"/>
-      <w:lvlText w:val=""/>
-      <w:lvlJc w:val="left"/>
-      <w:pPr>
-        <w:ind w:left="4320" w:hanging="360"/>
-      </w:pPr>
-      <w:rPr>
-        <w:rFonts w:ascii="Wingdings" w:hAnsi="Wingdings" w:hint="default"/>
-      </w:rPr>
-    </w:lvl>
-    <w:lvl w:ilvl="6" w:tplc="08100001" w:tentative="1">
-      <w:start w:val="1"/>
-      <w:numFmt w:val="bullet"/>
-      <w:lvlText w:val=""/>
-      <w:lvlJc w:val="left"/>
-      <w:pPr>
-        <w:ind w:left="5040" w:hanging="360"/>
-      </w:pPr>
-      <w:rPr>
-        <w:rFonts w:ascii="Symbol" w:hAnsi="Symbol" w:hint="default"/>
-      </w:rPr>
-    </w:lvl>
-    <w:lvl w:ilvl="7" w:tplc="08100003" w:tentative="1">
-      <w:start w:val="1"/>
-      <w:numFmt w:val="bullet"/>
-      <w:lvlText w:val="o"/>
-      <w:lvlJc w:val="left"/>
-      <w:pPr>
-        <w:ind w:left="5760" w:hanging="360"/>
-      </w:pPr>
-      <w:rPr>
-        <w:rFonts w:ascii="Courier New" w:hAnsi="Courier New" w:cs="Courier New" w:hint="default"/>
-      </w:rPr>
-    </w:lvl>
-    <w:lvl w:ilvl="8" w:tplc="08100005" w:tentative="1">
-      <w:start w:val="1"/>
-      <w:numFmt w:val="bullet"/>
-      <w:lvlText w:val=""/>
-      <w:lvlJc w:val="left"/>
-      <w:pPr>
-        <w:ind w:left="6480" w:hanging="360"/>
-      </w:pPr>
-      <w:rPr>
-        <w:rFonts w:ascii="Wingdings" w:hAnsi="Wingdings" w:hint="default"/>
-      </w:rPr>
-    </w:lvl>
-  </w:abstractNum>
-  <w:abstractNum w:abstractNumId="20" w15:restartNumberingAfterBreak="0">
-    <w:nsid w:val="3EAD3AB7"/>
-    <w:multiLevelType w:val="hybridMultilevel"/>
-    <w:tmpl w:val="7BC4A4D0"/>
-    <w:lvl w:ilvl="0" w:tplc="08100001">
-      <w:start w:val="1"/>
-      <w:numFmt w:val="bullet"/>
-      <w:lvlText w:val=""/>
-      <w:lvlJc w:val="left"/>
-      <w:pPr>
-        <w:ind w:left="720" w:hanging="360"/>
-      </w:pPr>
-      <w:rPr>
-        <w:rFonts w:ascii="Symbol" w:hAnsi="Symbol" w:hint="default"/>
-      </w:rPr>
-    </w:lvl>
-    <w:lvl w:ilvl="1" w:tplc="08100003" w:tentative="1">
-      <w:start w:val="1"/>
-      <w:numFmt w:val="bullet"/>
-      <w:lvlText w:val="o"/>
-      <w:lvlJc w:val="left"/>
-      <w:pPr>
-        <w:ind w:left="1440" w:hanging="360"/>
-      </w:pPr>
-      <w:rPr>
-        <w:rFonts w:ascii="Courier New" w:hAnsi="Courier New" w:cs="Courier New" w:hint="default"/>
-      </w:rPr>
-    </w:lvl>
-    <w:lvl w:ilvl="2" w:tplc="08100005" w:tentative="1">
-      <w:start w:val="1"/>
-      <w:numFmt w:val="bullet"/>
-      <w:lvlText w:val=""/>
-      <w:lvlJc w:val="left"/>
-      <w:pPr>
-        <w:ind w:left="2160" w:hanging="360"/>
-      </w:pPr>
-      <w:rPr>
-        <w:rFonts w:ascii="Wingdings" w:hAnsi="Wingdings" w:hint="default"/>
-      </w:rPr>
-    </w:lvl>
-    <w:lvl w:ilvl="3" w:tplc="08100001" w:tentative="1">
-      <w:start w:val="1"/>
-      <w:numFmt w:val="bullet"/>
-      <w:lvlText w:val=""/>
-      <w:lvlJc w:val="left"/>
-      <w:pPr>
-        <w:ind w:left="2880" w:hanging="360"/>
-      </w:pPr>
-      <w:rPr>
-        <w:rFonts w:ascii="Symbol" w:hAnsi="Symbol" w:hint="default"/>
-      </w:rPr>
-    </w:lvl>
-    <w:lvl w:ilvl="4" w:tplc="08100003" w:tentative="1">
-      <w:start w:val="1"/>
-      <w:numFmt w:val="bullet"/>
-      <w:lvlText w:val="o"/>
-      <w:lvlJc w:val="left"/>
-      <w:pPr>
-        <w:ind w:left="3600" w:hanging="360"/>
-      </w:pPr>
-      <w:rPr>
-        <w:rFonts w:ascii="Courier New" w:hAnsi="Courier New" w:cs="Courier New" w:hint="default"/>
-      </w:rPr>
-    </w:lvl>
-    <w:lvl w:ilvl="5" w:tplc="08100005" w:tentative="1">
-      <w:start w:val="1"/>
-      <w:numFmt w:val="bullet"/>
-      <w:lvlText w:val=""/>
-      <w:lvlJc w:val="left"/>
-      <w:pPr>
-        <w:ind w:left="4320" w:hanging="360"/>
-      </w:pPr>
-      <w:rPr>
-        <w:rFonts w:ascii="Wingdings" w:hAnsi="Wingdings" w:hint="default"/>
-      </w:rPr>
-    </w:lvl>
-    <w:lvl w:ilvl="6" w:tplc="08100001" w:tentative="1">
-      <w:start w:val="1"/>
-      <w:numFmt w:val="bullet"/>
-      <w:lvlText w:val=""/>
-      <w:lvlJc w:val="left"/>
-      <w:pPr>
-        <w:ind w:left="5040" w:hanging="360"/>
-      </w:pPr>
-      <w:rPr>
-        <w:rFonts w:ascii="Symbol" w:hAnsi="Symbol" w:hint="default"/>
-      </w:rPr>
-    </w:lvl>
-    <w:lvl w:ilvl="7" w:tplc="08100003" w:tentative="1">
-      <w:start w:val="1"/>
-      <w:numFmt w:val="bullet"/>
-      <w:lvlText w:val="o"/>
-      <w:lvlJc w:val="left"/>
-      <w:pPr>
-        <w:ind w:left="5760" w:hanging="360"/>
-      </w:pPr>
-      <w:rPr>
-        <w:rFonts w:ascii="Courier New" w:hAnsi="Courier New" w:cs="Courier New" w:hint="default"/>
-      </w:rPr>
-    </w:lvl>
-    <w:lvl w:ilvl="8" w:tplc="08100005" w:tentative="1">
-      <w:start w:val="1"/>
-      <w:numFmt w:val="bullet"/>
-      <w:lvlText w:val=""/>
-      <w:lvlJc w:val="left"/>
-      <w:pPr>
-        <w:ind w:left="6480" w:hanging="360"/>
-      </w:pPr>
-      <w:rPr>
-        <w:rFonts w:ascii="Wingdings" w:hAnsi="Wingdings" w:hint="default"/>
-      </w:rPr>
-    </w:lvl>
-  </w:abstractNum>
-  <w:abstractNum w:abstractNumId="21" w15:restartNumberingAfterBreak="0">
-    <w:nsid w:val="3EBE4D1A"/>
-    <w:multiLevelType w:val="hybridMultilevel"/>
-    <w:tmpl w:val="C2E8BF98"/>
-    <w:lvl w:ilvl="0" w:tplc="70ECAAB0">
-      <w:numFmt w:val="bullet"/>
-      <w:lvlText w:val="-"/>
-      <w:lvlJc w:val="left"/>
-      <w:pPr>
-        <w:ind w:left="720" w:hanging="360"/>
-      </w:pPr>
-      <w:rPr>
-        <w:rFonts w:ascii="Calibri" w:eastAsiaTheme="minorHAnsi" w:hAnsi="Calibri" w:cstheme="minorBidi" w:hint="default"/>
-      </w:rPr>
-    </w:lvl>
-    <w:lvl w:ilvl="1" w:tplc="08100003" w:tentative="1">
-      <w:start w:val="1"/>
-      <w:numFmt w:val="bullet"/>
-      <w:lvlText w:val="o"/>
-      <w:lvlJc w:val="left"/>
-      <w:pPr>
-        <w:ind w:left="1440" w:hanging="360"/>
-      </w:pPr>
-      <w:rPr>
-        <w:rFonts w:ascii="Courier New" w:hAnsi="Courier New" w:cs="Courier New" w:hint="default"/>
-      </w:rPr>
-    </w:lvl>
-    <w:lvl w:ilvl="2" w:tplc="08100005" w:tentative="1">
-      <w:start w:val="1"/>
-      <w:numFmt w:val="bullet"/>
-      <w:lvlText w:val=""/>
-      <w:lvlJc w:val="left"/>
-      <w:pPr>
-        <w:ind w:left="2160" w:hanging="360"/>
-      </w:pPr>
-      <w:rPr>
-        <w:rFonts w:ascii="Wingdings" w:hAnsi="Wingdings" w:hint="default"/>
-      </w:rPr>
-    </w:lvl>
-    <w:lvl w:ilvl="3" w:tplc="08100001" w:tentative="1">
-      <w:start w:val="1"/>
-      <w:numFmt w:val="bullet"/>
-      <w:lvlText w:val=""/>
-      <w:lvlJc w:val="left"/>
-      <w:pPr>
-        <w:ind w:left="2880" w:hanging="360"/>
-      </w:pPr>
-      <w:rPr>
-        <w:rFonts w:ascii="Symbol" w:hAnsi="Symbol" w:hint="default"/>
-      </w:rPr>
-    </w:lvl>
-    <w:lvl w:ilvl="4" w:tplc="08100003" w:tentative="1">
-      <w:start w:val="1"/>
-      <w:numFmt w:val="bullet"/>
-      <w:lvlText w:val="o"/>
-      <w:lvlJc w:val="left"/>
-      <w:pPr>
-        <w:ind w:left="3600" w:hanging="360"/>
-      </w:pPr>
-      <w:rPr>
-        <w:rFonts w:ascii="Courier New" w:hAnsi="Courier New" w:cs="Courier New" w:hint="default"/>
-      </w:rPr>
-    </w:lvl>
-    <w:lvl w:ilvl="5" w:tplc="08100005" w:tentative="1">
-      <w:start w:val="1"/>
-      <w:numFmt w:val="bullet"/>
-      <w:lvlText w:val=""/>
-      <w:lvlJc w:val="left"/>
-      <w:pPr>
-        <w:ind w:left="4320" w:hanging="360"/>
-      </w:pPr>
-      <w:rPr>
-        <w:rFonts w:ascii="Wingdings" w:hAnsi="Wingdings" w:hint="default"/>
-      </w:rPr>
-    </w:lvl>
-    <w:lvl w:ilvl="6" w:tplc="08100001" w:tentative="1">
-      <w:start w:val="1"/>
-      <w:numFmt w:val="bullet"/>
-      <w:lvlText w:val=""/>
-      <w:lvlJc w:val="left"/>
-      <w:pPr>
-        <w:ind w:left="5040" w:hanging="360"/>
-      </w:pPr>
-      <w:rPr>
-        <w:rFonts w:ascii="Symbol" w:hAnsi="Symbol" w:hint="default"/>
-      </w:rPr>
-    </w:lvl>
-    <w:lvl w:ilvl="7" w:tplc="08100003" w:tentative="1">
-      <w:start w:val="1"/>
-      <w:numFmt w:val="bullet"/>
-      <w:lvlText w:val="o"/>
-      <w:lvlJc w:val="left"/>
-      <w:pPr>
-        <w:ind w:left="5760" w:hanging="360"/>
-      </w:pPr>
-      <w:rPr>
-        <w:rFonts w:ascii="Courier New" w:hAnsi="Courier New" w:cs="Courier New" w:hint="default"/>
-      </w:rPr>
-    </w:lvl>
-    <w:lvl w:ilvl="8" w:tplc="08100005" w:tentative="1">
-      <w:start w:val="1"/>
-      <w:numFmt w:val="bullet"/>
-      <w:lvlText w:val=""/>
-      <w:lvlJc w:val="left"/>
-      <w:pPr>
-        <w:ind w:left="6480" w:hanging="360"/>
-      </w:pPr>
-      <w:rPr>
-        <w:rFonts w:ascii="Wingdings" w:hAnsi="Wingdings" w:hint="default"/>
-      </w:rPr>
-    </w:lvl>
-  </w:abstractNum>
-  <w:abstractNum w:abstractNumId="22" w15:restartNumberingAfterBreak="0">
-    <w:nsid w:val="3F18326A"/>
-    <w:multiLevelType w:val="hybridMultilevel"/>
-    <w:tmpl w:val="7252461A"/>
-    <w:lvl w:ilvl="0" w:tplc="08100001">
-      <w:start w:val="1"/>
-      <w:numFmt w:val="bullet"/>
-      <w:lvlText w:val=""/>
-      <w:lvlJc w:val="left"/>
-      <w:pPr>
-        <w:ind w:left="720" w:hanging="360"/>
-      </w:pPr>
-      <w:rPr>
-        <w:rFonts w:ascii="Symbol" w:hAnsi="Symbol" w:hint="default"/>
-      </w:rPr>
-    </w:lvl>
-    <w:lvl w:ilvl="1" w:tplc="08100003" w:tentative="1">
-      <w:start w:val="1"/>
-      <w:numFmt w:val="bullet"/>
-      <w:lvlText w:val="o"/>
-      <w:lvlJc w:val="left"/>
-      <w:pPr>
-        <w:ind w:left="1440" w:hanging="360"/>
-      </w:pPr>
-      <w:rPr>
-        <w:rFonts w:ascii="Courier New" w:hAnsi="Courier New" w:cs="Courier New" w:hint="default"/>
-      </w:rPr>
-    </w:lvl>
-    <w:lvl w:ilvl="2" w:tplc="08100005" w:tentative="1">
-      <w:start w:val="1"/>
-      <w:numFmt w:val="bullet"/>
-      <w:lvlText w:val=""/>
-      <w:lvlJc w:val="left"/>
-      <w:pPr>
-        <w:ind w:left="2160" w:hanging="360"/>
-      </w:pPr>
-      <w:rPr>
-        <w:rFonts w:ascii="Wingdings" w:hAnsi="Wingdings" w:hint="default"/>
-      </w:rPr>
-    </w:lvl>
-    <w:lvl w:ilvl="3" w:tplc="08100001" w:tentative="1">
-      <w:start w:val="1"/>
-      <w:numFmt w:val="bullet"/>
-      <w:lvlText w:val=""/>
-      <w:lvlJc w:val="left"/>
-      <w:pPr>
-        <w:ind w:left="2880" w:hanging="360"/>
-      </w:pPr>
-      <w:rPr>
-        <w:rFonts w:ascii="Symbol" w:hAnsi="Symbol" w:hint="default"/>
-      </w:rPr>
-    </w:lvl>
-    <w:lvl w:ilvl="4" w:tplc="08100003" w:tentative="1">
-      <w:start w:val="1"/>
-      <w:numFmt w:val="bullet"/>
-      <w:lvlText w:val="o"/>
-      <w:lvlJc w:val="left"/>
-      <w:pPr>
-        <w:ind w:left="3600" w:hanging="360"/>
-      </w:pPr>
-      <w:rPr>
-        <w:rFonts w:ascii="Courier New" w:hAnsi="Courier New" w:cs="Courier New" w:hint="default"/>
-      </w:rPr>
-    </w:lvl>
-    <w:lvl w:ilvl="5" w:tplc="08100005" w:tentative="1">
-      <w:start w:val="1"/>
-      <w:numFmt w:val="bullet"/>
-      <w:lvlText w:val=""/>
-      <w:lvlJc w:val="left"/>
-      <w:pPr>
-        <w:ind w:left="4320" w:hanging="360"/>
-      </w:pPr>
-      <w:rPr>
-        <w:rFonts w:ascii="Wingdings" w:hAnsi="Wingdings" w:hint="default"/>
-      </w:rPr>
-    </w:lvl>
-    <w:lvl w:ilvl="6" w:tplc="08100001" w:tentative="1">
-      <w:start w:val="1"/>
-      <w:numFmt w:val="bullet"/>
-      <w:lvlText w:val=""/>
-      <w:lvlJc w:val="left"/>
-      <w:pPr>
-        <w:ind w:left="5040" w:hanging="360"/>
-      </w:pPr>
-      <w:rPr>
-        <w:rFonts w:ascii="Symbol" w:hAnsi="Symbol" w:hint="default"/>
-      </w:rPr>
-    </w:lvl>
-    <w:lvl w:ilvl="7" w:tplc="08100003" w:tentative="1">
-      <w:start w:val="1"/>
-      <w:numFmt w:val="bullet"/>
-      <w:lvlText w:val="o"/>
-      <w:lvlJc w:val="left"/>
-      <w:pPr>
-        <w:ind w:left="5760" w:hanging="360"/>
-      </w:pPr>
-      <w:rPr>
-        <w:rFonts w:ascii="Courier New" w:hAnsi="Courier New" w:cs="Courier New" w:hint="default"/>
-      </w:rPr>
-    </w:lvl>
-    <w:lvl w:ilvl="8" w:tplc="08100005" w:tentative="1">
-      <w:start w:val="1"/>
-      <w:numFmt w:val="bullet"/>
-      <w:lvlText w:val=""/>
-      <w:lvlJc w:val="left"/>
-      <w:pPr>
-        <w:ind w:left="6480" w:hanging="360"/>
-      </w:pPr>
-      <w:rPr>
-        <w:rFonts w:ascii="Wingdings" w:hAnsi="Wingdings" w:hint="default"/>
-      </w:rPr>
-    </w:lvl>
-  </w:abstractNum>
-  <w:abstractNum w:abstractNumId="23" w15:restartNumberingAfterBreak="0">
-    <w:nsid w:val="3F671B2A"/>
-    <w:multiLevelType w:val="hybridMultilevel"/>
-    <w:tmpl w:val="837CCA7E"/>
-    <w:lvl w:ilvl="0" w:tplc="5236681C">
-      <w:start w:val="1"/>
-      <w:numFmt w:val="bullet"/>
-      <w:lvlText w:val=""/>
-      <w:lvlJc w:val="right"/>
-      <w:pPr>
-        <w:ind w:left="720" w:hanging="360"/>
-      </w:pPr>
-      <w:rPr>
-        <w:rFonts w:ascii="Symbol" w:hAnsi="Symbol" w:hint="default"/>
-      </w:rPr>
-    </w:lvl>
-    <w:lvl w:ilvl="1" w:tplc="08100003">
-      <w:start w:val="1"/>
-      <w:numFmt w:val="bullet"/>
-      <w:lvlText w:val="o"/>
-      <w:lvlJc w:val="left"/>
-      <w:pPr>
-        <w:ind w:left="1440" w:hanging="360"/>
-      </w:pPr>
-      <w:rPr>
-        <w:rFonts w:ascii="Courier New" w:hAnsi="Courier New" w:cs="Courier New" w:hint="default"/>
-      </w:rPr>
-    </w:lvl>
-    <w:lvl w:ilvl="2" w:tplc="08100005" w:tentative="1">
-      <w:start w:val="1"/>
-      <w:numFmt w:val="bullet"/>
-      <w:lvlText w:val=""/>
-      <w:lvlJc w:val="left"/>
-      <w:pPr>
-        <w:ind w:left="2160" w:hanging="360"/>
-      </w:pPr>
-      <w:rPr>
-        <w:rFonts w:ascii="Wingdings" w:hAnsi="Wingdings" w:hint="default"/>
-      </w:rPr>
-    </w:lvl>
-    <w:lvl w:ilvl="3" w:tplc="08100001" w:tentative="1">
-      <w:start w:val="1"/>
-      <w:numFmt w:val="bullet"/>
-      <w:lvlText w:val=""/>
-      <w:lvlJc w:val="left"/>
-      <w:pPr>
-        <w:ind w:left="2880" w:hanging="360"/>
-      </w:pPr>
-      <w:rPr>
-        <w:rFonts w:ascii="Symbol" w:hAnsi="Symbol" w:hint="default"/>
-      </w:rPr>
-    </w:lvl>
-    <w:lvl w:ilvl="4" w:tplc="08100003" w:tentative="1">
-      <w:start w:val="1"/>
-      <w:numFmt w:val="bullet"/>
-      <w:lvlText w:val="o"/>
-      <w:lvlJc w:val="left"/>
-      <w:pPr>
-        <w:ind w:left="3600" w:hanging="360"/>
-      </w:pPr>
-      <w:rPr>
-        <w:rFonts w:ascii="Courier New" w:hAnsi="Courier New" w:cs="Courier New" w:hint="default"/>
-      </w:rPr>
-    </w:lvl>
-    <w:lvl w:ilvl="5" w:tplc="08100005" w:tentative="1">
-      <w:start w:val="1"/>
-      <w:numFmt w:val="bullet"/>
-      <w:lvlText w:val=""/>
-      <w:lvlJc w:val="left"/>
-      <w:pPr>
-        <w:ind w:left="4320" w:hanging="360"/>
-      </w:pPr>
-      <w:rPr>
-        <w:rFonts w:ascii="Wingdings" w:hAnsi="Wingdings" w:hint="default"/>
-      </w:rPr>
-    </w:lvl>
-    <w:lvl w:ilvl="6" w:tplc="08100001" w:tentative="1">
-      <w:start w:val="1"/>
-      <w:numFmt w:val="bullet"/>
-      <w:lvlText w:val=""/>
-      <w:lvlJc w:val="left"/>
-      <w:pPr>
-        <w:ind w:left="5040" w:hanging="360"/>
-      </w:pPr>
-      <w:rPr>
-        <w:rFonts w:ascii="Symbol" w:hAnsi="Symbol" w:hint="default"/>
-      </w:rPr>
-    </w:lvl>
-    <w:lvl w:ilvl="7" w:tplc="08100003" w:tentative="1">
-      <w:start w:val="1"/>
-      <w:numFmt w:val="bullet"/>
-      <w:lvlText w:val="o"/>
-      <w:lvlJc w:val="left"/>
-      <w:pPr>
-        <w:ind w:left="5760" w:hanging="360"/>
-      </w:pPr>
-      <w:rPr>
-        <w:rFonts w:ascii="Courier New" w:hAnsi="Courier New" w:cs="Courier New" w:hint="default"/>
-      </w:rPr>
-    </w:lvl>
-    <w:lvl w:ilvl="8" w:tplc="08100005" w:tentative="1">
-      <w:start w:val="1"/>
-      <w:numFmt w:val="bullet"/>
-      <w:lvlText w:val=""/>
-      <w:lvlJc w:val="left"/>
-      <w:pPr>
-        <w:ind w:left="6480" w:hanging="360"/>
-      </w:pPr>
-      <w:rPr>
-        <w:rFonts w:ascii="Wingdings" w:hAnsi="Wingdings" w:hint="default"/>
-      </w:rPr>
-    </w:lvl>
-  </w:abstractNum>
-  <w:abstractNum w:abstractNumId="24" w15:restartNumberingAfterBreak="0">
-    <w:nsid w:val="432D4A14"/>
-    <w:multiLevelType w:val="hybridMultilevel"/>
-    <w:tmpl w:val="3850D6E2"/>
-    <w:lvl w:ilvl="0" w:tplc="70ECAAB0">
-      <w:numFmt w:val="bullet"/>
-      <w:lvlText w:val="-"/>
-      <w:lvlJc w:val="left"/>
-      <w:pPr>
-        <w:ind w:left="1080" w:hanging="360"/>
-      </w:pPr>
-      <w:rPr>
-        <w:rFonts w:ascii="Calibri" w:eastAsiaTheme="minorHAnsi" w:hAnsi="Calibri" w:cstheme="minorBidi" w:hint="default"/>
-      </w:rPr>
-    </w:lvl>
-    <w:lvl w:ilvl="1" w:tplc="08100003" w:tentative="1">
-      <w:start w:val="1"/>
-      <w:numFmt w:val="bullet"/>
-      <w:lvlText w:val="o"/>
-      <w:lvlJc w:val="left"/>
-      <w:pPr>
-        <w:ind w:left="1800" w:hanging="360"/>
-      </w:pPr>
-      <w:rPr>
-        <w:rFonts w:ascii="Courier New" w:hAnsi="Courier New" w:cs="Courier New" w:hint="default"/>
-      </w:rPr>
-    </w:lvl>
-    <w:lvl w:ilvl="2" w:tplc="08100005" w:tentative="1">
-      <w:start w:val="1"/>
-      <w:numFmt w:val="bullet"/>
-      <w:lvlText w:val=""/>
-      <w:lvlJc w:val="left"/>
-      <w:pPr>
-        <w:ind w:left="2520" w:hanging="360"/>
-      </w:pPr>
-      <w:rPr>
-        <w:rFonts w:ascii="Wingdings" w:hAnsi="Wingdings" w:hint="default"/>
-      </w:rPr>
-    </w:lvl>
-    <w:lvl w:ilvl="3" w:tplc="08100001" w:tentative="1">
-      <w:start w:val="1"/>
-      <w:numFmt w:val="bullet"/>
-      <w:lvlText w:val=""/>
-      <w:lvlJc w:val="left"/>
-      <w:pPr>
-        <w:ind w:left="3240" w:hanging="360"/>
-      </w:pPr>
-      <w:rPr>
-        <w:rFonts w:ascii="Symbol" w:hAnsi="Symbol" w:hint="default"/>
-      </w:rPr>
-    </w:lvl>
-    <w:lvl w:ilvl="4" w:tplc="08100003" w:tentative="1">
-      <w:start w:val="1"/>
-      <w:numFmt w:val="bullet"/>
-      <w:lvlText w:val="o"/>
-      <w:lvlJc w:val="left"/>
-      <w:pPr>
-        <w:ind w:left="3960" w:hanging="360"/>
-      </w:pPr>
-      <w:rPr>
-        <w:rFonts w:ascii="Courier New" w:hAnsi="Courier New" w:cs="Courier New" w:hint="default"/>
-      </w:rPr>
-    </w:lvl>
-    <w:lvl w:ilvl="5" w:tplc="08100005" w:tentative="1">
-      <w:start w:val="1"/>
-      <w:numFmt w:val="bullet"/>
-      <w:lvlText w:val=""/>
-      <w:lvlJc w:val="left"/>
-      <w:pPr>
-        <w:ind w:left="4680" w:hanging="360"/>
-      </w:pPr>
-      <w:rPr>
-        <w:rFonts w:ascii="Wingdings" w:hAnsi="Wingdings" w:hint="default"/>
-      </w:rPr>
-    </w:lvl>
-    <w:lvl w:ilvl="6" w:tplc="08100001" w:tentative="1">
-      <w:start w:val="1"/>
-      <w:numFmt w:val="bullet"/>
-      <w:lvlText w:val=""/>
-      <w:lvlJc w:val="left"/>
-      <w:pPr>
-        <w:ind w:left="5400" w:hanging="360"/>
-      </w:pPr>
-      <w:rPr>
-        <w:rFonts w:ascii="Symbol" w:hAnsi="Symbol" w:hint="default"/>
-      </w:rPr>
-    </w:lvl>
-    <w:lvl w:ilvl="7" w:tplc="08100003" w:tentative="1">
-      <w:start w:val="1"/>
-      <w:numFmt w:val="bullet"/>
-      <w:lvlText w:val="o"/>
-      <w:lvlJc w:val="left"/>
-      <w:pPr>
-        <w:ind w:left="6120" w:hanging="360"/>
-      </w:pPr>
-      <w:rPr>
-        <w:rFonts w:ascii="Courier New" w:hAnsi="Courier New" w:cs="Courier New" w:hint="default"/>
-      </w:rPr>
-    </w:lvl>
-    <w:lvl w:ilvl="8" w:tplc="08100005" w:tentative="1">
-      <w:start w:val="1"/>
-      <w:numFmt w:val="bullet"/>
-      <w:lvlText w:val=""/>
-      <w:lvlJc w:val="left"/>
-      <w:pPr>
-        <w:ind w:left="6840" w:hanging="360"/>
-      </w:pPr>
-      <w:rPr>
-        <w:rFonts w:ascii="Wingdings" w:hAnsi="Wingdings" w:hint="default"/>
-      </w:rPr>
-    </w:lvl>
-  </w:abstractNum>
-  <w:abstractNum w:abstractNumId="25" w15:restartNumberingAfterBreak="0">
-    <w:nsid w:val="442C21C6"/>
-    <w:multiLevelType w:val="hybridMultilevel"/>
-    <w:tmpl w:val="D64E2F34"/>
-    <w:lvl w:ilvl="0" w:tplc="08100001">
-      <w:start w:val="1"/>
-      <w:numFmt w:val="bullet"/>
-      <w:lvlText w:val=""/>
-      <w:lvlJc w:val="left"/>
-      <w:pPr>
-        <w:ind w:left="720" w:hanging="360"/>
-      </w:pPr>
-      <w:rPr>
-        <w:rFonts w:ascii="Symbol" w:hAnsi="Symbol" w:hint="default"/>
-      </w:rPr>
-    </w:lvl>
-    <w:lvl w:ilvl="1" w:tplc="08100003">
-      <w:start w:val="1"/>
-      <w:numFmt w:val="bullet"/>
-      <w:lvlText w:val="o"/>
-      <w:lvlJc w:val="left"/>
-      <w:pPr>
-        <w:ind w:left="1440" w:hanging="360"/>
-      </w:pPr>
-      <w:rPr>
-        <w:rFonts w:ascii="Courier New" w:hAnsi="Courier New" w:cs="Courier New" w:hint="default"/>
-      </w:rPr>
-    </w:lvl>
-    <w:lvl w:ilvl="2" w:tplc="08100005">
-      <w:start w:val="1"/>
-      <w:numFmt w:val="bullet"/>
-      <w:lvlText w:val=""/>
-      <w:lvlJc w:val="left"/>
-      <w:pPr>
-        <w:ind w:left="2160" w:hanging="360"/>
-      </w:pPr>
-      <w:rPr>
-        <w:rFonts w:ascii="Wingdings" w:hAnsi="Wingdings" w:hint="default"/>
-      </w:rPr>
-    </w:lvl>
-    <w:lvl w:ilvl="3" w:tplc="08100001" w:tentative="1">
-      <w:start w:val="1"/>
-      <w:numFmt w:val="bullet"/>
-      <w:lvlText w:val=""/>
-      <w:lvlJc w:val="left"/>
-      <w:pPr>
-        <w:ind w:left="2880" w:hanging="360"/>
-      </w:pPr>
-      <w:rPr>
-        <w:rFonts w:ascii="Symbol" w:hAnsi="Symbol" w:hint="default"/>
-      </w:rPr>
-    </w:lvl>
-    <w:lvl w:ilvl="4" w:tplc="08100003" w:tentative="1">
-      <w:start w:val="1"/>
-      <w:numFmt w:val="bullet"/>
-      <w:lvlText w:val="o"/>
-      <w:lvlJc w:val="left"/>
-      <w:pPr>
-        <w:ind w:left="3600" w:hanging="360"/>
-      </w:pPr>
-      <w:rPr>
-        <w:rFonts w:ascii="Courier New" w:hAnsi="Courier New" w:cs="Courier New" w:hint="default"/>
-      </w:rPr>
-    </w:lvl>
-    <w:lvl w:ilvl="5" w:tplc="08100005" w:tentative="1">
-      <w:start w:val="1"/>
-      <w:numFmt w:val="bullet"/>
-      <w:lvlText w:val=""/>
-      <w:lvlJc w:val="left"/>
-      <w:pPr>
-        <w:ind w:left="4320" w:hanging="360"/>
-      </w:pPr>
-      <w:rPr>
-        <w:rFonts w:ascii="Wingdings" w:hAnsi="Wingdings" w:hint="default"/>
-      </w:rPr>
-    </w:lvl>
-    <w:lvl w:ilvl="6" w:tplc="08100001" w:tentative="1">
-      <w:start w:val="1"/>
-      <w:numFmt w:val="bullet"/>
-      <w:lvlText w:val=""/>
-      <w:lvlJc w:val="left"/>
-      <w:pPr>
-        <w:ind w:left="5040" w:hanging="360"/>
-      </w:pPr>
-      <w:rPr>
-        <w:rFonts w:ascii="Symbol" w:hAnsi="Symbol" w:hint="default"/>
-      </w:rPr>
-    </w:lvl>
-    <w:lvl w:ilvl="7" w:tplc="08100003" w:tentative="1">
-      <w:start w:val="1"/>
-      <w:numFmt w:val="bullet"/>
-      <w:lvlText w:val="o"/>
-      <w:lvlJc w:val="left"/>
-      <w:pPr>
-        <w:ind w:left="5760" w:hanging="360"/>
-      </w:pPr>
-      <w:rPr>
-        <w:rFonts w:ascii="Courier New" w:hAnsi="Courier New" w:cs="Courier New" w:hint="default"/>
-      </w:rPr>
-    </w:lvl>
-    <w:lvl w:ilvl="8" w:tplc="08100005" w:tentative="1">
-      <w:start w:val="1"/>
-      <w:numFmt w:val="bullet"/>
-      <w:lvlText w:val=""/>
-      <w:lvlJc w:val="left"/>
-      <w:pPr>
-        <w:ind w:left="6480" w:hanging="360"/>
-      </w:pPr>
-      <w:rPr>
-        <w:rFonts w:ascii="Wingdings" w:hAnsi="Wingdings" w:hint="default"/>
-      </w:rPr>
-    </w:lvl>
-  </w:abstractNum>
-  <w:abstractNum w:abstractNumId="26" w15:restartNumberingAfterBreak="0">
-    <w:nsid w:val="44F65ACA"/>
-    <w:multiLevelType w:val="hybridMultilevel"/>
-    <w:tmpl w:val="A3C8D654"/>
-    <w:lvl w:ilvl="0" w:tplc="08100001">
-      <w:start w:val="1"/>
-      <w:numFmt w:val="bullet"/>
-      <w:lvlText w:val=""/>
-      <w:lvlJc w:val="left"/>
-      <w:pPr>
-        <w:ind w:left="1440" w:hanging="360"/>
-      </w:pPr>
-      <w:rPr>
-        <w:rFonts w:ascii="Symbol" w:hAnsi="Symbol" w:hint="default"/>
-      </w:rPr>
-    </w:lvl>
-    <w:lvl w:ilvl="1" w:tplc="08100003" w:tentative="1">
-      <w:start w:val="1"/>
-      <w:numFmt w:val="bullet"/>
-      <w:lvlText w:val="o"/>
-      <w:lvlJc w:val="left"/>
-      <w:pPr>
-        <w:ind w:left="2160" w:hanging="360"/>
-      </w:pPr>
-      <w:rPr>
-        <w:rFonts w:ascii="Courier New" w:hAnsi="Courier New" w:cs="Courier New" w:hint="default"/>
-      </w:rPr>
-    </w:lvl>
-    <w:lvl w:ilvl="2" w:tplc="08100005" w:tentative="1">
-      <w:start w:val="1"/>
-      <w:numFmt w:val="bullet"/>
-      <w:lvlText w:val=""/>
-      <w:lvlJc w:val="left"/>
-      <w:pPr>
-        <w:ind w:left="2880" w:hanging="360"/>
-      </w:pPr>
-      <w:rPr>
-        <w:rFonts w:ascii="Wingdings" w:hAnsi="Wingdings" w:hint="default"/>
-      </w:rPr>
-    </w:lvl>
-    <w:lvl w:ilvl="3" w:tplc="08100001" w:tentative="1">
-      <w:start w:val="1"/>
-      <w:numFmt w:val="bullet"/>
-      <w:lvlText w:val=""/>
-      <w:lvlJc w:val="left"/>
-      <w:pPr>
-        <w:ind w:left="3600" w:hanging="360"/>
-      </w:pPr>
-      <w:rPr>
-        <w:rFonts w:ascii="Symbol" w:hAnsi="Symbol" w:hint="default"/>
-      </w:rPr>
-    </w:lvl>
-    <w:lvl w:ilvl="4" w:tplc="08100003" w:tentative="1">
-      <w:start w:val="1"/>
-      <w:numFmt w:val="bullet"/>
-      <w:lvlText w:val="o"/>
-      <w:lvlJc w:val="left"/>
-      <w:pPr>
-        <w:ind w:left="4320" w:hanging="360"/>
-      </w:pPr>
-      <w:rPr>
-        <w:rFonts w:ascii="Courier New" w:hAnsi="Courier New" w:cs="Courier New" w:hint="default"/>
-      </w:rPr>
-    </w:lvl>
-    <w:lvl w:ilvl="5" w:tplc="08100005" w:tentative="1">
-      <w:start w:val="1"/>
-      <w:numFmt w:val="bullet"/>
-      <w:lvlText w:val=""/>
-      <w:lvlJc w:val="left"/>
-      <w:pPr>
-        <w:ind w:left="5040" w:hanging="360"/>
-      </w:pPr>
-      <w:rPr>
-        <w:rFonts w:ascii="Wingdings" w:hAnsi="Wingdings" w:hint="default"/>
-      </w:rPr>
-    </w:lvl>
-    <w:lvl w:ilvl="6" w:tplc="08100001" w:tentative="1">
-      <w:start w:val="1"/>
-      <w:numFmt w:val="bullet"/>
-      <w:lvlText w:val=""/>
-      <w:lvlJc w:val="left"/>
-      <w:pPr>
-        <w:ind w:left="5760" w:hanging="360"/>
-      </w:pPr>
-      <w:rPr>
-        <w:rFonts w:ascii="Symbol" w:hAnsi="Symbol" w:hint="default"/>
-      </w:rPr>
-    </w:lvl>
-    <w:lvl w:ilvl="7" w:tplc="08100003" w:tentative="1">
-      <w:start w:val="1"/>
-      <w:numFmt w:val="bullet"/>
-      <w:lvlText w:val="o"/>
-      <w:lvlJc w:val="left"/>
-      <w:pPr>
-        <w:ind w:left="6480" w:hanging="360"/>
-      </w:pPr>
-      <w:rPr>
-        <w:rFonts w:ascii="Courier New" w:hAnsi="Courier New" w:cs="Courier New" w:hint="default"/>
-      </w:rPr>
-    </w:lvl>
-    <w:lvl w:ilvl="8" w:tplc="08100005" w:tentative="1">
-      <w:start w:val="1"/>
-      <w:numFmt w:val="bullet"/>
-      <w:lvlText w:val=""/>
-      <w:lvlJc w:val="left"/>
-      <w:pPr>
-        <w:ind w:left="7200" w:hanging="360"/>
-      </w:pPr>
-      <w:rPr>
-        <w:rFonts w:ascii="Wingdings" w:hAnsi="Wingdings" w:hint="default"/>
-      </w:rPr>
-    </w:lvl>
-  </w:abstractNum>
-  <w:abstractNum w:abstractNumId="27" w15:restartNumberingAfterBreak="0">
-    <w:nsid w:val="45494E8D"/>
-    <w:multiLevelType w:val="hybridMultilevel"/>
-    <w:tmpl w:val="6E84512A"/>
-    <w:lvl w:ilvl="0" w:tplc="08100001">
-      <w:start w:val="1"/>
-      <w:numFmt w:val="bullet"/>
-      <w:lvlText w:val=""/>
-      <w:lvlJc w:val="left"/>
-      <w:pPr>
-        <w:ind w:left="720" w:hanging="360"/>
-      </w:pPr>
-      <w:rPr>
-        <w:rFonts w:ascii="Symbol" w:hAnsi="Symbol" w:hint="default"/>
-      </w:rPr>
-    </w:lvl>
-    <w:lvl w:ilvl="1" w:tplc="08100003" w:tentative="1">
-      <w:start w:val="1"/>
-      <w:numFmt w:val="bullet"/>
-      <w:lvlText w:val="o"/>
-      <w:lvlJc w:val="left"/>
-      <w:pPr>
-        <w:ind w:left="1440" w:hanging="360"/>
-      </w:pPr>
-      <w:rPr>
-        <w:rFonts w:ascii="Courier New" w:hAnsi="Courier New" w:cs="Courier New" w:hint="default"/>
-      </w:rPr>
-    </w:lvl>
-    <w:lvl w:ilvl="2" w:tplc="08100005" w:tentative="1">
-      <w:start w:val="1"/>
-      <w:numFmt w:val="bullet"/>
-      <w:lvlText w:val=""/>
-      <w:lvlJc w:val="left"/>
-      <w:pPr>
-        <w:ind w:left="2160" w:hanging="360"/>
-      </w:pPr>
-      <w:rPr>
-        <w:rFonts w:ascii="Wingdings" w:hAnsi="Wingdings" w:hint="default"/>
-      </w:rPr>
-    </w:lvl>
-    <w:lvl w:ilvl="3" w:tplc="08100001" w:tentative="1">
-      <w:start w:val="1"/>
-      <w:numFmt w:val="bullet"/>
-      <w:lvlText w:val=""/>
-      <w:lvlJc w:val="left"/>
-      <w:pPr>
-        <w:ind w:left="2880" w:hanging="360"/>
-      </w:pPr>
-      <w:rPr>
-        <w:rFonts w:ascii="Symbol" w:hAnsi="Symbol" w:hint="default"/>
-      </w:rPr>
-    </w:lvl>
-    <w:lvl w:ilvl="4" w:tplc="08100003" w:tentative="1">
-      <w:start w:val="1"/>
-      <w:numFmt w:val="bullet"/>
-      <w:lvlText w:val="o"/>
-      <w:lvlJc w:val="left"/>
-      <w:pPr>
-        <w:ind w:left="3600" w:hanging="360"/>
-      </w:pPr>
-      <w:rPr>
-        <w:rFonts w:ascii="Courier New" w:hAnsi="Courier New" w:cs="Courier New" w:hint="default"/>
-      </w:rPr>
-    </w:lvl>
-    <w:lvl w:ilvl="5" w:tplc="08100005" w:tentative="1">
-      <w:start w:val="1"/>
-      <w:numFmt w:val="bullet"/>
-      <w:lvlText w:val=""/>
-      <w:lvlJc w:val="left"/>
-      <w:pPr>
-        <w:ind w:left="4320" w:hanging="360"/>
-      </w:pPr>
-      <w:rPr>
-        <w:rFonts w:ascii="Wingdings" w:hAnsi="Wingdings" w:hint="default"/>
-      </w:rPr>
-    </w:lvl>
-    <w:lvl w:ilvl="6" w:tplc="08100001" w:tentative="1">
-      <w:start w:val="1"/>
-      <w:numFmt w:val="bullet"/>
-      <w:lvlText w:val=""/>
-      <w:lvlJc w:val="left"/>
-      <w:pPr>
-        <w:ind w:left="5040" w:hanging="360"/>
-      </w:pPr>
-      <w:rPr>
-        <w:rFonts w:ascii="Symbol" w:hAnsi="Symbol" w:hint="default"/>
-      </w:rPr>
-    </w:lvl>
-    <w:lvl w:ilvl="7" w:tplc="08100003" w:tentative="1">
-      <w:start w:val="1"/>
-      <w:numFmt w:val="bullet"/>
-      <w:lvlText w:val="o"/>
-      <w:lvlJc w:val="left"/>
-      <w:pPr>
-        <w:ind w:left="5760" w:hanging="360"/>
-      </w:pPr>
-      <w:rPr>
-        <w:rFonts w:ascii="Courier New" w:hAnsi="Courier New" w:cs="Courier New" w:hint="default"/>
-      </w:rPr>
-    </w:lvl>
-    <w:lvl w:ilvl="8" w:tplc="08100005" w:tentative="1">
-      <w:start w:val="1"/>
-      <w:numFmt w:val="bullet"/>
-      <w:lvlText w:val=""/>
-      <w:lvlJc w:val="left"/>
-      <w:pPr>
-        <w:ind w:left="6480" w:hanging="360"/>
-      </w:pPr>
-      <w:rPr>
-        <w:rFonts w:ascii="Wingdings" w:hAnsi="Wingdings" w:hint="default"/>
-      </w:rPr>
-    </w:lvl>
-  </w:abstractNum>
-  <w:abstractNum w:abstractNumId="28" w15:restartNumberingAfterBreak="0">
-    <w:nsid w:val="45714A95"/>
-    <w:multiLevelType w:val="hybridMultilevel"/>
-    <w:tmpl w:val="05F4A790"/>
-    <w:lvl w:ilvl="0" w:tplc="DADA6B22">
-      <w:numFmt w:val="bullet"/>
-      <w:lvlText w:val="-"/>
-      <w:lvlJc w:val="left"/>
-      <w:pPr>
-        <w:ind w:left="1080" w:hanging="360"/>
-      </w:pPr>
-      <w:rPr>
-        <w:rFonts w:ascii="Calibri" w:eastAsiaTheme="minorHAnsi" w:hAnsi="Calibri" w:cstheme="minorBidi" w:hint="default"/>
-      </w:rPr>
-    </w:lvl>
-    <w:lvl w:ilvl="1" w:tplc="F0C8C42E">
-      <w:numFmt w:val="bullet"/>
-      <w:lvlText w:val=""/>
-      <w:lvlJc w:val="left"/>
-      <w:pPr>
-        <w:ind w:left="1800" w:hanging="360"/>
-      </w:pPr>
-      <w:rPr>
-        <w:rFonts w:ascii="Wingdings" w:eastAsiaTheme="minorHAnsi" w:hAnsi="Wingdings" w:cstheme="minorBidi" w:hint="default"/>
-        <w:b/>
-      </w:rPr>
-    </w:lvl>
-    <w:lvl w:ilvl="2" w:tplc="08100005" w:tentative="1">
-      <w:start w:val="1"/>
-      <w:numFmt w:val="bullet"/>
-      <w:lvlText w:val=""/>
-      <w:lvlJc w:val="left"/>
-      <w:pPr>
-        <w:ind w:left="2520" w:hanging="360"/>
-      </w:pPr>
-      <w:rPr>
-        <w:rFonts w:ascii="Wingdings" w:hAnsi="Wingdings" w:hint="default"/>
-      </w:rPr>
-    </w:lvl>
-    <w:lvl w:ilvl="3" w:tplc="08100001" w:tentative="1">
-      <w:start w:val="1"/>
-      <w:numFmt w:val="bullet"/>
-      <w:lvlText w:val=""/>
-      <w:lvlJc w:val="left"/>
-      <w:pPr>
-        <w:ind w:left="3240" w:hanging="360"/>
-      </w:pPr>
-      <w:rPr>
-        <w:rFonts w:ascii="Symbol" w:hAnsi="Symbol" w:hint="default"/>
-      </w:rPr>
-    </w:lvl>
-    <w:lvl w:ilvl="4" w:tplc="08100003" w:tentative="1">
-      <w:start w:val="1"/>
-      <w:numFmt w:val="bullet"/>
-      <w:lvlText w:val="o"/>
-      <w:lvlJc w:val="left"/>
-      <w:pPr>
-        <w:ind w:left="3960" w:hanging="360"/>
-      </w:pPr>
-      <w:rPr>
-        <w:rFonts w:ascii="Courier New" w:hAnsi="Courier New" w:cs="Courier New" w:hint="default"/>
-      </w:rPr>
-    </w:lvl>
-    <w:lvl w:ilvl="5" w:tplc="08100005" w:tentative="1">
-      <w:start w:val="1"/>
-      <w:numFmt w:val="bullet"/>
-      <w:lvlText w:val=""/>
-      <w:lvlJc w:val="left"/>
-      <w:pPr>
-        <w:ind w:left="4680" w:hanging="360"/>
-      </w:pPr>
-      <w:rPr>
-        <w:rFonts w:ascii="Wingdings" w:hAnsi="Wingdings" w:hint="default"/>
-      </w:rPr>
-    </w:lvl>
-    <w:lvl w:ilvl="6" w:tplc="08100001" w:tentative="1">
-      <w:start w:val="1"/>
-      <w:numFmt w:val="bullet"/>
-      <w:lvlText w:val=""/>
-      <w:lvlJc w:val="left"/>
-      <w:pPr>
-        <w:ind w:left="5400" w:hanging="360"/>
-      </w:pPr>
-      <w:rPr>
-        <w:rFonts w:ascii="Symbol" w:hAnsi="Symbol" w:hint="default"/>
-      </w:rPr>
-    </w:lvl>
-    <w:lvl w:ilvl="7" w:tplc="08100003" w:tentative="1">
-      <w:start w:val="1"/>
-      <w:numFmt w:val="bullet"/>
-      <w:lvlText w:val="o"/>
-      <w:lvlJc w:val="left"/>
-      <w:pPr>
-        <w:ind w:left="6120" w:hanging="360"/>
-      </w:pPr>
-      <w:rPr>
-        <w:rFonts w:ascii="Courier New" w:hAnsi="Courier New" w:cs="Courier New" w:hint="default"/>
-      </w:rPr>
-    </w:lvl>
-    <w:lvl w:ilvl="8" w:tplc="08100005" w:tentative="1">
-      <w:start w:val="1"/>
-      <w:numFmt w:val="bullet"/>
-      <w:lvlText w:val=""/>
-      <w:lvlJc w:val="left"/>
-      <w:pPr>
-        <w:ind w:left="6840" w:hanging="360"/>
-      </w:pPr>
-      <w:rPr>
-        <w:rFonts w:ascii="Wingdings" w:hAnsi="Wingdings" w:hint="default"/>
-      </w:rPr>
-    </w:lvl>
-  </w:abstractNum>
-  <w:abstractNum w:abstractNumId="29" w15:restartNumberingAfterBreak="0">
-    <w:nsid w:val="45DD5F6F"/>
-    <w:multiLevelType w:val="hybridMultilevel"/>
-    <w:tmpl w:val="CA20C182"/>
-    <w:lvl w:ilvl="0" w:tplc="08100001">
-      <w:start w:val="1"/>
-      <w:numFmt w:val="bullet"/>
-      <w:lvlText w:val=""/>
-      <w:lvlJc w:val="left"/>
-      <w:pPr>
-        <w:ind w:left="720" w:hanging="360"/>
-      </w:pPr>
-      <w:rPr>
-        <w:rFonts w:ascii="Symbol" w:hAnsi="Symbol" w:hint="default"/>
-      </w:rPr>
-    </w:lvl>
-    <w:lvl w:ilvl="1" w:tplc="08100003">
-      <w:start w:val="1"/>
-      <w:numFmt w:val="bullet"/>
-      <w:lvlText w:val="o"/>
-      <w:lvlJc w:val="left"/>
-      <w:pPr>
-        <w:ind w:left="1440" w:hanging="360"/>
-      </w:pPr>
-      <w:rPr>
-        <w:rFonts w:ascii="Courier New" w:hAnsi="Courier New" w:cs="Courier New" w:hint="default"/>
-      </w:rPr>
-    </w:lvl>
-    <w:lvl w:ilvl="2" w:tplc="08100005" w:tentative="1">
-      <w:start w:val="1"/>
-      <w:numFmt w:val="bullet"/>
-      <w:lvlText w:val=""/>
-      <w:lvlJc w:val="left"/>
-      <w:pPr>
-        <w:ind w:left="2160" w:hanging="360"/>
-      </w:pPr>
-      <w:rPr>
-        <w:rFonts w:ascii="Wingdings" w:hAnsi="Wingdings" w:hint="default"/>
-      </w:rPr>
-    </w:lvl>
-    <w:lvl w:ilvl="3" w:tplc="08100001" w:tentative="1">
-      <w:start w:val="1"/>
-      <w:numFmt w:val="bullet"/>
-      <w:lvlText w:val=""/>
-      <w:lvlJc w:val="left"/>
-      <w:pPr>
-        <w:ind w:left="2880" w:hanging="360"/>
-      </w:pPr>
-      <w:rPr>
-        <w:rFonts w:ascii="Symbol" w:hAnsi="Symbol" w:hint="default"/>
-      </w:rPr>
-    </w:lvl>
-    <w:lvl w:ilvl="4" w:tplc="08100003" w:tentative="1">
-      <w:start w:val="1"/>
-      <w:numFmt w:val="bullet"/>
-      <w:lvlText w:val="o"/>
-      <w:lvlJc w:val="left"/>
-      <w:pPr>
-        <w:ind w:left="3600" w:hanging="360"/>
-      </w:pPr>
-      <w:rPr>
-        <w:rFonts w:ascii="Courier New" w:hAnsi="Courier New" w:cs="Courier New" w:hint="default"/>
-      </w:rPr>
-    </w:lvl>
-    <w:lvl w:ilvl="5" w:tplc="08100005" w:tentative="1">
-      <w:start w:val="1"/>
-      <w:numFmt w:val="bullet"/>
-      <w:lvlText w:val=""/>
-      <w:lvlJc w:val="left"/>
-      <w:pPr>
-        <w:ind w:left="4320" w:hanging="360"/>
-      </w:pPr>
-      <w:rPr>
-        <w:rFonts w:ascii="Wingdings" w:hAnsi="Wingdings" w:hint="default"/>
-      </w:rPr>
-    </w:lvl>
-    <w:lvl w:ilvl="6" w:tplc="08100001" w:tentative="1">
-      <w:start w:val="1"/>
-      <w:numFmt w:val="bullet"/>
-      <w:lvlText w:val=""/>
-      <w:lvlJc w:val="left"/>
-      <w:pPr>
-        <w:ind w:left="5040" w:hanging="360"/>
-      </w:pPr>
-      <w:rPr>
-        <w:rFonts w:ascii="Symbol" w:hAnsi="Symbol" w:hint="default"/>
-      </w:rPr>
-    </w:lvl>
-    <w:lvl w:ilvl="7" w:tplc="08100003" w:tentative="1">
-      <w:start w:val="1"/>
-      <w:numFmt w:val="bullet"/>
-      <w:lvlText w:val="o"/>
-      <w:lvlJc w:val="left"/>
-      <w:pPr>
-        <w:ind w:left="5760" w:hanging="360"/>
-      </w:pPr>
-      <w:rPr>
-        <w:rFonts w:ascii="Courier New" w:hAnsi="Courier New" w:cs="Courier New" w:hint="default"/>
-      </w:rPr>
-    </w:lvl>
-    <w:lvl w:ilvl="8" w:tplc="08100005" w:tentative="1">
-      <w:start w:val="1"/>
-      <w:numFmt w:val="bullet"/>
-      <w:lvlText w:val=""/>
-      <w:lvlJc w:val="left"/>
-      <w:pPr>
-        <w:ind w:left="6480" w:hanging="360"/>
-      </w:pPr>
-      <w:rPr>
-        <w:rFonts w:ascii="Wingdings" w:hAnsi="Wingdings" w:hint="default"/>
-      </w:rPr>
-    </w:lvl>
-  </w:abstractNum>
-  <w:abstractNum w:abstractNumId="30" w15:restartNumberingAfterBreak="0">
-    <w:nsid w:val="47473CE2"/>
-    <w:multiLevelType w:val="hybridMultilevel"/>
-    <w:tmpl w:val="ECF27DAE"/>
-    <w:lvl w:ilvl="0" w:tplc="24E0117A">
-      <w:numFmt w:val="bullet"/>
-      <w:lvlText w:val="-"/>
-      <w:lvlJc w:val="left"/>
-      <w:pPr>
-        <w:ind w:left="720" w:hanging="360"/>
-      </w:pPr>
-      <w:rPr>
-        <w:rFonts w:ascii="Calibri" w:eastAsiaTheme="minorHAnsi" w:hAnsi="Calibri" w:cstheme="minorBidi" w:hint="default"/>
-      </w:rPr>
-    </w:lvl>
-    <w:lvl w:ilvl="1" w:tplc="08100003">
-      <w:start w:val="1"/>
-      <w:numFmt w:val="bullet"/>
-      <w:lvlText w:val="o"/>
-      <w:lvlJc w:val="left"/>
-      <w:pPr>
-        <w:ind w:left="1440" w:hanging="360"/>
-      </w:pPr>
-      <w:rPr>
-        <w:rFonts w:ascii="Courier New" w:hAnsi="Courier New" w:cs="Courier New" w:hint="default"/>
-      </w:rPr>
-    </w:lvl>
-    <w:lvl w:ilvl="2" w:tplc="08100005" w:tentative="1">
-      <w:start w:val="1"/>
-      <w:numFmt w:val="bullet"/>
-      <w:lvlText w:val=""/>
-      <w:lvlJc w:val="left"/>
-      <w:pPr>
-        <w:ind w:left="2160" w:hanging="360"/>
-      </w:pPr>
-      <w:rPr>
-        <w:rFonts w:ascii="Wingdings" w:hAnsi="Wingdings" w:hint="default"/>
-      </w:rPr>
-    </w:lvl>
-    <w:lvl w:ilvl="3" w:tplc="08100001" w:tentative="1">
-      <w:start w:val="1"/>
-      <w:numFmt w:val="bullet"/>
-      <w:lvlText w:val=""/>
-      <w:lvlJc w:val="left"/>
-      <w:pPr>
-        <w:ind w:left="2880" w:hanging="360"/>
-      </w:pPr>
-      <w:rPr>
-        <w:rFonts w:ascii="Symbol" w:hAnsi="Symbol" w:hint="default"/>
-      </w:rPr>
-    </w:lvl>
-    <w:lvl w:ilvl="4" w:tplc="08100003" w:tentative="1">
-      <w:start w:val="1"/>
-      <w:numFmt w:val="bullet"/>
-      <w:lvlText w:val="o"/>
-      <w:lvlJc w:val="left"/>
-      <w:pPr>
-        <w:ind w:left="3600" w:hanging="360"/>
-      </w:pPr>
-      <w:rPr>
-        <w:rFonts w:ascii="Courier New" w:hAnsi="Courier New" w:cs="Courier New" w:hint="default"/>
-      </w:rPr>
-    </w:lvl>
-    <w:lvl w:ilvl="5" w:tplc="08100005" w:tentative="1">
-      <w:start w:val="1"/>
-      <w:numFmt w:val="bullet"/>
-      <w:lvlText w:val=""/>
-      <w:lvlJc w:val="left"/>
-      <w:pPr>
-        <w:ind w:left="4320" w:hanging="360"/>
-      </w:pPr>
-      <w:rPr>
-        <w:rFonts w:ascii="Wingdings" w:hAnsi="Wingdings" w:hint="default"/>
-      </w:rPr>
-    </w:lvl>
-    <w:lvl w:ilvl="6" w:tplc="08100001" w:tentative="1">
-      <w:start w:val="1"/>
-      <w:numFmt w:val="bullet"/>
-      <w:lvlText w:val=""/>
-      <w:lvlJc w:val="left"/>
-      <w:pPr>
-        <w:ind w:left="5040" w:hanging="360"/>
-      </w:pPr>
-      <w:rPr>
-        <w:rFonts w:ascii="Symbol" w:hAnsi="Symbol" w:hint="default"/>
-      </w:rPr>
-    </w:lvl>
-    <w:lvl w:ilvl="7" w:tplc="08100003" w:tentative="1">
-      <w:start w:val="1"/>
-      <w:numFmt w:val="bullet"/>
-      <w:lvlText w:val="o"/>
-      <w:lvlJc w:val="left"/>
-      <w:pPr>
-        <w:ind w:left="5760" w:hanging="360"/>
-      </w:pPr>
-      <w:rPr>
-        <w:rFonts w:ascii="Courier New" w:hAnsi="Courier New" w:cs="Courier New" w:hint="default"/>
-      </w:rPr>
-    </w:lvl>
-    <w:lvl w:ilvl="8" w:tplc="08100005" w:tentative="1">
-      <w:start w:val="1"/>
-      <w:numFmt w:val="bullet"/>
-      <w:lvlText w:val=""/>
-      <w:lvlJc w:val="left"/>
-      <w:pPr>
-        <w:ind w:left="6480" w:hanging="360"/>
-      </w:pPr>
-      <w:rPr>
-        <w:rFonts w:ascii="Wingdings" w:hAnsi="Wingdings" w:hint="default"/>
-      </w:rPr>
-    </w:lvl>
-  </w:abstractNum>
-  <w:abstractNum w:abstractNumId="31" w15:restartNumberingAfterBreak="0">
-    <w:nsid w:val="4B705E19"/>
-    <w:multiLevelType w:val="hybridMultilevel"/>
-    <w:tmpl w:val="78B66EA0"/>
-    <w:lvl w:ilvl="0" w:tplc="08100001">
-      <w:start w:val="1"/>
-      <w:numFmt w:val="bullet"/>
-      <w:lvlText w:val=""/>
-      <w:lvlJc w:val="left"/>
-      <w:pPr>
-        <w:ind w:left="720" w:hanging="360"/>
-      </w:pPr>
-      <w:rPr>
-        <w:rFonts w:ascii="Symbol" w:hAnsi="Symbol" w:hint="default"/>
-      </w:rPr>
-    </w:lvl>
-    <w:lvl w:ilvl="1" w:tplc="08100003" w:tentative="1">
-      <w:start w:val="1"/>
-      <w:numFmt w:val="bullet"/>
-      <w:lvlText w:val="o"/>
-      <w:lvlJc w:val="left"/>
-      <w:pPr>
-        <w:ind w:left="1440" w:hanging="360"/>
-      </w:pPr>
-      <w:rPr>
-        <w:rFonts w:ascii="Courier New" w:hAnsi="Courier New" w:cs="Courier New" w:hint="default"/>
-      </w:rPr>
-    </w:lvl>
-    <w:lvl w:ilvl="2" w:tplc="08100005" w:tentative="1">
-      <w:start w:val="1"/>
-      <w:numFmt w:val="bullet"/>
-      <w:lvlText w:val=""/>
-      <w:lvlJc w:val="left"/>
-      <w:pPr>
-        <w:ind w:left="2160" w:hanging="360"/>
-      </w:pPr>
-      <w:rPr>
-        <w:rFonts w:ascii="Wingdings" w:hAnsi="Wingdings" w:hint="default"/>
-      </w:rPr>
-    </w:lvl>
-    <w:lvl w:ilvl="3" w:tplc="08100001" w:tentative="1">
-      <w:start w:val="1"/>
-      <w:numFmt w:val="bullet"/>
-      <w:lvlText w:val=""/>
-      <w:lvlJc w:val="left"/>
-      <w:pPr>
-        <w:ind w:left="2880" w:hanging="360"/>
-      </w:pPr>
-      <w:rPr>
-        <w:rFonts w:ascii="Symbol" w:hAnsi="Symbol" w:hint="default"/>
-      </w:rPr>
-    </w:lvl>
-    <w:lvl w:ilvl="4" w:tplc="08100003" w:tentative="1">
-      <w:start w:val="1"/>
-      <w:numFmt w:val="bullet"/>
-      <w:lvlText w:val="o"/>
-      <w:lvlJc w:val="left"/>
-      <w:pPr>
-        <w:ind w:left="3600" w:hanging="360"/>
-      </w:pPr>
-      <w:rPr>
-        <w:rFonts w:ascii="Courier New" w:hAnsi="Courier New" w:cs="Courier New" w:hint="default"/>
-      </w:rPr>
-    </w:lvl>
-    <w:lvl w:ilvl="5" w:tplc="08100005" w:tentative="1">
-      <w:start w:val="1"/>
-      <w:numFmt w:val="bullet"/>
-      <w:lvlText w:val=""/>
-      <w:lvlJc w:val="left"/>
-      <w:pPr>
-        <w:ind w:left="4320" w:hanging="360"/>
-      </w:pPr>
-      <w:rPr>
-        <w:rFonts w:ascii="Wingdings" w:hAnsi="Wingdings" w:hint="default"/>
-      </w:rPr>
-    </w:lvl>
-    <w:lvl w:ilvl="6" w:tplc="08100001" w:tentative="1">
-      <w:start w:val="1"/>
-      <w:numFmt w:val="bullet"/>
-      <w:lvlText w:val=""/>
-      <w:lvlJc w:val="left"/>
-      <w:pPr>
-        <w:ind w:left="5040" w:hanging="360"/>
-      </w:pPr>
-      <w:rPr>
-        <w:rFonts w:ascii="Symbol" w:hAnsi="Symbol" w:hint="default"/>
-      </w:rPr>
-    </w:lvl>
-    <w:lvl w:ilvl="7" w:tplc="08100003" w:tentative="1">
-      <w:start w:val="1"/>
-      <w:numFmt w:val="bullet"/>
-      <w:lvlText w:val="o"/>
-      <w:lvlJc w:val="left"/>
-      <w:pPr>
-        <w:ind w:left="5760" w:hanging="360"/>
-      </w:pPr>
-      <w:rPr>
-        <w:rFonts w:ascii="Courier New" w:hAnsi="Courier New" w:cs="Courier New" w:hint="default"/>
-      </w:rPr>
-    </w:lvl>
-    <w:lvl w:ilvl="8" w:tplc="08100005" w:tentative="1">
-      <w:start w:val="1"/>
-      <w:numFmt w:val="bullet"/>
-      <w:lvlText w:val=""/>
-      <w:lvlJc w:val="left"/>
-      <w:pPr>
-        <w:ind w:left="6480" w:hanging="360"/>
-      </w:pPr>
-      <w:rPr>
-        <w:rFonts w:ascii="Wingdings" w:hAnsi="Wingdings" w:hint="default"/>
-      </w:rPr>
-    </w:lvl>
-  </w:abstractNum>
-  <w:abstractNum w:abstractNumId="32" w15:restartNumberingAfterBreak="0">
-    <w:nsid w:val="4D8115E5"/>
-    <w:multiLevelType w:val="hybridMultilevel"/>
-    <w:tmpl w:val="3DC066B4"/>
-    <w:lvl w:ilvl="0" w:tplc="08100001">
-      <w:start w:val="1"/>
-      <w:numFmt w:val="bullet"/>
-      <w:lvlText w:val=""/>
-      <w:lvlJc w:val="left"/>
-      <w:pPr>
-        <w:ind w:left="720" w:hanging="360"/>
-      </w:pPr>
-      <w:rPr>
-        <w:rFonts w:ascii="Symbol" w:hAnsi="Symbol" w:hint="default"/>
-      </w:rPr>
-    </w:lvl>
-    <w:lvl w:ilvl="1" w:tplc="0810000F">
-      <w:start w:val="1"/>
-      <w:numFmt w:val="decimal"/>
-      <w:lvlText w:val="%2."/>
-      <w:lvlJc w:val="left"/>
-      <w:pPr>
-        <w:ind w:left="1440" w:hanging="360"/>
-      </w:pPr>
-      <w:rPr>
-        <w:rFonts w:hint="default"/>
-      </w:rPr>
-    </w:lvl>
-    <w:lvl w:ilvl="2" w:tplc="08100005" w:tentative="1">
-      <w:start w:val="1"/>
-      <w:numFmt w:val="bullet"/>
-      <w:lvlText w:val=""/>
-      <w:lvlJc w:val="left"/>
-      <w:pPr>
-        <w:ind w:left="2160" w:hanging="360"/>
-      </w:pPr>
-      <w:rPr>
-        <w:rFonts w:ascii="Wingdings" w:hAnsi="Wingdings" w:hint="default"/>
-      </w:rPr>
-    </w:lvl>
-    <w:lvl w:ilvl="3" w:tplc="08100001" w:tentative="1">
-      <w:start w:val="1"/>
-      <w:numFmt w:val="bullet"/>
-      <w:lvlText w:val=""/>
-      <w:lvlJc w:val="left"/>
-      <w:pPr>
-        <w:ind w:left="2880" w:hanging="360"/>
-      </w:pPr>
-      <w:rPr>
-        <w:rFonts w:ascii="Symbol" w:hAnsi="Symbol" w:hint="default"/>
-      </w:rPr>
-    </w:lvl>
-    <w:lvl w:ilvl="4" w:tplc="08100003" w:tentative="1">
-      <w:start w:val="1"/>
-      <w:numFmt w:val="bullet"/>
-      <w:lvlText w:val="o"/>
-      <w:lvlJc w:val="left"/>
-      <w:pPr>
-        <w:ind w:left="3600" w:hanging="360"/>
-      </w:pPr>
-      <w:rPr>
-        <w:rFonts w:ascii="Courier New" w:hAnsi="Courier New" w:cs="Courier New" w:hint="default"/>
-      </w:rPr>
-    </w:lvl>
-    <w:lvl w:ilvl="5" w:tplc="08100005" w:tentative="1">
-      <w:start w:val="1"/>
-      <w:numFmt w:val="bullet"/>
-      <w:lvlText w:val=""/>
-      <w:lvlJc w:val="left"/>
-      <w:pPr>
-        <w:ind w:left="4320" w:hanging="360"/>
-      </w:pPr>
-      <w:rPr>
-        <w:rFonts w:ascii="Wingdings" w:hAnsi="Wingdings" w:hint="default"/>
-      </w:rPr>
-    </w:lvl>
-    <w:lvl w:ilvl="6" w:tplc="08100001" w:tentative="1">
-      <w:start w:val="1"/>
-      <w:numFmt w:val="bullet"/>
-      <w:lvlText w:val=""/>
-      <w:lvlJc w:val="left"/>
-      <w:pPr>
-        <w:ind w:left="5040" w:hanging="360"/>
-      </w:pPr>
-      <w:rPr>
-        <w:rFonts w:ascii="Symbol" w:hAnsi="Symbol" w:hint="default"/>
-      </w:rPr>
-    </w:lvl>
-    <w:lvl w:ilvl="7" w:tplc="08100003" w:tentative="1">
-      <w:start w:val="1"/>
-      <w:numFmt w:val="bullet"/>
-      <w:lvlText w:val="o"/>
-      <w:lvlJc w:val="left"/>
-      <w:pPr>
-        <w:ind w:left="5760" w:hanging="360"/>
-      </w:pPr>
-      <w:rPr>
-        <w:rFonts w:ascii="Courier New" w:hAnsi="Courier New" w:cs="Courier New" w:hint="default"/>
-      </w:rPr>
-    </w:lvl>
-    <w:lvl w:ilvl="8" w:tplc="08100005" w:tentative="1">
-      <w:start w:val="1"/>
-      <w:numFmt w:val="bullet"/>
-      <w:lvlText w:val=""/>
-      <w:lvlJc w:val="left"/>
-      <w:pPr>
-        <w:ind w:left="6480" w:hanging="360"/>
-      </w:pPr>
-      <w:rPr>
-        <w:rFonts w:ascii="Wingdings" w:hAnsi="Wingdings" w:hint="default"/>
-      </w:rPr>
-    </w:lvl>
-  </w:abstractNum>
-  <w:abstractNum w:abstractNumId="33" w15:restartNumberingAfterBreak="0">
-    <w:nsid w:val="4F996FEF"/>
-    <w:multiLevelType w:val="hybridMultilevel"/>
-    <w:tmpl w:val="071623E2"/>
-    <w:lvl w:ilvl="0" w:tplc="08100001">
-      <w:start w:val="1"/>
-      <w:numFmt w:val="bullet"/>
-      <w:lvlText w:val=""/>
-      <w:lvlJc w:val="left"/>
-      <w:pPr>
-        <w:ind w:left="720" w:hanging="360"/>
-      </w:pPr>
-      <w:rPr>
-        <w:rFonts w:ascii="Symbol" w:hAnsi="Symbol" w:hint="default"/>
-      </w:rPr>
-    </w:lvl>
-    <w:lvl w:ilvl="1" w:tplc="08100003" w:tentative="1">
-      <w:start w:val="1"/>
-      <w:numFmt w:val="bullet"/>
-      <w:lvlText w:val="o"/>
-      <w:lvlJc w:val="left"/>
-      <w:pPr>
-        <w:ind w:left="1440" w:hanging="360"/>
-      </w:pPr>
-      <w:rPr>
-        <w:rFonts w:ascii="Courier New" w:hAnsi="Courier New" w:cs="Courier New" w:hint="default"/>
-      </w:rPr>
-    </w:lvl>
-    <w:lvl w:ilvl="2" w:tplc="08100005" w:tentative="1">
-      <w:start w:val="1"/>
-      <w:numFmt w:val="bullet"/>
-      <w:lvlText w:val=""/>
-      <w:lvlJc w:val="left"/>
-      <w:pPr>
-        <w:ind w:left="2160" w:hanging="360"/>
-      </w:pPr>
-      <w:rPr>
-        <w:rFonts w:ascii="Wingdings" w:hAnsi="Wingdings" w:hint="default"/>
-      </w:rPr>
-    </w:lvl>
-    <w:lvl w:ilvl="3" w:tplc="08100001" w:tentative="1">
-      <w:start w:val="1"/>
-      <w:numFmt w:val="bullet"/>
-      <w:lvlText w:val=""/>
-      <w:lvlJc w:val="left"/>
-      <w:pPr>
-        <w:ind w:left="2880" w:hanging="360"/>
-      </w:pPr>
-      <w:rPr>
-        <w:rFonts w:ascii="Symbol" w:hAnsi="Symbol" w:hint="default"/>
-      </w:rPr>
-    </w:lvl>
-    <w:lvl w:ilvl="4" w:tplc="08100003" w:tentative="1">
-      <w:start w:val="1"/>
-      <w:numFmt w:val="bullet"/>
-      <w:lvlText w:val="o"/>
-      <w:lvlJc w:val="left"/>
-      <w:pPr>
-        <w:ind w:left="3600" w:hanging="360"/>
-      </w:pPr>
-      <w:rPr>
-        <w:rFonts w:ascii="Courier New" w:hAnsi="Courier New" w:cs="Courier New" w:hint="default"/>
-      </w:rPr>
-    </w:lvl>
-    <w:lvl w:ilvl="5" w:tplc="08100005" w:tentative="1">
-      <w:start w:val="1"/>
-      <w:numFmt w:val="bullet"/>
-      <w:lvlText w:val=""/>
-      <w:lvlJc w:val="left"/>
-      <w:pPr>
-        <w:ind w:left="4320" w:hanging="360"/>
-      </w:pPr>
-      <w:rPr>
-        <w:rFonts w:ascii="Wingdings" w:hAnsi="Wingdings" w:hint="default"/>
-      </w:rPr>
-    </w:lvl>
-    <w:lvl w:ilvl="6" w:tplc="08100001" w:tentative="1">
-      <w:start w:val="1"/>
-      <w:numFmt w:val="bullet"/>
-      <w:lvlText w:val=""/>
-      <w:lvlJc w:val="left"/>
-      <w:pPr>
-        <w:ind w:left="5040" w:hanging="360"/>
-      </w:pPr>
-      <w:rPr>
-        <w:rFonts w:ascii="Symbol" w:hAnsi="Symbol" w:hint="default"/>
-      </w:rPr>
-    </w:lvl>
-    <w:lvl w:ilvl="7" w:tplc="08100003" w:tentative="1">
-      <w:start w:val="1"/>
-      <w:numFmt w:val="bullet"/>
-      <w:lvlText w:val="o"/>
-      <w:lvlJc w:val="left"/>
-      <w:pPr>
-        <w:ind w:left="5760" w:hanging="360"/>
-      </w:pPr>
-      <w:rPr>
-        <w:rFonts w:ascii="Courier New" w:hAnsi="Courier New" w:cs="Courier New" w:hint="default"/>
-      </w:rPr>
-    </w:lvl>
-    <w:lvl w:ilvl="8" w:tplc="08100005" w:tentative="1">
-      <w:start w:val="1"/>
-      <w:numFmt w:val="bullet"/>
-      <w:lvlText w:val=""/>
-      <w:lvlJc w:val="left"/>
-      <w:pPr>
-        <w:ind w:left="6480" w:hanging="360"/>
-      </w:pPr>
-      <w:rPr>
-        <w:rFonts w:ascii="Wingdings" w:hAnsi="Wingdings" w:hint="default"/>
-      </w:rPr>
-    </w:lvl>
-  </w:abstractNum>
-  <w:abstractNum w:abstractNumId="34" w15:restartNumberingAfterBreak="0">
-    <w:nsid w:val="4FF70C78"/>
-    <w:multiLevelType w:val="hybridMultilevel"/>
-    <w:tmpl w:val="94C25120"/>
-    <w:lvl w:ilvl="0" w:tplc="08100003">
-      <w:start w:val="1"/>
-      <w:numFmt w:val="bullet"/>
-      <w:lvlText w:val="o"/>
-      <w:lvlJc w:val="left"/>
-      <w:pPr>
-        <w:ind w:left="720" w:hanging="360"/>
-      </w:pPr>
-      <w:rPr>
-        <w:rFonts w:ascii="Courier New" w:hAnsi="Courier New" w:cs="Courier New" w:hint="default"/>
-      </w:rPr>
-    </w:lvl>
-    <w:lvl w:ilvl="1" w:tplc="FFFFFFFF" w:tentative="1">
-      <w:start w:val="1"/>
-      <w:numFmt w:val="bullet"/>
-      <w:lvlText w:val="o"/>
-      <w:lvlJc w:val="left"/>
-      <w:pPr>
-        <w:ind w:left="1440" w:hanging="360"/>
-      </w:pPr>
-      <w:rPr>
-        <w:rFonts w:ascii="Courier New" w:hAnsi="Courier New" w:cs="Courier New" w:hint="default"/>
-      </w:rPr>
-    </w:lvl>
-    <w:lvl w:ilvl="2" w:tplc="FFFFFFFF" w:tentative="1">
-      <w:start w:val="1"/>
-      <w:numFmt w:val="bullet"/>
-      <w:lvlText w:val=""/>
-      <w:lvlJc w:val="left"/>
-      <w:pPr>
-        <w:ind w:left="2160" w:hanging="360"/>
-      </w:pPr>
-      <w:rPr>
-        <w:rFonts w:ascii="Wingdings" w:hAnsi="Wingdings" w:hint="default"/>
-      </w:rPr>
-    </w:lvl>
-    <w:lvl w:ilvl="3" w:tplc="FFFFFFFF" w:tentative="1">
-      <w:start w:val="1"/>
-      <w:numFmt w:val="bullet"/>
-      <w:lvlText w:val=""/>
-      <w:lvlJc w:val="left"/>
-      <w:pPr>
-        <w:ind w:left="2880" w:hanging="360"/>
-      </w:pPr>
-      <w:rPr>
-        <w:rFonts w:ascii="Symbol" w:hAnsi="Symbol" w:hint="default"/>
-      </w:rPr>
-    </w:lvl>
-    <w:lvl w:ilvl="4" w:tplc="FFFFFFFF" w:tentative="1">
-      <w:start w:val="1"/>
-      <w:numFmt w:val="bullet"/>
-      <w:lvlText w:val="o"/>
-      <w:lvlJc w:val="left"/>
-      <w:pPr>
-        <w:ind w:left="3600" w:hanging="360"/>
-      </w:pPr>
-      <w:rPr>
-        <w:rFonts w:ascii="Courier New" w:hAnsi="Courier New" w:cs="Courier New" w:hint="default"/>
-      </w:rPr>
-    </w:lvl>
-    <w:lvl w:ilvl="5" w:tplc="FFFFFFFF" w:tentative="1">
-      <w:start w:val="1"/>
-      <w:numFmt w:val="bullet"/>
-      <w:lvlText w:val=""/>
-      <w:lvlJc w:val="left"/>
-      <w:pPr>
-        <w:ind w:left="4320" w:hanging="360"/>
-      </w:pPr>
-      <w:rPr>
-        <w:rFonts w:ascii="Wingdings" w:hAnsi="Wingdings" w:hint="default"/>
-      </w:rPr>
-    </w:lvl>
-    <w:lvl w:ilvl="6" w:tplc="FFFFFFFF" w:tentative="1">
-      <w:start w:val="1"/>
-      <w:numFmt w:val="bullet"/>
-      <w:lvlText w:val=""/>
-      <w:lvlJc w:val="left"/>
-      <w:pPr>
-        <w:ind w:left="5040" w:hanging="360"/>
-      </w:pPr>
-      <w:rPr>
-        <w:rFonts w:ascii="Symbol" w:hAnsi="Symbol" w:hint="default"/>
-      </w:rPr>
-    </w:lvl>
-    <w:lvl w:ilvl="7" w:tplc="FFFFFFFF" w:tentative="1">
-      <w:start w:val="1"/>
-      <w:numFmt w:val="bullet"/>
-      <w:lvlText w:val="o"/>
-      <w:lvlJc w:val="left"/>
-      <w:pPr>
-        <w:ind w:left="5760" w:hanging="360"/>
-      </w:pPr>
-      <w:rPr>
-        <w:rFonts w:ascii="Courier New" w:hAnsi="Courier New" w:cs="Courier New" w:hint="default"/>
-      </w:rPr>
-    </w:lvl>
-    <w:lvl w:ilvl="8" w:tplc="FFFFFFFF" w:tentative="1">
-      <w:start w:val="1"/>
-      <w:numFmt w:val="bullet"/>
-      <w:lvlText w:val=""/>
-      <w:lvlJc w:val="left"/>
-      <w:pPr>
-        <w:ind w:left="6480" w:hanging="360"/>
-      </w:pPr>
-      <w:rPr>
-        <w:rFonts w:ascii="Wingdings" w:hAnsi="Wingdings" w:hint="default"/>
-      </w:rPr>
-    </w:lvl>
-  </w:abstractNum>
-  <w:abstractNum w:abstractNumId="35" w15:restartNumberingAfterBreak="0">
-    <w:nsid w:val="5097656E"/>
-    <w:multiLevelType w:val="hybridMultilevel"/>
-    <w:tmpl w:val="7A6E563C"/>
-    <w:lvl w:ilvl="0" w:tplc="08100001">
-      <w:start w:val="1"/>
-      <w:numFmt w:val="bullet"/>
-      <w:lvlText w:val=""/>
-      <w:lvlJc w:val="left"/>
-      <w:pPr>
-        <w:ind w:left="720" w:hanging="360"/>
-      </w:pPr>
-      <w:rPr>
-        <w:rFonts w:ascii="Symbol" w:hAnsi="Symbol" w:hint="default"/>
-      </w:rPr>
-    </w:lvl>
-    <w:lvl w:ilvl="1" w:tplc="08100003">
-      <w:start w:val="1"/>
-      <w:numFmt w:val="bullet"/>
-      <w:lvlText w:val="o"/>
-      <w:lvlJc w:val="left"/>
-      <w:pPr>
-        <w:ind w:left="1440" w:hanging="360"/>
-      </w:pPr>
-      <w:rPr>
-        <w:rFonts w:ascii="Courier New" w:hAnsi="Courier New" w:cs="Courier New" w:hint="default"/>
-      </w:rPr>
-    </w:lvl>
-    <w:lvl w:ilvl="2" w:tplc="08100005" w:tentative="1">
-      <w:start w:val="1"/>
-      <w:numFmt w:val="bullet"/>
-      <w:lvlText w:val=""/>
-      <w:lvlJc w:val="left"/>
-      <w:pPr>
-        <w:ind w:left="2160" w:hanging="360"/>
-      </w:pPr>
-      <w:rPr>
-        <w:rFonts w:ascii="Wingdings" w:hAnsi="Wingdings" w:hint="default"/>
-      </w:rPr>
-    </w:lvl>
-    <w:lvl w:ilvl="3" w:tplc="08100001" w:tentative="1">
-      <w:start w:val="1"/>
-      <w:numFmt w:val="bullet"/>
-      <w:lvlText w:val=""/>
-      <w:lvlJc w:val="left"/>
-      <w:pPr>
-        <w:ind w:left="2880" w:hanging="360"/>
-      </w:pPr>
-      <w:rPr>
-        <w:rFonts w:ascii="Symbol" w:hAnsi="Symbol" w:hint="default"/>
-      </w:rPr>
-    </w:lvl>
-    <w:lvl w:ilvl="4" w:tplc="08100003" w:tentative="1">
-      <w:start w:val="1"/>
-      <w:numFmt w:val="bullet"/>
-      <w:lvlText w:val="o"/>
-      <w:lvlJc w:val="left"/>
-      <w:pPr>
-        <w:ind w:left="3600" w:hanging="360"/>
-      </w:pPr>
-      <w:rPr>
-        <w:rFonts w:ascii="Courier New" w:hAnsi="Courier New" w:cs="Courier New" w:hint="default"/>
-      </w:rPr>
-    </w:lvl>
-    <w:lvl w:ilvl="5" w:tplc="08100005" w:tentative="1">
-      <w:start w:val="1"/>
-      <w:numFmt w:val="bullet"/>
-      <w:lvlText w:val=""/>
-      <w:lvlJc w:val="left"/>
-      <w:pPr>
-        <w:ind w:left="4320" w:hanging="360"/>
-      </w:pPr>
-      <w:rPr>
-        <w:rFonts w:ascii="Wingdings" w:hAnsi="Wingdings" w:hint="default"/>
-      </w:rPr>
-    </w:lvl>
-    <w:lvl w:ilvl="6" w:tplc="08100001" w:tentative="1">
-      <w:start w:val="1"/>
-      <w:numFmt w:val="bullet"/>
-      <w:lvlText w:val=""/>
-      <w:lvlJc w:val="left"/>
-      <w:pPr>
-        <w:ind w:left="5040" w:hanging="360"/>
-      </w:pPr>
-      <w:rPr>
-        <w:rFonts w:ascii="Symbol" w:hAnsi="Symbol" w:hint="default"/>
-      </w:rPr>
-    </w:lvl>
-    <w:lvl w:ilvl="7" w:tplc="08100003" w:tentative="1">
-      <w:start w:val="1"/>
-      <w:numFmt w:val="bullet"/>
-      <w:lvlText w:val="o"/>
-      <w:lvlJc w:val="left"/>
-      <w:pPr>
-        <w:ind w:left="5760" w:hanging="360"/>
-      </w:pPr>
-      <w:rPr>
-        <w:rFonts w:ascii="Courier New" w:hAnsi="Courier New" w:cs="Courier New" w:hint="default"/>
-      </w:rPr>
-    </w:lvl>
-    <w:lvl w:ilvl="8" w:tplc="08100005" w:tentative="1">
-      <w:start w:val="1"/>
-      <w:numFmt w:val="bullet"/>
-      <w:lvlText w:val=""/>
-      <w:lvlJc w:val="left"/>
-      <w:pPr>
-        <w:ind w:left="6480" w:hanging="360"/>
-      </w:pPr>
-      <w:rPr>
-        <w:rFonts w:ascii="Wingdings" w:hAnsi="Wingdings" w:hint="default"/>
-      </w:rPr>
-    </w:lvl>
-  </w:abstractNum>
-  <w:abstractNum w:abstractNumId="36" w15:restartNumberingAfterBreak="0">
-    <w:nsid w:val="5138279F"/>
-    <w:multiLevelType w:val="hybridMultilevel"/>
-    <w:tmpl w:val="90EE9F36"/>
-    <w:lvl w:ilvl="0" w:tplc="08100001">
-      <w:start w:val="1"/>
-      <w:numFmt w:val="bullet"/>
-      <w:lvlText w:val=""/>
-      <w:lvlJc w:val="left"/>
-      <w:pPr>
-        <w:ind w:left="720" w:hanging="360"/>
-      </w:pPr>
-      <w:rPr>
-        <w:rFonts w:ascii="Symbol" w:hAnsi="Symbol" w:hint="default"/>
-      </w:rPr>
-    </w:lvl>
-    <w:lvl w:ilvl="1" w:tplc="08100003" w:tentative="1">
-      <w:start w:val="1"/>
-      <w:numFmt w:val="bullet"/>
-      <w:lvlText w:val="o"/>
-      <w:lvlJc w:val="left"/>
-      <w:pPr>
-        <w:ind w:left="1440" w:hanging="360"/>
-      </w:pPr>
-      <w:rPr>
-        <w:rFonts w:ascii="Courier New" w:hAnsi="Courier New" w:cs="Courier New" w:hint="default"/>
-      </w:rPr>
-    </w:lvl>
-    <w:lvl w:ilvl="2" w:tplc="08100005" w:tentative="1">
-      <w:start w:val="1"/>
-      <w:numFmt w:val="bullet"/>
-      <w:lvlText w:val=""/>
-      <w:lvlJc w:val="left"/>
-      <w:pPr>
-        <w:ind w:left="2160" w:hanging="360"/>
-      </w:pPr>
-      <w:rPr>
-        <w:rFonts w:ascii="Wingdings" w:hAnsi="Wingdings" w:hint="default"/>
-      </w:rPr>
-    </w:lvl>
-    <w:lvl w:ilvl="3" w:tplc="08100001" w:tentative="1">
-      <w:start w:val="1"/>
-      <w:numFmt w:val="bullet"/>
-      <w:lvlText w:val=""/>
-      <w:lvlJc w:val="left"/>
-      <w:pPr>
-        <w:ind w:left="2880" w:hanging="360"/>
-      </w:pPr>
-      <w:rPr>
-        <w:rFonts w:ascii="Symbol" w:hAnsi="Symbol" w:hint="default"/>
-      </w:rPr>
-    </w:lvl>
-    <w:lvl w:ilvl="4" w:tplc="08100003" w:tentative="1">
-      <w:start w:val="1"/>
-      <w:numFmt w:val="bullet"/>
-      <w:lvlText w:val="o"/>
-      <w:lvlJc w:val="left"/>
-      <w:pPr>
-        <w:ind w:left="3600" w:hanging="360"/>
-      </w:pPr>
-      <w:rPr>
-        <w:rFonts w:ascii="Courier New" w:hAnsi="Courier New" w:cs="Courier New" w:hint="default"/>
-      </w:rPr>
-    </w:lvl>
-    <w:lvl w:ilvl="5" w:tplc="08100005" w:tentative="1">
-      <w:start w:val="1"/>
-      <w:numFmt w:val="bullet"/>
-      <w:lvlText w:val=""/>
-      <w:lvlJc w:val="left"/>
-      <w:pPr>
-        <w:ind w:left="4320" w:hanging="360"/>
-      </w:pPr>
-      <w:rPr>
-        <w:rFonts w:ascii="Wingdings" w:hAnsi="Wingdings" w:hint="default"/>
-      </w:rPr>
-    </w:lvl>
-    <w:lvl w:ilvl="6" w:tplc="08100001" w:tentative="1">
-      <w:start w:val="1"/>
-      <w:numFmt w:val="bullet"/>
-      <w:lvlText w:val=""/>
-      <w:lvlJc w:val="left"/>
-      <w:pPr>
-        <w:ind w:left="5040" w:hanging="360"/>
-      </w:pPr>
-      <w:rPr>
-        <w:rFonts w:ascii="Symbol" w:hAnsi="Symbol" w:hint="default"/>
-      </w:rPr>
-    </w:lvl>
-    <w:lvl w:ilvl="7" w:tplc="08100003" w:tentative="1">
-      <w:start w:val="1"/>
-      <w:numFmt w:val="bullet"/>
-      <w:lvlText w:val="o"/>
-      <w:lvlJc w:val="left"/>
-      <w:pPr>
-        <w:ind w:left="5760" w:hanging="360"/>
-      </w:pPr>
-      <w:rPr>
-        <w:rFonts w:ascii="Courier New" w:hAnsi="Courier New" w:cs="Courier New" w:hint="default"/>
-      </w:rPr>
-    </w:lvl>
-    <w:lvl w:ilvl="8" w:tplc="08100005" w:tentative="1">
-      <w:start w:val="1"/>
-      <w:numFmt w:val="bullet"/>
-      <w:lvlText w:val=""/>
-      <w:lvlJc w:val="left"/>
-      <w:pPr>
-        <w:ind w:left="6480" w:hanging="360"/>
-      </w:pPr>
-      <w:rPr>
-        <w:rFonts w:ascii="Wingdings" w:hAnsi="Wingdings" w:hint="default"/>
-      </w:rPr>
-    </w:lvl>
-  </w:abstractNum>
-  <w:abstractNum w:abstractNumId="37" w15:restartNumberingAfterBreak="0">
-    <w:nsid w:val="51FD2E6E"/>
-    <w:multiLevelType w:val="hybridMultilevel"/>
-    <w:tmpl w:val="E834D6F4"/>
-    <w:lvl w:ilvl="0" w:tplc="08100001">
-      <w:start w:val="1"/>
-      <w:numFmt w:val="bullet"/>
-      <w:lvlText w:val=""/>
-      <w:lvlJc w:val="left"/>
-      <w:pPr>
-        <w:ind w:left="720" w:hanging="360"/>
-      </w:pPr>
-      <w:rPr>
-        <w:rFonts w:ascii="Symbol" w:hAnsi="Symbol" w:hint="default"/>
-      </w:rPr>
-    </w:lvl>
-    <w:lvl w:ilvl="1" w:tplc="08100003">
-      <w:start w:val="1"/>
-      <w:numFmt w:val="bullet"/>
-      <w:lvlText w:val="o"/>
-      <w:lvlJc w:val="left"/>
-      <w:pPr>
-        <w:ind w:left="1440" w:hanging="360"/>
-      </w:pPr>
-      <w:rPr>
-        <w:rFonts w:ascii="Courier New" w:hAnsi="Courier New" w:cs="Courier New" w:hint="default"/>
-      </w:rPr>
-    </w:lvl>
-    <w:lvl w:ilvl="2" w:tplc="08100005" w:tentative="1">
-      <w:start w:val="1"/>
-      <w:numFmt w:val="bullet"/>
-      <w:lvlText w:val=""/>
-      <w:lvlJc w:val="left"/>
-      <w:pPr>
-        <w:ind w:left="2160" w:hanging="360"/>
-      </w:pPr>
-      <w:rPr>
-        <w:rFonts w:ascii="Wingdings" w:hAnsi="Wingdings" w:hint="default"/>
-      </w:rPr>
-    </w:lvl>
-    <w:lvl w:ilvl="3" w:tplc="08100001" w:tentative="1">
-      <w:start w:val="1"/>
-      <w:numFmt w:val="bullet"/>
-      <w:lvlText w:val=""/>
-      <w:lvlJc w:val="left"/>
-      <w:pPr>
-        <w:ind w:left="2880" w:hanging="360"/>
-      </w:pPr>
-      <w:rPr>
-        <w:rFonts w:ascii="Symbol" w:hAnsi="Symbol" w:hint="default"/>
-      </w:rPr>
-    </w:lvl>
-    <w:lvl w:ilvl="4" w:tplc="08100003" w:tentative="1">
-      <w:start w:val="1"/>
-      <w:numFmt w:val="bullet"/>
-      <w:lvlText w:val="o"/>
-      <w:lvlJc w:val="left"/>
-      <w:pPr>
-        <w:ind w:left="3600" w:hanging="360"/>
-      </w:pPr>
-      <w:rPr>
-        <w:rFonts w:ascii="Courier New" w:hAnsi="Courier New" w:cs="Courier New" w:hint="default"/>
-      </w:rPr>
-    </w:lvl>
-    <w:lvl w:ilvl="5" w:tplc="08100005" w:tentative="1">
-      <w:start w:val="1"/>
-      <w:numFmt w:val="bullet"/>
-      <w:lvlText w:val=""/>
-      <w:lvlJc w:val="left"/>
-      <w:pPr>
-        <w:ind w:left="4320" w:hanging="360"/>
-      </w:pPr>
-      <w:rPr>
-        <w:rFonts w:ascii="Wingdings" w:hAnsi="Wingdings" w:hint="default"/>
-      </w:rPr>
-    </w:lvl>
-    <w:lvl w:ilvl="6" w:tplc="08100001" w:tentative="1">
-      <w:start w:val="1"/>
-      <w:numFmt w:val="bullet"/>
-      <w:lvlText w:val=""/>
-      <w:lvlJc w:val="left"/>
-      <w:pPr>
-        <w:ind w:left="5040" w:hanging="360"/>
-      </w:pPr>
-      <w:rPr>
-        <w:rFonts w:ascii="Symbol" w:hAnsi="Symbol" w:hint="default"/>
-      </w:rPr>
-    </w:lvl>
-    <w:lvl w:ilvl="7" w:tplc="08100003" w:tentative="1">
-      <w:start w:val="1"/>
-      <w:numFmt w:val="bullet"/>
-      <w:lvlText w:val="o"/>
-      <w:lvlJc w:val="left"/>
-      <w:pPr>
-        <w:ind w:left="5760" w:hanging="360"/>
-      </w:pPr>
-      <w:rPr>
-        <w:rFonts w:ascii="Courier New" w:hAnsi="Courier New" w:cs="Courier New" w:hint="default"/>
-      </w:rPr>
-    </w:lvl>
-    <w:lvl w:ilvl="8" w:tplc="08100005" w:tentative="1">
-      <w:start w:val="1"/>
-      <w:numFmt w:val="bullet"/>
-      <w:lvlText w:val=""/>
-      <w:lvlJc w:val="left"/>
-      <w:pPr>
-        <w:ind w:left="6480" w:hanging="360"/>
-      </w:pPr>
-      <w:rPr>
-        <w:rFonts w:ascii="Wingdings" w:hAnsi="Wingdings" w:hint="default"/>
-      </w:rPr>
-    </w:lvl>
-  </w:abstractNum>
-  <w:abstractNum w:abstractNumId="38" w15:restartNumberingAfterBreak="0">
-    <w:nsid w:val="594B5DD0"/>
-    <w:multiLevelType w:val="hybridMultilevel"/>
-    <w:tmpl w:val="92E25002"/>
-    <w:lvl w:ilvl="0" w:tplc="08100001">
-      <w:start w:val="1"/>
-      <w:numFmt w:val="bullet"/>
-      <w:lvlText w:val=""/>
-      <w:lvlJc w:val="left"/>
-      <w:pPr>
-        <w:ind w:left="720" w:hanging="360"/>
-      </w:pPr>
-      <w:rPr>
-        <w:rFonts w:ascii="Symbol" w:hAnsi="Symbol" w:hint="default"/>
-      </w:rPr>
-    </w:lvl>
-    <w:lvl w:ilvl="1" w:tplc="08100003" w:tentative="1">
-      <w:start w:val="1"/>
-      <w:numFmt w:val="bullet"/>
-      <w:lvlText w:val="o"/>
-      <w:lvlJc w:val="left"/>
-      <w:pPr>
-        <w:ind w:left="1440" w:hanging="360"/>
-      </w:pPr>
-      <w:rPr>
-        <w:rFonts w:ascii="Courier New" w:hAnsi="Courier New" w:cs="Courier New" w:hint="default"/>
-      </w:rPr>
-    </w:lvl>
-    <w:lvl w:ilvl="2" w:tplc="08100005" w:tentative="1">
-      <w:start w:val="1"/>
-      <w:numFmt w:val="bullet"/>
-      <w:lvlText w:val=""/>
-      <w:lvlJc w:val="left"/>
-      <w:pPr>
-        <w:ind w:left="2160" w:hanging="360"/>
-      </w:pPr>
-      <w:rPr>
-        <w:rFonts w:ascii="Wingdings" w:hAnsi="Wingdings" w:hint="default"/>
-      </w:rPr>
-    </w:lvl>
-    <w:lvl w:ilvl="3" w:tplc="08100001" w:tentative="1">
-      <w:start w:val="1"/>
-      <w:numFmt w:val="bullet"/>
-      <w:lvlText w:val=""/>
-      <w:lvlJc w:val="left"/>
-      <w:pPr>
-        <w:ind w:left="2880" w:hanging="360"/>
-      </w:pPr>
-      <w:rPr>
-        <w:rFonts w:ascii="Symbol" w:hAnsi="Symbol" w:hint="default"/>
-      </w:rPr>
-    </w:lvl>
-    <w:lvl w:ilvl="4" w:tplc="08100003" w:tentative="1">
-      <w:start w:val="1"/>
-      <w:numFmt w:val="bullet"/>
-      <w:lvlText w:val="o"/>
-      <w:lvlJc w:val="left"/>
-      <w:pPr>
-        <w:ind w:left="3600" w:hanging="360"/>
-      </w:pPr>
-      <w:rPr>
-        <w:rFonts w:ascii="Courier New" w:hAnsi="Courier New" w:cs="Courier New" w:hint="default"/>
-      </w:rPr>
-    </w:lvl>
-    <w:lvl w:ilvl="5" w:tplc="08100005" w:tentative="1">
-      <w:start w:val="1"/>
-      <w:numFmt w:val="bullet"/>
-      <w:lvlText w:val=""/>
-      <w:lvlJc w:val="left"/>
-      <w:pPr>
-        <w:ind w:left="4320" w:hanging="360"/>
-      </w:pPr>
-      <w:rPr>
-        <w:rFonts w:ascii="Wingdings" w:hAnsi="Wingdings" w:hint="default"/>
-      </w:rPr>
-    </w:lvl>
-    <w:lvl w:ilvl="6" w:tplc="08100001" w:tentative="1">
-      <w:start w:val="1"/>
-      <w:numFmt w:val="bullet"/>
-      <w:lvlText w:val=""/>
-      <w:lvlJc w:val="left"/>
-      <w:pPr>
-        <w:ind w:left="5040" w:hanging="360"/>
-      </w:pPr>
-      <w:rPr>
-        <w:rFonts w:ascii="Symbol" w:hAnsi="Symbol" w:hint="default"/>
-      </w:rPr>
-    </w:lvl>
-    <w:lvl w:ilvl="7" w:tplc="08100003" w:tentative="1">
-      <w:start w:val="1"/>
-      <w:numFmt w:val="bullet"/>
-      <w:lvlText w:val="o"/>
-      <w:lvlJc w:val="left"/>
-      <w:pPr>
-        <w:ind w:left="5760" w:hanging="360"/>
-      </w:pPr>
-      <w:rPr>
-        <w:rFonts w:ascii="Courier New" w:hAnsi="Courier New" w:cs="Courier New" w:hint="default"/>
-      </w:rPr>
-    </w:lvl>
-    <w:lvl w:ilvl="8" w:tplc="08100005" w:tentative="1">
-      <w:start w:val="1"/>
-      <w:numFmt w:val="bullet"/>
-      <w:lvlText w:val=""/>
-      <w:lvlJc w:val="left"/>
-      <w:pPr>
-        <w:ind w:left="6480" w:hanging="360"/>
-      </w:pPr>
-      <w:rPr>
-        <w:rFonts w:ascii="Wingdings" w:hAnsi="Wingdings" w:hint="default"/>
-      </w:rPr>
-    </w:lvl>
-  </w:abstractNum>
-  <w:abstractNum w:abstractNumId="39" w15:restartNumberingAfterBreak="0">
-    <w:nsid w:val="5A3606D5"/>
-    <w:multiLevelType w:val="hybridMultilevel"/>
-    <w:tmpl w:val="91805626"/>
-    <w:lvl w:ilvl="0" w:tplc="5236681C">
-      <w:start w:val="1"/>
-      <w:numFmt w:val="bullet"/>
-      <w:lvlText w:val=""/>
-      <w:lvlJc w:val="right"/>
-      <w:pPr>
-        <w:ind w:left="1080" w:hanging="360"/>
-      </w:pPr>
-      <w:rPr>
-        <w:rFonts w:ascii="Symbol" w:hAnsi="Symbol" w:hint="default"/>
-      </w:rPr>
-    </w:lvl>
-    <w:lvl w:ilvl="1" w:tplc="08100003" w:tentative="1">
-      <w:start w:val="1"/>
-      <w:numFmt w:val="bullet"/>
-      <w:lvlText w:val="o"/>
-      <w:lvlJc w:val="left"/>
-      <w:pPr>
-        <w:ind w:left="1800" w:hanging="360"/>
-      </w:pPr>
-      <w:rPr>
-        <w:rFonts w:ascii="Courier New" w:hAnsi="Courier New" w:cs="Courier New" w:hint="default"/>
-      </w:rPr>
-    </w:lvl>
-    <w:lvl w:ilvl="2" w:tplc="08100005" w:tentative="1">
-      <w:start w:val="1"/>
-      <w:numFmt w:val="bullet"/>
-      <w:lvlText w:val=""/>
-      <w:lvlJc w:val="left"/>
-      <w:pPr>
-        <w:ind w:left="2520" w:hanging="360"/>
-      </w:pPr>
-      <w:rPr>
-        <w:rFonts w:ascii="Wingdings" w:hAnsi="Wingdings" w:hint="default"/>
-      </w:rPr>
-    </w:lvl>
-    <w:lvl w:ilvl="3" w:tplc="08100001" w:tentative="1">
-      <w:start w:val="1"/>
-      <w:numFmt w:val="bullet"/>
-      <w:lvlText w:val=""/>
-      <w:lvlJc w:val="left"/>
-      <w:pPr>
-        <w:ind w:left="3240" w:hanging="360"/>
-      </w:pPr>
-      <w:rPr>
-        <w:rFonts w:ascii="Symbol" w:hAnsi="Symbol" w:hint="default"/>
-      </w:rPr>
-    </w:lvl>
-    <w:lvl w:ilvl="4" w:tplc="08100003" w:tentative="1">
-      <w:start w:val="1"/>
-      <w:numFmt w:val="bullet"/>
-      <w:lvlText w:val="o"/>
-      <w:lvlJc w:val="left"/>
-      <w:pPr>
-        <w:ind w:left="3960" w:hanging="360"/>
-      </w:pPr>
-      <w:rPr>
-        <w:rFonts w:ascii="Courier New" w:hAnsi="Courier New" w:cs="Courier New" w:hint="default"/>
-      </w:rPr>
-    </w:lvl>
-    <w:lvl w:ilvl="5" w:tplc="08100005" w:tentative="1">
-      <w:start w:val="1"/>
-      <w:numFmt w:val="bullet"/>
-      <w:lvlText w:val=""/>
-      <w:lvlJc w:val="left"/>
-      <w:pPr>
-        <w:ind w:left="4680" w:hanging="360"/>
-      </w:pPr>
-      <w:rPr>
-        <w:rFonts w:ascii="Wingdings" w:hAnsi="Wingdings" w:hint="default"/>
-      </w:rPr>
-    </w:lvl>
-    <w:lvl w:ilvl="6" w:tplc="08100001" w:tentative="1">
-      <w:start w:val="1"/>
-      <w:numFmt w:val="bullet"/>
-      <w:lvlText w:val=""/>
-      <w:lvlJc w:val="left"/>
-      <w:pPr>
-        <w:ind w:left="5400" w:hanging="360"/>
-      </w:pPr>
-      <w:rPr>
-        <w:rFonts w:ascii="Symbol" w:hAnsi="Symbol" w:hint="default"/>
-      </w:rPr>
-    </w:lvl>
-    <w:lvl w:ilvl="7" w:tplc="08100003" w:tentative="1">
-      <w:start w:val="1"/>
-      <w:numFmt w:val="bullet"/>
-      <w:lvlText w:val="o"/>
-      <w:lvlJc w:val="left"/>
-      <w:pPr>
-        <w:ind w:left="6120" w:hanging="360"/>
-      </w:pPr>
-      <w:rPr>
-        <w:rFonts w:ascii="Courier New" w:hAnsi="Courier New" w:cs="Courier New" w:hint="default"/>
-      </w:rPr>
-    </w:lvl>
-    <w:lvl w:ilvl="8" w:tplc="08100005" w:tentative="1">
-      <w:start w:val="1"/>
-      <w:numFmt w:val="bullet"/>
-      <w:lvlText w:val=""/>
-      <w:lvlJc w:val="left"/>
-      <w:pPr>
-        <w:ind w:left="6840" w:hanging="360"/>
-      </w:pPr>
-      <w:rPr>
-        <w:rFonts w:ascii="Wingdings" w:hAnsi="Wingdings" w:hint="default"/>
-      </w:rPr>
-    </w:lvl>
-  </w:abstractNum>
-  <w:abstractNum w:abstractNumId="40" w15:restartNumberingAfterBreak="0">
-    <w:nsid w:val="5BA501FB"/>
-    <w:multiLevelType w:val="hybridMultilevel"/>
-    <w:tmpl w:val="708E8CCE"/>
-    <w:lvl w:ilvl="0" w:tplc="08100001">
-      <w:start w:val="1"/>
-      <w:numFmt w:val="bullet"/>
-      <w:lvlText w:val=""/>
-      <w:lvlJc w:val="left"/>
-      <w:pPr>
-        <w:ind w:left="720" w:hanging="360"/>
-      </w:pPr>
-      <w:rPr>
-        <w:rFonts w:ascii="Symbol" w:hAnsi="Symbol" w:hint="default"/>
-      </w:rPr>
-    </w:lvl>
-    <w:lvl w:ilvl="1" w:tplc="08100003" w:tentative="1">
-      <w:start w:val="1"/>
-      <w:numFmt w:val="bullet"/>
-      <w:lvlText w:val="o"/>
-      <w:lvlJc w:val="left"/>
-      <w:pPr>
-        <w:ind w:left="1440" w:hanging="360"/>
-      </w:pPr>
-      <w:rPr>
-        <w:rFonts w:ascii="Courier New" w:hAnsi="Courier New" w:cs="Courier New" w:hint="default"/>
-      </w:rPr>
-    </w:lvl>
-    <w:lvl w:ilvl="2" w:tplc="08100005" w:tentative="1">
-      <w:start w:val="1"/>
-      <w:numFmt w:val="bullet"/>
-      <w:lvlText w:val=""/>
-      <w:lvlJc w:val="left"/>
-      <w:pPr>
-        <w:ind w:left="2160" w:hanging="360"/>
-      </w:pPr>
-      <w:rPr>
-        <w:rFonts w:ascii="Wingdings" w:hAnsi="Wingdings" w:hint="default"/>
-      </w:rPr>
-    </w:lvl>
-    <w:lvl w:ilvl="3" w:tplc="08100001" w:tentative="1">
-      <w:start w:val="1"/>
-      <w:numFmt w:val="bullet"/>
-      <w:lvlText w:val=""/>
-      <w:lvlJc w:val="left"/>
-      <w:pPr>
-        <w:ind w:left="2880" w:hanging="360"/>
-      </w:pPr>
-      <w:rPr>
-        <w:rFonts w:ascii="Symbol" w:hAnsi="Symbol" w:hint="default"/>
-      </w:rPr>
-    </w:lvl>
-    <w:lvl w:ilvl="4" w:tplc="08100003" w:tentative="1">
-      <w:start w:val="1"/>
-      <w:numFmt w:val="bullet"/>
-      <w:lvlText w:val="o"/>
-      <w:lvlJc w:val="left"/>
-      <w:pPr>
-        <w:ind w:left="3600" w:hanging="360"/>
-      </w:pPr>
-      <w:rPr>
-        <w:rFonts w:ascii="Courier New" w:hAnsi="Courier New" w:cs="Courier New" w:hint="default"/>
-      </w:rPr>
-    </w:lvl>
-    <w:lvl w:ilvl="5" w:tplc="08100005" w:tentative="1">
-      <w:start w:val="1"/>
-      <w:numFmt w:val="bullet"/>
-      <w:lvlText w:val=""/>
-      <w:lvlJc w:val="left"/>
-      <w:pPr>
-        <w:ind w:left="4320" w:hanging="360"/>
-      </w:pPr>
-      <w:rPr>
-        <w:rFonts w:ascii="Wingdings" w:hAnsi="Wingdings" w:hint="default"/>
-      </w:rPr>
-    </w:lvl>
-    <w:lvl w:ilvl="6" w:tplc="08100001" w:tentative="1">
-      <w:start w:val="1"/>
-      <w:numFmt w:val="bullet"/>
-      <w:lvlText w:val=""/>
-      <w:lvlJc w:val="left"/>
-      <w:pPr>
-        <w:ind w:left="5040" w:hanging="360"/>
-      </w:pPr>
-      <w:rPr>
-        <w:rFonts w:ascii="Symbol" w:hAnsi="Symbol" w:hint="default"/>
-      </w:rPr>
-    </w:lvl>
-    <w:lvl w:ilvl="7" w:tplc="08100003" w:tentative="1">
-      <w:start w:val="1"/>
-      <w:numFmt w:val="bullet"/>
-      <w:lvlText w:val="o"/>
-      <w:lvlJc w:val="left"/>
-      <w:pPr>
-        <w:ind w:left="5760" w:hanging="360"/>
-      </w:pPr>
-      <w:rPr>
-        <w:rFonts w:ascii="Courier New" w:hAnsi="Courier New" w:cs="Courier New" w:hint="default"/>
-      </w:rPr>
-    </w:lvl>
-    <w:lvl w:ilvl="8" w:tplc="08100005" w:tentative="1">
-      <w:start w:val="1"/>
-      <w:numFmt w:val="bullet"/>
-      <w:lvlText w:val=""/>
-      <w:lvlJc w:val="left"/>
-      <w:pPr>
-        <w:ind w:left="6480" w:hanging="360"/>
-      </w:pPr>
-      <w:rPr>
-        <w:rFonts w:ascii="Wingdings" w:hAnsi="Wingdings" w:hint="default"/>
-      </w:rPr>
-    </w:lvl>
-  </w:abstractNum>
-  <w:abstractNum w:abstractNumId="41" w15:restartNumberingAfterBreak="0">
-    <w:nsid w:val="5F9C2C01"/>
-    <w:multiLevelType w:val="hybridMultilevel"/>
-    <w:tmpl w:val="B9544BF6"/>
-    <w:lvl w:ilvl="0" w:tplc="08100001">
-      <w:start w:val="1"/>
-      <w:numFmt w:val="bullet"/>
-      <w:lvlText w:val=""/>
-      <w:lvlJc w:val="left"/>
-      <w:pPr>
-        <w:ind w:left="720" w:hanging="360"/>
-      </w:pPr>
-      <w:rPr>
-        <w:rFonts w:ascii="Symbol" w:hAnsi="Symbol" w:hint="default"/>
-      </w:rPr>
-    </w:lvl>
-    <w:lvl w:ilvl="1" w:tplc="08100003" w:tentative="1">
-      <w:start w:val="1"/>
-      <w:numFmt w:val="bullet"/>
-      <w:lvlText w:val="o"/>
-      <w:lvlJc w:val="left"/>
-      <w:pPr>
-        <w:ind w:left="1440" w:hanging="360"/>
-      </w:pPr>
-      <w:rPr>
-        <w:rFonts w:ascii="Courier New" w:hAnsi="Courier New" w:cs="Courier New" w:hint="default"/>
-      </w:rPr>
-    </w:lvl>
-    <w:lvl w:ilvl="2" w:tplc="08100005" w:tentative="1">
-      <w:start w:val="1"/>
-      <w:numFmt w:val="bullet"/>
-      <w:lvlText w:val=""/>
-      <w:lvlJc w:val="left"/>
-      <w:pPr>
-        <w:ind w:left="2160" w:hanging="360"/>
-      </w:pPr>
-      <w:rPr>
-        <w:rFonts w:ascii="Wingdings" w:hAnsi="Wingdings" w:hint="default"/>
-      </w:rPr>
-    </w:lvl>
-    <w:lvl w:ilvl="3" w:tplc="08100001" w:tentative="1">
-      <w:start w:val="1"/>
-      <w:numFmt w:val="bullet"/>
-      <w:lvlText w:val=""/>
-      <w:lvlJc w:val="left"/>
-      <w:pPr>
-        <w:ind w:left="2880" w:hanging="360"/>
-      </w:pPr>
-      <w:rPr>
-        <w:rFonts w:ascii="Symbol" w:hAnsi="Symbol" w:hint="default"/>
-      </w:rPr>
-    </w:lvl>
-    <w:lvl w:ilvl="4" w:tplc="08100003" w:tentative="1">
-      <w:start w:val="1"/>
-      <w:numFmt w:val="bullet"/>
-      <w:lvlText w:val="o"/>
-      <w:lvlJc w:val="left"/>
-      <w:pPr>
-        <w:ind w:left="3600" w:hanging="360"/>
-      </w:pPr>
-      <w:rPr>
-        <w:rFonts w:ascii="Courier New" w:hAnsi="Courier New" w:cs="Courier New" w:hint="default"/>
-      </w:rPr>
-    </w:lvl>
-    <w:lvl w:ilvl="5" w:tplc="08100005" w:tentative="1">
-      <w:start w:val="1"/>
-      <w:numFmt w:val="bullet"/>
-      <w:lvlText w:val=""/>
-      <w:lvlJc w:val="left"/>
-      <w:pPr>
-        <w:ind w:left="4320" w:hanging="360"/>
-      </w:pPr>
-      <w:rPr>
-        <w:rFonts w:ascii="Wingdings" w:hAnsi="Wingdings" w:hint="default"/>
-      </w:rPr>
-    </w:lvl>
-    <w:lvl w:ilvl="6" w:tplc="08100001" w:tentative="1">
-      <w:start w:val="1"/>
-      <w:numFmt w:val="bullet"/>
-      <w:lvlText w:val=""/>
-      <w:lvlJc w:val="left"/>
-      <w:pPr>
-        <w:ind w:left="5040" w:hanging="360"/>
-      </w:pPr>
-      <w:rPr>
-        <w:rFonts w:ascii="Symbol" w:hAnsi="Symbol" w:hint="default"/>
-      </w:rPr>
-    </w:lvl>
-    <w:lvl w:ilvl="7" w:tplc="08100003" w:tentative="1">
-      <w:start w:val="1"/>
-      <w:numFmt w:val="bullet"/>
-      <w:lvlText w:val="o"/>
-      <w:lvlJc w:val="left"/>
-      <w:pPr>
-        <w:ind w:left="5760" w:hanging="360"/>
-      </w:pPr>
-      <w:rPr>
-        <w:rFonts w:ascii="Courier New" w:hAnsi="Courier New" w:cs="Courier New" w:hint="default"/>
-      </w:rPr>
-    </w:lvl>
-    <w:lvl w:ilvl="8" w:tplc="08100005" w:tentative="1">
-      <w:start w:val="1"/>
-      <w:numFmt w:val="bullet"/>
-      <w:lvlText w:val=""/>
-      <w:lvlJc w:val="left"/>
-      <w:pPr>
-        <w:ind w:left="6480" w:hanging="360"/>
-      </w:pPr>
-      <w:rPr>
-        <w:rFonts w:ascii="Wingdings" w:hAnsi="Wingdings" w:hint="default"/>
-      </w:rPr>
-    </w:lvl>
-  </w:abstractNum>
-  <w:abstractNum w:abstractNumId="42" w15:restartNumberingAfterBreak="0">
-    <w:nsid w:val="61C87B25"/>
-    <w:multiLevelType w:val="hybridMultilevel"/>
-    <w:tmpl w:val="6FA21976"/>
-    <w:lvl w:ilvl="0" w:tplc="08100001">
-      <w:start w:val="1"/>
-      <w:numFmt w:val="bullet"/>
-      <w:lvlText w:val=""/>
-      <w:lvlJc w:val="left"/>
-      <w:pPr>
-        <w:ind w:left="720" w:hanging="360"/>
-      </w:pPr>
-      <w:rPr>
-        <w:rFonts w:ascii="Symbol" w:hAnsi="Symbol" w:hint="default"/>
-      </w:rPr>
-    </w:lvl>
-    <w:lvl w:ilvl="1" w:tplc="08100003">
-      <w:start w:val="1"/>
-      <w:numFmt w:val="bullet"/>
-      <w:lvlText w:val="o"/>
-      <w:lvlJc w:val="left"/>
-      <w:pPr>
-        <w:ind w:left="1440" w:hanging="360"/>
-      </w:pPr>
-      <w:rPr>
-        <w:rFonts w:ascii="Courier New" w:hAnsi="Courier New" w:cs="Courier New" w:hint="default"/>
-      </w:rPr>
-    </w:lvl>
-    <w:lvl w:ilvl="2" w:tplc="08100005" w:tentative="1">
-      <w:start w:val="1"/>
-      <w:numFmt w:val="bullet"/>
-      <w:lvlText w:val=""/>
-      <w:lvlJc w:val="left"/>
-      <w:pPr>
-        <w:ind w:left="2160" w:hanging="360"/>
-      </w:pPr>
-      <w:rPr>
-        <w:rFonts w:ascii="Wingdings" w:hAnsi="Wingdings" w:hint="default"/>
-      </w:rPr>
-    </w:lvl>
-    <w:lvl w:ilvl="3" w:tplc="08100001" w:tentative="1">
-      <w:start w:val="1"/>
-      <w:numFmt w:val="bullet"/>
-      <w:lvlText w:val=""/>
-      <w:lvlJc w:val="left"/>
-      <w:pPr>
-        <w:ind w:left="2880" w:hanging="360"/>
-      </w:pPr>
-      <w:rPr>
-        <w:rFonts w:ascii="Symbol" w:hAnsi="Symbol" w:hint="default"/>
-      </w:rPr>
-    </w:lvl>
-    <w:lvl w:ilvl="4" w:tplc="08100003" w:tentative="1">
-      <w:start w:val="1"/>
-      <w:numFmt w:val="bullet"/>
-      <w:lvlText w:val="o"/>
-      <w:lvlJc w:val="left"/>
-      <w:pPr>
-        <w:ind w:left="3600" w:hanging="360"/>
-      </w:pPr>
-      <w:rPr>
-        <w:rFonts w:ascii="Courier New" w:hAnsi="Courier New" w:cs="Courier New" w:hint="default"/>
-      </w:rPr>
-    </w:lvl>
-    <w:lvl w:ilvl="5" w:tplc="08100005" w:tentative="1">
-      <w:start w:val="1"/>
-      <w:numFmt w:val="bullet"/>
-      <w:lvlText w:val=""/>
-      <w:lvlJc w:val="left"/>
-      <w:pPr>
-        <w:ind w:left="4320" w:hanging="360"/>
-      </w:pPr>
-      <w:rPr>
-        <w:rFonts w:ascii="Wingdings" w:hAnsi="Wingdings" w:hint="default"/>
-      </w:rPr>
-    </w:lvl>
-    <w:lvl w:ilvl="6" w:tplc="08100001" w:tentative="1">
-      <w:start w:val="1"/>
-      <w:numFmt w:val="bullet"/>
-      <w:lvlText w:val=""/>
-      <w:lvlJc w:val="left"/>
-      <w:pPr>
-        <w:ind w:left="5040" w:hanging="360"/>
-      </w:pPr>
-      <w:rPr>
-        <w:rFonts w:ascii="Symbol" w:hAnsi="Symbol" w:hint="default"/>
-      </w:rPr>
-    </w:lvl>
-    <w:lvl w:ilvl="7" w:tplc="08100003" w:tentative="1">
-      <w:start w:val="1"/>
-      <w:numFmt w:val="bullet"/>
-      <w:lvlText w:val="o"/>
-      <w:lvlJc w:val="left"/>
-      <w:pPr>
-        <w:ind w:left="5760" w:hanging="360"/>
-      </w:pPr>
-      <w:rPr>
-        <w:rFonts w:ascii="Courier New" w:hAnsi="Courier New" w:cs="Courier New" w:hint="default"/>
-      </w:rPr>
-    </w:lvl>
-    <w:lvl w:ilvl="8" w:tplc="08100005" w:tentative="1">
-      <w:start w:val="1"/>
-      <w:numFmt w:val="bullet"/>
-      <w:lvlText w:val=""/>
-      <w:lvlJc w:val="left"/>
-      <w:pPr>
-        <w:ind w:left="6480" w:hanging="360"/>
-      </w:pPr>
-      <w:rPr>
-        <w:rFonts w:ascii="Wingdings" w:hAnsi="Wingdings" w:hint="default"/>
-      </w:rPr>
-    </w:lvl>
-  </w:abstractNum>
-  <w:abstractNum w:abstractNumId="43" w15:restartNumberingAfterBreak="0">
-    <w:nsid w:val="621D43F7"/>
-    <w:multiLevelType w:val="hybridMultilevel"/>
-    <w:tmpl w:val="E1BA4850"/>
-    <w:lvl w:ilvl="0" w:tplc="08100001">
-      <w:start w:val="1"/>
-      <w:numFmt w:val="bullet"/>
-      <w:lvlText w:val=""/>
-      <w:lvlJc w:val="left"/>
-      <w:pPr>
-        <w:ind w:left="720" w:hanging="360"/>
-      </w:pPr>
-      <w:rPr>
-        <w:rFonts w:ascii="Symbol" w:hAnsi="Symbol" w:hint="default"/>
-      </w:rPr>
-    </w:lvl>
-    <w:lvl w:ilvl="1" w:tplc="08100001">
-      <w:start w:val="1"/>
-      <w:numFmt w:val="bullet"/>
-      <w:lvlText w:val=""/>
-      <w:lvlJc w:val="left"/>
-      <w:pPr>
-        <w:ind w:left="1440" w:hanging="360"/>
-      </w:pPr>
-      <w:rPr>
-        <w:rFonts w:ascii="Symbol" w:hAnsi="Symbol" w:hint="default"/>
-      </w:rPr>
-    </w:lvl>
-    <w:lvl w:ilvl="2" w:tplc="08100005">
-      <w:start w:val="1"/>
-      <w:numFmt w:val="bullet"/>
-      <w:lvlText w:val=""/>
-      <w:lvlJc w:val="left"/>
-      <w:pPr>
-        <w:ind w:left="2160" w:hanging="360"/>
-      </w:pPr>
-      <w:rPr>
-        <w:rFonts w:ascii="Wingdings" w:hAnsi="Wingdings" w:hint="default"/>
-      </w:rPr>
-    </w:lvl>
-    <w:lvl w:ilvl="3" w:tplc="08100001" w:tentative="1">
-      <w:start w:val="1"/>
-      <w:numFmt w:val="bullet"/>
-      <w:lvlText w:val=""/>
-      <w:lvlJc w:val="left"/>
-      <w:pPr>
-        <w:ind w:left="2880" w:hanging="360"/>
-      </w:pPr>
-      <w:rPr>
-        <w:rFonts w:ascii="Symbol" w:hAnsi="Symbol" w:hint="default"/>
-      </w:rPr>
-    </w:lvl>
-    <w:lvl w:ilvl="4" w:tplc="08100003" w:tentative="1">
-      <w:start w:val="1"/>
-      <w:numFmt w:val="bullet"/>
-      <w:lvlText w:val="o"/>
-      <w:lvlJc w:val="left"/>
-      <w:pPr>
-        <w:ind w:left="3600" w:hanging="360"/>
-      </w:pPr>
-      <w:rPr>
-        <w:rFonts w:ascii="Courier New" w:hAnsi="Courier New" w:cs="Courier New" w:hint="default"/>
-      </w:rPr>
-    </w:lvl>
-    <w:lvl w:ilvl="5" w:tplc="08100005" w:tentative="1">
-      <w:start w:val="1"/>
-      <w:numFmt w:val="bullet"/>
-      <w:lvlText w:val=""/>
-      <w:lvlJc w:val="left"/>
-      <w:pPr>
-        <w:ind w:left="4320" w:hanging="360"/>
-      </w:pPr>
-      <w:rPr>
-        <w:rFonts w:ascii="Wingdings" w:hAnsi="Wingdings" w:hint="default"/>
-      </w:rPr>
-    </w:lvl>
-    <w:lvl w:ilvl="6" w:tplc="08100001" w:tentative="1">
-      <w:start w:val="1"/>
-      <w:numFmt w:val="bullet"/>
-      <w:lvlText w:val=""/>
-      <w:lvlJc w:val="left"/>
-      <w:pPr>
-        <w:ind w:left="5040" w:hanging="360"/>
-      </w:pPr>
-      <w:rPr>
-        <w:rFonts w:ascii="Symbol" w:hAnsi="Symbol" w:hint="default"/>
-      </w:rPr>
-    </w:lvl>
-    <w:lvl w:ilvl="7" w:tplc="08100003" w:tentative="1">
-      <w:start w:val="1"/>
-      <w:numFmt w:val="bullet"/>
-      <w:lvlText w:val="o"/>
-      <w:lvlJc w:val="left"/>
-      <w:pPr>
-        <w:ind w:left="5760" w:hanging="360"/>
-      </w:pPr>
-      <w:rPr>
-        <w:rFonts w:ascii="Courier New" w:hAnsi="Courier New" w:cs="Courier New" w:hint="default"/>
-      </w:rPr>
-    </w:lvl>
-    <w:lvl w:ilvl="8" w:tplc="08100005" w:tentative="1">
-      <w:start w:val="1"/>
-      <w:numFmt w:val="bullet"/>
-      <w:lvlText w:val=""/>
-      <w:lvlJc w:val="left"/>
-      <w:pPr>
-        <w:ind w:left="6480" w:hanging="360"/>
-      </w:pPr>
-      <w:rPr>
-        <w:rFonts w:ascii="Wingdings" w:hAnsi="Wingdings" w:hint="default"/>
-      </w:rPr>
-    </w:lvl>
-  </w:abstractNum>
-  <w:abstractNum w:abstractNumId="44" w15:restartNumberingAfterBreak="0">
-    <w:nsid w:val="657763C8"/>
-    <w:multiLevelType w:val="hybridMultilevel"/>
-    <w:tmpl w:val="94F87C5A"/>
-    <w:lvl w:ilvl="0" w:tplc="08100001">
-      <w:start w:val="1"/>
-      <w:numFmt w:val="bullet"/>
-      <w:lvlText w:val=""/>
-      <w:lvlJc w:val="left"/>
-      <w:pPr>
-        <w:ind w:left="720" w:hanging="360"/>
-      </w:pPr>
-      <w:rPr>
-        <w:rFonts w:ascii="Symbol" w:hAnsi="Symbol" w:hint="default"/>
-      </w:rPr>
-    </w:lvl>
-    <w:lvl w:ilvl="1" w:tplc="08100003" w:tentative="1">
-      <w:start w:val="1"/>
-      <w:numFmt w:val="bullet"/>
-      <w:lvlText w:val="o"/>
-      <w:lvlJc w:val="left"/>
-      <w:pPr>
-        <w:ind w:left="1440" w:hanging="360"/>
-      </w:pPr>
-      <w:rPr>
-        <w:rFonts w:ascii="Courier New" w:hAnsi="Courier New" w:cs="Courier New" w:hint="default"/>
-      </w:rPr>
-    </w:lvl>
-    <w:lvl w:ilvl="2" w:tplc="08100005" w:tentative="1">
-      <w:start w:val="1"/>
-      <w:numFmt w:val="bullet"/>
-      <w:lvlText w:val=""/>
-      <w:lvlJc w:val="left"/>
-      <w:pPr>
-        <w:ind w:left="2160" w:hanging="360"/>
-      </w:pPr>
-      <w:rPr>
-        <w:rFonts w:ascii="Wingdings" w:hAnsi="Wingdings" w:hint="default"/>
-      </w:rPr>
-    </w:lvl>
-    <w:lvl w:ilvl="3" w:tplc="08100001" w:tentative="1">
-      <w:start w:val="1"/>
-      <w:numFmt w:val="bullet"/>
-      <w:lvlText w:val=""/>
-      <w:lvlJc w:val="left"/>
-      <w:pPr>
-        <w:ind w:left="2880" w:hanging="360"/>
-      </w:pPr>
-      <w:rPr>
-        <w:rFonts w:ascii="Symbol" w:hAnsi="Symbol" w:hint="default"/>
-      </w:rPr>
-    </w:lvl>
-    <w:lvl w:ilvl="4" w:tplc="08100003" w:tentative="1">
-      <w:start w:val="1"/>
-      <w:numFmt w:val="bullet"/>
-      <w:lvlText w:val="o"/>
-      <w:lvlJc w:val="left"/>
-      <w:pPr>
-        <w:ind w:left="3600" w:hanging="360"/>
-      </w:pPr>
-      <w:rPr>
-        <w:rFonts w:ascii="Courier New" w:hAnsi="Courier New" w:cs="Courier New" w:hint="default"/>
-      </w:rPr>
-    </w:lvl>
-    <w:lvl w:ilvl="5" w:tplc="08100005" w:tentative="1">
-      <w:start w:val="1"/>
-      <w:numFmt w:val="bullet"/>
-      <w:lvlText w:val=""/>
-      <w:lvlJc w:val="left"/>
-      <w:pPr>
-        <w:ind w:left="4320" w:hanging="360"/>
-      </w:pPr>
-      <w:rPr>
-        <w:rFonts w:ascii="Wingdings" w:hAnsi="Wingdings" w:hint="default"/>
-      </w:rPr>
-    </w:lvl>
-    <w:lvl w:ilvl="6" w:tplc="08100001" w:tentative="1">
-      <w:start w:val="1"/>
-      <w:numFmt w:val="bullet"/>
-      <w:lvlText w:val=""/>
-      <w:lvlJc w:val="left"/>
-      <w:pPr>
-        <w:ind w:left="5040" w:hanging="360"/>
-      </w:pPr>
-      <w:rPr>
-        <w:rFonts w:ascii="Symbol" w:hAnsi="Symbol" w:hint="default"/>
-      </w:rPr>
-    </w:lvl>
-    <w:lvl w:ilvl="7" w:tplc="08100003" w:tentative="1">
-      <w:start w:val="1"/>
-      <w:numFmt w:val="bullet"/>
-      <w:lvlText w:val="o"/>
-      <w:lvlJc w:val="left"/>
-      <w:pPr>
-        <w:ind w:left="5760" w:hanging="360"/>
-      </w:pPr>
-      <w:rPr>
-        <w:rFonts w:ascii="Courier New" w:hAnsi="Courier New" w:cs="Courier New" w:hint="default"/>
-      </w:rPr>
-    </w:lvl>
-    <w:lvl w:ilvl="8" w:tplc="08100005" w:tentative="1">
-      <w:start w:val="1"/>
-      <w:numFmt w:val="bullet"/>
-      <w:lvlText w:val=""/>
-      <w:lvlJc w:val="left"/>
-      <w:pPr>
-        <w:ind w:left="6480" w:hanging="360"/>
-      </w:pPr>
-      <w:rPr>
-        <w:rFonts w:ascii="Wingdings" w:hAnsi="Wingdings" w:hint="default"/>
-      </w:rPr>
-    </w:lvl>
-  </w:abstractNum>
-  <w:abstractNum w:abstractNumId="45" w15:restartNumberingAfterBreak="0">
-    <w:nsid w:val="66DA7339"/>
-    <w:multiLevelType w:val="hybridMultilevel"/>
-    <w:tmpl w:val="577A4EB0"/>
-    <w:lvl w:ilvl="0" w:tplc="08100001">
-      <w:start w:val="1"/>
-      <w:numFmt w:val="bullet"/>
-      <w:lvlText w:val=""/>
-      <w:lvlJc w:val="left"/>
-      <w:pPr>
-        <w:ind w:left="720" w:hanging="360"/>
-      </w:pPr>
-      <w:rPr>
-        <w:rFonts w:ascii="Symbol" w:hAnsi="Symbol" w:hint="default"/>
-      </w:rPr>
-    </w:lvl>
-    <w:lvl w:ilvl="1" w:tplc="08100003">
-      <w:start w:val="1"/>
-      <w:numFmt w:val="bullet"/>
-      <w:lvlText w:val="o"/>
-      <w:lvlJc w:val="left"/>
-      <w:pPr>
-        <w:ind w:left="1440" w:hanging="360"/>
-      </w:pPr>
-      <w:rPr>
-        <w:rFonts w:ascii="Courier New" w:hAnsi="Courier New" w:cs="Courier New" w:hint="default"/>
-      </w:rPr>
-    </w:lvl>
-    <w:lvl w:ilvl="2" w:tplc="08100005" w:tentative="1">
-      <w:start w:val="1"/>
-      <w:numFmt w:val="bullet"/>
-      <w:lvlText w:val=""/>
-      <w:lvlJc w:val="left"/>
-      <w:pPr>
-        <w:ind w:left="2160" w:hanging="360"/>
-      </w:pPr>
-      <w:rPr>
-        <w:rFonts w:ascii="Wingdings" w:hAnsi="Wingdings" w:hint="default"/>
-      </w:rPr>
-    </w:lvl>
-    <w:lvl w:ilvl="3" w:tplc="08100001" w:tentative="1">
-      <w:start w:val="1"/>
-      <w:numFmt w:val="bullet"/>
-      <w:lvlText w:val=""/>
-      <w:lvlJc w:val="left"/>
-      <w:pPr>
-        <w:ind w:left="2880" w:hanging="360"/>
-      </w:pPr>
-      <w:rPr>
-        <w:rFonts w:ascii="Symbol" w:hAnsi="Symbol" w:hint="default"/>
-      </w:rPr>
-    </w:lvl>
-    <w:lvl w:ilvl="4" w:tplc="08100003" w:tentative="1">
-      <w:start w:val="1"/>
-      <w:numFmt w:val="bullet"/>
-      <w:lvlText w:val="o"/>
-      <w:lvlJc w:val="left"/>
-      <w:pPr>
-        <w:ind w:left="3600" w:hanging="360"/>
-      </w:pPr>
-      <w:rPr>
-        <w:rFonts w:ascii="Courier New" w:hAnsi="Courier New" w:cs="Courier New" w:hint="default"/>
-      </w:rPr>
-    </w:lvl>
-    <w:lvl w:ilvl="5" w:tplc="08100005" w:tentative="1">
-      <w:start w:val="1"/>
-      <w:numFmt w:val="bullet"/>
-      <w:lvlText w:val=""/>
-      <w:lvlJc w:val="left"/>
-      <w:pPr>
-        <w:ind w:left="4320" w:hanging="360"/>
-      </w:pPr>
-      <w:rPr>
-        <w:rFonts w:ascii="Wingdings" w:hAnsi="Wingdings" w:hint="default"/>
-      </w:rPr>
-    </w:lvl>
-    <w:lvl w:ilvl="6" w:tplc="08100001" w:tentative="1">
-      <w:start w:val="1"/>
-      <w:numFmt w:val="bullet"/>
-      <w:lvlText w:val=""/>
-      <w:lvlJc w:val="left"/>
-      <w:pPr>
-        <w:ind w:left="5040" w:hanging="360"/>
-      </w:pPr>
-      <w:rPr>
-        <w:rFonts w:ascii="Symbol" w:hAnsi="Symbol" w:hint="default"/>
-      </w:rPr>
-    </w:lvl>
-    <w:lvl w:ilvl="7" w:tplc="08100003" w:tentative="1">
-      <w:start w:val="1"/>
-      <w:numFmt w:val="bullet"/>
-      <w:lvlText w:val="o"/>
-      <w:lvlJc w:val="left"/>
-      <w:pPr>
-        <w:ind w:left="5760" w:hanging="360"/>
-      </w:pPr>
-      <w:rPr>
-        <w:rFonts w:ascii="Courier New" w:hAnsi="Courier New" w:cs="Courier New" w:hint="default"/>
-      </w:rPr>
-    </w:lvl>
-    <w:lvl w:ilvl="8" w:tplc="08100005" w:tentative="1">
-      <w:start w:val="1"/>
-      <w:numFmt w:val="bullet"/>
-      <w:lvlText w:val=""/>
-      <w:lvlJc w:val="left"/>
-      <w:pPr>
-        <w:ind w:left="6480" w:hanging="360"/>
-      </w:pPr>
-      <w:rPr>
-        <w:rFonts w:ascii="Wingdings" w:hAnsi="Wingdings" w:hint="default"/>
-      </w:rPr>
-    </w:lvl>
-  </w:abstractNum>
-  <w:abstractNum w:abstractNumId="46" w15:restartNumberingAfterBreak="0">
-    <w:nsid w:val="67445D28"/>
-    <w:multiLevelType w:val="hybridMultilevel"/>
-    <w:tmpl w:val="E5BC1BBA"/>
-    <w:lvl w:ilvl="0" w:tplc="08100001">
-      <w:start w:val="1"/>
-      <w:numFmt w:val="bullet"/>
-      <w:lvlText w:val=""/>
-      <w:lvlJc w:val="left"/>
-      <w:pPr>
-        <w:ind w:left="720" w:hanging="360"/>
-      </w:pPr>
-      <w:rPr>
-        <w:rFonts w:ascii="Symbol" w:hAnsi="Symbol" w:hint="default"/>
-      </w:rPr>
-    </w:lvl>
-    <w:lvl w:ilvl="1" w:tplc="FFFFFFFF">
-      <w:start w:val="1"/>
-      <w:numFmt w:val="bullet"/>
-      <w:lvlText w:val="o"/>
-      <w:lvlJc w:val="left"/>
-      <w:pPr>
-        <w:ind w:left="1440" w:hanging="360"/>
-      </w:pPr>
-      <w:rPr>
-        <w:rFonts w:ascii="Courier New" w:hAnsi="Courier New" w:cs="Courier New" w:hint="default"/>
-      </w:rPr>
-    </w:lvl>
-    <w:lvl w:ilvl="2" w:tplc="FFFFFFFF" w:tentative="1">
-      <w:start w:val="1"/>
-      <w:numFmt w:val="bullet"/>
-      <w:lvlText w:val=""/>
-      <w:lvlJc w:val="left"/>
-      <w:pPr>
-        <w:ind w:left="2160" w:hanging="360"/>
-      </w:pPr>
-      <w:rPr>
-        <w:rFonts w:ascii="Wingdings" w:hAnsi="Wingdings" w:hint="default"/>
-      </w:rPr>
-    </w:lvl>
-    <w:lvl w:ilvl="3" w:tplc="FFFFFFFF" w:tentative="1">
-      <w:start w:val="1"/>
-      <w:numFmt w:val="bullet"/>
-      <w:lvlText w:val=""/>
-      <w:lvlJc w:val="left"/>
-      <w:pPr>
-        <w:ind w:left="2880" w:hanging="360"/>
-      </w:pPr>
-      <w:rPr>
-        <w:rFonts w:ascii="Symbol" w:hAnsi="Symbol" w:hint="default"/>
-      </w:rPr>
-    </w:lvl>
-    <w:lvl w:ilvl="4" w:tplc="FFFFFFFF" w:tentative="1">
-      <w:start w:val="1"/>
-      <w:numFmt w:val="bullet"/>
-      <w:lvlText w:val="o"/>
-      <w:lvlJc w:val="left"/>
-      <w:pPr>
-        <w:ind w:left="3600" w:hanging="360"/>
-      </w:pPr>
-      <w:rPr>
-        <w:rFonts w:ascii="Courier New" w:hAnsi="Courier New" w:cs="Courier New" w:hint="default"/>
-      </w:rPr>
-    </w:lvl>
-    <w:lvl w:ilvl="5" w:tplc="FFFFFFFF" w:tentative="1">
-      <w:start w:val="1"/>
-      <w:numFmt w:val="bullet"/>
-      <w:lvlText w:val=""/>
-      <w:lvlJc w:val="left"/>
-      <w:pPr>
-        <w:ind w:left="4320" w:hanging="360"/>
-      </w:pPr>
-      <w:rPr>
-        <w:rFonts w:ascii="Wingdings" w:hAnsi="Wingdings" w:hint="default"/>
-      </w:rPr>
-    </w:lvl>
-    <w:lvl w:ilvl="6" w:tplc="FFFFFFFF" w:tentative="1">
-      <w:start w:val="1"/>
-      <w:numFmt w:val="bullet"/>
-      <w:lvlText w:val=""/>
-      <w:lvlJc w:val="left"/>
-      <w:pPr>
-        <w:ind w:left="5040" w:hanging="360"/>
-      </w:pPr>
-      <w:rPr>
-        <w:rFonts w:ascii="Symbol" w:hAnsi="Symbol" w:hint="default"/>
-      </w:rPr>
-    </w:lvl>
-    <w:lvl w:ilvl="7" w:tplc="FFFFFFFF" w:tentative="1">
-      <w:start w:val="1"/>
-      <w:numFmt w:val="bullet"/>
-      <w:lvlText w:val="o"/>
-      <w:lvlJc w:val="left"/>
-      <w:pPr>
-        <w:ind w:left="5760" w:hanging="360"/>
-      </w:pPr>
-      <w:rPr>
-        <w:rFonts w:ascii="Courier New" w:hAnsi="Courier New" w:cs="Courier New" w:hint="default"/>
-      </w:rPr>
-    </w:lvl>
-    <w:lvl w:ilvl="8" w:tplc="FFFFFFFF" w:tentative="1">
-      <w:start w:val="1"/>
-      <w:numFmt w:val="bullet"/>
-      <w:lvlText w:val=""/>
-      <w:lvlJc w:val="left"/>
-      <w:pPr>
-        <w:ind w:left="6480" w:hanging="360"/>
-      </w:pPr>
-      <w:rPr>
-        <w:rFonts w:ascii="Wingdings" w:hAnsi="Wingdings" w:hint="default"/>
-      </w:rPr>
-    </w:lvl>
-  </w:abstractNum>
-  <w:abstractNum w:abstractNumId="47" w15:restartNumberingAfterBreak="0">
-    <w:nsid w:val="68416115"/>
-    <w:multiLevelType w:val="hybridMultilevel"/>
-    <w:tmpl w:val="BAB4058E"/>
-    <w:lvl w:ilvl="0" w:tplc="08100001">
-      <w:start w:val="1"/>
-      <w:numFmt w:val="bullet"/>
-      <w:lvlText w:val=""/>
-      <w:lvlJc w:val="left"/>
-      <w:pPr>
-        <w:ind w:left="720" w:hanging="360"/>
-      </w:pPr>
-      <w:rPr>
-        <w:rFonts w:ascii="Symbol" w:hAnsi="Symbol" w:hint="default"/>
-      </w:rPr>
-    </w:lvl>
-    <w:lvl w:ilvl="1" w:tplc="08100003" w:tentative="1">
-      <w:start w:val="1"/>
-      <w:numFmt w:val="bullet"/>
-      <w:lvlText w:val="o"/>
-      <w:lvlJc w:val="left"/>
-      <w:pPr>
-        <w:ind w:left="1440" w:hanging="360"/>
-      </w:pPr>
-      <w:rPr>
-        <w:rFonts w:ascii="Courier New" w:hAnsi="Courier New" w:cs="Courier New" w:hint="default"/>
-      </w:rPr>
-    </w:lvl>
-    <w:lvl w:ilvl="2" w:tplc="08100005" w:tentative="1">
-      <w:start w:val="1"/>
-      <w:numFmt w:val="bullet"/>
-      <w:lvlText w:val=""/>
-      <w:lvlJc w:val="left"/>
-      <w:pPr>
-        <w:ind w:left="2160" w:hanging="360"/>
-      </w:pPr>
-      <w:rPr>
-        <w:rFonts w:ascii="Wingdings" w:hAnsi="Wingdings" w:hint="default"/>
-      </w:rPr>
-    </w:lvl>
-    <w:lvl w:ilvl="3" w:tplc="08100001" w:tentative="1">
-      <w:start w:val="1"/>
-      <w:numFmt w:val="bullet"/>
-      <w:lvlText w:val=""/>
-      <w:lvlJc w:val="left"/>
-      <w:pPr>
-        <w:ind w:left="2880" w:hanging="360"/>
-      </w:pPr>
-      <w:rPr>
-        <w:rFonts w:ascii="Symbol" w:hAnsi="Symbol" w:hint="default"/>
-      </w:rPr>
-    </w:lvl>
-    <w:lvl w:ilvl="4" w:tplc="08100003" w:tentative="1">
-      <w:start w:val="1"/>
-      <w:numFmt w:val="bullet"/>
-      <w:lvlText w:val="o"/>
-      <w:lvlJc w:val="left"/>
-      <w:pPr>
-        <w:ind w:left="3600" w:hanging="360"/>
-      </w:pPr>
-      <w:rPr>
-        <w:rFonts w:ascii="Courier New" w:hAnsi="Courier New" w:cs="Courier New" w:hint="default"/>
-      </w:rPr>
-    </w:lvl>
-    <w:lvl w:ilvl="5" w:tplc="08100005" w:tentative="1">
-      <w:start w:val="1"/>
-      <w:numFmt w:val="bullet"/>
-      <w:lvlText w:val=""/>
-      <w:lvlJc w:val="left"/>
-      <w:pPr>
-        <w:ind w:left="4320" w:hanging="360"/>
-      </w:pPr>
-      <w:rPr>
-        <w:rFonts w:ascii="Wingdings" w:hAnsi="Wingdings" w:hint="default"/>
-      </w:rPr>
-    </w:lvl>
-    <w:lvl w:ilvl="6" w:tplc="08100001" w:tentative="1">
-      <w:start w:val="1"/>
-      <w:numFmt w:val="bullet"/>
-      <w:lvlText w:val=""/>
-      <w:lvlJc w:val="left"/>
-      <w:pPr>
-        <w:ind w:left="5040" w:hanging="360"/>
-      </w:pPr>
-      <w:rPr>
-        <w:rFonts w:ascii="Symbol" w:hAnsi="Symbol" w:hint="default"/>
-      </w:rPr>
-    </w:lvl>
-    <w:lvl w:ilvl="7" w:tplc="08100003" w:tentative="1">
-      <w:start w:val="1"/>
-      <w:numFmt w:val="bullet"/>
-      <w:lvlText w:val="o"/>
-      <w:lvlJc w:val="left"/>
-      <w:pPr>
-        <w:ind w:left="5760" w:hanging="360"/>
-      </w:pPr>
-      <w:rPr>
-        <w:rFonts w:ascii="Courier New" w:hAnsi="Courier New" w:cs="Courier New" w:hint="default"/>
-      </w:rPr>
-    </w:lvl>
-    <w:lvl w:ilvl="8" w:tplc="08100005" w:tentative="1">
-      <w:start w:val="1"/>
-      <w:numFmt w:val="bullet"/>
-      <w:lvlText w:val=""/>
-      <w:lvlJc w:val="left"/>
-      <w:pPr>
-        <w:ind w:left="6480" w:hanging="360"/>
-      </w:pPr>
-      <w:rPr>
-        <w:rFonts w:ascii="Wingdings" w:hAnsi="Wingdings" w:hint="default"/>
-      </w:rPr>
-    </w:lvl>
-  </w:abstractNum>
-  <w:abstractNum w:abstractNumId="48" w15:restartNumberingAfterBreak="0">
-    <w:nsid w:val="6AFC21B1"/>
-    <w:multiLevelType w:val="hybridMultilevel"/>
-    <w:tmpl w:val="ABCC59D8"/>
-    <w:lvl w:ilvl="0" w:tplc="A560C308">
-      <w:numFmt w:val="bullet"/>
-      <w:lvlText w:val="-"/>
-      <w:lvlJc w:val="left"/>
-      <w:pPr>
-        <w:ind w:left="720" w:hanging="360"/>
-      </w:pPr>
-      <w:rPr>
-        <w:rFonts w:ascii="Calibri" w:eastAsiaTheme="minorHAnsi" w:hAnsi="Calibri" w:cstheme="minorBidi" w:hint="default"/>
-      </w:rPr>
-    </w:lvl>
-    <w:lvl w:ilvl="1" w:tplc="08100003" w:tentative="1">
-      <w:start w:val="1"/>
-      <w:numFmt w:val="bullet"/>
-      <w:lvlText w:val="o"/>
-      <w:lvlJc w:val="left"/>
-      <w:pPr>
-        <w:ind w:left="1440" w:hanging="360"/>
-      </w:pPr>
-      <w:rPr>
-        <w:rFonts w:ascii="Courier New" w:hAnsi="Courier New" w:cs="Courier New" w:hint="default"/>
-      </w:rPr>
-    </w:lvl>
-    <w:lvl w:ilvl="2" w:tplc="08100005" w:tentative="1">
-      <w:start w:val="1"/>
-      <w:numFmt w:val="bullet"/>
-      <w:lvlText w:val=""/>
-      <w:lvlJc w:val="left"/>
-      <w:pPr>
-        <w:ind w:left="2160" w:hanging="360"/>
-      </w:pPr>
-      <w:rPr>
-        <w:rFonts w:ascii="Wingdings" w:hAnsi="Wingdings" w:hint="default"/>
-      </w:rPr>
-    </w:lvl>
-    <w:lvl w:ilvl="3" w:tplc="08100001" w:tentative="1">
-      <w:start w:val="1"/>
-      <w:numFmt w:val="bullet"/>
-      <w:lvlText w:val=""/>
-      <w:lvlJc w:val="left"/>
-      <w:pPr>
-        <w:ind w:left="2880" w:hanging="360"/>
-      </w:pPr>
-      <w:rPr>
-        <w:rFonts w:ascii="Symbol" w:hAnsi="Symbol" w:hint="default"/>
-      </w:rPr>
-    </w:lvl>
-    <w:lvl w:ilvl="4" w:tplc="08100003" w:tentative="1">
-      <w:start w:val="1"/>
-      <w:numFmt w:val="bullet"/>
-      <w:lvlText w:val="o"/>
-      <w:lvlJc w:val="left"/>
-      <w:pPr>
-        <w:ind w:left="3600" w:hanging="360"/>
-      </w:pPr>
-      <w:rPr>
-        <w:rFonts w:ascii="Courier New" w:hAnsi="Courier New" w:cs="Courier New" w:hint="default"/>
-      </w:rPr>
-    </w:lvl>
-    <w:lvl w:ilvl="5" w:tplc="08100005" w:tentative="1">
-      <w:start w:val="1"/>
-      <w:numFmt w:val="bullet"/>
-      <w:lvlText w:val=""/>
-      <w:lvlJc w:val="left"/>
-      <w:pPr>
-        <w:ind w:left="4320" w:hanging="360"/>
-      </w:pPr>
-      <w:rPr>
-        <w:rFonts w:ascii="Wingdings" w:hAnsi="Wingdings" w:hint="default"/>
-      </w:rPr>
-    </w:lvl>
-    <w:lvl w:ilvl="6" w:tplc="08100001" w:tentative="1">
-      <w:start w:val="1"/>
-      <w:numFmt w:val="bullet"/>
-      <w:lvlText w:val=""/>
-      <w:lvlJc w:val="left"/>
-      <w:pPr>
-        <w:ind w:left="5040" w:hanging="360"/>
-      </w:pPr>
-      <w:rPr>
-        <w:rFonts w:ascii="Symbol" w:hAnsi="Symbol" w:hint="default"/>
-      </w:rPr>
-    </w:lvl>
-    <w:lvl w:ilvl="7" w:tplc="08100003" w:tentative="1">
-      <w:start w:val="1"/>
-      <w:numFmt w:val="bullet"/>
-      <w:lvlText w:val="o"/>
-      <w:lvlJc w:val="left"/>
-      <w:pPr>
-        <w:ind w:left="5760" w:hanging="360"/>
-      </w:pPr>
-      <w:rPr>
-        <w:rFonts w:ascii="Courier New" w:hAnsi="Courier New" w:cs="Courier New" w:hint="default"/>
-      </w:rPr>
-    </w:lvl>
-    <w:lvl w:ilvl="8" w:tplc="08100005" w:tentative="1">
-      <w:start w:val="1"/>
-      <w:numFmt w:val="bullet"/>
-      <w:lvlText w:val=""/>
-      <w:lvlJc w:val="left"/>
-      <w:pPr>
-        <w:ind w:left="6480" w:hanging="360"/>
-      </w:pPr>
-      <w:rPr>
-        <w:rFonts w:ascii="Wingdings" w:hAnsi="Wingdings" w:hint="default"/>
-      </w:rPr>
-    </w:lvl>
-  </w:abstractNum>
-  <w:abstractNum w:abstractNumId="49" w15:restartNumberingAfterBreak="0">
-    <w:nsid w:val="6C1E77B6"/>
-    <w:multiLevelType w:val="hybridMultilevel"/>
-    <w:tmpl w:val="C3AC12FC"/>
-    <w:lvl w:ilvl="0" w:tplc="08100001">
-      <w:start w:val="1"/>
-      <w:numFmt w:val="bullet"/>
-      <w:lvlText w:val=""/>
-      <w:lvlJc w:val="left"/>
-      <w:pPr>
-        <w:ind w:left="720" w:hanging="360"/>
-      </w:pPr>
-      <w:rPr>
-        <w:rFonts w:ascii="Symbol" w:hAnsi="Symbol" w:hint="default"/>
-      </w:rPr>
-    </w:lvl>
-    <w:lvl w:ilvl="1" w:tplc="08100003" w:tentative="1">
-      <w:start w:val="1"/>
-      <w:numFmt w:val="bullet"/>
-      <w:lvlText w:val="o"/>
-      <w:lvlJc w:val="left"/>
-      <w:pPr>
-        <w:ind w:left="1440" w:hanging="360"/>
-      </w:pPr>
-      <w:rPr>
-        <w:rFonts w:ascii="Courier New" w:hAnsi="Courier New" w:cs="Courier New" w:hint="default"/>
-      </w:rPr>
-    </w:lvl>
-    <w:lvl w:ilvl="2" w:tplc="08100005" w:tentative="1">
-      <w:start w:val="1"/>
-      <w:numFmt w:val="bullet"/>
-      <w:lvlText w:val=""/>
-      <w:lvlJc w:val="left"/>
-      <w:pPr>
-        <w:ind w:left="2160" w:hanging="360"/>
-      </w:pPr>
-      <w:rPr>
-        <w:rFonts w:ascii="Wingdings" w:hAnsi="Wingdings" w:hint="default"/>
-      </w:rPr>
-    </w:lvl>
-    <w:lvl w:ilvl="3" w:tplc="08100001" w:tentative="1">
-      <w:start w:val="1"/>
-      <w:numFmt w:val="bullet"/>
-      <w:lvlText w:val=""/>
-      <w:lvlJc w:val="left"/>
-      <w:pPr>
-        <w:ind w:left="2880" w:hanging="360"/>
-      </w:pPr>
-      <w:rPr>
-        <w:rFonts w:ascii="Symbol" w:hAnsi="Symbol" w:hint="default"/>
-      </w:rPr>
-    </w:lvl>
-    <w:lvl w:ilvl="4" w:tplc="08100003" w:tentative="1">
-      <w:start w:val="1"/>
-      <w:numFmt w:val="bullet"/>
-      <w:lvlText w:val="o"/>
-      <w:lvlJc w:val="left"/>
-      <w:pPr>
-        <w:ind w:left="3600" w:hanging="360"/>
-      </w:pPr>
-      <w:rPr>
-        <w:rFonts w:ascii="Courier New" w:hAnsi="Courier New" w:cs="Courier New" w:hint="default"/>
-      </w:rPr>
-    </w:lvl>
-    <w:lvl w:ilvl="5" w:tplc="08100005" w:tentative="1">
-      <w:start w:val="1"/>
-      <w:numFmt w:val="bullet"/>
-      <w:lvlText w:val=""/>
-      <w:lvlJc w:val="left"/>
-      <w:pPr>
-        <w:ind w:left="4320" w:hanging="360"/>
-      </w:pPr>
-      <w:rPr>
-        <w:rFonts w:ascii="Wingdings" w:hAnsi="Wingdings" w:hint="default"/>
-      </w:rPr>
-    </w:lvl>
-    <w:lvl w:ilvl="6" w:tplc="08100001" w:tentative="1">
-      <w:start w:val="1"/>
-      <w:numFmt w:val="bullet"/>
-      <w:lvlText w:val=""/>
-      <w:lvlJc w:val="left"/>
-      <w:pPr>
-        <w:ind w:left="5040" w:hanging="360"/>
-      </w:pPr>
-      <w:rPr>
-        <w:rFonts w:ascii="Symbol" w:hAnsi="Symbol" w:hint="default"/>
-      </w:rPr>
-    </w:lvl>
-    <w:lvl w:ilvl="7" w:tplc="08100003" w:tentative="1">
-      <w:start w:val="1"/>
-      <w:numFmt w:val="bullet"/>
-      <w:lvlText w:val="o"/>
-      <w:lvlJc w:val="left"/>
-      <w:pPr>
-        <w:ind w:left="5760" w:hanging="360"/>
-      </w:pPr>
-      <w:rPr>
-        <w:rFonts w:ascii="Courier New" w:hAnsi="Courier New" w:cs="Courier New" w:hint="default"/>
-      </w:rPr>
-    </w:lvl>
-    <w:lvl w:ilvl="8" w:tplc="08100005" w:tentative="1">
-      <w:start w:val="1"/>
-      <w:numFmt w:val="bullet"/>
-      <w:lvlText w:val=""/>
-      <w:lvlJc w:val="left"/>
-      <w:pPr>
-        <w:ind w:left="6480" w:hanging="360"/>
-      </w:pPr>
-      <w:rPr>
-        <w:rFonts w:ascii="Wingdings" w:hAnsi="Wingdings" w:hint="default"/>
-      </w:rPr>
-    </w:lvl>
-  </w:abstractNum>
-  <w:abstractNum w:abstractNumId="50" w15:restartNumberingAfterBreak="0">
-    <w:nsid w:val="6E667FD3"/>
-    <w:multiLevelType w:val="hybridMultilevel"/>
-    <w:tmpl w:val="AA646C4E"/>
-    <w:lvl w:ilvl="0" w:tplc="08100001">
-      <w:start w:val="1"/>
-      <w:numFmt w:val="bullet"/>
-      <w:lvlText w:val=""/>
-      <w:lvlJc w:val="left"/>
-      <w:pPr>
-        <w:ind w:left="720" w:hanging="360"/>
-      </w:pPr>
-      <w:rPr>
-        <w:rFonts w:ascii="Symbol" w:hAnsi="Symbol" w:hint="default"/>
-      </w:rPr>
-    </w:lvl>
-    <w:lvl w:ilvl="1" w:tplc="08100003" w:tentative="1">
-      <w:start w:val="1"/>
-      <w:numFmt w:val="bullet"/>
-      <w:lvlText w:val="o"/>
-      <w:lvlJc w:val="left"/>
-      <w:pPr>
-        <w:ind w:left="1440" w:hanging="360"/>
-      </w:pPr>
-      <w:rPr>
-        <w:rFonts w:ascii="Courier New" w:hAnsi="Courier New" w:cs="Courier New" w:hint="default"/>
-      </w:rPr>
-    </w:lvl>
-    <w:lvl w:ilvl="2" w:tplc="08100005" w:tentative="1">
-      <w:start w:val="1"/>
-      <w:numFmt w:val="bullet"/>
-      <w:lvlText w:val=""/>
-      <w:lvlJc w:val="left"/>
-      <w:pPr>
-        <w:ind w:left="2160" w:hanging="360"/>
-      </w:pPr>
-      <w:rPr>
-        <w:rFonts w:ascii="Wingdings" w:hAnsi="Wingdings" w:hint="default"/>
-      </w:rPr>
-    </w:lvl>
-    <w:lvl w:ilvl="3" w:tplc="08100001" w:tentative="1">
-      <w:start w:val="1"/>
-      <w:numFmt w:val="bullet"/>
-      <w:lvlText w:val=""/>
-      <w:lvlJc w:val="left"/>
-      <w:pPr>
-        <w:ind w:left="2880" w:hanging="360"/>
-      </w:pPr>
-      <w:rPr>
-        <w:rFonts w:ascii="Symbol" w:hAnsi="Symbol" w:hint="default"/>
-      </w:rPr>
-    </w:lvl>
-    <w:lvl w:ilvl="4" w:tplc="08100003" w:tentative="1">
-      <w:start w:val="1"/>
-      <w:numFmt w:val="bullet"/>
-      <w:lvlText w:val="o"/>
-      <w:lvlJc w:val="left"/>
-      <w:pPr>
-        <w:ind w:left="3600" w:hanging="360"/>
-      </w:pPr>
-      <w:rPr>
-        <w:rFonts w:ascii="Courier New" w:hAnsi="Courier New" w:cs="Courier New" w:hint="default"/>
-      </w:rPr>
-    </w:lvl>
-    <w:lvl w:ilvl="5" w:tplc="08100005" w:tentative="1">
-      <w:start w:val="1"/>
-      <w:numFmt w:val="bullet"/>
-      <w:lvlText w:val=""/>
-      <w:lvlJc w:val="left"/>
-      <w:pPr>
-        <w:ind w:left="4320" w:hanging="360"/>
-      </w:pPr>
-      <w:rPr>
-        <w:rFonts w:ascii="Wingdings" w:hAnsi="Wingdings" w:hint="default"/>
-      </w:rPr>
-    </w:lvl>
-    <w:lvl w:ilvl="6" w:tplc="08100001" w:tentative="1">
-      <w:start w:val="1"/>
-      <w:numFmt w:val="bullet"/>
-      <w:lvlText w:val=""/>
-      <w:lvlJc w:val="left"/>
-      <w:pPr>
-        <w:ind w:left="5040" w:hanging="360"/>
-      </w:pPr>
-      <w:rPr>
-        <w:rFonts w:ascii="Symbol" w:hAnsi="Symbol" w:hint="default"/>
-      </w:rPr>
-    </w:lvl>
-    <w:lvl w:ilvl="7" w:tplc="08100003" w:tentative="1">
-      <w:start w:val="1"/>
-      <w:numFmt w:val="bullet"/>
-      <w:lvlText w:val="o"/>
-      <w:lvlJc w:val="left"/>
-      <w:pPr>
-        <w:ind w:left="5760" w:hanging="360"/>
-      </w:pPr>
-      <w:rPr>
-        <w:rFonts w:ascii="Courier New" w:hAnsi="Courier New" w:cs="Courier New" w:hint="default"/>
-      </w:rPr>
-    </w:lvl>
-    <w:lvl w:ilvl="8" w:tplc="08100005" w:tentative="1">
-      <w:start w:val="1"/>
-      <w:numFmt w:val="bullet"/>
-      <w:lvlText w:val=""/>
-      <w:lvlJc w:val="left"/>
-      <w:pPr>
-        <w:ind w:left="6480" w:hanging="360"/>
-      </w:pPr>
-      <w:rPr>
-        <w:rFonts w:ascii="Wingdings" w:hAnsi="Wingdings" w:hint="default"/>
-      </w:rPr>
-    </w:lvl>
-  </w:abstractNum>
-  <w:abstractNum w:abstractNumId="51" w15:restartNumberingAfterBreak="0">
-    <w:nsid w:val="70221484"/>
-    <w:multiLevelType w:val="hybridMultilevel"/>
-    <w:tmpl w:val="68EA6118"/>
-    <w:lvl w:ilvl="0" w:tplc="08100001">
-      <w:start w:val="1"/>
-      <w:numFmt w:val="bullet"/>
-      <w:lvlText w:val=""/>
-      <w:lvlJc w:val="left"/>
-      <w:pPr>
-        <w:ind w:left="720" w:hanging="360"/>
-      </w:pPr>
-      <w:rPr>
-        <w:rFonts w:ascii="Symbol" w:hAnsi="Symbol" w:hint="default"/>
-      </w:rPr>
-    </w:lvl>
-    <w:lvl w:ilvl="1" w:tplc="08100003">
-      <w:start w:val="1"/>
-      <w:numFmt w:val="bullet"/>
-      <w:lvlText w:val="o"/>
-      <w:lvlJc w:val="left"/>
-      <w:pPr>
-        <w:ind w:left="1440" w:hanging="360"/>
-      </w:pPr>
-      <w:rPr>
-        <w:rFonts w:ascii="Courier New" w:hAnsi="Courier New" w:cs="Courier New" w:hint="default"/>
-      </w:rPr>
-    </w:lvl>
-    <w:lvl w:ilvl="2" w:tplc="08100005" w:tentative="1">
-      <w:start w:val="1"/>
-      <w:numFmt w:val="bullet"/>
-      <w:lvlText w:val=""/>
-      <w:lvlJc w:val="left"/>
-      <w:pPr>
-        <w:ind w:left="2160" w:hanging="360"/>
-      </w:pPr>
-      <w:rPr>
-        <w:rFonts w:ascii="Wingdings" w:hAnsi="Wingdings" w:hint="default"/>
-      </w:rPr>
-    </w:lvl>
-    <w:lvl w:ilvl="3" w:tplc="08100001" w:tentative="1">
-      <w:start w:val="1"/>
-      <w:numFmt w:val="bullet"/>
-      <w:lvlText w:val=""/>
-      <w:lvlJc w:val="left"/>
-      <w:pPr>
-        <w:ind w:left="2880" w:hanging="360"/>
-      </w:pPr>
-      <w:rPr>
-        <w:rFonts w:ascii="Symbol" w:hAnsi="Symbol" w:hint="default"/>
-      </w:rPr>
-    </w:lvl>
-    <w:lvl w:ilvl="4" w:tplc="08100003" w:tentative="1">
-      <w:start w:val="1"/>
-      <w:numFmt w:val="bullet"/>
-      <w:lvlText w:val="o"/>
-      <w:lvlJc w:val="left"/>
-      <w:pPr>
-        <w:ind w:left="3600" w:hanging="360"/>
-      </w:pPr>
-      <w:rPr>
-        <w:rFonts w:ascii="Courier New" w:hAnsi="Courier New" w:cs="Courier New" w:hint="default"/>
-      </w:rPr>
-    </w:lvl>
-    <w:lvl w:ilvl="5" w:tplc="08100005" w:tentative="1">
-      <w:start w:val="1"/>
-      <w:numFmt w:val="bullet"/>
-      <w:lvlText w:val=""/>
-      <w:lvlJc w:val="left"/>
-      <w:pPr>
-        <w:ind w:left="4320" w:hanging="360"/>
-      </w:pPr>
-      <w:rPr>
-        <w:rFonts w:ascii="Wingdings" w:hAnsi="Wingdings" w:hint="default"/>
-      </w:rPr>
-    </w:lvl>
-    <w:lvl w:ilvl="6" w:tplc="08100001" w:tentative="1">
-      <w:start w:val="1"/>
-      <w:numFmt w:val="bullet"/>
-      <w:lvlText w:val=""/>
-      <w:lvlJc w:val="left"/>
-      <w:pPr>
-        <w:ind w:left="5040" w:hanging="360"/>
-      </w:pPr>
-      <w:rPr>
-        <w:rFonts w:ascii="Symbol" w:hAnsi="Symbol" w:hint="default"/>
-      </w:rPr>
-    </w:lvl>
-    <w:lvl w:ilvl="7" w:tplc="08100003" w:tentative="1">
-      <w:start w:val="1"/>
-      <w:numFmt w:val="bullet"/>
-      <w:lvlText w:val="o"/>
-      <w:lvlJc w:val="left"/>
-      <w:pPr>
-        <w:ind w:left="5760" w:hanging="360"/>
-      </w:pPr>
-      <w:rPr>
-        <w:rFonts w:ascii="Courier New" w:hAnsi="Courier New" w:cs="Courier New" w:hint="default"/>
-      </w:rPr>
-    </w:lvl>
-    <w:lvl w:ilvl="8" w:tplc="08100005" w:tentative="1">
-      <w:start w:val="1"/>
-      <w:numFmt w:val="bullet"/>
-      <w:lvlText w:val=""/>
-      <w:lvlJc w:val="left"/>
-      <w:pPr>
-        <w:ind w:left="6480" w:hanging="360"/>
-      </w:pPr>
-      <w:rPr>
-        <w:rFonts w:ascii="Wingdings" w:hAnsi="Wingdings" w:hint="default"/>
-      </w:rPr>
-    </w:lvl>
-  </w:abstractNum>
-  <w:abstractNum w:abstractNumId="52" w15:restartNumberingAfterBreak="0">
-    <w:nsid w:val="74DB59D8"/>
-    <w:multiLevelType w:val="hybridMultilevel"/>
-    <w:tmpl w:val="E334E25C"/>
-    <w:lvl w:ilvl="0" w:tplc="0810000F">
-      <w:start w:val="1"/>
-      <w:numFmt w:val="decimal"/>
-      <w:lvlText w:val="%1."/>
-      <w:lvlJc w:val="left"/>
-      <w:pPr>
-        <w:ind w:left="720" w:hanging="360"/>
-      </w:pPr>
-      <w:rPr>
-        <w:rFonts w:hint="default"/>
-      </w:rPr>
-    </w:lvl>
-    <w:lvl w:ilvl="1" w:tplc="08100003">
-      <w:start w:val="1"/>
-      <w:numFmt w:val="bullet"/>
-      <w:lvlText w:val="o"/>
-      <w:lvlJc w:val="left"/>
-      <w:pPr>
-        <w:ind w:left="1440" w:hanging="360"/>
-      </w:pPr>
-      <w:rPr>
-        <w:rFonts w:ascii="Courier New" w:hAnsi="Courier New" w:cs="Courier New" w:hint="default"/>
-      </w:rPr>
-    </w:lvl>
-    <w:lvl w:ilvl="2" w:tplc="08100005" w:tentative="1">
-      <w:start w:val="1"/>
-      <w:numFmt w:val="bullet"/>
-      <w:lvlText w:val=""/>
-      <w:lvlJc w:val="left"/>
-      <w:pPr>
-        <w:ind w:left="2160" w:hanging="360"/>
-      </w:pPr>
-      <w:rPr>
-        <w:rFonts w:ascii="Wingdings" w:hAnsi="Wingdings" w:hint="default"/>
-      </w:rPr>
-    </w:lvl>
-    <w:lvl w:ilvl="3" w:tplc="08100001" w:tentative="1">
-      <w:start w:val="1"/>
-      <w:numFmt w:val="bullet"/>
-      <w:lvlText w:val=""/>
-      <w:lvlJc w:val="left"/>
-      <w:pPr>
-        <w:ind w:left="2880" w:hanging="360"/>
-      </w:pPr>
-      <w:rPr>
-        <w:rFonts w:ascii="Symbol" w:hAnsi="Symbol" w:hint="default"/>
-      </w:rPr>
-    </w:lvl>
-    <w:lvl w:ilvl="4" w:tplc="08100003" w:tentative="1">
-      <w:start w:val="1"/>
-      <w:numFmt w:val="bullet"/>
-      <w:lvlText w:val="o"/>
-      <w:lvlJc w:val="left"/>
-      <w:pPr>
-        <w:ind w:left="3600" w:hanging="360"/>
-      </w:pPr>
-      <w:rPr>
-        <w:rFonts w:ascii="Courier New" w:hAnsi="Courier New" w:cs="Courier New" w:hint="default"/>
-      </w:rPr>
-    </w:lvl>
-    <w:lvl w:ilvl="5" w:tplc="08100005" w:tentative="1">
-      <w:start w:val="1"/>
-      <w:numFmt w:val="bullet"/>
-      <w:lvlText w:val=""/>
-      <w:lvlJc w:val="left"/>
-      <w:pPr>
-        <w:ind w:left="4320" w:hanging="360"/>
-      </w:pPr>
-      <w:rPr>
-        <w:rFonts w:ascii="Wingdings" w:hAnsi="Wingdings" w:hint="default"/>
-      </w:rPr>
-    </w:lvl>
-    <w:lvl w:ilvl="6" w:tplc="08100001" w:tentative="1">
-      <w:start w:val="1"/>
-      <w:numFmt w:val="bullet"/>
-      <w:lvlText w:val=""/>
-      <w:lvlJc w:val="left"/>
-      <w:pPr>
-        <w:ind w:left="5040" w:hanging="360"/>
-      </w:pPr>
-      <w:rPr>
-        <w:rFonts w:ascii="Symbol" w:hAnsi="Symbol" w:hint="default"/>
-      </w:rPr>
-    </w:lvl>
-    <w:lvl w:ilvl="7" w:tplc="08100003" w:tentative="1">
-      <w:start w:val="1"/>
-      <w:numFmt w:val="bullet"/>
-      <w:lvlText w:val="o"/>
-      <w:lvlJc w:val="left"/>
-      <w:pPr>
-        <w:ind w:left="5760" w:hanging="360"/>
-      </w:pPr>
-      <w:rPr>
-        <w:rFonts w:ascii="Courier New" w:hAnsi="Courier New" w:cs="Courier New" w:hint="default"/>
-      </w:rPr>
-    </w:lvl>
-    <w:lvl w:ilvl="8" w:tplc="08100005" w:tentative="1">
-      <w:start w:val="1"/>
-      <w:numFmt w:val="bullet"/>
-      <w:lvlText w:val=""/>
-      <w:lvlJc w:val="left"/>
-      <w:pPr>
-        <w:ind w:left="6480" w:hanging="360"/>
-      </w:pPr>
-      <w:rPr>
-        <w:rFonts w:ascii="Wingdings" w:hAnsi="Wingdings" w:hint="default"/>
-      </w:rPr>
-    </w:lvl>
-  </w:abstractNum>
-  <w:abstractNum w:abstractNumId="53" w15:restartNumberingAfterBreak="0">
-    <w:nsid w:val="75A93580"/>
-    <w:multiLevelType w:val="hybridMultilevel"/>
-    <w:tmpl w:val="679425BE"/>
-    <w:lvl w:ilvl="0" w:tplc="08100001">
-      <w:start w:val="1"/>
-      <w:numFmt w:val="bullet"/>
-      <w:lvlText w:val=""/>
-      <w:lvlJc w:val="left"/>
-      <w:pPr>
-        <w:ind w:left="720" w:hanging="360"/>
-      </w:pPr>
-      <w:rPr>
-        <w:rFonts w:ascii="Symbol" w:hAnsi="Symbol" w:hint="default"/>
-      </w:rPr>
-    </w:lvl>
-    <w:lvl w:ilvl="1" w:tplc="08100003" w:tentative="1">
-      <w:start w:val="1"/>
-      <w:numFmt w:val="bullet"/>
-      <w:lvlText w:val="o"/>
-      <w:lvlJc w:val="left"/>
-      <w:pPr>
-        <w:ind w:left="1440" w:hanging="360"/>
-      </w:pPr>
-      <w:rPr>
-        <w:rFonts w:ascii="Courier New" w:hAnsi="Courier New" w:cs="Courier New" w:hint="default"/>
-      </w:rPr>
-    </w:lvl>
-    <w:lvl w:ilvl="2" w:tplc="08100005" w:tentative="1">
-      <w:start w:val="1"/>
-      <w:numFmt w:val="bullet"/>
-      <w:lvlText w:val=""/>
-      <w:lvlJc w:val="left"/>
-      <w:pPr>
-        <w:ind w:left="2160" w:hanging="360"/>
-      </w:pPr>
-      <w:rPr>
-        <w:rFonts w:ascii="Wingdings" w:hAnsi="Wingdings" w:hint="default"/>
-      </w:rPr>
-    </w:lvl>
-    <w:lvl w:ilvl="3" w:tplc="08100001" w:tentative="1">
-      <w:start w:val="1"/>
-      <w:numFmt w:val="bullet"/>
-      <w:lvlText w:val=""/>
-      <w:lvlJc w:val="left"/>
-      <w:pPr>
-        <w:ind w:left="2880" w:hanging="360"/>
-      </w:pPr>
-      <w:rPr>
-        <w:rFonts w:ascii="Symbol" w:hAnsi="Symbol" w:hint="default"/>
-      </w:rPr>
-    </w:lvl>
-    <w:lvl w:ilvl="4" w:tplc="08100003" w:tentative="1">
-      <w:start w:val="1"/>
-      <w:numFmt w:val="bullet"/>
-      <w:lvlText w:val="o"/>
-      <w:lvlJc w:val="left"/>
-      <w:pPr>
-        <w:ind w:left="3600" w:hanging="360"/>
-      </w:pPr>
-      <w:rPr>
-        <w:rFonts w:ascii="Courier New" w:hAnsi="Courier New" w:cs="Courier New" w:hint="default"/>
-      </w:rPr>
-    </w:lvl>
-    <w:lvl w:ilvl="5" w:tplc="08100005" w:tentative="1">
-      <w:start w:val="1"/>
-      <w:numFmt w:val="bullet"/>
-      <w:lvlText w:val=""/>
-      <w:lvlJc w:val="left"/>
-      <w:pPr>
-        <w:ind w:left="4320" w:hanging="360"/>
-      </w:pPr>
-      <w:rPr>
-        <w:rFonts w:ascii="Wingdings" w:hAnsi="Wingdings" w:hint="default"/>
-      </w:rPr>
-    </w:lvl>
-    <w:lvl w:ilvl="6" w:tplc="08100001" w:tentative="1">
-      <w:start w:val="1"/>
-      <w:numFmt w:val="bullet"/>
-      <w:lvlText w:val=""/>
-      <w:lvlJc w:val="left"/>
-      <w:pPr>
-        <w:ind w:left="5040" w:hanging="360"/>
-      </w:pPr>
-      <w:rPr>
-        <w:rFonts w:ascii="Symbol" w:hAnsi="Symbol" w:hint="default"/>
-      </w:rPr>
-    </w:lvl>
-    <w:lvl w:ilvl="7" w:tplc="08100003" w:tentative="1">
-      <w:start w:val="1"/>
-      <w:numFmt w:val="bullet"/>
-      <w:lvlText w:val="o"/>
-      <w:lvlJc w:val="left"/>
-      <w:pPr>
-        <w:ind w:left="5760" w:hanging="360"/>
-      </w:pPr>
-      <w:rPr>
-        <w:rFonts w:ascii="Courier New" w:hAnsi="Courier New" w:cs="Courier New" w:hint="default"/>
-      </w:rPr>
-    </w:lvl>
-    <w:lvl w:ilvl="8" w:tplc="08100005" w:tentative="1">
-      <w:start w:val="1"/>
-      <w:numFmt w:val="bullet"/>
-      <w:lvlText w:val=""/>
-      <w:lvlJc w:val="left"/>
-      <w:pPr>
-        <w:ind w:left="6480" w:hanging="360"/>
-      </w:pPr>
-      <w:rPr>
-        <w:rFonts w:ascii="Wingdings" w:hAnsi="Wingdings" w:hint="default"/>
-      </w:rPr>
-    </w:lvl>
-  </w:abstractNum>
-  <w:abstractNum w:abstractNumId="54" w15:restartNumberingAfterBreak="0">
-    <w:nsid w:val="77CB028A"/>
-    <w:multiLevelType w:val="hybridMultilevel"/>
-    <w:tmpl w:val="75E40822"/>
-    <w:lvl w:ilvl="0" w:tplc="08100001">
-      <w:start w:val="1"/>
-      <w:numFmt w:val="bullet"/>
-      <w:lvlText w:val=""/>
-      <w:lvlJc w:val="left"/>
-      <w:pPr>
-        <w:ind w:left="720" w:hanging="360"/>
-      </w:pPr>
-      <w:rPr>
-        <w:rFonts w:ascii="Symbol" w:hAnsi="Symbol" w:hint="default"/>
-      </w:rPr>
-    </w:lvl>
-    <w:lvl w:ilvl="1" w:tplc="08100003" w:tentative="1">
-      <w:start w:val="1"/>
-      <w:numFmt w:val="bullet"/>
-      <w:lvlText w:val="o"/>
-      <w:lvlJc w:val="left"/>
-      <w:pPr>
-        <w:ind w:left="1440" w:hanging="360"/>
-      </w:pPr>
-      <w:rPr>
-        <w:rFonts w:ascii="Courier New" w:hAnsi="Courier New" w:cs="Courier New" w:hint="default"/>
-      </w:rPr>
-    </w:lvl>
-    <w:lvl w:ilvl="2" w:tplc="08100005" w:tentative="1">
-      <w:start w:val="1"/>
-      <w:numFmt w:val="bullet"/>
-      <w:lvlText w:val=""/>
-      <w:lvlJc w:val="left"/>
-      <w:pPr>
-        <w:ind w:left="2160" w:hanging="360"/>
-      </w:pPr>
-      <w:rPr>
-        <w:rFonts w:ascii="Wingdings" w:hAnsi="Wingdings" w:hint="default"/>
-      </w:rPr>
-    </w:lvl>
-    <w:lvl w:ilvl="3" w:tplc="08100001" w:tentative="1">
-      <w:start w:val="1"/>
-      <w:numFmt w:val="bullet"/>
-      <w:lvlText w:val=""/>
-      <w:lvlJc w:val="left"/>
-      <w:pPr>
-        <w:ind w:left="2880" w:hanging="360"/>
-      </w:pPr>
-      <w:rPr>
-        <w:rFonts w:ascii="Symbol" w:hAnsi="Symbol" w:hint="default"/>
-      </w:rPr>
-    </w:lvl>
-    <w:lvl w:ilvl="4" w:tplc="08100003" w:tentative="1">
-      <w:start w:val="1"/>
-      <w:numFmt w:val="bullet"/>
-      <w:lvlText w:val="o"/>
-      <w:lvlJc w:val="left"/>
-      <w:pPr>
-        <w:ind w:left="3600" w:hanging="360"/>
-      </w:pPr>
-      <w:rPr>
-        <w:rFonts w:ascii="Courier New" w:hAnsi="Courier New" w:cs="Courier New" w:hint="default"/>
-      </w:rPr>
-    </w:lvl>
-    <w:lvl w:ilvl="5" w:tplc="08100005" w:tentative="1">
-      <w:start w:val="1"/>
-      <w:numFmt w:val="bullet"/>
-      <w:lvlText w:val=""/>
-      <w:lvlJc w:val="left"/>
-      <w:pPr>
-        <w:ind w:left="4320" w:hanging="360"/>
-      </w:pPr>
-      <w:rPr>
-        <w:rFonts w:ascii="Wingdings" w:hAnsi="Wingdings" w:hint="default"/>
-      </w:rPr>
-    </w:lvl>
-    <w:lvl w:ilvl="6" w:tplc="08100001" w:tentative="1">
-      <w:start w:val="1"/>
-      <w:numFmt w:val="bullet"/>
-      <w:lvlText w:val=""/>
-      <w:lvlJc w:val="left"/>
-      <w:pPr>
-        <w:ind w:left="5040" w:hanging="360"/>
-      </w:pPr>
-      <w:rPr>
-        <w:rFonts w:ascii="Symbol" w:hAnsi="Symbol" w:hint="default"/>
-      </w:rPr>
-    </w:lvl>
-    <w:lvl w:ilvl="7" w:tplc="08100003" w:tentative="1">
-      <w:start w:val="1"/>
-      <w:numFmt w:val="bullet"/>
-      <w:lvlText w:val="o"/>
-      <w:lvlJc w:val="left"/>
-      <w:pPr>
-        <w:ind w:left="5760" w:hanging="360"/>
-      </w:pPr>
-      <w:rPr>
-        <w:rFonts w:ascii="Courier New" w:hAnsi="Courier New" w:cs="Courier New" w:hint="default"/>
-      </w:rPr>
-    </w:lvl>
-    <w:lvl w:ilvl="8" w:tplc="08100005" w:tentative="1">
-      <w:start w:val="1"/>
-      <w:numFmt w:val="bullet"/>
-      <w:lvlText w:val=""/>
-      <w:lvlJc w:val="left"/>
-      <w:pPr>
-        <w:ind w:left="6480" w:hanging="360"/>
-      </w:pPr>
-      <w:rPr>
-        <w:rFonts w:ascii="Wingdings" w:hAnsi="Wingdings" w:hint="default"/>
-      </w:rPr>
-    </w:lvl>
-  </w:abstractNum>
-  <w:abstractNum w:abstractNumId="55" w15:restartNumberingAfterBreak="0">
-    <w:nsid w:val="788850B3"/>
-    <w:multiLevelType w:val="hybridMultilevel"/>
-    <w:tmpl w:val="95705726"/>
-    <w:lvl w:ilvl="0" w:tplc="08100001">
-      <w:start w:val="1"/>
-      <w:numFmt w:val="bullet"/>
-      <w:lvlText w:val=""/>
-      <w:lvlJc w:val="left"/>
-      <w:pPr>
-        <w:ind w:left="720" w:hanging="360"/>
-      </w:pPr>
-      <w:rPr>
-        <w:rFonts w:ascii="Symbol" w:hAnsi="Symbol" w:hint="default"/>
-      </w:rPr>
-    </w:lvl>
-    <w:lvl w:ilvl="1" w:tplc="08100003" w:tentative="1">
-      <w:start w:val="1"/>
-      <w:numFmt w:val="bullet"/>
-      <w:lvlText w:val="o"/>
-      <w:lvlJc w:val="left"/>
-      <w:pPr>
-        <w:ind w:left="1440" w:hanging="360"/>
-      </w:pPr>
-      <w:rPr>
-        <w:rFonts w:ascii="Courier New" w:hAnsi="Courier New" w:cs="Courier New" w:hint="default"/>
-      </w:rPr>
-    </w:lvl>
-    <w:lvl w:ilvl="2" w:tplc="08100005" w:tentative="1">
-      <w:start w:val="1"/>
-      <w:numFmt w:val="bullet"/>
-      <w:lvlText w:val=""/>
-      <w:lvlJc w:val="left"/>
-      <w:pPr>
-        <w:ind w:left="2160" w:hanging="360"/>
-      </w:pPr>
-      <w:rPr>
-        <w:rFonts w:ascii="Wingdings" w:hAnsi="Wingdings" w:hint="default"/>
-      </w:rPr>
-    </w:lvl>
-    <w:lvl w:ilvl="3" w:tplc="08100001" w:tentative="1">
-      <w:start w:val="1"/>
-      <w:numFmt w:val="bullet"/>
-      <w:lvlText w:val=""/>
-      <w:lvlJc w:val="left"/>
-      <w:pPr>
-        <w:ind w:left="2880" w:hanging="360"/>
-      </w:pPr>
-      <w:rPr>
-        <w:rFonts w:ascii="Symbol" w:hAnsi="Symbol" w:hint="default"/>
-      </w:rPr>
-    </w:lvl>
-    <w:lvl w:ilvl="4" w:tplc="08100003" w:tentative="1">
-      <w:start w:val="1"/>
-      <w:numFmt w:val="bullet"/>
-      <w:lvlText w:val="o"/>
-      <w:lvlJc w:val="left"/>
-      <w:pPr>
-        <w:ind w:left="3600" w:hanging="360"/>
-      </w:pPr>
-      <w:rPr>
-        <w:rFonts w:ascii="Courier New" w:hAnsi="Courier New" w:cs="Courier New" w:hint="default"/>
-      </w:rPr>
-    </w:lvl>
-    <w:lvl w:ilvl="5" w:tplc="08100005" w:tentative="1">
-      <w:start w:val="1"/>
-      <w:numFmt w:val="bullet"/>
-      <w:lvlText w:val=""/>
-      <w:lvlJc w:val="left"/>
-      <w:pPr>
-        <w:ind w:left="4320" w:hanging="360"/>
-      </w:pPr>
-      <w:rPr>
-        <w:rFonts w:ascii="Wingdings" w:hAnsi="Wingdings" w:hint="default"/>
-      </w:rPr>
-    </w:lvl>
-    <w:lvl w:ilvl="6" w:tplc="08100001" w:tentative="1">
-      <w:start w:val="1"/>
-      <w:numFmt w:val="bullet"/>
-      <w:lvlText w:val=""/>
-      <w:lvlJc w:val="left"/>
-      <w:pPr>
-        <w:ind w:left="5040" w:hanging="360"/>
-      </w:pPr>
-      <w:rPr>
-        <w:rFonts w:ascii="Symbol" w:hAnsi="Symbol" w:hint="default"/>
-      </w:rPr>
-    </w:lvl>
-    <w:lvl w:ilvl="7" w:tplc="08100003" w:tentative="1">
-      <w:start w:val="1"/>
-      <w:numFmt w:val="bullet"/>
-      <w:lvlText w:val="o"/>
-      <w:lvlJc w:val="left"/>
-      <w:pPr>
-        <w:ind w:left="5760" w:hanging="360"/>
-      </w:pPr>
-      <w:rPr>
-        <w:rFonts w:ascii="Courier New" w:hAnsi="Courier New" w:cs="Courier New" w:hint="default"/>
-      </w:rPr>
-    </w:lvl>
-    <w:lvl w:ilvl="8" w:tplc="08100005" w:tentative="1">
-      <w:start w:val="1"/>
-      <w:numFmt w:val="bullet"/>
-      <w:lvlText w:val=""/>
-      <w:lvlJc w:val="left"/>
-      <w:pPr>
-        <w:ind w:left="6480" w:hanging="360"/>
-      </w:pPr>
-      <w:rPr>
-        <w:rFonts w:ascii="Wingdings" w:hAnsi="Wingdings" w:hint="default"/>
-      </w:rPr>
-    </w:lvl>
-  </w:abstractNum>
-  <w:abstractNum w:abstractNumId="56" w15:restartNumberingAfterBreak="0">
-    <w:nsid w:val="7DBD0C2E"/>
-    <w:multiLevelType w:val="hybridMultilevel"/>
-    <w:tmpl w:val="CD18CA88"/>
-    <w:lvl w:ilvl="0" w:tplc="08100001">
-      <w:start w:val="1"/>
-      <w:numFmt w:val="bullet"/>
-      <w:lvlText w:val=""/>
-      <w:lvlJc w:val="left"/>
-      <w:pPr>
-        <w:ind w:left="720" w:hanging="360"/>
-      </w:pPr>
-      <w:rPr>
-        <w:rFonts w:ascii="Symbol" w:hAnsi="Symbol" w:hint="default"/>
-      </w:rPr>
-    </w:lvl>
-    <w:lvl w:ilvl="1" w:tplc="08100003" w:tentative="1">
-      <w:start w:val="1"/>
-      <w:numFmt w:val="bullet"/>
-      <w:lvlText w:val="o"/>
-      <w:lvlJc w:val="left"/>
-      <w:pPr>
-        <w:ind w:left="1440" w:hanging="360"/>
-      </w:pPr>
-      <w:rPr>
-        <w:rFonts w:ascii="Courier New" w:hAnsi="Courier New" w:cs="Courier New" w:hint="default"/>
-      </w:rPr>
-    </w:lvl>
-    <w:lvl w:ilvl="2" w:tplc="08100005" w:tentative="1">
-      <w:start w:val="1"/>
-      <w:numFmt w:val="bullet"/>
-      <w:lvlText w:val=""/>
-      <w:lvlJc w:val="left"/>
-      <w:pPr>
-        <w:ind w:left="2160" w:hanging="360"/>
-      </w:pPr>
-      <w:rPr>
-        <w:rFonts w:ascii="Wingdings" w:hAnsi="Wingdings" w:hint="default"/>
-      </w:rPr>
-    </w:lvl>
-    <w:lvl w:ilvl="3" w:tplc="08100001" w:tentative="1">
-      <w:start w:val="1"/>
-      <w:numFmt w:val="bullet"/>
-      <w:lvlText w:val=""/>
-      <w:lvlJc w:val="left"/>
-      <w:pPr>
-        <w:ind w:left="2880" w:hanging="360"/>
-      </w:pPr>
-      <w:rPr>
-        <w:rFonts w:ascii="Symbol" w:hAnsi="Symbol" w:hint="default"/>
-      </w:rPr>
-    </w:lvl>
-    <w:lvl w:ilvl="4" w:tplc="08100003" w:tentative="1">
-      <w:start w:val="1"/>
-      <w:numFmt w:val="bullet"/>
-      <w:lvlText w:val="o"/>
-      <w:lvlJc w:val="left"/>
-      <w:pPr>
-        <w:ind w:left="3600" w:hanging="360"/>
-      </w:pPr>
-      <w:rPr>
-        <w:rFonts w:ascii="Courier New" w:hAnsi="Courier New" w:cs="Courier New" w:hint="default"/>
-      </w:rPr>
-    </w:lvl>
-    <w:lvl w:ilvl="5" w:tplc="08100005" w:tentative="1">
-      <w:start w:val="1"/>
-      <w:numFmt w:val="bullet"/>
-      <w:lvlText w:val=""/>
-      <w:lvlJc w:val="left"/>
-      <w:pPr>
-        <w:ind w:left="4320" w:hanging="360"/>
-      </w:pPr>
-      <w:rPr>
-        <w:rFonts w:ascii="Wingdings" w:hAnsi="Wingdings" w:hint="default"/>
-      </w:rPr>
-    </w:lvl>
-    <w:lvl w:ilvl="6" w:tplc="08100001" w:tentative="1">
-      <w:start w:val="1"/>
-      <w:numFmt w:val="bullet"/>
-      <w:lvlText w:val=""/>
-      <w:lvlJc w:val="left"/>
-      <w:pPr>
-        <w:ind w:left="5040" w:hanging="360"/>
-      </w:pPr>
-      <w:rPr>
-        <w:rFonts w:ascii="Symbol" w:hAnsi="Symbol" w:hint="default"/>
-      </w:rPr>
-    </w:lvl>
-    <w:lvl w:ilvl="7" w:tplc="08100003" w:tentative="1">
-      <w:start w:val="1"/>
-      <w:numFmt w:val="bullet"/>
-      <w:lvlText w:val="o"/>
-      <w:lvlJc w:val="left"/>
-      <w:pPr>
-        <w:ind w:left="5760" w:hanging="360"/>
-      </w:pPr>
-      <w:rPr>
-        <w:rFonts w:ascii="Courier New" w:hAnsi="Courier New" w:cs="Courier New" w:hint="default"/>
-      </w:rPr>
-    </w:lvl>
-    <w:lvl w:ilvl="8" w:tplc="08100005" w:tentative="1">
-      <w:start w:val="1"/>
-      <w:numFmt w:val="bullet"/>
-      <w:lvlText w:val=""/>
-      <w:lvlJc w:val="left"/>
-      <w:pPr>
-        <w:ind w:left="6480" w:hanging="360"/>
-      </w:pPr>
-      <w:rPr>
-        <w:rFonts w:ascii="Wingdings" w:hAnsi="Wingdings" w:hint="default"/>
-      </w:rPr>
-    </w:lvl>
-  </w:abstractNum>
-  <w:abstractNum w:abstractNumId="57" w15:restartNumberingAfterBreak="0">
-    <w:nsid w:val="7DC25969"/>
-    <w:multiLevelType w:val="hybridMultilevel"/>
-    <w:tmpl w:val="49A4B118"/>
-    <w:lvl w:ilvl="0" w:tplc="0810000F">
-      <w:start w:val="1"/>
-      <w:numFmt w:val="decimal"/>
-      <w:lvlText w:val="%1."/>
-      <w:lvlJc w:val="left"/>
-      <w:pPr>
-        <w:ind w:left="720" w:hanging="360"/>
-      </w:pPr>
-      <w:rPr>
-        <w:rFonts w:hint="default"/>
-      </w:rPr>
-    </w:lvl>
-    <w:lvl w:ilvl="1" w:tplc="08100019" w:tentative="1">
-      <w:start w:val="1"/>
-      <w:numFmt w:val="lowerLetter"/>
-      <w:lvlText w:val="%2."/>
-      <w:lvlJc w:val="left"/>
-      <w:pPr>
-        <w:ind w:left="1440" w:hanging="360"/>
-      </w:pPr>
-    </w:lvl>
-    <w:lvl w:ilvl="2" w:tplc="0810001B" w:tentative="1">
-      <w:start w:val="1"/>
-      <w:numFmt w:val="lowerRoman"/>
-      <w:lvlText w:val="%3."/>
-      <w:lvlJc w:val="right"/>
-      <w:pPr>
-        <w:ind w:left="2160" w:hanging="180"/>
-      </w:pPr>
-    </w:lvl>
-    <w:lvl w:ilvl="3" w:tplc="0810000F" w:tentative="1">
-      <w:start w:val="1"/>
-      <w:numFmt w:val="decimal"/>
-      <w:lvlText w:val="%4."/>
-      <w:lvlJc w:val="left"/>
-      <w:pPr>
-        <w:ind w:left="2880" w:hanging="360"/>
-      </w:pPr>
-    </w:lvl>
-    <w:lvl w:ilvl="4" w:tplc="08100019" w:tentative="1">
-      <w:start w:val="1"/>
-      <w:numFmt w:val="lowerLetter"/>
-      <w:lvlText w:val="%5."/>
-      <w:lvlJc w:val="left"/>
-      <w:pPr>
-        <w:ind w:left="3600" w:hanging="360"/>
-      </w:pPr>
-    </w:lvl>
-    <w:lvl w:ilvl="5" w:tplc="0810001B" w:tentative="1">
-      <w:start w:val="1"/>
-      <w:numFmt w:val="lowerRoman"/>
-      <w:lvlText w:val="%6."/>
-      <w:lvlJc w:val="right"/>
-      <w:pPr>
-        <w:ind w:left="4320" w:hanging="180"/>
-      </w:pPr>
-    </w:lvl>
-    <w:lvl w:ilvl="6" w:tplc="0810000F" w:tentative="1">
-      <w:start w:val="1"/>
-      <w:numFmt w:val="decimal"/>
-      <w:lvlText w:val="%7."/>
-      <w:lvlJc w:val="left"/>
-      <w:pPr>
-        <w:ind w:left="5040" w:hanging="360"/>
-      </w:pPr>
-    </w:lvl>
-    <w:lvl w:ilvl="7" w:tplc="08100019" w:tentative="1">
-      <w:start w:val="1"/>
-      <w:numFmt w:val="lowerLetter"/>
-      <w:lvlText w:val="%8."/>
-      <w:lvlJc w:val="left"/>
-      <w:pPr>
-        <w:ind w:left="5760" w:hanging="360"/>
-      </w:pPr>
-    </w:lvl>
-    <w:lvl w:ilvl="8" w:tplc="0810001B" w:tentative="1">
-      <w:start w:val="1"/>
-      <w:numFmt w:val="lowerRoman"/>
-      <w:lvlText w:val="%9."/>
-      <w:lvlJc w:val="right"/>
-      <w:pPr>
-        <w:ind w:left="6480" w:hanging="180"/>
-      </w:pPr>
-    </w:lvl>
-  </w:abstractNum>
-  <w:num w:numId="1" w16cid:durableId="1505123826">
-    <w:abstractNumId w:val="42"/>
-  </w:num>
-  <w:num w:numId="2" w16cid:durableId="1967395049">
-    <w:abstractNumId w:val="32"/>
-  </w:num>
-  <w:num w:numId="3" w16cid:durableId="560798018">
-    <w:abstractNumId w:val="43"/>
-  </w:num>
-  <w:num w:numId="4" w16cid:durableId="456266356">
-    <w:abstractNumId w:val="19"/>
-  </w:num>
-  <w:num w:numId="5" w16cid:durableId="1952517828">
-    <w:abstractNumId w:val="52"/>
-  </w:num>
-  <w:num w:numId="6" w16cid:durableId="482088381">
-    <w:abstractNumId w:val="9"/>
-  </w:num>
-  <w:num w:numId="7" w16cid:durableId="1543905248">
-    <w:abstractNumId w:val="44"/>
-  </w:num>
-  <w:num w:numId="8" w16cid:durableId="1594119998">
-    <w:abstractNumId w:val="25"/>
-  </w:num>
-  <w:num w:numId="9" w16cid:durableId="849562418">
-    <w:abstractNumId w:val="21"/>
-  </w:num>
-  <w:num w:numId="10" w16cid:durableId="1199708427">
-    <w:abstractNumId w:val="24"/>
-  </w:num>
-  <w:num w:numId="11" w16cid:durableId="1046024604">
-    <w:abstractNumId w:val="39"/>
-  </w:num>
-  <w:num w:numId="12" w16cid:durableId="1521582063">
-    <w:abstractNumId w:val="6"/>
-  </w:num>
-  <w:num w:numId="13" w16cid:durableId="1400208319">
-    <w:abstractNumId w:val="18"/>
-  </w:num>
-  <w:num w:numId="14" w16cid:durableId="1121418896">
-    <w:abstractNumId w:val="28"/>
-  </w:num>
-  <w:num w:numId="15" w16cid:durableId="198932241">
-    <w:abstractNumId w:val="23"/>
-  </w:num>
-  <w:num w:numId="16" w16cid:durableId="419378984">
-    <w:abstractNumId w:val="30"/>
-  </w:num>
-  <w:num w:numId="17" w16cid:durableId="1159079366">
-    <w:abstractNumId w:val="57"/>
-  </w:num>
-  <w:num w:numId="18" w16cid:durableId="495001252">
-    <w:abstractNumId w:val="26"/>
-  </w:num>
-  <w:num w:numId="19" w16cid:durableId="289753360">
-    <w:abstractNumId w:val="48"/>
-  </w:num>
-  <w:num w:numId="20" w16cid:durableId="657273719">
-    <w:abstractNumId w:val="14"/>
-  </w:num>
-  <w:num w:numId="21" w16cid:durableId="1527209842">
-    <w:abstractNumId w:val="3"/>
-  </w:num>
-  <w:num w:numId="22" w16cid:durableId="714813474">
-    <w:abstractNumId w:val="29"/>
-  </w:num>
-  <w:num w:numId="23" w16cid:durableId="2128502188">
-    <w:abstractNumId w:val="34"/>
-  </w:num>
-  <w:num w:numId="24" w16cid:durableId="334304469">
-    <w:abstractNumId w:val="46"/>
-  </w:num>
-  <w:num w:numId="25" w16cid:durableId="1682465918">
-    <w:abstractNumId w:val="53"/>
-  </w:num>
-  <w:num w:numId="26" w16cid:durableId="1007246716">
-    <w:abstractNumId w:val="12"/>
-  </w:num>
-  <w:num w:numId="27" w16cid:durableId="457070654">
-    <w:abstractNumId w:val="5"/>
-  </w:num>
-  <w:num w:numId="28" w16cid:durableId="1963883502">
-    <w:abstractNumId w:val="17"/>
-  </w:num>
-  <w:num w:numId="29" w16cid:durableId="342055961">
-    <w:abstractNumId w:val="45"/>
-  </w:num>
-  <w:num w:numId="30" w16cid:durableId="1803838443">
-    <w:abstractNumId w:val="50"/>
-  </w:num>
-  <w:num w:numId="31" w16cid:durableId="1921863189">
-    <w:abstractNumId w:val="37"/>
-  </w:num>
-  <w:num w:numId="32" w16cid:durableId="1319915466">
-    <w:abstractNumId w:val="16"/>
-  </w:num>
-  <w:num w:numId="33" w16cid:durableId="451485476">
-    <w:abstractNumId w:val="38"/>
-  </w:num>
-  <w:num w:numId="34" w16cid:durableId="1375739537">
-    <w:abstractNumId w:val="47"/>
-  </w:num>
-  <w:num w:numId="35" w16cid:durableId="1807620058">
-    <w:abstractNumId w:val="20"/>
-  </w:num>
-  <w:num w:numId="36" w16cid:durableId="94401912">
-    <w:abstractNumId w:val="40"/>
-  </w:num>
-  <w:num w:numId="37" w16cid:durableId="1502353429">
+  <w:num w:numId="1" w16cid:durableId="327367828">
     <w:abstractNumId w:val="0"/>
   </w:num>
-  <w:num w:numId="38" w16cid:durableId="1852716381">
-    <w:abstractNumId w:val="55"/>
-  </w:num>
-  <w:num w:numId="39" w16cid:durableId="200676886">
-    <w:abstractNumId w:val="49"/>
-  </w:num>
-  <w:num w:numId="40" w16cid:durableId="569735918">
-    <w:abstractNumId w:val="35"/>
-  </w:num>
-  <w:num w:numId="41" w16cid:durableId="487140011">
-    <w:abstractNumId w:val="4"/>
-  </w:num>
-  <w:num w:numId="42" w16cid:durableId="424769868">
-    <w:abstractNumId w:val="11"/>
-  </w:num>
-  <w:num w:numId="43" w16cid:durableId="872503145">
-    <w:abstractNumId w:val="13"/>
-  </w:num>
-  <w:num w:numId="44" w16cid:durableId="1419524683">
-    <w:abstractNumId w:val="2"/>
-  </w:num>
-  <w:num w:numId="45" w16cid:durableId="1692102849">
-    <w:abstractNumId w:val="54"/>
-  </w:num>
-  <w:num w:numId="46" w16cid:durableId="700588973">
-    <w:abstractNumId w:val="36"/>
-  </w:num>
-  <w:num w:numId="47" w16cid:durableId="1215703997">
-    <w:abstractNumId w:val="15"/>
-  </w:num>
-  <w:num w:numId="48" w16cid:durableId="419836820">
-    <w:abstractNumId w:val="56"/>
-  </w:num>
-  <w:num w:numId="49" w16cid:durableId="1514418801">
-    <w:abstractNumId w:val="41"/>
-  </w:num>
-  <w:num w:numId="50" w16cid:durableId="2129663774">
-    <w:abstractNumId w:val="1"/>
-  </w:num>
-  <w:num w:numId="51" w16cid:durableId="1201820465">
-    <w:abstractNumId w:val="33"/>
-  </w:num>
-  <w:num w:numId="52" w16cid:durableId="1366054231">
-    <w:abstractNumId w:val="22"/>
-  </w:num>
-  <w:num w:numId="53" w16cid:durableId="691995646">
-    <w:abstractNumId w:val="31"/>
-  </w:num>
-  <w:num w:numId="54" w16cid:durableId="191308874">
-    <w:abstractNumId w:val="51"/>
-  </w:num>
-  <w:num w:numId="55" w16cid:durableId="223033207">
-    <w:abstractNumId w:val="7"/>
-  </w:num>
-  <w:num w:numId="56" w16cid:durableId="327367828">
-    <w:abstractNumId w:val="27"/>
-  </w:num>
-  <w:num w:numId="57" w16cid:durableId="524830094">
-    <w:abstractNumId w:val="8"/>
-  </w:num>
-  <w:num w:numId="58" w16cid:durableId="567108224">
-    <w:abstractNumId w:val="10"/>
-  </w:num>
+  <w:numIdMacAtCleanup w:val="1"/>
 </w:numbering>
 </file>
 
 <file path=word/styles.xml><?xml version="1.0" encoding="utf-8"?>
-<w:styles xmlns:mc="http://schemas.openxmlformats.org/markup-compatibility/2006" xmlns:r="http://schemas.openxmlformats.org/officeDocument/2006/relationships" xmlns:w="http://schemas.openxmlformats.org/wordprocessingml/2006/main" xmlns:w14="http://schemas.microsoft.com/office/word/2010/wordml" xmlns:w15="http://schemas.microsoft.com/office/word/2012/wordml" xmlns:w16cex="http://schemas.microsoft.com/office/word/2018/wordml/cex" xmlns:w16cid="http://schemas.microsoft.com/office/word/2016/wordml/cid" xmlns:w16="http://schemas.microsoft.com/office/word/2018/wordml" xmlns:w16sdtdh="http://schemas.microsoft.com/office/word/2020/wordml/sdtdatahash" xmlns:w16se="http://schemas.microsoft.com/office/word/2015/wordml/symex" mc:Ignorable="w14 w15 w16se w16cid w16 w16cex w16sdtdh">
+<w:styles xmlns:mc="http://schemas.openxmlformats.org/markup-compatibility/2006" xmlns:r="http://schemas.openxmlformats.org/officeDocument/2006/relationships" xmlns:w="http://schemas.openxmlformats.org/wordprocessingml/2006/main" xmlns:w14="http://schemas.microsoft.com/office/word/2010/wordml" xmlns:w15="http://schemas.microsoft.com/office/word/2012/wordml" xmlns:w16cex="http://schemas.microsoft.com/office/word/2018/wordml/cex" xmlns:w16cid="http://schemas.microsoft.com/office/word/2016/wordml/cid" xmlns:w16="http://schemas.microsoft.com/office/word/2018/wordml" xmlns:w16du="http://schemas.microsoft.com/office/word/2023/wordml/word16du" xmlns:w16sdtdh="http://schemas.microsoft.com/office/word/2020/wordml/sdtdatahash" xmlns:w16sdtfl="http://schemas.microsoft.com/office/word/2024/wordml/sdtformatlock" xmlns:w16se="http://schemas.microsoft.com/office/word/2015/wordml/symex" mc:Ignorable="w14 w15 w16se w16cid w16 w16cex w16sdtdh w16sdtfl w16du">
   <w:docDefaults>
     <w:rPrDefault>
       <w:rPr>
@@ -14588,7 +9034,7 @@
 </file>
 
 <file path=word/glossary/document.xml><?xml version="1.0" encoding="utf-8"?>
-<w:glossaryDocument xmlns:wpc="http://schemas.microsoft.com/office/word/2010/wordprocessingCanvas" xmlns:cx="http://schemas.microsoft.com/office/drawing/2014/chartex" xmlns:cx1="http://schemas.microsoft.com/office/drawing/2015/9/8/chartex" xmlns:cx2="http://schemas.microsoft.com/office/drawing/2015/10/21/chartex" xmlns:cx3="http://schemas.microsoft.com/office/drawing/2016/5/9/chartex" xmlns:cx4="http://schemas.microsoft.com/office/drawing/2016/5/10/chartex" xmlns:cx5="http://schemas.microsoft.com/office/drawing/2016/5/11/chartex" xmlns:cx6="http://schemas.microsoft.com/office/drawing/2016/5/12/chartex" xmlns:cx7="http://schemas.microsoft.com/office/drawing/2016/5/13/chartex" xmlns:cx8="http://schemas.microsoft.com/office/drawing/2016/5/14/chartex" xmlns:mc="http://schemas.openxmlformats.org/markup-compatibility/2006" xmlns:aink="http://schemas.microsoft.com/office/drawing/2016/ink" xmlns:am3d="http://schemas.microsoft.com/office/drawing/2017/model3d" xmlns:o="urn:schemas-microsoft-com:office:office" xmlns:oel="http://schemas.microsoft.com/office/2019/extlst" xmlns:r="http://schemas.openxmlformats.org/officeDocument/2006/relationships" xmlns:m="http://schemas.openxmlformats.org/officeDocument/2006/math" xmlns:v="urn:schemas-microsoft-com:vml" xmlns:wp14="http://schemas.microsoft.com/office/word/2010/wordprocessingDrawing" xmlns:wp="http://schemas.openxmlformats.org/drawingml/2006/wordprocessingDrawing" xmlns:w10="urn:schemas-microsoft-com:office:word" xmlns:w="http://schemas.openxmlformats.org/wordprocessingml/2006/main" xmlns:w14="http://schemas.microsoft.com/office/word/2010/wordml" xmlns:w15="http://schemas.microsoft.com/office/word/2012/wordml" xmlns:w16cex="http://schemas.microsoft.com/office/word/2018/wordml/cex" xmlns:w16cid="http://schemas.microsoft.com/office/word/2016/wordml/cid" xmlns:w16="http://schemas.microsoft.com/office/word/2018/wordml" xmlns:w16sdtdh="http://schemas.microsoft.com/office/word/2020/wordml/sdtdatahash" xmlns:w16se="http://schemas.microsoft.com/office/word/2015/wordml/symex" xmlns:wpg="http://schemas.microsoft.com/office/word/2010/wordprocessingGroup" xmlns:wpi="http://schemas.microsoft.com/office/word/2010/wordprocessingInk" xmlns:wne="http://schemas.microsoft.com/office/word/2006/wordml" xmlns:wps="http://schemas.microsoft.com/office/word/2010/wordprocessingShape" mc:Ignorable="w14 w15 w16se w16cid w16 w16cex w16sdtdh wp14">
+<w:glossaryDocument xmlns:wpc="http://schemas.microsoft.com/office/word/2010/wordprocessingCanvas" xmlns:cx="http://schemas.microsoft.com/office/drawing/2014/chartex" xmlns:cx1="http://schemas.microsoft.com/office/drawing/2015/9/8/chartex" xmlns:cx2="http://schemas.microsoft.com/office/drawing/2015/10/21/chartex" xmlns:cx3="http://schemas.microsoft.com/office/drawing/2016/5/9/chartex" xmlns:cx4="http://schemas.microsoft.com/office/drawing/2016/5/10/chartex" xmlns:cx5="http://schemas.microsoft.com/office/drawing/2016/5/11/chartex" xmlns:cx6="http://schemas.microsoft.com/office/drawing/2016/5/12/chartex" xmlns:cx7="http://schemas.microsoft.com/office/drawing/2016/5/13/chartex" xmlns:cx8="http://schemas.microsoft.com/office/drawing/2016/5/14/chartex" xmlns:mc="http://schemas.openxmlformats.org/markup-compatibility/2006" xmlns:aink="http://schemas.microsoft.com/office/drawing/2016/ink" xmlns:am3d="http://schemas.microsoft.com/office/drawing/2017/model3d" xmlns:o="urn:schemas-microsoft-com:office:office" xmlns:oel="http://schemas.microsoft.com/office/2019/extlst" xmlns:r="http://schemas.openxmlformats.org/officeDocument/2006/relationships" xmlns:m="http://schemas.openxmlformats.org/officeDocument/2006/math" xmlns:v="urn:schemas-microsoft-com:vml" xmlns:wp14="http://schemas.microsoft.com/office/word/2010/wordprocessingDrawing" xmlns:wp="http://schemas.openxmlformats.org/drawingml/2006/wordprocessingDrawing" xmlns:w10="urn:schemas-microsoft-com:office:word" xmlns:w="http://schemas.openxmlformats.org/wordprocessingml/2006/main" xmlns:w14="http://schemas.microsoft.com/office/word/2010/wordml" xmlns:w15="http://schemas.microsoft.com/office/word/2012/wordml" xmlns:w16cex="http://schemas.microsoft.com/office/word/2018/wordml/cex" xmlns:w16cid="http://schemas.microsoft.com/office/word/2016/wordml/cid" xmlns:w16="http://schemas.microsoft.com/office/word/2018/wordml" xmlns:w16du="http://schemas.microsoft.com/office/word/2023/wordml/word16du" xmlns:w16sdtdh="http://schemas.microsoft.com/office/word/2020/wordml/sdtdatahash" xmlns:w16sdtfl="http://schemas.microsoft.com/office/word/2024/wordml/sdtformatlock" xmlns:w16se="http://schemas.microsoft.com/office/word/2015/wordml/symex" xmlns:wpg="http://schemas.microsoft.com/office/word/2010/wordprocessingGroup" xmlns:wpi="http://schemas.microsoft.com/office/word/2010/wordprocessingInk" xmlns:wne="http://schemas.microsoft.com/office/word/2006/wordml" xmlns:wps="http://schemas.microsoft.com/office/word/2010/wordprocessingShape" mc:Ignorable="w14 w15 w16se w16cid w16 w16cex w16sdtdh w16sdtfl w16du wp14">
   <w:docParts>
     <w:docPart>
       <w:docPartPr>
@@ -14776,12 +9222,43 @@
         </w:p>
       </w:docPartBody>
     </w:docPart>
+    <w:docPart>
+      <w:docPartPr>
+        <w:name w:val="51028FF6E3514601A9F661C768C71AF8"/>
+        <w:category>
+          <w:name w:val="Generale"/>
+          <w:gallery w:val="placeholder"/>
+        </w:category>
+        <w:types>
+          <w:type w:val="bbPlcHdr"/>
+        </w:types>
+        <w:behaviors>
+          <w:behavior w:val="content"/>
+        </w:behaviors>
+        <w:guid w:val="{7ACFF118-9449-4CD4-AA7D-DFCE56ADAE1C}"/>
+      </w:docPartPr>
+      <w:docPartBody>
+        <w:p>
+          <w:pPr>
+            <w:pStyle w:val="51028FF6E3514601A9F661C768C71AF8"/>
+          </w:pPr>
+          <w:r>
+            <w:rPr>
+              <w:rStyle w:val="Testosegnaposto"/>
+              <w:b/>
+              <w:bCs/>
+            </w:rPr>
+            <w:t>Nomi AI utilizzati</w:t>
+          </w:r>
+        </w:p>
+      </w:docPartBody>
+    </w:docPart>
   </w:docParts>
 </w:glossaryDocument>
 </file>
 
 <file path=word/glossary/fontTable.xml><?xml version="1.0" encoding="utf-8"?>
-<w:fonts xmlns:mc="http://schemas.openxmlformats.org/markup-compatibility/2006" xmlns:r="http://schemas.openxmlformats.org/officeDocument/2006/relationships" xmlns:w="http://schemas.openxmlformats.org/wordprocessingml/2006/main" xmlns:w14="http://schemas.microsoft.com/office/word/2010/wordml" xmlns:w15="http://schemas.microsoft.com/office/word/2012/wordml" xmlns:w16cex="http://schemas.microsoft.com/office/word/2018/wordml/cex" xmlns:w16cid="http://schemas.microsoft.com/office/word/2016/wordml/cid" xmlns:w16="http://schemas.microsoft.com/office/word/2018/wordml" xmlns:w16sdtdh="http://schemas.microsoft.com/office/word/2020/wordml/sdtdatahash" xmlns:w16se="http://schemas.microsoft.com/office/word/2015/wordml/symex" mc:Ignorable="w14 w15 w16se w16cid w16 w16cex w16sdtdh">
+<w:fonts xmlns:mc="http://schemas.openxmlformats.org/markup-compatibility/2006" xmlns:r="http://schemas.openxmlformats.org/officeDocument/2006/relationships" xmlns:w="http://schemas.openxmlformats.org/wordprocessingml/2006/main" xmlns:w14="http://schemas.microsoft.com/office/word/2010/wordml" xmlns:w15="http://schemas.microsoft.com/office/word/2012/wordml" xmlns:w16cex="http://schemas.microsoft.com/office/word/2018/wordml/cex" xmlns:w16cid="http://schemas.microsoft.com/office/word/2016/wordml/cid" xmlns:w16="http://schemas.microsoft.com/office/word/2018/wordml" xmlns:w16du="http://schemas.microsoft.com/office/word/2023/wordml/word16du" xmlns:w16sdtdh="http://schemas.microsoft.com/office/word/2020/wordml/sdtdatahash" xmlns:w16sdtfl="http://schemas.microsoft.com/office/word/2024/wordml/sdtformatlock" xmlns:w16se="http://schemas.microsoft.com/office/word/2015/wordml/symex" mc:Ignorable="w14 w15 w16se w16cid w16 w16cex w16sdtdh w16sdtfl w16du">
   <w:font w:name="Symbol">
     <w:panose1 w:val="05050102010706020507"/>
     <w:charset w:val="02"/>
@@ -14855,7 +9332,6 @@
     <w:sig w:usb0="800001E3" w:usb1="1200FFEF" w:usb2="00040000" w:usb3="00000000" w:csb0="00000001" w:csb1="00000000"/>
   </w:font>
   <w:font w:name="MS Mincho">
-    <w:altName w:val="ＭＳ 明朝"/>
     <w:panose1 w:val="02020609040205080304"/>
     <w:charset w:val="80"/>
     <w:family w:val="modern"/>
@@ -14891,7 +9367,7 @@
 </file>
 
 <file path=word/glossary/settings.xml><?xml version="1.0" encoding="utf-8"?>
-<w:settings xmlns:mc="http://schemas.openxmlformats.org/markup-compatibility/2006" xmlns:o="urn:schemas-microsoft-com:office:office" xmlns:r="http://schemas.openxmlformats.org/officeDocument/2006/relationships" xmlns:m="http://schemas.openxmlformats.org/officeDocument/2006/math" xmlns:v="urn:schemas-microsoft-com:vml" xmlns:w10="urn:schemas-microsoft-com:office:word" xmlns:w="http://schemas.openxmlformats.org/wordprocessingml/2006/main" xmlns:w14="http://schemas.microsoft.com/office/word/2010/wordml" xmlns:w15="http://schemas.microsoft.com/office/word/2012/wordml" xmlns:w16cex="http://schemas.microsoft.com/office/word/2018/wordml/cex" xmlns:w16cid="http://schemas.microsoft.com/office/word/2016/wordml/cid" xmlns:w16="http://schemas.microsoft.com/office/word/2018/wordml" xmlns:w16sdtdh="http://schemas.microsoft.com/office/word/2020/wordml/sdtdatahash" xmlns:w16se="http://schemas.microsoft.com/office/word/2015/wordml/symex" xmlns:sl="http://schemas.openxmlformats.org/schemaLibrary/2006/main" mc:Ignorable="w14 w15 w16se w16cid w16 w16cex w16sdtdh">
+<w:settings xmlns:mc="http://schemas.openxmlformats.org/markup-compatibility/2006" xmlns:o="urn:schemas-microsoft-com:office:office" xmlns:r="http://schemas.openxmlformats.org/officeDocument/2006/relationships" xmlns:m="http://schemas.openxmlformats.org/officeDocument/2006/math" xmlns:v="urn:schemas-microsoft-com:vml" xmlns:w10="urn:schemas-microsoft-com:office:word" xmlns:w="http://schemas.openxmlformats.org/wordprocessingml/2006/main" xmlns:w14="http://schemas.microsoft.com/office/word/2010/wordml" xmlns:w15="http://schemas.microsoft.com/office/word/2012/wordml" xmlns:w16cex="http://schemas.microsoft.com/office/word/2018/wordml/cex" xmlns:w16cid="http://schemas.microsoft.com/office/word/2016/wordml/cid" xmlns:w16="http://schemas.microsoft.com/office/word/2018/wordml" xmlns:w16du="http://schemas.microsoft.com/office/word/2023/wordml/word16du" xmlns:w16sdtdh="http://schemas.microsoft.com/office/word/2020/wordml/sdtdatahash" xmlns:w16sdtfl="http://schemas.microsoft.com/office/word/2024/wordml/sdtformatlock" xmlns:w16se="http://schemas.microsoft.com/office/word/2015/wordml/symex" xmlns:sl="http://schemas.openxmlformats.org/schemaLibrary/2006/main" mc:Ignorable="w14 w15 w16se w16cid w16 w16cex w16sdtdh w16sdtfl w16du">
   <w:view w:val="normal"/>
   <w:defaultTabStop w:val="708"/>
   <w:hyphenationZone w:val="283"/>
@@ -14963,6 +9439,7 @@
     <w:rsid w:val="004079D1"/>
     <w:rsid w:val="00430989"/>
     <w:rsid w:val="004343F3"/>
+    <w:rsid w:val="00437DBA"/>
     <w:rsid w:val="004452D4"/>
     <w:rsid w:val="004503B3"/>
     <w:rsid w:val="00455370"/>
@@ -15026,6 +9503,7 @@
     <w:rsid w:val="00881496"/>
     <w:rsid w:val="008A035F"/>
     <w:rsid w:val="008B2628"/>
+    <w:rsid w:val="008B3A3B"/>
     <w:rsid w:val="008C4F7D"/>
     <w:rsid w:val="008D35B3"/>
     <w:rsid w:val="00903606"/>
@@ -15036,6 +9514,7 @@
     <w:rsid w:val="009408EB"/>
     <w:rsid w:val="00950E59"/>
     <w:rsid w:val="00952DCD"/>
+    <w:rsid w:val="00955D16"/>
     <w:rsid w:val="00980BB6"/>
     <w:rsid w:val="009A0397"/>
     <w:rsid w:val="009B25D7"/>
@@ -15099,13 +9578,16 @@
     <w:rsid w:val="00E67A57"/>
     <w:rsid w:val="00E738CB"/>
     <w:rsid w:val="00E91168"/>
+    <w:rsid w:val="00EB5401"/>
     <w:rsid w:val="00EB6CE8"/>
+    <w:rsid w:val="00EC488F"/>
     <w:rsid w:val="00EE6084"/>
     <w:rsid w:val="00EF2002"/>
     <w:rsid w:val="00EF28DE"/>
     <w:rsid w:val="00F1427F"/>
     <w:rsid w:val="00F2036A"/>
     <w:rsid w:val="00F3029E"/>
+    <w:rsid w:val="00F33533"/>
     <w:rsid w:val="00F43C58"/>
     <w:rsid w:val="00F4458D"/>
     <w:rsid w:val="00F47630"/>
@@ -15138,7 +9620,7 @@
 </file>
 
 <file path=word/glossary/styles.xml><?xml version="1.0" encoding="utf-8"?>
-<w:styles xmlns:mc="http://schemas.openxmlformats.org/markup-compatibility/2006" xmlns:r="http://schemas.openxmlformats.org/officeDocument/2006/relationships" xmlns:w="http://schemas.openxmlformats.org/wordprocessingml/2006/main" xmlns:w14="http://schemas.microsoft.com/office/word/2010/wordml" xmlns:w15="http://schemas.microsoft.com/office/word/2012/wordml" xmlns:w16cex="http://schemas.microsoft.com/office/word/2018/wordml/cex" xmlns:w16cid="http://schemas.microsoft.com/office/word/2016/wordml/cid" xmlns:w16="http://schemas.microsoft.com/office/word/2018/wordml" xmlns:w16sdtdh="http://schemas.microsoft.com/office/word/2020/wordml/sdtdatahash" xmlns:w16se="http://schemas.microsoft.com/office/word/2015/wordml/symex" mc:Ignorable="w14 w15 w16se w16cid w16 w16cex w16sdtdh">
+<w:styles xmlns:mc="http://schemas.openxmlformats.org/markup-compatibility/2006" xmlns:r="http://schemas.openxmlformats.org/officeDocument/2006/relationships" xmlns:w="http://schemas.openxmlformats.org/wordprocessingml/2006/main" xmlns:w14="http://schemas.microsoft.com/office/word/2010/wordml" xmlns:w15="http://schemas.microsoft.com/office/word/2012/wordml" xmlns:w16cex="http://schemas.microsoft.com/office/word/2018/wordml/cex" xmlns:w16cid="http://schemas.microsoft.com/office/word/2016/wordml/cid" xmlns:w16="http://schemas.microsoft.com/office/word/2018/wordml" xmlns:w16du="http://schemas.microsoft.com/office/word/2023/wordml/word16du" xmlns:w16sdtdh="http://schemas.microsoft.com/office/word/2020/wordml/sdtdatahash" xmlns:w16sdtfl="http://schemas.microsoft.com/office/word/2024/wordml/sdtformatlock" xmlns:w16se="http://schemas.microsoft.com/office/word/2015/wordml/symex" mc:Ignorable="w14 w15 w16se w16cid w16 w16cex w16sdtdh w16sdtfl w16du">
   <w:docDefaults>
     <w:rPrDefault>
       <w:rPr>
@@ -15570,7 +10052,7 @@
     <w:basedOn w:val="Carpredefinitoparagrafo"/>
     <w:uiPriority w:val="99"/>
     <w:semiHidden/>
-    <w:rsid w:val="00D51D97"/>
+    <w:rsid w:val="008B3A3B"/>
     <w:rPr>
       <w:color w:val="666666"/>
     </w:rPr>
@@ -15610,15 +10092,15 @@
     <w:name w:val="E58E1C0139054A5CB258E3FBD4528F9E"/>
     <w:rsid w:val="006B5784"/>
   </w:style>
-  <w:style w:type="paragraph" w:customStyle="1" w:styleId="D417D4BC453B464795232E2819F7780C">
-    <w:name w:val="D417D4BC453B464795232E2819F7780C"/>
-    <w:rsid w:val="00D51D97"/>
+  <w:style w:type="paragraph" w:customStyle="1" w:styleId="51028FF6E3514601A9F661C768C71AF8">
+    <w:name w:val="51028FF6E3514601A9F661C768C71AF8"/>
+    <w:rsid w:val="008B3A3B"/>
   </w:style>
 </w:styles>
 </file>
 
 <file path=word/glossary/webSettings.xml><?xml version="1.0" encoding="utf-8"?>
-<w:webSettings xmlns:mc="http://schemas.openxmlformats.org/markup-compatibility/2006" xmlns:r="http://schemas.openxmlformats.org/officeDocument/2006/relationships" xmlns:w="http://schemas.openxmlformats.org/wordprocessingml/2006/main" xmlns:w14="http://schemas.microsoft.com/office/word/2010/wordml" xmlns:w15="http://schemas.microsoft.com/office/word/2012/wordml" xmlns:w16cex="http://schemas.microsoft.com/office/word/2018/wordml/cex" xmlns:w16cid="http://schemas.microsoft.com/office/word/2016/wordml/cid" xmlns:w16="http://schemas.microsoft.com/office/word/2018/wordml" xmlns:w16sdtdh="http://schemas.microsoft.com/office/word/2020/wordml/sdtdatahash" xmlns:w16se="http://schemas.microsoft.com/office/word/2015/wordml/symex" mc:Ignorable="w14 w15 w16se w16cid w16 w16cex w16sdtdh">
+<w:webSettings xmlns:mc="http://schemas.openxmlformats.org/markup-compatibility/2006" xmlns:r="http://schemas.openxmlformats.org/officeDocument/2006/relationships" xmlns:w="http://schemas.openxmlformats.org/wordprocessingml/2006/main" xmlns:w14="http://schemas.microsoft.com/office/word/2010/wordml" xmlns:w15="http://schemas.microsoft.com/office/word/2012/wordml" xmlns:w16cex="http://schemas.microsoft.com/office/word/2018/wordml/cex" xmlns:w16cid="http://schemas.microsoft.com/office/word/2016/wordml/cid" xmlns:w16="http://schemas.microsoft.com/office/word/2018/wordml" xmlns:w16du="http://schemas.microsoft.com/office/word/2023/wordml/word16du" xmlns:w16sdtdh="http://schemas.microsoft.com/office/word/2020/wordml/sdtdatahash" xmlns:w16sdtfl="http://schemas.microsoft.com/office/word/2024/wordml/sdtformatlock" xmlns:w16se="http://schemas.microsoft.com/office/word/2015/wordml/symex" mc:Ignorable="w14 w15 w16se w16cid w16 w16cex w16sdtdh w16sdtfl w16du">
   <w:optimizeForBrowser/>
   <w:allowPNG/>
 </w:webSettings>
